--- a/Báo_cáo/Bao_cao_CT239H_Chatbot_Ho_tro_Chinh_sach_Xa_hoi.docx
+++ b/Báo_cáo/Bao_cao_CT239H_Chatbot_Ho_tro_Chinh_sach_Xa_hoi.docx
@@ -220,7 +220,7 @@
           <w14:ligatures w14:val="none"/>
         </w:rPr>
         <w:drawing>
-          <wp:inline distT="0" distB="0" distL="0" distR="0" wp14:anchorId="2FEDA4E4" wp14:editId="5C25AADA">
+          <wp:inline distT="0" distB="0" distL="0" distR="0" wp14:anchorId="2FEDA4E4" wp14:editId="71C9D2C7">
             <wp:extent cx="1150620" cy="1150620"/>
             <wp:effectExtent l="0" t="0" r="0" b="0"/>
             <wp:docPr id="3" name="Picture 2" descr="CTU Branding - Nhận diện thương hiệu" title="CTU Branding - Nhận diện thương hiệu"/>
@@ -640,8 +640,18 @@
           <w:szCs w:val="24"/>
           <w14:ligatures w14:val="none"/>
         </w:rPr>
-        <w:t>Cao Tường Hưng</w:t>
-      </w:r>
+        <w:t xml:space="preserve">Cao Tường </w:t>
+      </w:r>
+      <w:proofErr w:type="spellStart"/>
+      <w:r>
+        <w:rPr>
+          <w:kern w:val="0"/>
+          <w:szCs w:val="24"/>
+          <w14:ligatures w14:val="none"/>
+        </w:rPr>
+        <w:t>Hưng</w:t>
+      </w:r>
+      <w:proofErr w:type="spellEnd"/>
       <w:r>
         <w:rPr>
           <w:kern w:val="0"/>
@@ -746,12 +756,53 @@
           <w14:ligatures w14:val="none"/>
         </w:rPr>
       </w:pPr>
+      <w:proofErr w:type="spellStart"/>
       <w:r>
         <w:rPr>
           <w:b/>
           <w:sz w:val="28"/>
         </w:rPr>
-        <w:t>Cần Thơ, tháng ____ / năm ______</w:t>
+        <w:t>Cần</w:t>
+      </w:r>
+      <w:proofErr w:type="spellEnd"/>
+      <w:r>
+        <w:rPr>
+          <w:b/>
+          <w:sz w:val="28"/>
+        </w:rPr>
+        <w:t xml:space="preserve"> Thơ, </w:t>
+      </w:r>
+      <w:proofErr w:type="spellStart"/>
+      <w:r>
+        <w:rPr>
+          <w:b/>
+          <w:sz w:val="28"/>
+        </w:rPr>
+        <w:t>tháng</w:t>
+      </w:r>
+      <w:proofErr w:type="spellEnd"/>
+      <w:r>
+        <w:rPr>
+          <w:b/>
+          <w:sz w:val="28"/>
+        </w:rPr>
+        <w:t xml:space="preserve"> ____ / </w:t>
+      </w:r>
+      <w:proofErr w:type="spellStart"/>
+      <w:r>
+        <w:rPr>
+          <w:b/>
+          <w:sz w:val="28"/>
+        </w:rPr>
+        <w:t>năm</w:t>
+      </w:r>
+      <w:proofErr w:type="spellEnd"/>
+      <w:r>
+        <w:rPr>
+          <w:b/>
+          <w:sz w:val="28"/>
+        </w:rPr>
+        <w:t xml:space="preserve"> ______</w:t>
       </w:r>
     </w:p>
     <w:p>
@@ -799,13 +850,23 @@
     </w:p>
     <w:p>
       <w:r>
-        <w:t>This project develops an authenticated web-based chatbot that assists Can Tho University students in finding information about tuition fees, scholarships, tuition exemption and reduction, social support, and student loans. The system combines a Retrieval-Augmented Generation architecture with structured tuition lookup and controlled financial tools. Policy documents are converted to Markdown, classified with business metadata, divided into parent and child chunks, embedded locally, and indexed in Qdrant. At</w:t>
-      </w:r>
-      <w:r>
-        <w:t xml:space="preserve"> query time, a constrained rewriter clarifies only genuinely vague follow-up questions; deterministic intent routing then selects structured data or an appropriate metadata-filtered retrieval lane. Candidate passages are restored from PostgreSQL, reranked by a multilingual cross-encoder, and supplied to Gemini with explicit grounding instructions. Redis provides short-term conversational context, while PostgreSQL stores accounts and persistent history. The implemented application also supports administrator</w:t>
-      </w:r>
-      <w:r>
-        <w:t>-controlled PDF ingestion with validation and rollback. The resulting design prioritizes Vietnamese semantic retrieval, source separation, auditable calculations, and explicit abstention when supporting evidence is unavailable. Quantitative chatbot accuracy is intentionally reserved for completion after the final evaluation run.</w:t>
+        <w:t xml:space="preserve">This project develops an authenticated web-based chatbot that assists Can Tho University students in finding information about tuition fees, scholarships, tuition exemption and reduction, social support, and student loans. The system combines </w:t>
+      </w:r>
+      <w:proofErr w:type="gramStart"/>
+      <w:r>
+        <w:t>a Retrieval</w:t>
+      </w:r>
+      <w:proofErr w:type="gramEnd"/>
+      <w:r>
+        <w:t xml:space="preserve">-Augmented Generation architecture with structured tuition lookup and controlled financial tools. Policy documents are converted to Markdown, classified with business metadata, divided into parent and child chunks, embedded locally, and indexed in </w:t>
+      </w:r>
+      <w:proofErr w:type="spellStart"/>
+      <w:r>
+        <w:t>Qdrant</w:t>
+      </w:r>
+      <w:proofErr w:type="spellEnd"/>
+      <w:r>
+        <w:t>. At query time, a constrained rewriter clarifies only genuinely vague follow-up questions; deterministic intent routing then selects structured data or an appropriate metadata-filtered retrieval lane. Candidate passages are restored from PostgreSQL, reranked by a multilingual cross-encoder, and supplied to Gemini with explicit grounding instructions. Redis provides short-term conversational context, while PostgreSQL stores accounts and persistent history. The implemented application also supports administrator-controlled PDF ingestion with validation and rollback. The resulting design prioritizes Vietnamese semantic retrieval, source separation, auditable calculations, and explicit abstention when supporting evidence is unavailable. Quantitative chatbot accuracy is intentionally reserved for completion after the final evaluation run.</w:t>
       </w:r>
     </w:p>
     <w:p>
@@ -10088,12 +10149,6 @@
         <w:tblW w:w="8951" w:type="dxa"/>
         <w:tblInd w:w="120" w:type="dxa"/>
         <w:tblLayout w:type="fixed"/>
-        <w:tblCellMar>
-          <w:top w:w="0" w:type="dxa"/>
-          <w:left w:w="0" w:type="dxa"/>
-          <w:bottom w:w="0" w:type="dxa"/>
-          <w:right w:w="0" w:type="dxa"/>
-        </w:tblCellMar>
         <w:tblLook w:val="04A0" w:firstRow="1" w:lastRow="0" w:firstColumn="1" w:lastColumn="0" w:noHBand="0" w:noVBand="1"/>
       </w:tblPr>
       <w:tblGrid>
@@ -10101,14 +10156,6 @@
         <w:gridCol w:w="6862"/>
       </w:tblGrid>
       <w:tr>
-        <w:tblPrEx>
-          <w:tblCellMar>
-            <w:top w:w="0" w:type="dxa"/>
-            <w:left w:w="0" w:type="dxa"/>
-            <w:bottom w:w="0" w:type="dxa"/>
-            <w:right w:w="0" w:type="dxa"/>
-          </w:tblCellMar>
-        </w:tblPrEx>
         <w:trPr>
           <w:cantSplit/>
           <w:tblHeader/>
@@ -10122,7 +10169,7 @@
               <w:bottom w:val="single" w:sz="6" w:space="0" w:color="7F8C8D"/>
               <w:right w:val="single" w:sz="6" w:space="0" w:color="7F8C8D"/>
             </w:tcBorders>
-            <w:shd w:val="clear" w:color="auto" w:fill="17365D"/>
+            <w:shd w:val="clear" w:color="auto" w:fill="FFFFFF" w:themeFill="background1"/>
             <w:tcMar>
               <w:top w:w="80" w:type="dxa"/>
               <w:left w:w="120" w:type="dxa"/>
@@ -10135,12 +10182,15 @@
             <w:pPr>
               <w:ind w:firstLine="0"/>
               <w:jc w:val="center"/>
+              <w:rPr>
+                <w:color w:val="000000" w:themeColor="text1"/>
+              </w:rPr>
             </w:pPr>
             <w:r>
               <w:rPr>
                 <w:rFonts w:ascii="Arial" w:eastAsia="Arial" w:hAnsi="Arial"/>
                 <w:b/>
-                <w:color w:val="FFFFFF"/>
+                <w:color w:val="000000" w:themeColor="text1"/>
                 <w:sz w:val="21"/>
               </w:rPr>
               <w:t>Abbreviation</w:t>
@@ -10156,7 +10206,7 @@
               <w:bottom w:val="single" w:sz="6" w:space="0" w:color="7F8C8D"/>
               <w:right w:val="single" w:sz="6" w:space="0" w:color="7F8C8D"/>
             </w:tcBorders>
-            <w:shd w:val="clear" w:color="auto" w:fill="17365D"/>
+            <w:shd w:val="clear" w:color="auto" w:fill="FFFFFF" w:themeFill="background1"/>
             <w:tcMar>
               <w:top w:w="80" w:type="dxa"/>
               <w:left w:w="120" w:type="dxa"/>
@@ -10169,12 +10219,15 @@
             <w:pPr>
               <w:ind w:firstLine="0"/>
               <w:jc w:val="center"/>
+              <w:rPr>
+                <w:color w:val="000000" w:themeColor="text1"/>
+              </w:rPr>
             </w:pPr>
             <w:r>
               <w:rPr>
                 <w:rFonts w:ascii="Arial" w:eastAsia="Arial" w:hAnsi="Arial"/>
                 <w:b/>
-                <w:color w:val="FFFFFF"/>
+                <w:color w:val="000000" w:themeColor="text1"/>
                 <w:sz w:val="21"/>
               </w:rPr>
               <w:t>Meaning</w:t>
@@ -10183,14 +10236,6 @@
         </w:tc>
       </w:tr>
       <w:tr>
-        <w:tblPrEx>
-          <w:tblCellMar>
-            <w:top w:w="0" w:type="dxa"/>
-            <w:left w:w="0" w:type="dxa"/>
-            <w:bottom w:w="0" w:type="dxa"/>
-            <w:right w:w="0" w:type="dxa"/>
-          </w:tblCellMar>
-        </w:tblPrEx>
         <w:trPr>
           <w:cantSplit/>
         </w:trPr>
@@ -10203,6 +10248,7 @@
               <w:bottom w:val="single" w:sz="6" w:space="0" w:color="A6A6A6"/>
               <w:right w:val="single" w:sz="6" w:space="0" w:color="A6A6A6"/>
             </w:tcBorders>
+            <w:shd w:val="clear" w:color="auto" w:fill="FFFFFF" w:themeFill="background1"/>
             <w:tcMar>
               <w:top w:w="80" w:type="dxa"/>
               <w:left w:w="120" w:type="dxa"/>
@@ -10234,6 +10280,7 @@
               <w:bottom w:val="single" w:sz="6" w:space="0" w:color="A6A6A6"/>
               <w:right w:val="single" w:sz="6" w:space="0" w:color="A6A6A6"/>
             </w:tcBorders>
+            <w:shd w:val="clear" w:color="auto" w:fill="FFFFFF" w:themeFill="background1"/>
             <w:tcMar>
               <w:top w:w="80" w:type="dxa"/>
               <w:left w:w="120" w:type="dxa"/>
@@ -10258,14 +10305,6 @@
         </w:tc>
       </w:tr>
       <w:tr>
-        <w:tblPrEx>
-          <w:tblCellMar>
-            <w:top w:w="0" w:type="dxa"/>
-            <w:left w:w="0" w:type="dxa"/>
-            <w:bottom w:w="0" w:type="dxa"/>
-            <w:right w:w="0" w:type="dxa"/>
-          </w:tblCellMar>
-        </w:tblPrEx>
         <w:trPr>
           <w:cantSplit/>
         </w:trPr>
@@ -10278,7 +10317,7 @@
               <w:bottom w:val="single" w:sz="6" w:space="0" w:color="A6A6A6"/>
               <w:right w:val="single" w:sz="6" w:space="0" w:color="A6A6A6"/>
             </w:tcBorders>
-            <w:shd w:val="clear" w:color="auto" w:fill="EEF5FA"/>
+            <w:shd w:val="clear" w:color="auto" w:fill="FFFFFF" w:themeFill="background1"/>
             <w:tcMar>
               <w:top w:w="80" w:type="dxa"/>
               <w:left w:w="120" w:type="dxa"/>
@@ -10310,7 +10349,7 @@
               <w:bottom w:val="single" w:sz="6" w:space="0" w:color="A6A6A6"/>
               <w:right w:val="single" w:sz="6" w:space="0" w:color="A6A6A6"/>
             </w:tcBorders>
-            <w:shd w:val="clear" w:color="auto" w:fill="EEF5FA"/>
+            <w:shd w:val="clear" w:color="auto" w:fill="FFFFFF" w:themeFill="background1"/>
             <w:tcMar>
               <w:top w:w="80" w:type="dxa"/>
               <w:left w:w="120" w:type="dxa"/>
@@ -10335,14 +10374,6 @@
         </w:tc>
       </w:tr>
       <w:tr>
-        <w:tblPrEx>
-          <w:tblCellMar>
-            <w:top w:w="0" w:type="dxa"/>
-            <w:left w:w="0" w:type="dxa"/>
-            <w:bottom w:w="0" w:type="dxa"/>
-            <w:right w:w="0" w:type="dxa"/>
-          </w:tblCellMar>
-        </w:tblPrEx>
         <w:trPr>
           <w:cantSplit/>
         </w:trPr>
@@ -10355,6 +10386,7 @@
               <w:bottom w:val="single" w:sz="6" w:space="0" w:color="A6A6A6"/>
               <w:right w:val="single" w:sz="6" w:space="0" w:color="A6A6A6"/>
             </w:tcBorders>
+            <w:shd w:val="clear" w:color="auto" w:fill="FFFFFF" w:themeFill="background1"/>
             <w:tcMar>
               <w:top w:w="80" w:type="dxa"/>
               <w:left w:w="120" w:type="dxa"/>
@@ -10386,6 +10418,7 @@
               <w:bottom w:val="single" w:sz="6" w:space="0" w:color="A6A6A6"/>
               <w:right w:val="single" w:sz="6" w:space="0" w:color="A6A6A6"/>
             </w:tcBorders>
+            <w:shd w:val="clear" w:color="auto" w:fill="FFFFFF" w:themeFill="background1"/>
             <w:tcMar>
               <w:top w:w="80" w:type="dxa"/>
               <w:left w:w="120" w:type="dxa"/>
@@ -10410,14 +10443,6 @@
         </w:tc>
       </w:tr>
       <w:tr>
-        <w:tblPrEx>
-          <w:tblCellMar>
-            <w:top w:w="0" w:type="dxa"/>
-            <w:left w:w="0" w:type="dxa"/>
-            <w:bottom w:w="0" w:type="dxa"/>
-            <w:right w:w="0" w:type="dxa"/>
-          </w:tblCellMar>
-        </w:tblPrEx>
         <w:trPr>
           <w:cantSplit/>
         </w:trPr>
@@ -10430,7 +10455,7 @@
               <w:bottom w:val="single" w:sz="6" w:space="0" w:color="A6A6A6"/>
               <w:right w:val="single" w:sz="6" w:space="0" w:color="A6A6A6"/>
             </w:tcBorders>
-            <w:shd w:val="clear" w:color="auto" w:fill="EEF5FA"/>
+            <w:shd w:val="clear" w:color="auto" w:fill="FFFFFF" w:themeFill="background1"/>
             <w:tcMar>
               <w:top w:w="80" w:type="dxa"/>
               <w:left w:w="120" w:type="dxa"/>
@@ -10462,7 +10487,7 @@
               <w:bottom w:val="single" w:sz="6" w:space="0" w:color="A6A6A6"/>
               <w:right w:val="single" w:sz="6" w:space="0" w:color="A6A6A6"/>
             </w:tcBorders>
-            <w:shd w:val="clear" w:color="auto" w:fill="EEF5FA"/>
+            <w:shd w:val="clear" w:color="auto" w:fill="FFFFFF" w:themeFill="background1"/>
             <w:tcMar>
               <w:top w:w="80" w:type="dxa"/>
               <w:left w:w="120" w:type="dxa"/>
@@ -10487,14 +10512,6 @@
         </w:tc>
       </w:tr>
       <w:tr>
-        <w:tblPrEx>
-          <w:tblCellMar>
-            <w:top w:w="0" w:type="dxa"/>
-            <w:left w:w="0" w:type="dxa"/>
-            <w:bottom w:w="0" w:type="dxa"/>
-            <w:right w:w="0" w:type="dxa"/>
-          </w:tblCellMar>
-        </w:tblPrEx>
         <w:trPr>
           <w:cantSplit/>
         </w:trPr>
@@ -10507,6 +10524,7 @@
               <w:bottom w:val="single" w:sz="6" w:space="0" w:color="A6A6A6"/>
               <w:right w:val="single" w:sz="6" w:space="0" w:color="A6A6A6"/>
             </w:tcBorders>
+            <w:shd w:val="clear" w:color="auto" w:fill="FFFFFF" w:themeFill="background1"/>
             <w:tcMar>
               <w:top w:w="80" w:type="dxa"/>
               <w:left w:w="120" w:type="dxa"/>
@@ -10538,6 +10556,7 @@
               <w:bottom w:val="single" w:sz="6" w:space="0" w:color="A6A6A6"/>
               <w:right w:val="single" w:sz="6" w:space="0" w:color="A6A6A6"/>
             </w:tcBorders>
+            <w:shd w:val="clear" w:color="auto" w:fill="FFFFFF" w:themeFill="background1"/>
             <w:tcMar>
               <w:top w:w="80" w:type="dxa"/>
               <w:left w:w="120" w:type="dxa"/>
@@ -10562,14 +10581,6 @@
         </w:tc>
       </w:tr>
       <w:tr>
-        <w:tblPrEx>
-          <w:tblCellMar>
-            <w:top w:w="0" w:type="dxa"/>
-            <w:left w:w="0" w:type="dxa"/>
-            <w:bottom w:w="0" w:type="dxa"/>
-            <w:right w:w="0" w:type="dxa"/>
-          </w:tblCellMar>
-        </w:tblPrEx>
         <w:trPr>
           <w:cantSplit/>
         </w:trPr>
@@ -10582,7 +10593,7 @@
               <w:bottom w:val="single" w:sz="6" w:space="0" w:color="A6A6A6"/>
               <w:right w:val="single" w:sz="6" w:space="0" w:color="A6A6A6"/>
             </w:tcBorders>
-            <w:shd w:val="clear" w:color="auto" w:fill="EEF5FA"/>
+            <w:shd w:val="clear" w:color="auto" w:fill="FFFFFF" w:themeFill="background1"/>
             <w:tcMar>
               <w:top w:w="80" w:type="dxa"/>
               <w:left w:w="120" w:type="dxa"/>
@@ -10614,7 +10625,7 @@
               <w:bottom w:val="single" w:sz="6" w:space="0" w:color="A6A6A6"/>
               <w:right w:val="single" w:sz="6" w:space="0" w:color="A6A6A6"/>
             </w:tcBorders>
-            <w:shd w:val="clear" w:color="auto" w:fill="EEF5FA"/>
+            <w:shd w:val="clear" w:color="auto" w:fill="FFFFFF" w:themeFill="background1"/>
             <w:tcMar>
               <w:top w:w="80" w:type="dxa"/>
               <w:left w:w="120" w:type="dxa"/>
@@ -10639,14 +10650,6 @@
         </w:tc>
       </w:tr>
       <w:tr>
-        <w:tblPrEx>
-          <w:tblCellMar>
-            <w:top w:w="0" w:type="dxa"/>
-            <w:left w:w="0" w:type="dxa"/>
-            <w:bottom w:w="0" w:type="dxa"/>
-            <w:right w:w="0" w:type="dxa"/>
-          </w:tblCellMar>
-        </w:tblPrEx>
         <w:trPr>
           <w:cantSplit/>
         </w:trPr>
@@ -10659,6 +10662,7 @@
               <w:bottom w:val="single" w:sz="6" w:space="0" w:color="A6A6A6"/>
               <w:right w:val="single" w:sz="6" w:space="0" w:color="A6A6A6"/>
             </w:tcBorders>
+            <w:shd w:val="clear" w:color="auto" w:fill="FFFFFF" w:themeFill="background1"/>
             <w:tcMar>
               <w:top w:w="80" w:type="dxa"/>
               <w:left w:w="120" w:type="dxa"/>
@@ -10690,6 +10694,7 @@
               <w:bottom w:val="single" w:sz="6" w:space="0" w:color="A6A6A6"/>
               <w:right w:val="single" w:sz="6" w:space="0" w:color="A6A6A6"/>
             </w:tcBorders>
+            <w:shd w:val="clear" w:color="auto" w:fill="FFFFFF" w:themeFill="background1"/>
             <w:tcMar>
               <w:top w:w="80" w:type="dxa"/>
               <w:left w:w="120" w:type="dxa"/>
@@ -10714,14 +10719,6 @@
         </w:tc>
       </w:tr>
       <w:tr>
-        <w:tblPrEx>
-          <w:tblCellMar>
-            <w:top w:w="0" w:type="dxa"/>
-            <w:left w:w="0" w:type="dxa"/>
-            <w:bottom w:w="0" w:type="dxa"/>
-            <w:right w:w="0" w:type="dxa"/>
-          </w:tblCellMar>
-        </w:tblPrEx>
         <w:trPr>
           <w:cantSplit/>
         </w:trPr>
@@ -10734,7 +10731,7 @@
               <w:bottom w:val="single" w:sz="6" w:space="0" w:color="A6A6A6"/>
               <w:right w:val="single" w:sz="6" w:space="0" w:color="A6A6A6"/>
             </w:tcBorders>
-            <w:shd w:val="clear" w:color="auto" w:fill="EEF5FA"/>
+            <w:shd w:val="clear" w:color="auto" w:fill="FFFFFF" w:themeFill="background1"/>
             <w:tcMar>
               <w:top w:w="80" w:type="dxa"/>
               <w:left w:w="120" w:type="dxa"/>
@@ -10766,7 +10763,7 @@
               <w:bottom w:val="single" w:sz="6" w:space="0" w:color="A6A6A6"/>
               <w:right w:val="single" w:sz="6" w:space="0" w:color="A6A6A6"/>
             </w:tcBorders>
-            <w:shd w:val="clear" w:color="auto" w:fill="EEF5FA"/>
+            <w:shd w:val="clear" w:color="auto" w:fill="FFFFFF" w:themeFill="background1"/>
             <w:tcMar>
               <w:top w:w="80" w:type="dxa"/>
               <w:left w:w="120" w:type="dxa"/>
@@ -10791,14 +10788,6 @@
         </w:tc>
       </w:tr>
       <w:tr>
-        <w:tblPrEx>
-          <w:tblCellMar>
-            <w:top w:w="0" w:type="dxa"/>
-            <w:left w:w="0" w:type="dxa"/>
-            <w:bottom w:w="0" w:type="dxa"/>
-            <w:right w:w="0" w:type="dxa"/>
-          </w:tblCellMar>
-        </w:tblPrEx>
         <w:trPr>
           <w:cantSplit/>
         </w:trPr>
@@ -10811,6 +10800,7 @@
               <w:bottom w:val="single" w:sz="6" w:space="0" w:color="A6A6A6"/>
               <w:right w:val="single" w:sz="6" w:space="0" w:color="A6A6A6"/>
             </w:tcBorders>
+            <w:shd w:val="clear" w:color="auto" w:fill="FFFFFF" w:themeFill="background1"/>
             <w:tcMar>
               <w:top w:w="80" w:type="dxa"/>
               <w:left w:w="120" w:type="dxa"/>
@@ -10842,6 +10832,7 @@
               <w:bottom w:val="single" w:sz="6" w:space="0" w:color="A6A6A6"/>
               <w:right w:val="single" w:sz="6" w:space="0" w:color="A6A6A6"/>
             </w:tcBorders>
+            <w:shd w:val="clear" w:color="auto" w:fill="FFFFFF" w:themeFill="background1"/>
             <w:tcMar>
               <w:top w:w="80" w:type="dxa"/>
               <w:left w:w="120" w:type="dxa"/>
@@ -10866,14 +10857,6 @@
         </w:tc>
       </w:tr>
       <w:tr>
-        <w:tblPrEx>
-          <w:tblCellMar>
-            <w:top w:w="0" w:type="dxa"/>
-            <w:left w:w="0" w:type="dxa"/>
-            <w:bottom w:w="0" w:type="dxa"/>
-            <w:right w:w="0" w:type="dxa"/>
-          </w:tblCellMar>
-        </w:tblPrEx>
         <w:trPr>
           <w:cantSplit/>
         </w:trPr>
@@ -10886,7 +10869,7 @@
               <w:bottom w:val="single" w:sz="6" w:space="0" w:color="A6A6A6"/>
               <w:right w:val="single" w:sz="6" w:space="0" w:color="A6A6A6"/>
             </w:tcBorders>
-            <w:shd w:val="clear" w:color="auto" w:fill="EEF5FA"/>
+            <w:shd w:val="clear" w:color="auto" w:fill="FFFFFF" w:themeFill="background1"/>
             <w:tcMar>
               <w:top w:w="80" w:type="dxa"/>
               <w:left w:w="120" w:type="dxa"/>
@@ -10918,7 +10901,7 @@
               <w:bottom w:val="single" w:sz="6" w:space="0" w:color="A6A6A6"/>
               <w:right w:val="single" w:sz="6" w:space="0" w:color="A6A6A6"/>
             </w:tcBorders>
-            <w:shd w:val="clear" w:color="auto" w:fill="EEF5FA"/>
+            <w:shd w:val="clear" w:color="auto" w:fill="FFFFFF" w:themeFill="background1"/>
             <w:tcMar>
               <w:top w:w="80" w:type="dxa"/>
               <w:left w:w="120" w:type="dxa"/>
@@ -10943,14 +10926,6 @@
         </w:tc>
       </w:tr>
       <w:tr>
-        <w:tblPrEx>
-          <w:tblCellMar>
-            <w:top w:w="0" w:type="dxa"/>
-            <w:left w:w="0" w:type="dxa"/>
-            <w:bottom w:w="0" w:type="dxa"/>
-            <w:right w:w="0" w:type="dxa"/>
-          </w:tblCellMar>
-        </w:tblPrEx>
         <w:trPr>
           <w:cantSplit/>
         </w:trPr>
@@ -10963,6 +10938,7 @@
               <w:bottom w:val="single" w:sz="6" w:space="0" w:color="A6A6A6"/>
               <w:right w:val="single" w:sz="6" w:space="0" w:color="A6A6A6"/>
             </w:tcBorders>
+            <w:shd w:val="clear" w:color="auto" w:fill="FFFFFF" w:themeFill="background1"/>
             <w:tcMar>
               <w:top w:w="80" w:type="dxa"/>
               <w:left w:w="120" w:type="dxa"/>
@@ -10994,6 +10970,7 @@
               <w:bottom w:val="single" w:sz="6" w:space="0" w:color="A6A6A6"/>
               <w:right w:val="single" w:sz="6" w:space="0" w:color="A6A6A6"/>
             </w:tcBorders>
+            <w:shd w:val="clear" w:color="auto" w:fill="FFFFFF" w:themeFill="background1"/>
             <w:tcMar>
               <w:top w:w="80" w:type="dxa"/>
               <w:left w:w="120" w:type="dxa"/>
@@ -11018,14 +10995,6 @@
         </w:tc>
       </w:tr>
       <w:tr>
-        <w:tblPrEx>
-          <w:tblCellMar>
-            <w:top w:w="0" w:type="dxa"/>
-            <w:left w:w="0" w:type="dxa"/>
-            <w:bottom w:w="0" w:type="dxa"/>
-            <w:right w:w="0" w:type="dxa"/>
-          </w:tblCellMar>
-        </w:tblPrEx>
         <w:trPr>
           <w:cantSplit/>
         </w:trPr>
@@ -11038,7 +11007,7 @@
               <w:bottom w:val="single" w:sz="6" w:space="0" w:color="A6A6A6"/>
               <w:right w:val="single" w:sz="6" w:space="0" w:color="A6A6A6"/>
             </w:tcBorders>
-            <w:shd w:val="clear" w:color="auto" w:fill="EEF5FA"/>
+            <w:shd w:val="clear" w:color="auto" w:fill="FFFFFF" w:themeFill="background1"/>
             <w:tcMar>
               <w:top w:w="80" w:type="dxa"/>
               <w:left w:w="120" w:type="dxa"/>
@@ -11070,7 +11039,7 @@
               <w:bottom w:val="single" w:sz="6" w:space="0" w:color="A6A6A6"/>
               <w:right w:val="single" w:sz="6" w:space="0" w:color="A6A6A6"/>
             </w:tcBorders>
-            <w:shd w:val="clear" w:color="auto" w:fill="EEF5FA"/>
+            <w:shd w:val="clear" w:color="auto" w:fill="FFFFFF" w:themeFill="background1"/>
             <w:tcMar>
               <w:top w:w="80" w:type="dxa"/>
               <w:left w:w="120" w:type="dxa"/>
@@ -11095,14 +11064,6 @@
         </w:tc>
       </w:tr>
       <w:tr>
-        <w:tblPrEx>
-          <w:tblCellMar>
-            <w:top w:w="0" w:type="dxa"/>
-            <w:left w:w="0" w:type="dxa"/>
-            <w:bottom w:w="0" w:type="dxa"/>
-            <w:right w:w="0" w:type="dxa"/>
-          </w:tblCellMar>
-        </w:tblPrEx>
         <w:trPr>
           <w:cantSplit/>
         </w:trPr>
@@ -11115,6 +11076,7 @@
               <w:bottom w:val="single" w:sz="6" w:space="0" w:color="A6A6A6"/>
               <w:right w:val="single" w:sz="6" w:space="0" w:color="A6A6A6"/>
             </w:tcBorders>
+            <w:shd w:val="clear" w:color="auto" w:fill="FFFFFF" w:themeFill="background1"/>
             <w:tcMar>
               <w:top w:w="80" w:type="dxa"/>
               <w:left w:w="120" w:type="dxa"/>
@@ -11146,6 +11108,7 @@
               <w:bottom w:val="single" w:sz="6" w:space="0" w:color="A6A6A6"/>
               <w:right w:val="single" w:sz="6" w:space="0" w:color="A6A6A6"/>
             </w:tcBorders>
+            <w:shd w:val="clear" w:color="auto" w:fill="FFFFFF" w:themeFill="background1"/>
             <w:tcMar>
               <w:top w:w="80" w:type="dxa"/>
               <w:left w:w="120" w:type="dxa"/>
@@ -11170,14 +11133,6 @@
         </w:tc>
       </w:tr>
       <w:tr>
-        <w:tblPrEx>
-          <w:tblCellMar>
-            <w:top w:w="0" w:type="dxa"/>
-            <w:left w:w="0" w:type="dxa"/>
-            <w:bottom w:w="0" w:type="dxa"/>
-            <w:right w:w="0" w:type="dxa"/>
-          </w:tblCellMar>
-        </w:tblPrEx>
         <w:trPr>
           <w:cantSplit/>
         </w:trPr>
@@ -11190,7 +11145,7 @@
               <w:bottom w:val="single" w:sz="6" w:space="0" w:color="A6A6A6"/>
               <w:right w:val="single" w:sz="6" w:space="0" w:color="A6A6A6"/>
             </w:tcBorders>
-            <w:shd w:val="clear" w:color="auto" w:fill="EEF5FA"/>
+            <w:shd w:val="clear" w:color="auto" w:fill="FFFFFF" w:themeFill="background1"/>
             <w:tcMar>
               <w:top w:w="80" w:type="dxa"/>
               <w:left w:w="120" w:type="dxa"/>
@@ -11222,7 +11177,7 @@
               <w:bottom w:val="single" w:sz="6" w:space="0" w:color="A6A6A6"/>
               <w:right w:val="single" w:sz="6" w:space="0" w:color="A6A6A6"/>
             </w:tcBorders>
-            <w:shd w:val="clear" w:color="auto" w:fill="EEF5FA"/>
+            <w:shd w:val="clear" w:color="auto" w:fill="FFFFFF" w:themeFill="background1"/>
             <w:tcMar>
               <w:top w:w="80" w:type="dxa"/>
               <w:left w:w="120" w:type="dxa"/>
@@ -11247,14 +11202,6 @@
         </w:tc>
       </w:tr>
       <w:tr>
-        <w:tblPrEx>
-          <w:tblCellMar>
-            <w:top w:w="0" w:type="dxa"/>
-            <w:left w:w="0" w:type="dxa"/>
-            <w:bottom w:w="0" w:type="dxa"/>
-            <w:right w:w="0" w:type="dxa"/>
-          </w:tblCellMar>
-        </w:tblPrEx>
         <w:trPr>
           <w:cantSplit/>
         </w:trPr>
@@ -11267,6 +11214,7 @@
               <w:bottom w:val="single" w:sz="6" w:space="0" w:color="A6A6A6"/>
               <w:right w:val="single" w:sz="6" w:space="0" w:color="A6A6A6"/>
             </w:tcBorders>
+            <w:shd w:val="clear" w:color="auto" w:fill="FFFFFF" w:themeFill="background1"/>
             <w:tcMar>
               <w:top w:w="80" w:type="dxa"/>
               <w:left w:w="120" w:type="dxa"/>
@@ -11298,6 +11246,7 @@
               <w:bottom w:val="single" w:sz="6" w:space="0" w:color="A6A6A6"/>
               <w:right w:val="single" w:sz="6" w:space="0" w:color="A6A6A6"/>
             </w:tcBorders>
+            <w:shd w:val="clear" w:color="auto" w:fill="FFFFFF" w:themeFill="background1"/>
             <w:tcMar>
               <w:top w:w="80" w:type="dxa"/>
               <w:left w:w="120" w:type="dxa"/>
@@ -11322,14 +11271,6 @@
         </w:tc>
       </w:tr>
       <w:tr>
-        <w:tblPrEx>
-          <w:tblCellMar>
-            <w:top w:w="0" w:type="dxa"/>
-            <w:left w:w="0" w:type="dxa"/>
-            <w:bottom w:w="0" w:type="dxa"/>
-            <w:right w:w="0" w:type="dxa"/>
-          </w:tblCellMar>
-        </w:tblPrEx>
         <w:trPr>
           <w:cantSplit/>
         </w:trPr>
@@ -11342,7 +11283,7 @@
               <w:bottom w:val="single" w:sz="6" w:space="0" w:color="A6A6A6"/>
               <w:right w:val="single" w:sz="6" w:space="0" w:color="A6A6A6"/>
             </w:tcBorders>
-            <w:shd w:val="clear" w:color="auto" w:fill="EEF5FA"/>
+            <w:shd w:val="clear" w:color="auto" w:fill="FFFFFF" w:themeFill="background1"/>
             <w:tcMar>
               <w:top w:w="80" w:type="dxa"/>
               <w:left w:w="120" w:type="dxa"/>
@@ -11374,7 +11315,7 @@
               <w:bottom w:val="single" w:sz="6" w:space="0" w:color="A6A6A6"/>
               <w:right w:val="single" w:sz="6" w:space="0" w:color="A6A6A6"/>
             </w:tcBorders>
-            <w:shd w:val="clear" w:color="auto" w:fill="EEF5FA"/>
+            <w:shd w:val="clear" w:color="auto" w:fill="FFFFFF" w:themeFill="background1"/>
             <w:tcMar>
               <w:top w:w="80" w:type="dxa"/>
               <w:left w:w="120" w:type="dxa"/>
@@ -11439,26 +11380,33 @@
     </w:p>
     <w:p>
       <w:r>
-        <w:t>Student financial policy information at a large university is distributed across regulations, annual tuition schedules, scholarship announcements, administrative forms, and external government decisions. A student who asks a practical question rarely knows which document contains the answer or whether a figure represents the actual tuition rate, a statutory ceiling, or the amount used as the basis for exemption and reduction. Documents also differ in publication date, structure, terminology, and target audi</w:t>
-      </w:r>
-      <w:r>
-        <w:t>ence. The resulting search task is not merely a keyword lookup: it requires identifying the correct policy domain, academic year, programme, cohort, subject, and eligibility context before extracting an answer.</w:t>
-      </w:r>
-    </w:p>
-    <w:p>
-      <w:r>
-        <w:t>Conventional website search and manual browsing impose a high cognitive cost. Students must formulate official terminology, open several PDF files, compare tables, and interpret cross-references. Short natural-language questions such as “How much do I pay after a seventy-percent reduction?” combine several facts that may be stored separately. A generic language model can produce fluent explanations but may mix actual tuition with exemption-basis rates, inherit an entity from an unrelated previous answer, or</w:t>
-      </w:r>
-      <w:r>
-        <w:t xml:space="preserve"> invent a value when the corpus is incomplete. In a student-finance setting, a confident but unsupported number can directly affect planning and trust.</w:t>
-      </w:r>
-    </w:p>
-    <w:p>
-      <w:r>
-        <w:t>The project therefore treats retrieval correctness, source separation, and controlled calculation as first-class requirements. The chatbot must accept conversational Vietnamese, preserve relevant context without allowing previous generated content to contaminate retrieval, and route questions to the correct information lane. Exact tuition-rate questions should use structured records when possible, while broader policy questions should use semantic retrieval over verified documents. When the evidence is abse</w:t>
-      </w:r>
-      <w:r>
-        <w:t>nt, the system must state that it cannot find the information rather than fabricate an answer.</w:t>
+        <w:t xml:space="preserve">Student financial policy information at a large university is distributed across regulations, annual tuition schedules, scholarship announcements, administrative forms, and external government decisions. A student who asks a practical question rarely knows which document contains the answer or whether a figure represents the actual tuition rate, a statutory ceiling, or the amount used as the basis for exemption and reduction. Documents also differ in publication date, structure, terminology, and target audience. The resulting search task is not merely a keyword lookup: it requires identifying the correct policy domain, academic year, </w:t>
+      </w:r>
+      <w:proofErr w:type="spellStart"/>
+      <w:r>
+        <w:t>programme</w:t>
+      </w:r>
+      <w:proofErr w:type="spellEnd"/>
+      <w:r>
+        <w:t>, cohort, subject, and eligibility context before extracting an answer.</w:t>
+      </w:r>
+    </w:p>
+    <w:p>
+      <w:r>
+        <w:t>Conventional website search and manual browsing impose a high cognitive cost. Students must formulate official terminology, open several PDF files, compare tables, and interpret cross-references. Short natural-language questions such as “How much do I pay after a seventy-percent reduction?” combine several facts that may be stored separately. A generic language model can produce fluent explanations but may mix actual tuition with exemption-basis rates, inherit an entity from an unrelated previous answer, or invent a value when the corpus is incomplete. In a student-finance setting, a confident but unsupported number can directly affect planning and trust.</w:t>
+      </w:r>
+    </w:p>
+    <w:p>
+      <w:r>
+        <w:t xml:space="preserve">The project therefore treats retrieval correctness, source separation, and controlled calculation as first-class requirements. The chatbot must accept conversational Vietnamese, preserve relevant context without allowing previous generated content to contaminate retrieval, and route questions to the correct information lane. Exact tuition-rate questions should use structured </w:t>
+      </w:r>
+      <w:proofErr w:type="gramStart"/>
+      <w:r>
+        <w:t>records</w:t>
+      </w:r>
+      <w:proofErr w:type="gramEnd"/>
+      <w:r>
+        <w:t xml:space="preserve"> when possible, while broader policy questions should use semantic retrieval over verified documents. When the evidence is absent, the system must state that it cannot find the information rather than fabricate an answer.</w:t>
       </w:r>
     </w:p>
     <w:p>
@@ -11529,7 +11477,15 @@
         <w:ind w:hanging="360"/>
       </w:pPr>
       <w:r>
-        <w:t>Use exact structured lookup for tuition rates that depend on programme, cohort, major, subject, or special rule.</w:t>
+        <w:t xml:space="preserve">Use exact structured lookup for tuition rates that depend on </w:t>
+      </w:r>
+      <w:proofErr w:type="spellStart"/>
+      <w:r>
+        <w:t>programme</w:t>
+      </w:r>
+      <w:proofErr w:type="spellEnd"/>
+      <w:r>
+        <w:t>, cohort, major, subject, or special rule.</w:t>
       </w:r>
     </w:p>
     <w:p>
@@ -11614,12 +11570,6 @@
         <w:tblW w:w="8951" w:type="dxa"/>
         <w:tblInd w:w="120" w:type="dxa"/>
         <w:tblLayout w:type="fixed"/>
-        <w:tblCellMar>
-          <w:top w:w="0" w:type="dxa"/>
-          <w:left w:w="0" w:type="dxa"/>
-          <w:bottom w:w="0" w:type="dxa"/>
-          <w:right w:w="0" w:type="dxa"/>
-        </w:tblCellMar>
         <w:tblLook w:val="04A0" w:firstRow="1" w:lastRow="0" w:firstColumn="1" w:lastColumn="0" w:noHBand="0" w:noVBand="1"/>
       </w:tblPr>
       <w:tblGrid>
@@ -11628,14 +11578,6 @@
         <w:gridCol w:w="2841"/>
       </w:tblGrid>
       <w:tr>
-        <w:tblPrEx>
-          <w:tblCellMar>
-            <w:top w:w="0" w:type="dxa"/>
-            <w:left w:w="0" w:type="dxa"/>
-            <w:bottom w:w="0" w:type="dxa"/>
-            <w:right w:w="0" w:type="dxa"/>
-          </w:tblCellMar>
-        </w:tblPrEx>
         <w:trPr>
           <w:cantSplit/>
           <w:tblHeader/>
@@ -11649,7 +11591,7 @@
               <w:bottom w:val="single" w:sz="6" w:space="0" w:color="7F8C8D"/>
               <w:right w:val="single" w:sz="6" w:space="0" w:color="7F8C8D"/>
             </w:tcBorders>
-            <w:shd w:val="clear" w:color="auto" w:fill="17365D"/>
+            <w:shd w:val="clear" w:color="auto" w:fill="FFFFFF" w:themeFill="background1"/>
             <w:tcMar>
               <w:top w:w="80" w:type="dxa"/>
               <w:left w:w="120" w:type="dxa"/>
@@ -11662,12 +11604,15 @@
             <w:pPr>
               <w:ind w:firstLine="0"/>
               <w:jc w:val="center"/>
+              <w:rPr>
+                <w:color w:val="000000" w:themeColor="text1"/>
+              </w:rPr>
             </w:pPr>
             <w:r>
               <w:rPr>
                 <w:rFonts w:ascii="Arial" w:eastAsia="Arial" w:hAnsi="Arial"/>
                 <w:b/>
-                <w:color w:val="FFFFFF"/>
+                <w:color w:val="000000" w:themeColor="text1"/>
                 <w:sz w:val="21"/>
               </w:rPr>
               <w:lastRenderedPageBreak/>
@@ -11684,7 +11629,7 @@
               <w:bottom w:val="single" w:sz="6" w:space="0" w:color="7F8C8D"/>
               <w:right w:val="single" w:sz="6" w:space="0" w:color="7F8C8D"/>
             </w:tcBorders>
-            <w:shd w:val="clear" w:color="auto" w:fill="17365D"/>
+            <w:shd w:val="clear" w:color="auto" w:fill="FFFFFF" w:themeFill="background1"/>
             <w:tcMar>
               <w:top w:w="80" w:type="dxa"/>
               <w:left w:w="120" w:type="dxa"/>
@@ -11697,12 +11642,15 @@
             <w:pPr>
               <w:ind w:firstLine="0"/>
               <w:jc w:val="center"/>
+              <w:rPr>
+                <w:color w:val="000000" w:themeColor="text1"/>
+              </w:rPr>
             </w:pPr>
             <w:r>
               <w:rPr>
                 <w:rFonts w:ascii="Arial" w:eastAsia="Arial" w:hAnsi="Arial"/>
                 <w:b/>
-                <w:color w:val="FFFFFF"/>
+                <w:color w:val="000000" w:themeColor="text1"/>
                 <w:sz w:val="21"/>
               </w:rPr>
               <w:t>Observable outcome</w:t>
@@ -11718,7 +11666,7 @@
               <w:bottom w:val="single" w:sz="6" w:space="0" w:color="7F8C8D"/>
               <w:right w:val="single" w:sz="6" w:space="0" w:color="7F8C8D"/>
             </w:tcBorders>
-            <w:shd w:val="clear" w:color="auto" w:fill="17365D"/>
+            <w:shd w:val="clear" w:color="auto" w:fill="FFFFFF" w:themeFill="background1"/>
             <w:tcMar>
               <w:top w:w="80" w:type="dxa"/>
               <w:left w:w="120" w:type="dxa"/>
@@ -11731,12 +11679,15 @@
             <w:pPr>
               <w:ind w:firstLine="0"/>
               <w:jc w:val="center"/>
+              <w:rPr>
+                <w:color w:val="000000" w:themeColor="text1"/>
+              </w:rPr>
             </w:pPr>
             <w:r>
               <w:rPr>
                 <w:rFonts w:ascii="Arial" w:eastAsia="Arial" w:hAnsi="Arial"/>
                 <w:b/>
-                <w:color w:val="FFFFFF"/>
+                <w:color w:val="000000" w:themeColor="text1"/>
                 <w:sz w:val="21"/>
               </w:rPr>
               <w:t>Evidence</w:t>
@@ -11745,14 +11696,6 @@
         </w:tc>
       </w:tr>
       <w:tr>
-        <w:tblPrEx>
-          <w:tblCellMar>
-            <w:top w:w="0" w:type="dxa"/>
-            <w:left w:w="0" w:type="dxa"/>
-            <w:bottom w:w="0" w:type="dxa"/>
-            <w:right w:w="0" w:type="dxa"/>
-          </w:tblCellMar>
-        </w:tblPrEx>
         <w:trPr>
           <w:cantSplit/>
         </w:trPr>
@@ -11765,6 +11708,7 @@
               <w:bottom w:val="single" w:sz="6" w:space="0" w:color="A6A6A6"/>
               <w:right w:val="single" w:sz="6" w:space="0" w:color="A6A6A6"/>
             </w:tcBorders>
+            <w:shd w:val="clear" w:color="auto" w:fill="FFFFFF" w:themeFill="background1"/>
             <w:tcMar>
               <w:top w:w="80" w:type="dxa"/>
               <w:left w:w="120" w:type="dxa"/>
@@ -11778,9 +11722,13 @@
               <w:spacing w:after="0" w:line="240" w:lineRule="auto"/>
               <w:ind w:firstLine="0"/>
               <w:jc w:val="center"/>
-            </w:pPr>
-            <w:r>
-              <w:rPr>
+              <w:rPr>
+                <w:color w:val="000000" w:themeColor="text1"/>
+              </w:rPr>
+            </w:pPr>
+            <w:r>
+              <w:rPr>
+                <w:color w:val="000000" w:themeColor="text1"/>
                 <w:sz w:val="21"/>
               </w:rPr>
               <w:t>O-01</w:t>
@@ -11796,22 +11744,27 @@
               <w:bottom w:val="single" w:sz="6" w:space="0" w:color="A6A6A6"/>
               <w:right w:val="single" w:sz="6" w:space="0" w:color="A6A6A6"/>
             </w:tcBorders>
-            <w:tcMar>
-              <w:top w:w="80" w:type="dxa"/>
-              <w:left w:w="120" w:type="dxa"/>
-              <w:bottom w:w="80" w:type="dxa"/>
-              <w:right w:w="120" w:type="dxa"/>
-            </w:tcMar>
-            <w:vAlign w:val="center"/>
-          </w:tcPr>
-          <w:p>
-            <w:pPr>
-              <w:spacing w:after="0" w:line="240" w:lineRule="auto"/>
-              <w:ind w:firstLine="0"/>
-              <w:jc w:val="left"/>
-            </w:pPr>
-            <w:r>
-              <w:rPr>
+            <w:shd w:val="clear" w:color="auto" w:fill="FFFFFF" w:themeFill="background1"/>
+            <w:tcMar>
+              <w:top w:w="80" w:type="dxa"/>
+              <w:left w:w="120" w:type="dxa"/>
+              <w:bottom w:w="80" w:type="dxa"/>
+              <w:right w:w="120" w:type="dxa"/>
+            </w:tcMar>
+            <w:vAlign w:val="center"/>
+          </w:tcPr>
+          <w:p>
+            <w:pPr>
+              <w:spacing w:after="0" w:line="240" w:lineRule="auto"/>
+              <w:ind w:firstLine="0"/>
+              <w:jc w:val="left"/>
+              <w:rPr>
+                <w:color w:val="000000" w:themeColor="text1"/>
+              </w:rPr>
+            </w:pPr>
+            <w:r>
+              <w:rPr>
+                <w:color w:val="000000" w:themeColor="text1"/>
                 <w:sz w:val="21"/>
               </w:rPr>
               <w:t>A user can authenticate and submit a policy question.</w:t>
@@ -11827,22 +11780,27 @@
               <w:bottom w:val="single" w:sz="6" w:space="0" w:color="A6A6A6"/>
               <w:right w:val="single" w:sz="6" w:space="0" w:color="A6A6A6"/>
             </w:tcBorders>
-            <w:tcMar>
-              <w:top w:w="80" w:type="dxa"/>
-              <w:left w:w="120" w:type="dxa"/>
-              <w:bottom w:w="80" w:type="dxa"/>
-              <w:right w:w="120" w:type="dxa"/>
-            </w:tcMar>
-            <w:vAlign w:val="center"/>
-          </w:tcPr>
-          <w:p>
-            <w:pPr>
-              <w:spacing w:after="0" w:line="240" w:lineRule="auto"/>
-              <w:ind w:firstLine="0"/>
-              <w:jc w:val="left"/>
-            </w:pPr>
-            <w:r>
-              <w:rPr>
+            <w:shd w:val="clear" w:color="auto" w:fill="FFFFFF" w:themeFill="background1"/>
+            <w:tcMar>
+              <w:top w:w="80" w:type="dxa"/>
+              <w:left w:w="120" w:type="dxa"/>
+              <w:bottom w:w="80" w:type="dxa"/>
+              <w:right w:w="120" w:type="dxa"/>
+            </w:tcMar>
+            <w:vAlign w:val="center"/>
+          </w:tcPr>
+          <w:p>
+            <w:pPr>
+              <w:spacing w:after="0" w:line="240" w:lineRule="auto"/>
+              <w:ind w:firstLine="0"/>
+              <w:jc w:val="left"/>
+              <w:rPr>
+                <w:color w:val="000000" w:themeColor="text1"/>
+              </w:rPr>
+            </w:pPr>
+            <w:r>
+              <w:rPr>
+                <w:color w:val="000000" w:themeColor="text1"/>
                 <w:sz w:val="21"/>
               </w:rPr>
               <w:t>Auth and /chat APIs</w:t>
@@ -11851,14 +11809,6 @@
         </w:tc>
       </w:tr>
       <w:tr>
-        <w:tblPrEx>
-          <w:tblCellMar>
-            <w:top w:w="0" w:type="dxa"/>
-            <w:left w:w="0" w:type="dxa"/>
-            <w:bottom w:w="0" w:type="dxa"/>
-            <w:right w:w="0" w:type="dxa"/>
-          </w:tblCellMar>
-        </w:tblPrEx>
         <w:trPr>
           <w:cantSplit/>
         </w:trPr>
@@ -11871,7 +11821,7 @@
               <w:bottom w:val="single" w:sz="6" w:space="0" w:color="A6A6A6"/>
               <w:right w:val="single" w:sz="6" w:space="0" w:color="A6A6A6"/>
             </w:tcBorders>
-            <w:shd w:val="clear" w:color="auto" w:fill="EEF5FA"/>
+            <w:shd w:val="clear" w:color="auto" w:fill="FFFFFF" w:themeFill="background1"/>
             <w:tcMar>
               <w:top w:w="80" w:type="dxa"/>
               <w:left w:w="120" w:type="dxa"/>
@@ -11885,9 +11835,13 @@
               <w:spacing w:after="0" w:line="240" w:lineRule="auto"/>
               <w:ind w:firstLine="0"/>
               <w:jc w:val="center"/>
-            </w:pPr>
-            <w:r>
-              <w:rPr>
+              <w:rPr>
+                <w:color w:val="000000" w:themeColor="text1"/>
+              </w:rPr>
+            </w:pPr>
+            <w:r>
+              <w:rPr>
+                <w:color w:val="000000" w:themeColor="text1"/>
                 <w:sz w:val="21"/>
               </w:rPr>
               <w:t>O-02</w:t>
@@ -11903,23 +11857,27 @@
               <w:bottom w:val="single" w:sz="6" w:space="0" w:color="A6A6A6"/>
               <w:right w:val="single" w:sz="6" w:space="0" w:color="A6A6A6"/>
             </w:tcBorders>
-            <w:shd w:val="clear" w:color="auto" w:fill="EEF5FA"/>
-            <w:tcMar>
-              <w:top w:w="80" w:type="dxa"/>
-              <w:left w:w="120" w:type="dxa"/>
-              <w:bottom w:w="80" w:type="dxa"/>
-              <w:right w:w="120" w:type="dxa"/>
-            </w:tcMar>
-            <w:vAlign w:val="center"/>
-          </w:tcPr>
-          <w:p>
-            <w:pPr>
-              <w:spacing w:after="0" w:line="240" w:lineRule="auto"/>
-              <w:ind w:firstLine="0"/>
-              <w:jc w:val="left"/>
-            </w:pPr>
-            <w:r>
-              <w:rPr>
+            <w:shd w:val="clear" w:color="auto" w:fill="FFFFFF" w:themeFill="background1"/>
+            <w:tcMar>
+              <w:top w:w="80" w:type="dxa"/>
+              <w:left w:w="120" w:type="dxa"/>
+              <w:bottom w:w="80" w:type="dxa"/>
+              <w:right w:w="120" w:type="dxa"/>
+            </w:tcMar>
+            <w:vAlign w:val="center"/>
+          </w:tcPr>
+          <w:p>
+            <w:pPr>
+              <w:spacing w:after="0" w:line="240" w:lineRule="auto"/>
+              <w:ind w:firstLine="0"/>
+              <w:jc w:val="left"/>
+              <w:rPr>
+                <w:color w:val="000000" w:themeColor="text1"/>
+              </w:rPr>
+            </w:pPr>
+            <w:r>
+              <w:rPr>
+                <w:color w:val="000000" w:themeColor="text1"/>
                 <w:sz w:val="21"/>
               </w:rPr>
               <w:t>A question is routed to a domain-appropriate source path.</w:t>
@@ -11935,23 +11893,27 @@
               <w:bottom w:val="single" w:sz="6" w:space="0" w:color="A6A6A6"/>
               <w:right w:val="single" w:sz="6" w:space="0" w:color="A6A6A6"/>
             </w:tcBorders>
-            <w:shd w:val="clear" w:color="auto" w:fill="EEF5FA"/>
-            <w:tcMar>
-              <w:top w:w="80" w:type="dxa"/>
-              <w:left w:w="120" w:type="dxa"/>
-              <w:bottom w:w="80" w:type="dxa"/>
-              <w:right w:w="120" w:type="dxa"/>
-            </w:tcMar>
-            <w:vAlign w:val="center"/>
-          </w:tcPr>
-          <w:p>
-            <w:pPr>
-              <w:spacing w:after="0" w:line="240" w:lineRule="auto"/>
-              <w:ind w:firstLine="0"/>
-              <w:jc w:val="left"/>
-            </w:pPr>
-            <w:r>
-              <w:rPr>
+            <w:shd w:val="clear" w:color="auto" w:fill="FFFFFF" w:themeFill="background1"/>
+            <w:tcMar>
+              <w:top w:w="80" w:type="dxa"/>
+              <w:left w:w="120" w:type="dxa"/>
+              <w:bottom w:w="80" w:type="dxa"/>
+              <w:right w:w="120" w:type="dxa"/>
+            </w:tcMar>
+            <w:vAlign w:val="center"/>
+          </w:tcPr>
+          <w:p>
+            <w:pPr>
+              <w:spacing w:after="0" w:line="240" w:lineRule="auto"/>
+              <w:ind w:firstLine="0"/>
+              <w:jc w:val="left"/>
+              <w:rPr>
+                <w:color w:val="000000" w:themeColor="text1"/>
+              </w:rPr>
+            </w:pPr>
+            <w:r>
+              <w:rPr>
+                <w:color w:val="000000" w:themeColor="text1"/>
                 <w:sz w:val="21"/>
               </w:rPr>
               <w:t>Intent and retrieval-lane tests</w:t>
@@ -11960,14 +11922,6 @@
         </w:tc>
       </w:tr>
       <w:tr>
-        <w:tblPrEx>
-          <w:tblCellMar>
-            <w:top w:w="0" w:type="dxa"/>
-            <w:left w:w="0" w:type="dxa"/>
-            <w:bottom w:w="0" w:type="dxa"/>
-            <w:right w:w="0" w:type="dxa"/>
-          </w:tblCellMar>
-        </w:tblPrEx>
         <w:trPr>
           <w:cantSplit/>
         </w:trPr>
@@ -11980,6 +11934,7 @@
               <w:bottom w:val="single" w:sz="6" w:space="0" w:color="A6A6A6"/>
               <w:right w:val="single" w:sz="6" w:space="0" w:color="A6A6A6"/>
             </w:tcBorders>
+            <w:shd w:val="clear" w:color="auto" w:fill="FFFFFF" w:themeFill="background1"/>
             <w:tcMar>
               <w:top w:w="80" w:type="dxa"/>
               <w:left w:w="120" w:type="dxa"/>
@@ -11993,9 +11948,13 @@
               <w:spacing w:after="0" w:line="240" w:lineRule="auto"/>
               <w:ind w:firstLine="0"/>
               <w:jc w:val="center"/>
-            </w:pPr>
-            <w:r>
-              <w:rPr>
+              <w:rPr>
+                <w:color w:val="000000" w:themeColor="text1"/>
+              </w:rPr>
+            </w:pPr>
+            <w:r>
+              <w:rPr>
+                <w:color w:val="000000" w:themeColor="text1"/>
                 <w:sz w:val="21"/>
               </w:rPr>
               <w:t>O-03</w:t>
@@ -12011,22 +11970,27 @@
               <w:bottom w:val="single" w:sz="6" w:space="0" w:color="A6A6A6"/>
               <w:right w:val="single" w:sz="6" w:space="0" w:color="A6A6A6"/>
             </w:tcBorders>
-            <w:tcMar>
-              <w:top w:w="80" w:type="dxa"/>
-              <w:left w:w="120" w:type="dxa"/>
-              <w:bottom w:w="80" w:type="dxa"/>
-              <w:right w:w="120" w:type="dxa"/>
-            </w:tcMar>
-            <w:vAlign w:val="center"/>
-          </w:tcPr>
-          <w:p>
-            <w:pPr>
-              <w:spacing w:after="0" w:line="240" w:lineRule="auto"/>
-              <w:ind w:firstLine="0"/>
-              <w:jc w:val="left"/>
-            </w:pPr>
-            <w:r>
-              <w:rPr>
+            <w:shd w:val="clear" w:color="auto" w:fill="FFFFFF" w:themeFill="background1"/>
+            <w:tcMar>
+              <w:top w:w="80" w:type="dxa"/>
+              <w:left w:w="120" w:type="dxa"/>
+              <w:bottom w:w="80" w:type="dxa"/>
+              <w:right w:w="120" w:type="dxa"/>
+            </w:tcMar>
+            <w:vAlign w:val="center"/>
+          </w:tcPr>
+          <w:p>
+            <w:pPr>
+              <w:spacing w:after="0" w:line="240" w:lineRule="auto"/>
+              <w:ind w:firstLine="0"/>
+              <w:jc w:val="left"/>
+              <w:rPr>
+                <w:color w:val="000000" w:themeColor="text1"/>
+              </w:rPr>
+            </w:pPr>
+            <w:r>
+              <w:rPr>
+                <w:color w:val="000000" w:themeColor="text1"/>
                 <w:sz w:val="21"/>
               </w:rPr>
               <w:t>Exact tuition facts are returned from structured records.</w:t>
@@ -12042,22 +12006,27 @@
               <w:bottom w:val="single" w:sz="6" w:space="0" w:color="A6A6A6"/>
               <w:right w:val="single" w:sz="6" w:space="0" w:color="A6A6A6"/>
             </w:tcBorders>
-            <w:tcMar>
-              <w:top w:w="80" w:type="dxa"/>
-              <w:left w:w="120" w:type="dxa"/>
-              <w:bottom w:w="80" w:type="dxa"/>
-              <w:right w:w="120" w:type="dxa"/>
-            </w:tcMar>
-            <w:vAlign w:val="center"/>
-          </w:tcPr>
-          <w:p>
-            <w:pPr>
-              <w:spacing w:after="0" w:line="240" w:lineRule="auto"/>
-              <w:ind w:firstLine="0"/>
-              <w:jc w:val="left"/>
-            </w:pPr>
-            <w:r>
-              <w:rPr>
+            <w:shd w:val="clear" w:color="auto" w:fill="FFFFFF" w:themeFill="background1"/>
+            <w:tcMar>
+              <w:top w:w="80" w:type="dxa"/>
+              <w:left w:w="120" w:type="dxa"/>
+              <w:bottom w:w="80" w:type="dxa"/>
+              <w:right w:w="120" w:type="dxa"/>
+            </w:tcMar>
+            <w:vAlign w:val="center"/>
+          </w:tcPr>
+          <w:p>
+            <w:pPr>
+              <w:spacing w:after="0" w:line="240" w:lineRule="auto"/>
+              <w:ind w:firstLine="0"/>
+              <w:jc w:val="left"/>
+              <w:rPr>
+                <w:color w:val="000000" w:themeColor="text1"/>
+              </w:rPr>
+            </w:pPr>
+            <w:r>
+              <w:rPr>
+                <w:color w:val="000000" w:themeColor="text1"/>
                 <w:sz w:val="21"/>
               </w:rPr>
               <w:t>Tuition catalog tests</w:t>
@@ -12066,14 +12035,6 @@
         </w:tc>
       </w:tr>
       <w:tr>
-        <w:tblPrEx>
-          <w:tblCellMar>
-            <w:top w:w="0" w:type="dxa"/>
-            <w:left w:w="0" w:type="dxa"/>
-            <w:bottom w:w="0" w:type="dxa"/>
-            <w:right w:w="0" w:type="dxa"/>
-          </w:tblCellMar>
-        </w:tblPrEx>
         <w:trPr>
           <w:cantSplit/>
         </w:trPr>
@@ -12086,7 +12047,7 @@
               <w:bottom w:val="single" w:sz="6" w:space="0" w:color="A6A6A6"/>
               <w:right w:val="single" w:sz="6" w:space="0" w:color="A6A6A6"/>
             </w:tcBorders>
-            <w:shd w:val="clear" w:color="auto" w:fill="EEF5FA"/>
+            <w:shd w:val="clear" w:color="auto" w:fill="FFFFFF" w:themeFill="background1"/>
             <w:tcMar>
               <w:top w:w="80" w:type="dxa"/>
               <w:left w:w="120" w:type="dxa"/>
@@ -12100,9 +12061,13 @@
               <w:spacing w:after="0" w:line="240" w:lineRule="auto"/>
               <w:ind w:firstLine="0"/>
               <w:jc w:val="center"/>
-            </w:pPr>
-            <w:r>
-              <w:rPr>
+              <w:rPr>
+                <w:color w:val="000000" w:themeColor="text1"/>
+              </w:rPr>
+            </w:pPr>
+            <w:r>
+              <w:rPr>
+                <w:color w:val="000000" w:themeColor="text1"/>
                 <w:sz w:val="21"/>
               </w:rPr>
               <w:t>O-04</w:t>
@@ -12118,23 +12083,27 @@
               <w:bottom w:val="single" w:sz="6" w:space="0" w:color="A6A6A6"/>
               <w:right w:val="single" w:sz="6" w:space="0" w:color="A6A6A6"/>
             </w:tcBorders>
-            <w:shd w:val="clear" w:color="auto" w:fill="EEF5FA"/>
-            <w:tcMar>
-              <w:top w:w="80" w:type="dxa"/>
-              <w:left w:w="120" w:type="dxa"/>
-              <w:bottom w:w="80" w:type="dxa"/>
-              <w:right w:w="120" w:type="dxa"/>
-            </w:tcMar>
-            <w:vAlign w:val="center"/>
-          </w:tcPr>
-          <w:p>
-            <w:pPr>
-              <w:spacing w:after="0" w:line="240" w:lineRule="auto"/>
-              <w:ind w:firstLine="0"/>
-              <w:jc w:val="left"/>
-            </w:pPr>
-            <w:r>
-              <w:rPr>
+            <w:shd w:val="clear" w:color="auto" w:fill="FFFFFF" w:themeFill="background1"/>
+            <w:tcMar>
+              <w:top w:w="80" w:type="dxa"/>
+              <w:left w:w="120" w:type="dxa"/>
+              <w:bottom w:w="80" w:type="dxa"/>
+              <w:right w:w="120" w:type="dxa"/>
+            </w:tcMar>
+            <w:vAlign w:val="center"/>
+          </w:tcPr>
+          <w:p>
+            <w:pPr>
+              <w:spacing w:after="0" w:line="240" w:lineRule="auto"/>
+              <w:ind w:firstLine="0"/>
+              <w:jc w:val="left"/>
+              <w:rPr>
+                <w:color w:val="000000" w:themeColor="text1"/>
+              </w:rPr>
+            </w:pPr>
+            <w:r>
+              <w:rPr>
+                <w:color w:val="000000" w:themeColor="text1"/>
                 <w:sz w:val="21"/>
               </w:rPr>
               <w:t>Eligible calculation requests invoke deterministic tools.</w:t>
@@ -12150,23 +12119,27 @@
               <w:bottom w:val="single" w:sz="6" w:space="0" w:color="A6A6A6"/>
               <w:right w:val="single" w:sz="6" w:space="0" w:color="A6A6A6"/>
             </w:tcBorders>
-            <w:shd w:val="clear" w:color="auto" w:fill="EEF5FA"/>
-            <w:tcMar>
-              <w:top w:w="80" w:type="dxa"/>
-              <w:left w:w="120" w:type="dxa"/>
-              <w:bottom w:w="80" w:type="dxa"/>
-              <w:right w:w="120" w:type="dxa"/>
-            </w:tcMar>
-            <w:vAlign w:val="center"/>
-          </w:tcPr>
-          <w:p>
-            <w:pPr>
-              <w:spacing w:after="0" w:line="240" w:lineRule="auto"/>
-              <w:ind w:firstLine="0"/>
-              <w:jc w:val="left"/>
-            </w:pPr>
-            <w:r>
-              <w:rPr>
+            <w:shd w:val="clear" w:color="auto" w:fill="FFFFFF" w:themeFill="background1"/>
+            <w:tcMar>
+              <w:top w:w="80" w:type="dxa"/>
+              <w:left w:w="120" w:type="dxa"/>
+              <w:bottom w:w="80" w:type="dxa"/>
+              <w:right w:w="120" w:type="dxa"/>
+            </w:tcMar>
+            <w:vAlign w:val="center"/>
+          </w:tcPr>
+          <w:p>
+            <w:pPr>
+              <w:spacing w:after="0" w:line="240" w:lineRule="auto"/>
+              <w:ind w:firstLine="0"/>
+              <w:jc w:val="left"/>
+              <w:rPr>
+                <w:color w:val="000000" w:themeColor="text1"/>
+              </w:rPr>
+            </w:pPr>
+            <w:r>
+              <w:rPr>
+                <w:color w:val="000000" w:themeColor="text1"/>
                 <w:sz w:val="21"/>
               </w:rPr>
               <w:t>Finance-tool tests</w:t>
@@ -12175,14 +12148,6 @@
         </w:tc>
       </w:tr>
       <w:tr>
-        <w:tblPrEx>
-          <w:tblCellMar>
-            <w:top w:w="0" w:type="dxa"/>
-            <w:left w:w="0" w:type="dxa"/>
-            <w:bottom w:w="0" w:type="dxa"/>
-            <w:right w:w="0" w:type="dxa"/>
-          </w:tblCellMar>
-        </w:tblPrEx>
         <w:trPr>
           <w:cantSplit/>
         </w:trPr>
@@ -12195,6 +12160,7 @@
               <w:bottom w:val="single" w:sz="6" w:space="0" w:color="A6A6A6"/>
               <w:right w:val="single" w:sz="6" w:space="0" w:color="A6A6A6"/>
             </w:tcBorders>
+            <w:shd w:val="clear" w:color="auto" w:fill="FFFFFF" w:themeFill="background1"/>
             <w:tcMar>
               <w:top w:w="80" w:type="dxa"/>
               <w:left w:w="120" w:type="dxa"/>
@@ -12208,9 +12174,13 @@
               <w:spacing w:after="0" w:line="240" w:lineRule="auto"/>
               <w:ind w:firstLine="0"/>
               <w:jc w:val="center"/>
-            </w:pPr>
-            <w:r>
-              <w:rPr>
+              <w:rPr>
+                <w:color w:val="000000" w:themeColor="text1"/>
+              </w:rPr>
+            </w:pPr>
+            <w:r>
+              <w:rPr>
+                <w:color w:val="000000" w:themeColor="text1"/>
                 <w:sz w:val="21"/>
               </w:rPr>
               <w:t>O-05</w:t>
@@ -12226,22 +12196,27 @@
               <w:bottom w:val="single" w:sz="6" w:space="0" w:color="A6A6A6"/>
               <w:right w:val="single" w:sz="6" w:space="0" w:color="A6A6A6"/>
             </w:tcBorders>
-            <w:tcMar>
-              <w:top w:w="80" w:type="dxa"/>
-              <w:left w:w="120" w:type="dxa"/>
-              <w:bottom w:w="80" w:type="dxa"/>
-              <w:right w:w="120" w:type="dxa"/>
-            </w:tcMar>
-            <w:vAlign w:val="center"/>
-          </w:tcPr>
-          <w:p>
-            <w:pPr>
-              <w:spacing w:after="0" w:line="240" w:lineRule="auto"/>
-              <w:ind w:firstLine="0"/>
-              <w:jc w:val="left"/>
-            </w:pPr>
-            <w:r>
-              <w:rPr>
+            <w:shd w:val="clear" w:color="auto" w:fill="FFFFFF" w:themeFill="background1"/>
+            <w:tcMar>
+              <w:top w:w="80" w:type="dxa"/>
+              <w:left w:w="120" w:type="dxa"/>
+              <w:bottom w:w="80" w:type="dxa"/>
+              <w:right w:w="120" w:type="dxa"/>
+            </w:tcMar>
+            <w:vAlign w:val="center"/>
+          </w:tcPr>
+          <w:p>
+            <w:pPr>
+              <w:spacing w:after="0" w:line="240" w:lineRule="auto"/>
+              <w:ind w:firstLine="0"/>
+              <w:jc w:val="left"/>
+              <w:rPr>
+                <w:color w:val="000000" w:themeColor="text1"/>
+              </w:rPr>
+            </w:pPr>
+            <w:r>
+              <w:rPr>
+                <w:color w:val="000000" w:themeColor="text1"/>
                 <w:sz w:val="21"/>
               </w:rPr>
               <w:t>Sessions and messages persist across visits.</w:t>
@@ -12257,22 +12232,27 @@
               <w:bottom w:val="single" w:sz="6" w:space="0" w:color="A6A6A6"/>
               <w:right w:val="single" w:sz="6" w:space="0" w:color="A6A6A6"/>
             </w:tcBorders>
-            <w:tcMar>
-              <w:top w:w="80" w:type="dxa"/>
-              <w:left w:w="120" w:type="dxa"/>
-              <w:bottom w:w="80" w:type="dxa"/>
-              <w:right w:w="120" w:type="dxa"/>
-            </w:tcMar>
-            <w:vAlign w:val="center"/>
-          </w:tcPr>
-          <w:p>
-            <w:pPr>
-              <w:spacing w:after="0" w:line="240" w:lineRule="auto"/>
-              <w:ind w:firstLine="0"/>
-              <w:jc w:val="left"/>
-            </w:pPr>
-            <w:r>
-              <w:rPr>
+            <w:shd w:val="clear" w:color="auto" w:fill="FFFFFF" w:themeFill="background1"/>
+            <w:tcMar>
+              <w:top w:w="80" w:type="dxa"/>
+              <w:left w:w="120" w:type="dxa"/>
+              <w:bottom w:w="80" w:type="dxa"/>
+              <w:right w:w="120" w:type="dxa"/>
+            </w:tcMar>
+            <w:vAlign w:val="center"/>
+          </w:tcPr>
+          <w:p>
+            <w:pPr>
+              <w:spacing w:after="0" w:line="240" w:lineRule="auto"/>
+              <w:ind w:firstLine="0"/>
+              <w:jc w:val="left"/>
+              <w:rPr>
+                <w:color w:val="000000" w:themeColor="text1"/>
+              </w:rPr>
+            </w:pPr>
+            <w:r>
+              <w:rPr>
+                <w:color w:val="000000" w:themeColor="text1"/>
                 <w:sz w:val="21"/>
               </w:rPr>
               <w:t>PostgreSQL and history APIs</w:t>
@@ -12281,14 +12261,6 @@
         </w:tc>
       </w:tr>
       <w:tr>
-        <w:tblPrEx>
-          <w:tblCellMar>
-            <w:top w:w="0" w:type="dxa"/>
-            <w:left w:w="0" w:type="dxa"/>
-            <w:bottom w:w="0" w:type="dxa"/>
-            <w:right w:w="0" w:type="dxa"/>
-          </w:tblCellMar>
-        </w:tblPrEx>
         <w:trPr>
           <w:cantSplit/>
         </w:trPr>
@@ -12301,7 +12273,7 @@
               <w:bottom w:val="single" w:sz="6" w:space="0" w:color="A6A6A6"/>
               <w:right w:val="single" w:sz="6" w:space="0" w:color="A6A6A6"/>
             </w:tcBorders>
-            <w:shd w:val="clear" w:color="auto" w:fill="EEF5FA"/>
+            <w:shd w:val="clear" w:color="auto" w:fill="FFFFFF" w:themeFill="background1"/>
             <w:tcMar>
               <w:top w:w="80" w:type="dxa"/>
               <w:left w:w="120" w:type="dxa"/>
@@ -12315,9 +12287,13 @@
               <w:spacing w:after="0" w:line="240" w:lineRule="auto"/>
               <w:ind w:firstLine="0"/>
               <w:jc w:val="center"/>
-            </w:pPr>
-            <w:r>
-              <w:rPr>
+              <w:rPr>
+                <w:color w:val="000000" w:themeColor="text1"/>
+              </w:rPr>
+            </w:pPr>
+            <w:r>
+              <w:rPr>
+                <w:color w:val="000000" w:themeColor="text1"/>
                 <w:sz w:val="21"/>
               </w:rPr>
               <w:t>O-06</w:t>
@@ -12333,23 +12309,27 @@
               <w:bottom w:val="single" w:sz="6" w:space="0" w:color="A6A6A6"/>
               <w:right w:val="single" w:sz="6" w:space="0" w:color="A6A6A6"/>
             </w:tcBorders>
-            <w:shd w:val="clear" w:color="auto" w:fill="EEF5FA"/>
-            <w:tcMar>
-              <w:top w:w="80" w:type="dxa"/>
-              <w:left w:w="120" w:type="dxa"/>
-              <w:bottom w:w="80" w:type="dxa"/>
-              <w:right w:w="120" w:type="dxa"/>
-            </w:tcMar>
-            <w:vAlign w:val="center"/>
-          </w:tcPr>
-          <w:p>
-            <w:pPr>
-              <w:spacing w:after="0" w:line="240" w:lineRule="auto"/>
-              <w:ind w:firstLine="0"/>
-              <w:jc w:val="left"/>
-            </w:pPr>
-            <w:r>
-              <w:rPr>
+            <w:shd w:val="clear" w:color="auto" w:fill="FFFFFF" w:themeFill="background1"/>
+            <w:tcMar>
+              <w:top w:w="80" w:type="dxa"/>
+              <w:left w:w="120" w:type="dxa"/>
+              <w:bottom w:w="80" w:type="dxa"/>
+              <w:right w:w="120" w:type="dxa"/>
+            </w:tcMar>
+            <w:vAlign w:val="center"/>
+          </w:tcPr>
+          <w:p>
+            <w:pPr>
+              <w:spacing w:after="0" w:line="240" w:lineRule="auto"/>
+              <w:ind w:firstLine="0"/>
+              <w:jc w:val="left"/>
+              <w:rPr>
+                <w:color w:val="000000" w:themeColor="text1"/>
+              </w:rPr>
+            </w:pPr>
+            <w:r>
+              <w:rPr>
+                <w:color w:val="000000" w:themeColor="text1"/>
                 <w:sz w:val="21"/>
               </w:rPr>
               <w:t>A failed upload leaves no partial indexed document.</w:t>
@@ -12365,23 +12345,27 @@
               <w:bottom w:val="single" w:sz="6" w:space="0" w:color="A6A6A6"/>
               <w:right w:val="single" w:sz="6" w:space="0" w:color="A6A6A6"/>
             </w:tcBorders>
-            <w:shd w:val="clear" w:color="auto" w:fill="EEF5FA"/>
-            <w:tcMar>
-              <w:top w:w="80" w:type="dxa"/>
-              <w:left w:w="120" w:type="dxa"/>
-              <w:bottom w:w="80" w:type="dxa"/>
-              <w:right w:w="120" w:type="dxa"/>
-            </w:tcMar>
-            <w:vAlign w:val="center"/>
-          </w:tcPr>
-          <w:p>
-            <w:pPr>
-              <w:spacing w:after="0" w:line="240" w:lineRule="auto"/>
-              <w:ind w:firstLine="0"/>
-              <w:jc w:val="left"/>
-            </w:pPr>
-            <w:r>
-              <w:rPr>
+            <w:shd w:val="clear" w:color="auto" w:fill="FFFFFF" w:themeFill="background1"/>
+            <w:tcMar>
+              <w:top w:w="80" w:type="dxa"/>
+              <w:left w:w="120" w:type="dxa"/>
+              <w:bottom w:w="80" w:type="dxa"/>
+              <w:right w:w="120" w:type="dxa"/>
+            </w:tcMar>
+            <w:vAlign w:val="center"/>
+          </w:tcPr>
+          <w:p>
+            <w:pPr>
+              <w:spacing w:after="0" w:line="240" w:lineRule="auto"/>
+              <w:ind w:firstLine="0"/>
+              <w:jc w:val="left"/>
+              <w:rPr>
+                <w:color w:val="000000" w:themeColor="text1"/>
+              </w:rPr>
+            </w:pPr>
+            <w:r>
+              <w:rPr>
+                <w:color w:val="000000" w:themeColor="text1"/>
                 <w:sz w:val="21"/>
               </w:rPr>
               <w:t>Upload rollback tests</w:t>
@@ -12417,10 +12401,15 @@
     </w:p>
     <w:p>
       <w:r>
-        <w:t>The information scope is limited to documents collected for CTU student financial support. The active metadata catalog currently classifies sources into tuition, scholarship, social-support, student-loan, and other domains. The application provides registration, cookie-based authentication, conversational question answering, session management, finance tools, and administrator document upload. The retrieval pipeline processes Vietnamese Markdown derived from PDF documents and uses metadata such as domain, c</w:t>
-      </w:r>
-      <w:r>
-        <w:t>ontent kind, fee kind, academic year, source, status, source hash, index version, and ingestion run.</w:t>
+        <w:t xml:space="preserve">The information scope is limited to documents collected for CTU student financial support. The active </w:t>
+      </w:r>
+      <w:proofErr w:type="gramStart"/>
+      <w:r>
+        <w:t>metadata</w:t>
+      </w:r>
+      <w:proofErr w:type="gramEnd"/>
+      <w:r>
+        <w:t xml:space="preserve"> catalog currently classifies sources into tuition, scholarship, social-support, student-loan, and other domains. The application provides registration, cookie-based authentication, conversational question answering, session management, finance tools, and administrator document upload. The retrieval pipeline processes Vietnamese Markdown derived from PDF documents and uses metadata such as domain, content kind, fee kind, academic year, source, status, source hash, index version, and ingestion run.</w:t>
       </w:r>
     </w:p>
     <w:p>
@@ -12435,10 +12424,15 @@
     </w:p>
     <w:p>
       <w:r>
-        <w:t>The chatbot cannot guarantee an answer beyond the coverage and currency of its active documents. External model and parsing services introduce network, quota, and provider dependencies. The local reranker requires substantial memory and is configured for a constrained GPU. The selected Vietnamese embedding model has a shorter input limit than newer multilingual alternatives, which motivates small child chunks but can reduce representation of very long passages. The current web interface is intentionally lig</w:t>
-      </w:r>
-      <w:r>
-        <w:t>htweight, and quantitative response accuracy remains to be completed after the final corpus and runtime have been frozen.</w:t>
+        <w:t xml:space="preserve">The chatbot cannot guarantee an answer beyond the coverage and currency of its active documents. External model and parsing services introduce network, quota, and provider dependencies. The local </w:t>
+      </w:r>
+      <w:proofErr w:type="spellStart"/>
+      <w:r>
+        <w:t>reranker</w:t>
+      </w:r>
+      <w:proofErr w:type="spellEnd"/>
+      <w:r>
+        <w:t xml:space="preserve"> requires substantial memory and is configured for a constrained GPU. The selected Vietnamese embedding model has a shorter input limit than newer multilingual alternatives, which motivates small child chunks but can reduce representation of very long passages. The current web interface is intentionally lightweight, and quantitative response accuracy remains to be completed after the final corpus and runtime have been frozen.</w:t>
       </w:r>
     </w:p>
     <w:p>
@@ -12478,12 +12472,6 @@
         <w:tblW w:w="8951" w:type="dxa"/>
         <w:tblInd w:w="120" w:type="dxa"/>
         <w:tblLayout w:type="fixed"/>
-        <w:tblCellMar>
-          <w:top w:w="0" w:type="dxa"/>
-          <w:left w:w="0" w:type="dxa"/>
-          <w:bottom w:w="0" w:type="dxa"/>
-          <w:right w:w="0" w:type="dxa"/>
-        </w:tblCellMar>
         <w:tblLook w:val="04A0" w:firstRow="1" w:lastRow="0" w:firstColumn="1" w:lastColumn="0" w:noHBand="0" w:noVBand="1"/>
       </w:tblPr>
       <w:tblGrid>
@@ -12491,14 +12479,6 @@
         <w:gridCol w:w="4475"/>
       </w:tblGrid>
       <w:tr>
-        <w:tblPrEx>
-          <w:tblCellMar>
-            <w:top w:w="0" w:type="dxa"/>
-            <w:left w:w="0" w:type="dxa"/>
-            <w:bottom w:w="0" w:type="dxa"/>
-            <w:right w:w="0" w:type="dxa"/>
-          </w:tblCellMar>
-        </w:tblPrEx>
         <w:trPr>
           <w:cantSplit/>
           <w:tblHeader/>
@@ -12512,7 +12492,7 @@
               <w:bottom w:val="single" w:sz="6" w:space="0" w:color="7F8C8D"/>
               <w:right w:val="single" w:sz="6" w:space="0" w:color="7F8C8D"/>
             </w:tcBorders>
-            <w:shd w:val="clear" w:color="auto" w:fill="17365D"/>
+            <w:shd w:val="clear" w:color="auto" w:fill="FFFFFF" w:themeFill="background1"/>
             <w:tcMar>
               <w:top w:w="80" w:type="dxa"/>
               <w:left w:w="120" w:type="dxa"/>
@@ -12525,12 +12505,15 @@
             <w:pPr>
               <w:ind w:firstLine="0"/>
               <w:jc w:val="center"/>
+              <w:rPr>
+                <w:color w:val="000000" w:themeColor="text1"/>
+              </w:rPr>
             </w:pPr>
             <w:r>
               <w:rPr>
                 <w:rFonts w:ascii="Arial" w:eastAsia="Arial" w:hAnsi="Arial"/>
                 <w:b/>
-                <w:color w:val="FFFFFF"/>
+                <w:color w:val="000000" w:themeColor="text1"/>
                 <w:sz w:val="21"/>
               </w:rPr>
               <w:lastRenderedPageBreak/>
@@ -12547,7 +12530,7 @@
               <w:bottom w:val="single" w:sz="6" w:space="0" w:color="7F8C8D"/>
               <w:right w:val="single" w:sz="6" w:space="0" w:color="7F8C8D"/>
             </w:tcBorders>
-            <w:shd w:val="clear" w:color="auto" w:fill="17365D"/>
+            <w:shd w:val="clear" w:color="auto" w:fill="FFFFFF" w:themeFill="background1"/>
             <w:tcMar>
               <w:top w:w="80" w:type="dxa"/>
               <w:left w:w="120" w:type="dxa"/>
@@ -12560,12 +12543,15 @@
             <w:pPr>
               <w:ind w:firstLine="0"/>
               <w:jc w:val="center"/>
+              <w:rPr>
+                <w:color w:val="000000" w:themeColor="text1"/>
+              </w:rPr>
             </w:pPr>
             <w:r>
               <w:rPr>
                 <w:rFonts w:ascii="Arial" w:eastAsia="Arial" w:hAnsi="Arial"/>
                 <w:b/>
-                <w:color w:val="FFFFFF"/>
+                <w:color w:val="000000" w:themeColor="text1"/>
                 <w:sz w:val="21"/>
               </w:rPr>
               <w:t>Out of scope</w:t>
@@ -12574,14 +12560,6 @@
         </w:tc>
       </w:tr>
       <w:tr>
-        <w:tblPrEx>
-          <w:tblCellMar>
-            <w:top w:w="0" w:type="dxa"/>
-            <w:left w:w="0" w:type="dxa"/>
-            <w:bottom w:w="0" w:type="dxa"/>
-            <w:right w:w="0" w:type="dxa"/>
-          </w:tblCellMar>
-        </w:tblPrEx>
         <w:trPr>
           <w:cantSplit/>
         </w:trPr>
@@ -12594,22 +12572,27 @@
               <w:bottom w:val="single" w:sz="6" w:space="0" w:color="A6A6A6"/>
               <w:right w:val="single" w:sz="6" w:space="0" w:color="A6A6A6"/>
             </w:tcBorders>
-            <w:tcMar>
-              <w:top w:w="80" w:type="dxa"/>
-              <w:left w:w="120" w:type="dxa"/>
-              <w:bottom w:w="80" w:type="dxa"/>
-              <w:right w:w="120" w:type="dxa"/>
-            </w:tcMar>
-            <w:vAlign w:val="center"/>
-          </w:tcPr>
-          <w:p>
-            <w:pPr>
-              <w:spacing w:after="0" w:line="240" w:lineRule="auto"/>
-              <w:ind w:firstLine="0"/>
-              <w:jc w:val="left"/>
-            </w:pPr>
-            <w:r>
-              <w:rPr>
+            <w:shd w:val="clear" w:color="auto" w:fill="FFFFFF" w:themeFill="background1"/>
+            <w:tcMar>
+              <w:top w:w="80" w:type="dxa"/>
+              <w:left w:w="120" w:type="dxa"/>
+              <w:bottom w:w="80" w:type="dxa"/>
+              <w:right w:w="120" w:type="dxa"/>
+            </w:tcMar>
+            <w:vAlign w:val="center"/>
+          </w:tcPr>
+          <w:p>
+            <w:pPr>
+              <w:spacing w:after="0" w:line="240" w:lineRule="auto"/>
+              <w:ind w:firstLine="0"/>
+              <w:jc w:val="left"/>
+              <w:rPr>
+                <w:color w:val="000000" w:themeColor="text1"/>
+              </w:rPr>
+            </w:pPr>
+            <w:r>
+              <w:rPr>
+                <w:color w:val="000000" w:themeColor="text1"/>
                 <w:sz w:val="21"/>
               </w:rPr>
               <w:t>CTU student-finance and support policies</w:t>
@@ -12625,22 +12608,27 @@
               <w:bottom w:val="single" w:sz="6" w:space="0" w:color="A6A6A6"/>
               <w:right w:val="single" w:sz="6" w:space="0" w:color="A6A6A6"/>
             </w:tcBorders>
-            <w:tcMar>
-              <w:top w:w="80" w:type="dxa"/>
-              <w:left w:w="120" w:type="dxa"/>
-              <w:bottom w:w="80" w:type="dxa"/>
-              <w:right w:w="120" w:type="dxa"/>
-            </w:tcMar>
-            <w:vAlign w:val="center"/>
-          </w:tcPr>
-          <w:p>
-            <w:pPr>
-              <w:spacing w:after="0" w:line="240" w:lineRule="auto"/>
-              <w:ind w:firstLine="0"/>
-              <w:jc w:val="left"/>
-            </w:pPr>
-            <w:r>
-              <w:rPr>
+            <w:shd w:val="clear" w:color="auto" w:fill="FFFFFF" w:themeFill="background1"/>
+            <w:tcMar>
+              <w:top w:w="80" w:type="dxa"/>
+              <w:left w:w="120" w:type="dxa"/>
+              <w:bottom w:w="80" w:type="dxa"/>
+              <w:right w:w="120" w:type="dxa"/>
+            </w:tcMar>
+            <w:vAlign w:val="center"/>
+          </w:tcPr>
+          <w:p>
+            <w:pPr>
+              <w:spacing w:after="0" w:line="240" w:lineRule="auto"/>
+              <w:ind w:firstLine="0"/>
+              <w:jc w:val="left"/>
+              <w:rPr>
+                <w:color w:val="000000" w:themeColor="text1"/>
+              </w:rPr>
+            </w:pPr>
+            <w:r>
+              <w:rPr>
+                <w:color w:val="000000" w:themeColor="text1"/>
                 <w:sz w:val="21"/>
               </w:rPr>
               <w:t>General entertainment, politics, or unrelated advice</w:t>
@@ -12649,14 +12637,6 @@
         </w:tc>
       </w:tr>
       <w:tr>
-        <w:tblPrEx>
-          <w:tblCellMar>
-            <w:top w:w="0" w:type="dxa"/>
-            <w:left w:w="0" w:type="dxa"/>
-            <w:bottom w:w="0" w:type="dxa"/>
-            <w:right w:w="0" w:type="dxa"/>
-          </w:tblCellMar>
-        </w:tblPrEx>
         <w:trPr>
           <w:cantSplit/>
         </w:trPr>
@@ -12669,23 +12649,27 @@
               <w:bottom w:val="single" w:sz="6" w:space="0" w:color="A6A6A6"/>
               <w:right w:val="single" w:sz="6" w:space="0" w:color="A6A6A6"/>
             </w:tcBorders>
-            <w:shd w:val="clear" w:color="auto" w:fill="EEF5FA"/>
-            <w:tcMar>
-              <w:top w:w="80" w:type="dxa"/>
-              <w:left w:w="120" w:type="dxa"/>
-              <w:bottom w:w="80" w:type="dxa"/>
-              <w:right w:w="120" w:type="dxa"/>
-            </w:tcMar>
-            <w:vAlign w:val="center"/>
-          </w:tcPr>
-          <w:p>
-            <w:pPr>
-              <w:spacing w:after="0" w:line="240" w:lineRule="auto"/>
-              <w:ind w:firstLine="0"/>
-              <w:jc w:val="left"/>
-            </w:pPr>
-            <w:r>
-              <w:rPr>
+            <w:shd w:val="clear" w:color="auto" w:fill="FFFFFF" w:themeFill="background1"/>
+            <w:tcMar>
+              <w:top w:w="80" w:type="dxa"/>
+              <w:left w:w="120" w:type="dxa"/>
+              <w:bottom w:w="80" w:type="dxa"/>
+              <w:right w:w="120" w:type="dxa"/>
+            </w:tcMar>
+            <w:vAlign w:val="center"/>
+          </w:tcPr>
+          <w:p>
+            <w:pPr>
+              <w:spacing w:after="0" w:line="240" w:lineRule="auto"/>
+              <w:ind w:firstLine="0"/>
+              <w:jc w:val="left"/>
+              <w:rPr>
+                <w:color w:val="000000" w:themeColor="text1"/>
+              </w:rPr>
+            </w:pPr>
+            <w:r>
+              <w:rPr>
+                <w:color w:val="000000" w:themeColor="text1"/>
                 <w:sz w:val="21"/>
               </w:rPr>
               <w:t>Vietnamese natural-language questions</w:t>
@@ -12701,23 +12685,27 @@
               <w:bottom w:val="single" w:sz="6" w:space="0" w:color="A6A6A6"/>
               <w:right w:val="single" w:sz="6" w:space="0" w:color="A6A6A6"/>
             </w:tcBorders>
-            <w:shd w:val="clear" w:color="auto" w:fill="EEF5FA"/>
-            <w:tcMar>
-              <w:top w:w="80" w:type="dxa"/>
-              <w:left w:w="120" w:type="dxa"/>
-              <w:bottom w:w="80" w:type="dxa"/>
-              <w:right w:w="120" w:type="dxa"/>
-            </w:tcMar>
-            <w:vAlign w:val="center"/>
-          </w:tcPr>
-          <w:p>
-            <w:pPr>
-              <w:spacing w:after="0" w:line="240" w:lineRule="auto"/>
-              <w:ind w:firstLine="0"/>
-              <w:jc w:val="left"/>
-            </w:pPr>
-            <w:r>
-              <w:rPr>
+            <w:shd w:val="clear" w:color="auto" w:fill="FFFFFF" w:themeFill="background1"/>
+            <w:tcMar>
+              <w:top w:w="80" w:type="dxa"/>
+              <w:left w:w="120" w:type="dxa"/>
+              <w:bottom w:w="80" w:type="dxa"/>
+              <w:right w:w="120" w:type="dxa"/>
+            </w:tcMar>
+            <w:vAlign w:val="center"/>
+          </w:tcPr>
+          <w:p>
+            <w:pPr>
+              <w:spacing w:after="0" w:line="240" w:lineRule="auto"/>
+              <w:ind w:firstLine="0"/>
+              <w:jc w:val="left"/>
+              <w:rPr>
+                <w:color w:val="000000" w:themeColor="text1"/>
+              </w:rPr>
+            </w:pPr>
+            <w:r>
+              <w:rPr>
+                <w:color w:val="000000" w:themeColor="text1"/>
                 <w:sz w:val="21"/>
               </w:rPr>
               <w:t>Full multilingual policy coverage</w:t>
@@ -12726,14 +12714,6 @@
         </w:tc>
       </w:tr>
       <w:tr>
-        <w:tblPrEx>
-          <w:tblCellMar>
-            <w:top w:w="0" w:type="dxa"/>
-            <w:left w:w="0" w:type="dxa"/>
-            <w:bottom w:w="0" w:type="dxa"/>
-            <w:right w:w="0" w:type="dxa"/>
-          </w:tblCellMar>
-        </w:tblPrEx>
         <w:trPr>
           <w:cantSplit/>
         </w:trPr>
@@ -12746,22 +12726,27 @@
               <w:bottom w:val="single" w:sz="6" w:space="0" w:color="A6A6A6"/>
               <w:right w:val="single" w:sz="6" w:space="0" w:color="A6A6A6"/>
             </w:tcBorders>
-            <w:tcMar>
-              <w:top w:w="80" w:type="dxa"/>
-              <w:left w:w="120" w:type="dxa"/>
-              <w:bottom w:w="80" w:type="dxa"/>
-              <w:right w:w="120" w:type="dxa"/>
-            </w:tcMar>
-            <w:vAlign w:val="center"/>
-          </w:tcPr>
-          <w:p>
-            <w:pPr>
-              <w:spacing w:after="0" w:line="240" w:lineRule="auto"/>
-              <w:ind w:firstLine="0"/>
-              <w:jc w:val="left"/>
-            </w:pPr>
-            <w:r>
-              <w:rPr>
+            <w:shd w:val="clear" w:color="auto" w:fill="FFFFFF" w:themeFill="background1"/>
+            <w:tcMar>
+              <w:top w:w="80" w:type="dxa"/>
+              <w:left w:w="120" w:type="dxa"/>
+              <w:bottom w:w="80" w:type="dxa"/>
+              <w:right w:w="120" w:type="dxa"/>
+            </w:tcMar>
+            <w:vAlign w:val="center"/>
+          </w:tcPr>
+          <w:p>
+            <w:pPr>
+              <w:spacing w:after="0" w:line="240" w:lineRule="auto"/>
+              <w:ind w:firstLine="0"/>
+              <w:jc w:val="left"/>
+              <w:rPr>
+                <w:color w:val="000000" w:themeColor="text1"/>
+              </w:rPr>
+            </w:pPr>
+            <w:r>
+              <w:rPr>
+                <w:color w:val="000000" w:themeColor="text1"/>
                 <w:sz w:val="21"/>
               </w:rPr>
               <w:t>Policy retrieval and controlled calculations</w:t>
@@ -12777,22 +12762,27 @@
               <w:bottom w:val="single" w:sz="6" w:space="0" w:color="A6A6A6"/>
               <w:right w:val="single" w:sz="6" w:space="0" w:color="A6A6A6"/>
             </w:tcBorders>
-            <w:tcMar>
-              <w:top w:w="80" w:type="dxa"/>
-              <w:left w:w="120" w:type="dxa"/>
-              <w:bottom w:w="80" w:type="dxa"/>
-              <w:right w:w="120" w:type="dxa"/>
-            </w:tcMar>
-            <w:vAlign w:val="center"/>
-          </w:tcPr>
-          <w:p>
-            <w:pPr>
-              <w:spacing w:after="0" w:line="240" w:lineRule="auto"/>
-              <w:ind w:firstLine="0"/>
-              <w:jc w:val="left"/>
-            </w:pPr>
-            <w:r>
-              <w:rPr>
+            <w:shd w:val="clear" w:color="auto" w:fill="FFFFFF" w:themeFill="background1"/>
+            <w:tcMar>
+              <w:top w:w="80" w:type="dxa"/>
+              <w:left w:w="120" w:type="dxa"/>
+              <w:bottom w:w="80" w:type="dxa"/>
+              <w:right w:w="120" w:type="dxa"/>
+            </w:tcMar>
+            <w:vAlign w:val="center"/>
+          </w:tcPr>
+          <w:p>
+            <w:pPr>
+              <w:spacing w:after="0" w:line="240" w:lineRule="auto"/>
+              <w:ind w:firstLine="0"/>
+              <w:jc w:val="left"/>
+              <w:rPr>
+                <w:color w:val="000000" w:themeColor="text1"/>
+              </w:rPr>
+            </w:pPr>
+            <w:r>
+              <w:rPr>
+                <w:color w:val="000000" w:themeColor="text1"/>
                 <w:sz w:val="21"/>
               </w:rPr>
               <w:t>Legal or financial guarantees</w:t>
@@ -12801,14 +12791,6 @@
         </w:tc>
       </w:tr>
       <w:tr>
-        <w:tblPrEx>
-          <w:tblCellMar>
-            <w:top w:w="0" w:type="dxa"/>
-            <w:left w:w="0" w:type="dxa"/>
-            <w:bottom w:w="0" w:type="dxa"/>
-            <w:right w:w="0" w:type="dxa"/>
-          </w:tblCellMar>
-        </w:tblPrEx>
         <w:trPr>
           <w:cantSplit/>
         </w:trPr>
@@ -12821,23 +12803,27 @@
               <w:bottom w:val="single" w:sz="6" w:space="0" w:color="A6A6A6"/>
               <w:right w:val="single" w:sz="6" w:space="0" w:color="A6A6A6"/>
             </w:tcBorders>
-            <w:shd w:val="clear" w:color="auto" w:fill="EEF5FA"/>
-            <w:tcMar>
-              <w:top w:w="80" w:type="dxa"/>
-              <w:left w:w="120" w:type="dxa"/>
-              <w:bottom w:w="80" w:type="dxa"/>
-              <w:right w:w="120" w:type="dxa"/>
-            </w:tcMar>
-            <w:vAlign w:val="center"/>
-          </w:tcPr>
-          <w:p>
-            <w:pPr>
-              <w:spacing w:after="0" w:line="240" w:lineRule="auto"/>
-              <w:ind w:firstLine="0"/>
-              <w:jc w:val="left"/>
-            </w:pPr>
-            <w:r>
-              <w:rPr>
+            <w:shd w:val="clear" w:color="auto" w:fill="FFFFFF" w:themeFill="background1"/>
+            <w:tcMar>
+              <w:top w:w="80" w:type="dxa"/>
+              <w:left w:w="120" w:type="dxa"/>
+              <w:bottom w:w="80" w:type="dxa"/>
+              <w:right w:w="120" w:type="dxa"/>
+            </w:tcMar>
+            <w:vAlign w:val="center"/>
+          </w:tcPr>
+          <w:p>
+            <w:pPr>
+              <w:spacing w:after="0" w:line="240" w:lineRule="auto"/>
+              <w:ind w:firstLine="0"/>
+              <w:jc w:val="left"/>
+              <w:rPr>
+                <w:color w:val="000000" w:themeColor="text1"/>
+              </w:rPr>
+            </w:pPr>
+            <w:r>
+              <w:rPr>
+                <w:color w:val="000000" w:themeColor="text1"/>
                 <w:sz w:val="21"/>
               </w:rPr>
               <w:t>Authenticated web use and persistent history</w:t>
@@ -12853,23 +12839,27 @@
               <w:bottom w:val="single" w:sz="6" w:space="0" w:color="A6A6A6"/>
               <w:right w:val="single" w:sz="6" w:space="0" w:color="A6A6A6"/>
             </w:tcBorders>
-            <w:shd w:val="clear" w:color="auto" w:fill="EEF5FA"/>
-            <w:tcMar>
-              <w:top w:w="80" w:type="dxa"/>
-              <w:left w:w="120" w:type="dxa"/>
-              <w:bottom w:w="80" w:type="dxa"/>
-              <w:right w:w="120" w:type="dxa"/>
-            </w:tcMar>
-            <w:vAlign w:val="center"/>
-          </w:tcPr>
-          <w:p>
-            <w:pPr>
-              <w:spacing w:after="0" w:line="240" w:lineRule="auto"/>
-              <w:ind w:firstLine="0"/>
-              <w:jc w:val="left"/>
-            </w:pPr>
-            <w:r>
-              <w:rPr>
+            <w:shd w:val="clear" w:color="auto" w:fill="FFFFFF" w:themeFill="background1"/>
+            <w:tcMar>
+              <w:top w:w="80" w:type="dxa"/>
+              <w:left w:w="120" w:type="dxa"/>
+              <w:bottom w:w="80" w:type="dxa"/>
+              <w:right w:w="120" w:type="dxa"/>
+            </w:tcMar>
+            <w:vAlign w:val="center"/>
+          </w:tcPr>
+          <w:p>
+            <w:pPr>
+              <w:spacing w:after="0" w:line="240" w:lineRule="auto"/>
+              <w:ind w:firstLine="0"/>
+              <w:jc w:val="left"/>
+              <w:rPr>
+                <w:color w:val="000000" w:themeColor="text1"/>
+              </w:rPr>
+            </w:pPr>
+            <w:r>
+              <w:rPr>
+                <w:color w:val="000000" w:themeColor="text1"/>
                 <w:sz w:val="21"/>
               </w:rPr>
               <w:t>Native mobile applications</w:t>
@@ -12878,14 +12868,6 @@
         </w:tc>
       </w:tr>
       <w:tr>
-        <w:tblPrEx>
-          <w:tblCellMar>
-            <w:top w:w="0" w:type="dxa"/>
-            <w:left w:w="0" w:type="dxa"/>
-            <w:bottom w:w="0" w:type="dxa"/>
-            <w:right w:w="0" w:type="dxa"/>
-          </w:tblCellMar>
-        </w:tblPrEx>
         <w:trPr>
           <w:cantSplit/>
         </w:trPr>
@@ -12898,22 +12880,27 @@
               <w:bottom w:val="single" w:sz="6" w:space="0" w:color="A6A6A6"/>
               <w:right w:val="single" w:sz="6" w:space="0" w:color="A6A6A6"/>
             </w:tcBorders>
-            <w:tcMar>
-              <w:top w:w="80" w:type="dxa"/>
-              <w:left w:w="120" w:type="dxa"/>
-              <w:bottom w:w="80" w:type="dxa"/>
-              <w:right w:w="120" w:type="dxa"/>
-            </w:tcMar>
-            <w:vAlign w:val="center"/>
-          </w:tcPr>
-          <w:p>
-            <w:pPr>
-              <w:spacing w:after="0" w:line="240" w:lineRule="auto"/>
-              <w:ind w:firstLine="0"/>
-              <w:jc w:val="left"/>
-            </w:pPr>
-            <w:r>
-              <w:rPr>
+            <w:shd w:val="clear" w:color="auto" w:fill="FFFFFF" w:themeFill="background1"/>
+            <w:tcMar>
+              <w:top w:w="80" w:type="dxa"/>
+              <w:left w:w="120" w:type="dxa"/>
+              <w:bottom w:w="80" w:type="dxa"/>
+              <w:right w:w="120" w:type="dxa"/>
+            </w:tcMar>
+            <w:vAlign w:val="center"/>
+          </w:tcPr>
+          <w:p>
+            <w:pPr>
+              <w:spacing w:after="0" w:line="240" w:lineRule="auto"/>
+              <w:ind w:firstLine="0"/>
+              <w:jc w:val="left"/>
+              <w:rPr>
+                <w:color w:val="000000" w:themeColor="text1"/>
+              </w:rPr>
+            </w:pPr>
+            <w:r>
+              <w:rPr>
+                <w:color w:val="000000" w:themeColor="text1"/>
                 <w:sz w:val="21"/>
               </w:rPr>
               <w:t>Administrator PDF ingestion</w:t>
@@ -12929,22 +12916,27 @@
               <w:bottom w:val="single" w:sz="6" w:space="0" w:color="A6A6A6"/>
               <w:right w:val="single" w:sz="6" w:space="0" w:color="A6A6A6"/>
             </w:tcBorders>
-            <w:tcMar>
-              <w:top w:w="80" w:type="dxa"/>
-              <w:left w:w="120" w:type="dxa"/>
-              <w:bottom w:w="80" w:type="dxa"/>
-              <w:right w:w="120" w:type="dxa"/>
-            </w:tcMar>
-            <w:vAlign w:val="center"/>
-          </w:tcPr>
-          <w:p>
-            <w:pPr>
-              <w:spacing w:after="0" w:line="240" w:lineRule="auto"/>
-              <w:ind w:firstLine="0"/>
-              <w:jc w:val="left"/>
-            </w:pPr>
-            <w:r>
-              <w:rPr>
+            <w:shd w:val="clear" w:color="auto" w:fill="FFFFFF" w:themeFill="background1"/>
+            <w:tcMar>
+              <w:top w:w="80" w:type="dxa"/>
+              <w:left w:w="120" w:type="dxa"/>
+              <w:bottom w:w="80" w:type="dxa"/>
+              <w:right w:w="120" w:type="dxa"/>
+            </w:tcMar>
+            <w:vAlign w:val="center"/>
+          </w:tcPr>
+          <w:p>
+            <w:pPr>
+              <w:spacing w:after="0" w:line="240" w:lineRule="auto"/>
+              <w:ind w:firstLine="0"/>
+              <w:jc w:val="left"/>
+              <w:rPr>
+                <w:color w:val="000000" w:themeColor="text1"/>
+              </w:rPr>
+            </w:pPr>
+            <w:r>
+              <w:rPr>
+                <w:color w:val="000000" w:themeColor="text1"/>
                 <w:sz w:val="21"/>
               </w:rPr>
               <w:t>Automatic trust of arbitrary internet content</w:t>
@@ -12970,10 +12962,7 @@
     </w:p>
     <w:p>
       <w:r>
-        <w:t>The project follows an iterative evidence-first process. Requirements are derived from student question patterns and administrative document types. Architecture is divided into web, orchestration, retrieval, and storage responsibilities. Implementation is validated through focused unit and integration tests, followed by authenticated API evaluation using the same cookie-based flow as the user interface. Retrieval changes are separated from data-index changes so that code-only routing adjustments do not trig</w:t>
-      </w:r>
-      <w:r>
-        <w:t>ger unnecessary reindexing, whereas changes to content, metadata, chunking, or embeddings require a new immutable vector-index version.</w:t>
+        <w:t>The project follows an iterative evidence-first process. Requirements are derived from student question patterns and administrative document types. Architecture is divided into web, orchestration, retrieval, and storage responsibilities. Implementation is validated through focused unit and integration tests, followed by authenticated API evaluation using the same cookie-based flow as the user interface. Retrieval changes are separated from data-index changes so that code-only routing adjustments do not trigger unnecessary reindexing, whereas changes to content, metadata, chunking, or embeddings require a new immutable vector-index version.</w:t>
       </w:r>
     </w:p>
     <w:p>
@@ -13063,26 +13052,33 @@
     </w:p>
     <w:p>
       <w:r>
-        <w:t>Retrieval-Augmented Generation combines an information-retrieval system with a generative model. Instead of asking the language model to answer only from parameters learned during pre-training, the system first retrieves passages from a controlled corpus. Those passages are inserted into a prompt together with instructions and the user question. The language model then generates an answer conditioned on explicit evidence. This separation is useful for institutional policy because documents change more frequ</w:t>
-      </w:r>
-      <w:r>
-        <w:t>ently than model weights and must remain auditable.</w:t>
-      </w:r>
-    </w:p>
-    <w:p>
-      <w:r>
-        <w:t>In this project, retrieval is not a single vector query. The system first decides whether a question can be answered by the structured tuition catalog or whether one or more document lanes are required. A lane represents a business distinction such as scholarship, student loan, social support, actual tuition, exemption basis, or exemption policy. Each Qdrant request includes an active-status condition and, when enabled, business metadata filters. The retrieved child vectors lead to larger parent documents i</w:t>
-      </w:r>
-      <w:r>
-        <w:t>n PostgreSQL, and a reranker selects the most relevant parents before context construction.</w:t>
-      </w:r>
-    </w:p>
-    <w:p>
-      <w:r>
-        <w:t>Augmentation labels every context block with source and business metadata. The labels explicitly distinguish actual tuition from the basis used to calculate exemption or reduction. Headers extracted from Markdown are also added so that a passage retains its position in the original policy. The prompt supplies a routing-specific answer instruction and requires the model to report missing evidence instead of substituting a semantically similar document. Generation is therefore constrained by both retrieved te</w:t>
-      </w:r>
-      <w:r>
-        <w:t>xt and deterministic routing decisions.</w:t>
+        <w:t>Retrieval-Augmented Generation combines an information-retrieval system with a generative model. Instead of asking the language model to answer only from parameters learned during pre-training, the system first retrieves passages from a controlled corpus. Those passages are inserted into a prompt together with instructions and the user question. The language model then generates an answer conditioned on explicit evidence. This separation is useful for institutional policy because documents change more frequently than model weights and must remain auditable.</w:t>
+      </w:r>
+    </w:p>
+    <w:p>
+      <w:r>
+        <w:t xml:space="preserve">In this project, retrieval is not a single vector query. The system first decides whether a question can be answered by the structured tuition catalog or whether one or more document lanes are required. A lane represents a business distinction such as scholarship, student loan, social support, actual tuition, exemption basis, or exemption policy. Each </w:t>
+      </w:r>
+      <w:proofErr w:type="spellStart"/>
+      <w:r>
+        <w:t>Qdrant</w:t>
+      </w:r>
+      <w:proofErr w:type="spellEnd"/>
+      <w:r>
+        <w:t xml:space="preserve"> request includes an active-status condition and, when enabled, business metadata filters. The retrieved child vectors lead to larger parent documents in PostgreSQL, and a </w:t>
+      </w:r>
+      <w:proofErr w:type="spellStart"/>
+      <w:r>
+        <w:t>reranker</w:t>
+      </w:r>
+      <w:proofErr w:type="spellEnd"/>
+      <w:r>
+        <w:t xml:space="preserve"> selects the most relevant parents before context construction.</w:t>
+      </w:r>
+    </w:p>
+    <w:p>
+      <w:r>
+        <w:t>Augmentation labels every context block with source and business metadata. The labels explicitly distinguish actual tuition from the basis used to calculate exemption or reduction. Headers extracted from Markdown are also added so that a passage retains its position in the original policy. The prompt supplies a routing-specific answer instruction and requires the model to report missing evidence instead of substituting a semantically similar document. Generation is therefore constrained by both retrieved text and deterministic routing decisions.</w:t>
       </w:r>
     </w:p>
     <w:p>
@@ -13097,7 +13093,15 @@
     </w:p>
     <w:p>
       <w:r>
-        <w:t xml:space="preserve">Uploaded PDF documents are validated before processing. The current API accepts safe PDF filenames, checks the media type and PDF signature, enforces a five-mebibyte limit, validates the document class, and requires a consecutive academic-year value where relevant. LlamaParse converts the validated PDF to Markdown. The </w:t>
+        <w:t xml:space="preserve">Uploaded PDF documents are validated before processing. The current API accepts safe PDF filenames, checks the media type and PDF signature, enforces a five-mebibyte limit, validates the document class, and requires a consecutive academic-year value where relevant. </w:t>
+      </w:r>
+      <w:proofErr w:type="spellStart"/>
+      <w:r>
+        <w:t>LlamaParse</w:t>
+      </w:r>
+      <w:proofErr w:type="spellEnd"/>
+      <w:r>
+        <w:t xml:space="preserve"> converts the validated PDF to Markdown. The </w:t>
       </w:r>
       <w:r>
         <w:lastRenderedPageBreak/>
@@ -13126,15 +13130,28 @@
     </w:p>
     <w:p>
       <w:r>
-        <w:t>A single chunk size cannot simultaneously maximize retrieval resolution and generation context. Small chunks are easier to match semantically, but they may omit the surrounding rule or table heading. Large chunks preserve meaning but may contain several unrelated topics. The project applies a small-to-big strategy: child chunks are embedded for high-resolution vector search, while the associated parent passages are returned to the reranker and language model.</w:t>
-      </w:r>
-    </w:p>
-    <w:p>
-      <w:r>
-        <w:t>The parent splitter uses a 2,800-character target with 100-character overlap and prefers paragraph, line, sentence, and word boundaries. Child chunks use 400 characters with 50-character overlap. Smart table handling preserves headers in every table fragment. The overlap reduces boundary loss, while metadata labels make the business category visible to both the embedding model and the generated prompt. This configuration is an engineering choice that should be benchmarked against alternatives rather than tr</w:t>
-      </w:r>
-      <w:r>
-        <w:t>eated as universally optimal.</w:t>
+        <w:t xml:space="preserve">A single chunk size cannot simultaneously maximize retrieval resolution and generation context. Small chunks are easier to match semantically, but they may omit the surrounding rule or table heading. Large chunks preserve meaning but may contain several unrelated topics. The project </w:t>
+      </w:r>
+      <w:proofErr w:type="gramStart"/>
+      <w:r>
+        <w:t>applies</w:t>
+      </w:r>
+      <w:proofErr w:type="gramEnd"/>
+      <w:r>
+        <w:t xml:space="preserve"> a small-to-big strategy: child chunks are embedded for high-resolution vector search, while the associated parent passages are returned to the </w:t>
+      </w:r>
+      <w:proofErr w:type="spellStart"/>
+      <w:r>
+        <w:t>reranker</w:t>
+      </w:r>
+      <w:proofErr w:type="spellEnd"/>
+      <w:r>
+        <w:t xml:space="preserve"> and language model.</w:t>
+      </w:r>
+    </w:p>
+    <w:p>
+      <w:r>
+        <w:t>The parent splitter uses a 2,800-character target with 100-character overlap and prefers paragraph, line, sentence, and word boundaries. Child chunks use 400 characters with 50-character overlap. Smart table handling preserves headers in every table fragment. The overlap reduces boundary loss, while metadata labels make the business category visible to both the embedding model and the generated prompt. This configuration is an engineering choice that should be benchmarked against alternatives rather than treated as universally optimal.</w:t>
       </w:r>
     </w:p>
     <w:p>
@@ -13150,10 +13167,23 @@
     </w:p>
     <w:p>
       <w:r>
-        <w:t>Dense retrieval maps a question and document chunks into the same vector space. Cosine similarity compares their orientation, which approximates semantic relatedness while reducing the influence of vector magnitude. Qdrant stores 768-dimensional child vectors and uses a Hierarchical Navigable Small World index. HNSW builds a multi-layer proximity graph that offers approximate nearest-neighbour search with high recall and low query latency. The configured construction parameters balance graph connectivity an</w:t>
-      </w:r>
-      <w:r>
-        <w:t>d indexing cost for the project corpus.</w:t>
+        <w:t xml:space="preserve">Dense retrieval maps a question and document chunks into the same vector space. Cosine similarity compares their orientation, which approximates semantic relatedness while reducing the influence of vector magnitude. </w:t>
+      </w:r>
+      <w:proofErr w:type="spellStart"/>
+      <w:r>
+        <w:t>Qdrant</w:t>
+      </w:r>
+      <w:proofErr w:type="spellEnd"/>
+      <w:r>
+        <w:t xml:space="preserve"> stores 768-dimensional child vectors and uses a Hierarchical Navigable Small World index. HNSW builds a multi-layer proximity graph that offers approximate nearest-</w:t>
+      </w:r>
+      <w:proofErr w:type="spellStart"/>
+      <w:r>
+        <w:t>neighbour</w:t>
+      </w:r>
+      <w:proofErr w:type="spellEnd"/>
+      <w:r>
+        <w:t xml:space="preserve"> search with high recall and low query latency. The configured construction parameters balance graph connectivity and indexing cost for the project corpus.</w:t>
       </w:r>
     </w:p>
     <w:p>
@@ -13168,10 +13198,15 @@
     </w:p>
     <w:p>
       <w:r>
-        <w:t>A bi-encoder independently represents questions and documents, enabling fast search but losing some token-level interaction. A cross-encoder receives the query and passage together and can evaluate detailed relationships. Running a cross-encoder over the entire corpus would be expensive, so the system uses vector search for a broad candidate set and reranks only the retrieved parents. The current pipeline searches for fifteen candidates and retains six after reranking. A soft temporal tie-break applies only</w:t>
-      </w:r>
-      <w:r>
-        <w:t xml:space="preserve"> when relevance scores fall within 0.05, ensuring that a clearly more relevant older policy is not displaced solely by date.</w:t>
+        <w:t xml:space="preserve">A bi-encoder independently represents questions and documents, enabling fast search but losing some token-level interaction. A cross-encoder receives the query and passage together and can evaluate detailed relationships. Running a cross-encoder over the entire corpus would be expensive, so the system uses vector search for a broad candidate set and </w:t>
+      </w:r>
+      <w:proofErr w:type="spellStart"/>
+      <w:r>
+        <w:t>reranks</w:t>
+      </w:r>
+      <w:proofErr w:type="spellEnd"/>
+      <w:r>
+        <w:t xml:space="preserve"> only the retrieved parents. The current pipeline searches for fifteen candidates and retains six after reranking. A soft temporal tie-break applies only when relevance scores fall within 0.05, ensuring that a clearly more relevant older policy is not displaced solely by date.</w:t>
       </w:r>
     </w:p>
     <w:p>
@@ -13186,10 +13221,7 @@
     </w:p>
     <w:p>
       <w:r>
-        <w:t>The final prompt contains the user’s original question, recent human and assistant messages, a retrieval-specific instruction, and labeled evidence. The original wording is preserved for natural response generation even when a clarified search query is used for retrieval. Tool results are appended as structured messages and a final model call verbalizes them. If no authoritative data or correctly filtered passages are available, the API returns an explicit no-result response without invoking speculative gen</w:t>
-      </w:r>
-      <w:r>
-        <w:t>eration.</w:t>
+        <w:t>The final prompt contains the user’s original question, recent human and assistant messages, a retrieval-specific instruction, and labeled evidence. The original wording is preserved for natural response generation even when a clarified search query is used for retrieval. Tool results are appended as structured messages and a final model call verbalizes them. If no authoritative data or correctly filtered passages are available, the API returns an explicit no-result response without invoking speculative generation.</w:t>
       </w:r>
     </w:p>
     <w:p>
@@ -13214,7 +13246,39 @@
     </w:p>
     <w:p>
       <w:r>
-        <w:t xml:space="preserve">The implementation uses bkai-foundation-models/vietnamese-bi-encoder through LangChain’s HuggingFaceEmbeddings adapter. The model maps sentences and paragraphs into a 768-dimensional dense vector space and uses a PhoBERT-base-v2 </w:t>
+        <w:t xml:space="preserve">The implementation uses </w:t>
+      </w:r>
+      <w:proofErr w:type="spellStart"/>
+      <w:r>
+        <w:t>bkai</w:t>
+      </w:r>
+      <w:proofErr w:type="spellEnd"/>
+      <w:r>
+        <w:t>-foundation-models/</w:t>
+      </w:r>
+      <w:proofErr w:type="spellStart"/>
+      <w:r>
+        <w:t>vietnamese</w:t>
+      </w:r>
+      <w:proofErr w:type="spellEnd"/>
+      <w:r>
+        <w:t xml:space="preserve">-bi-encoder through </w:t>
+      </w:r>
+      <w:proofErr w:type="spellStart"/>
+      <w:r>
+        <w:t>LangChain’s</w:t>
+      </w:r>
+      <w:proofErr w:type="spellEnd"/>
+      <w:r>
+        <w:t xml:space="preserve"> </w:t>
+      </w:r>
+      <w:proofErr w:type="spellStart"/>
+      <w:r>
+        <w:t>HuggingFaceEmbeddings</w:t>
+      </w:r>
+      <w:proofErr w:type="spellEnd"/>
+      <w:r>
+        <w:t xml:space="preserve"> adapter. The model maps sentences and paragraphs into a 768-dimensional dense vector space and uses a PhoBERT-base-v2 </w:t>
       </w:r>
       <w:r>
         <w:lastRenderedPageBreak/>
@@ -13248,7 +13312,23 @@
     </w:p>
     <w:p>
       <w:r>
-        <w:t>Its training mixture includes Vietnamese-translated MS MARCO and SQuAD together with data from the Legal Text Retrieval Zalo challenge. The latter is relevant to decisions, regulations, eligibility conditions, and administrative passages that resemble the project corpus.</w:t>
+        <w:t xml:space="preserve">Its training mixture includes Vietnamese-translated MS MARCO and </w:t>
+      </w:r>
+      <w:proofErr w:type="spellStart"/>
+      <w:r>
+        <w:t>SQuAD</w:t>
+      </w:r>
+      <w:proofErr w:type="spellEnd"/>
+      <w:r>
+        <w:t xml:space="preserve"> together with data from the Legal Text Retrieval </w:t>
+      </w:r>
+      <w:proofErr w:type="spellStart"/>
+      <w:r>
+        <w:t>Zalo</w:t>
+      </w:r>
+      <w:proofErr w:type="spellEnd"/>
+      <w:r>
+        <w:t xml:space="preserve"> challenge. The latter is relevant to decisions, regulations, eligibility conditions, and administrative passages that resemble the project corpus.</w:t>
       </w:r>
     </w:p>
     <w:p>
@@ -13293,7 +13373,23 @@
     </w:p>
     <w:p>
       <w:r>
-        <w:t>Document chunks are embedded once during ingestion. At runtime only the query is embedded, after which Qdrant performs nearest-neighbour search. This is materially cheaper than joint query-passage scoring over the full corpus.</w:t>
+        <w:t xml:space="preserve">Document chunks are embedded once during ingestion. At runtime only the query is embedded, after which </w:t>
+      </w:r>
+      <w:proofErr w:type="spellStart"/>
+      <w:r>
+        <w:t>Qdrant</w:t>
+      </w:r>
+      <w:proofErr w:type="spellEnd"/>
+      <w:r>
+        <w:t xml:space="preserve"> performs nearest-</w:t>
+      </w:r>
+      <w:proofErr w:type="spellStart"/>
+      <w:r>
+        <w:t>neighbour</w:t>
+      </w:r>
+      <w:proofErr w:type="spellEnd"/>
+      <w:r>
+        <w:t xml:space="preserve"> search. This is materially cheaper than joint query-passage scoring over the full corpus.</w:t>
       </w:r>
     </w:p>
     <w:p>
@@ -13339,7 +13435,23 @@
     </w:p>
     <w:p>
       <w:r>
-        <w:t>The model is directly supported by Sentence Transformers and HuggingFaceEmbeddings. Its output dimension matches the configured Qdrant collection and cosine-distance function, so no projection or adapter service is required.</w:t>
+        <w:t xml:space="preserve">The model is directly supported by Sentence Transformers and </w:t>
+      </w:r>
+      <w:proofErr w:type="spellStart"/>
+      <w:r>
+        <w:t>HuggingFaceEmbeddings</w:t>
+      </w:r>
+      <w:proofErr w:type="spellEnd"/>
+      <w:r>
+        <w:t xml:space="preserve">. Its output dimension matches the configured </w:t>
+      </w:r>
+      <w:proofErr w:type="spellStart"/>
+      <w:r>
+        <w:t>Qdrant</w:t>
+      </w:r>
+      <w:proofErr w:type="spellEnd"/>
+      <w:r>
+        <w:t xml:space="preserve"> collection and cosine-distance function, so no projection or adapter service is required.</w:t>
       </w:r>
     </w:p>
     <w:p>
@@ -13347,8 +13459,13 @@
         <w:pStyle w:val="u4"/>
       </w:pPr>
       <w:bookmarkStart w:id="34" w:name="_Toc235727469"/>
-      <w:r>
-        <w:t>Licence and reproducibility</w:t>
+      <w:proofErr w:type="spellStart"/>
+      <w:r>
+        <w:t>Licence</w:t>
+      </w:r>
+      <w:proofErr w:type="spellEnd"/>
+      <w:r>
+        <w:t xml:space="preserve"> and reproducibility</w:t>
       </w:r>
       <w:bookmarkEnd w:id="34"/>
     </w:p>
@@ -13409,12 +13526,6 @@
         <w:tblW w:w="8951" w:type="dxa"/>
         <w:tblInd w:w="120" w:type="dxa"/>
         <w:tblLayout w:type="fixed"/>
-        <w:tblCellMar>
-          <w:top w:w="0" w:type="dxa"/>
-          <w:left w:w="0" w:type="dxa"/>
-          <w:bottom w:w="0" w:type="dxa"/>
-          <w:right w:w="0" w:type="dxa"/>
-        </w:tblCellMar>
         <w:tblLook w:val="04A0" w:firstRow="1" w:lastRow="0" w:firstColumn="1" w:lastColumn="0" w:noHBand="0" w:noVBand="1"/>
       </w:tblPr>
       <w:tblGrid>
@@ -13424,14 +13535,6 @@
         <w:gridCol w:w="1946"/>
       </w:tblGrid>
       <w:tr>
-        <w:tblPrEx>
-          <w:tblCellMar>
-            <w:top w:w="0" w:type="dxa"/>
-            <w:left w:w="0" w:type="dxa"/>
-            <w:bottom w:w="0" w:type="dxa"/>
-            <w:right w:w="0" w:type="dxa"/>
-          </w:tblCellMar>
-        </w:tblPrEx>
         <w:trPr>
           <w:cantSplit/>
           <w:tblHeader/>
@@ -13445,7 +13548,7 @@
               <w:bottom w:val="single" w:sz="6" w:space="0" w:color="7F8C8D"/>
               <w:right w:val="single" w:sz="6" w:space="0" w:color="7F8C8D"/>
             </w:tcBorders>
-            <w:shd w:val="clear" w:color="auto" w:fill="17365D"/>
+            <w:shd w:val="clear" w:color="auto" w:fill="FFFFFF" w:themeFill="background1"/>
             <w:tcMar>
               <w:top w:w="80" w:type="dxa"/>
               <w:left w:w="120" w:type="dxa"/>
@@ -13458,12 +13561,15 @@
             <w:pPr>
               <w:ind w:firstLine="0"/>
               <w:jc w:val="center"/>
+              <w:rPr>
+                <w:color w:val="000000" w:themeColor="text1"/>
+              </w:rPr>
             </w:pPr>
             <w:r>
               <w:rPr>
                 <w:rFonts w:ascii="Arial" w:eastAsia="Arial" w:hAnsi="Arial"/>
                 <w:b/>
-                <w:color w:val="FFFFFF"/>
+                <w:color w:val="000000" w:themeColor="text1"/>
                 <w:sz w:val="21"/>
               </w:rPr>
               <w:t>Criterion</w:t>
@@ -13479,7 +13585,7 @@
               <w:bottom w:val="single" w:sz="6" w:space="0" w:color="7F8C8D"/>
               <w:right w:val="single" w:sz="6" w:space="0" w:color="7F8C8D"/>
             </w:tcBorders>
-            <w:shd w:val="clear" w:color="auto" w:fill="17365D"/>
+            <w:shd w:val="clear" w:color="auto" w:fill="FFFFFF" w:themeFill="background1"/>
             <w:tcMar>
               <w:top w:w="80" w:type="dxa"/>
               <w:left w:w="120" w:type="dxa"/>
@@ -13492,12 +13598,15 @@
             <w:pPr>
               <w:ind w:firstLine="0"/>
               <w:jc w:val="center"/>
+              <w:rPr>
+                <w:color w:val="000000" w:themeColor="text1"/>
+              </w:rPr>
             </w:pPr>
             <w:r>
               <w:rPr>
                 <w:rFonts w:ascii="Arial" w:eastAsia="Arial" w:hAnsi="Arial"/>
                 <w:b/>
-                <w:color w:val="FFFFFF"/>
+                <w:color w:val="000000" w:themeColor="text1"/>
                 <w:sz w:val="21"/>
               </w:rPr>
               <w:t>Project requirement</w:t>
@@ -13513,7 +13622,7 @@
               <w:bottom w:val="single" w:sz="6" w:space="0" w:color="7F8C8D"/>
               <w:right w:val="single" w:sz="6" w:space="0" w:color="7F8C8D"/>
             </w:tcBorders>
-            <w:shd w:val="clear" w:color="auto" w:fill="17365D"/>
+            <w:shd w:val="clear" w:color="auto" w:fill="FFFFFF" w:themeFill="background1"/>
             <w:tcMar>
               <w:top w:w="80" w:type="dxa"/>
               <w:left w:w="120" w:type="dxa"/>
@@ -13526,12 +13635,15 @@
             <w:pPr>
               <w:ind w:firstLine="0"/>
               <w:jc w:val="center"/>
+              <w:rPr>
+                <w:color w:val="000000" w:themeColor="text1"/>
+              </w:rPr>
             </w:pPr>
             <w:r>
               <w:rPr>
                 <w:rFonts w:ascii="Arial" w:eastAsia="Arial" w:hAnsi="Arial"/>
                 <w:b/>
-                <w:color w:val="FFFFFF"/>
+                <w:color w:val="000000" w:themeColor="text1"/>
                 <w:sz w:val="21"/>
               </w:rPr>
               <w:t>Selected-model fit</w:t>
@@ -13547,7 +13659,7 @@
               <w:bottom w:val="single" w:sz="6" w:space="0" w:color="7F8C8D"/>
               <w:right w:val="single" w:sz="6" w:space="0" w:color="7F8C8D"/>
             </w:tcBorders>
-            <w:shd w:val="clear" w:color="auto" w:fill="17365D"/>
+            <w:shd w:val="clear" w:color="auto" w:fill="FFFFFF" w:themeFill="background1"/>
             <w:tcMar>
               <w:top w:w="80" w:type="dxa"/>
               <w:left w:w="120" w:type="dxa"/>
@@ -13560,12 +13672,15 @@
             <w:pPr>
               <w:ind w:firstLine="0"/>
               <w:jc w:val="center"/>
+              <w:rPr>
+                <w:color w:val="000000" w:themeColor="text1"/>
+              </w:rPr>
             </w:pPr>
             <w:r>
               <w:rPr>
                 <w:rFonts w:ascii="Arial" w:eastAsia="Arial" w:hAnsi="Arial"/>
                 <w:b/>
-                <w:color w:val="FFFFFF"/>
+                <w:color w:val="000000" w:themeColor="text1"/>
                 <w:sz w:val="21"/>
               </w:rPr>
               <w:t>Trade-off</w:t>
@@ -13574,14 +13689,6 @@
         </w:tc>
       </w:tr>
       <w:tr>
-        <w:tblPrEx>
-          <w:tblCellMar>
-            <w:top w:w="0" w:type="dxa"/>
-            <w:left w:w="0" w:type="dxa"/>
-            <w:bottom w:w="0" w:type="dxa"/>
-            <w:right w:w="0" w:type="dxa"/>
-          </w:tblCellMar>
-        </w:tblPrEx>
         <w:trPr>
           <w:cantSplit/>
         </w:trPr>
@@ -13594,6 +13701,7 @@
               <w:bottom w:val="single" w:sz="6" w:space="0" w:color="A6A6A6"/>
               <w:right w:val="single" w:sz="6" w:space="0" w:color="A6A6A6"/>
             </w:tcBorders>
+            <w:shd w:val="clear" w:color="auto" w:fill="FFFFFF" w:themeFill="background1"/>
             <w:tcMar>
               <w:top w:w="80" w:type="dxa"/>
               <w:left w:w="120" w:type="dxa"/>
@@ -13607,9 +13715,13 @@
               <w:spacing w:after="0" w:line="240" w:lineRule="auto"/>
               <w:ind w:firstLine="0"/>
               <w:jc w:val="center"/>
-            </w:pPr>
-            <w:r>
-              <w:rPr>
+              <w:rPr>
+                <w:color w:val="000000" w:themeColor="text1"/>
+              </w:rPr>
+            </w:pPr>
+            <w:r>
+              <w:rPr>
+                <w:color w:val="000000" w:themeColor="text1"/>
                 <w:sz w:val="21"/>
               </w:rPr>
               <w:t>Language</w:t>
@@ -13625,22 +13737,27 @@
               <w:bottom w:val="single" w:sz="6" w:space="0" w:color="A6A6A6"/>
               <w:right w:val="single" w:sz="6" w:space="0" w:color="A6A6A6"/>
             </w:tcBorders>
-            <w:tcMar>
-              <w:top w:w="80" w:type="dxa"/>
-              <w:left w:w="120" w:type="dxa"/>
-              <w:bottom w:w="80" w:type="dxa"/>
-              <w:right w:w="120" w:type="dxa"/>
-            </w:tcMar>
-            <w:vAlign w:val="center"/>
-          </w:tcPr>
-          <w:p>
-            <w:pPr>
-              <w:spacing w:after="0" w:line="240" w:lineRule="auto"/>
-              <w:ind w:firstLine="0"/>
-              <w:jc w:val="left"/>
-            </w:pPr>
-            <w:r>
-              <w:rPr>
+            <w:shd w:val="clear" w:color="auto" w:fill="FFFFFF" w:themeFill="background1"/>
+            <w:tcMar>
+              <w:top w:w="80" w:type="dxa"/>
+              <w:left w:w="120" w:type="dxa"/>
+              <w:bottom w:w="80" w:type="dxa"/>
+              <w:right w:w="120" w:type="dxa"/>
+            </w:tcMar>
+            <w:vAlign w:val="center"/>
+          </w:tcPr>
+          <w:p>
+            <w:pPr>
+              <w:spacing w:after="0" w:line="240" w:lineRule="auto"/>
+              <w:ind w:firstLine="0"/>
+              <w:jc w:val="left"/>
+              <w:rPr>
+                <w:color w:val="000000" w:themeColor="text1"/>
+              </w:rPr>
+            </w:pPr>
+            <w:r>
+              <w:rPr>
+                <w:color w:val="000000" w:themeColor="text1"/>
                 <w:sz w:val="21"/>
               </w:rPr>
               <w:t>Vietnamese questions and documents</w:t>
@@ -13656,25 +13773,46 @@
               <w:bottom w:val="single" w:sz="6" w:space="0" w:color="A6A6A6"/>
               <w:right w:val="single" w:sz="6" w:space="0" w:color="A6A6A6"/>
             </w:tcBorders>
-            <w:tcMar>
-              <w:top w:w="80" w:type="dxa"/>
-              <w:left w:w="120" w:type="dxa"/>
-              <w:bottom w:w="80" w:type="dxa"/>
-              <w:right w:w="120" w:type="dxa"/>
-            </w:tcMar>
-            <w:vAlign w:val="center"/>
-          </w:tcPr>
-          <w:p>
-            <w:pPr>
-              <w:spacing w:after="0" w:line="240" w:lineRule="auto"/>
-              <w:ind w:firstLine="0"/>
-              <w:jc w:val="left"/>
-            </w:pPr>
-            <w:r>
-              <w:rPr>
-                <w:sz w:val="21"/>
-              </w:rPr>
-              <w:t>Vietnamese-specific PhoBERT backbone</w:t>
+            <w:shd w:val="clear" w:color="auto" w:fill="FFFFFF" w:themeFill="background1"/>
+            <w:tcMar>
+              <w:top w:w="80" w:type="dxa"/>
+              <w:left w:w="120" w:type="dxa"/>
+              <w:bottom w:w="80" w:type="dxa"/>
+              <w:right w:w="120" w:type="dxa"/>
+            </w:tcMar>
+            <w:vAlign w:val="center"/>
+          </w:tcPr>
+          <w:p>
+            <w:pPr>
+              <w:spacing w:after="0" w:line="240" w:lineRule="auto"/>
+              <w:ind w:firstLine="0"/>
+              <w:jc w:val="left"/>
+              <w:rPr>
+                <w:color w:val="000000" w:themeColor="text1"/>
+              </w:rPr>
+            </w:pPr>
+            <w:r>
+              <w:rPr>
+                <w:color w:val="000000" w:themeColor="text1"/>
+                <w:sz w:val="21"/>
+              </w:rPr>
+              <w:t xml:space="preserve">Vietnamese-specific </w:t>
+            </w:r>
+            <w:proofErr w:type="spellStart"/>
+            <w:r>
+              <w:rPr>
+                <w:color w:val="000000" w:themeColor="text1"/>
+                <w:sz w:val="21"/>
+              </w:rPr>
+              <w:t>PhoBERT</w:t>
+            </w:r>
+            <w:proofErr w:type="spellEnd"/>
+            <w:r>
+              <w:rPr>
+                <w:color w:val="000000" w:themeColor="text1"/>
+                <w:sz w:val="21"/>
+              </w:rPr>
+              <w:t xml:space="preserve"> backbone</w:t>
             </w:r>
           </w:p>
         </w:tc>
@@ -13687,22 +13825,27 @@
               <w:bottom w:val="single" w:sz="6" w:space="0" w:color="A6A6A6"/>
               <w:right w:val="single" w:sz="6" w:space="0" w:color="A6A6A6"/>
             </w:tcBorders>
-            <w:tcMar>
-              <w:top w:w="80" w:type="dxa"/>
-              <w:left w:w="120" w:type="dxa"/>
-              <w:bottom w:w="80" w:type="dxa"/>
-              <w:right w:w="120" w:type="dxa"/>
-            </w:tcMar>
-            <w:vAlign w:val="center"/>
-          </w:tcPr>
-          <w:p>
-            <w:pPr>
-              <w:spacing w:after="0" w:line="240" w:lineRule="auto"/>
-              <w:ind w:firstLine="0"/>
-              <w:jc w:val="left"/>
-            </w:pPr>
-            <w:r>
-              <w:rPr>
+            <w:shd w:val="clear" w:color="auto" w:fill="FFFFFF" w:themeFill="background1"/>
+            <w:tcMar>
+              <w:top w:w="80" w:type="dxa"/>
+              <w:left w:w="120" w:type="dxa"/>
+              <w:bottom w:w="80" w:type="dxa"/>
+              <w:right w:w="120" w:type="dxa"/>
+            </w:tcMar>
+            <w:vAlign w:val="center"/>
+          </w:tcPr>
+          <w:p>
+            <w:pPr>
+              <w:spacing w:after="0" w:line="240" w:lineRule="auto"/>
+              <w:ind w:firstLine="0"/>
+              <w:jc w:val="left"/>
+              <w:rPr>
+                <w:color w:val="000000" w:themeColor="text1"/>
+              </w:rPr>
+            </w:pPr>
+            <w:r>
+              <w:rPr>
+                <w:color w:val="000000" w:themeColor="text1"/>
                 <w:sz w:val="21"/>
               </w:rPr>
               <w:t>Less multilingual flexibility</w:t>
@@ -13711,14 +13854,6 @@
         </w:tc>
       </w:tr>
       <w:tr>
-        <w:tblPrEx>
-          <w:tblCellMar>
-            <w:top w:w="0" w:type="dxa"/>
-            <w:left w:w="0" w:type="dxa"/>
-            <w:bottom w:w="0" w:type="dxa"/>
-            <w:right w:w="0" w:type="dxa"/>
-          </w:tblCellMar>
-        </w:tblPrEx>
         <w:trPr>
           <w:cantSplit/>
         </w:trPr>
@@ -13731,7 +13866,7 @@
               <w:bottom w:val="single" w:sz="6" w:space="0" w:color="A6A6A6"/>
               <w:right w:val="single" w:sz="6" w:space="0" w:color="A6A6A6"/>
             </w:tcBorders>
-            <w:shd w:val="clear" w:color="auto" w:fill="EEF5FA"/>
+            <w:shd w:val="clear" w:color="auto" w:fill="FFFFFF" w:themeFill="background1"/>
             <w:tcMar>
               <w:top w:w="80" w:type="dxa"/>
               <w:left w:w="120" w:type="dxa"/>
@@ -13745,9 +13880,13 @@
               <w:spacing w:after="0" w:line="240" w:lineRule="auto"/>
               <w:ind w:firstLine="0"/>
               <w:jc w:val="center"/>
-            </w:pPr>
-            <w:r>
-              <w:rPr>
+              <w:rPr>
+                <w:color w:val="000000" w:themeColor="text1"/>
+              </w:rPr>
+            </w:pPr>
+            <w:r>
+              <w:rPr>
+                <w:color w:val="000000" w:themeColor="text1"/>
                 <w:sz w:val="21"/>
               </w:rPr>
               <w:t>Domain</w:t>
@@ -13763,23 +13902,27 @@
               <w:bottom w:val="single" w:sz="6" w:space="0" w:color="A6A6A6"/>
               <w:right w:val="single" w:sz="6" w:space="0" w:color="A6A6A6"/>
             </w:tcBorders>
-            <w:shd w:val="clear" w:color="auto" w:fill="EEF5FA"/>
-            <w:tcMar>
-              <w:top w:w="80" w:type="dxa"/>
-              <w:left w:w="120" w:type="dxa"/>
-              <w:bottom w:w="80" w:type="dxa"/>
-              <w:right w:w="120" w:type="dxa"/>
-            </w:tcMar>
-            <w:vAlign w:val="center"/>
-          </w:tcPr>
-          <w:p>
-            <w:pPr>
-              <w:spacing w:after="0" w:line="240" w:lineRule="auto"/>
-              <w:ind w:firstLine="0"/>
-              <w:jc w:val="left"/>
-            </w:pPr>
-            <w:r>
-              <w:rPr>
+            <w:shd w:val="clear" w:color="auto" w:fill="FFFFFF" w:themeFill="background1"/>
+            <w:tcMar>
+              <w:top w:w="80" w:type="dxa"/>
+              <w:left w:w="120" w:type="dxa"/>
+              <w:bottom w:w="80" w:type="dxa"/>
+              <w:right w:w="120" w:type="dxa"/>
+            </w:tcMar>
+            <w:vAlign w:val="center"/>
+          </w:tcPr>
+          <w:p>
+            <w:pPr>
+              <w:spacing w:after="0" w:line="240" w:lineRule="auto"/>
+              <w:ind w:firstLine="0"/>
+              <w:jc w:val="left"/>
+              <w:rPr>
+                <w:color w:val="000000" w:themeColor="text1"/>
+              </w:rPr>
+            </w:pPr>
+            <w:r>
+              <w:rPr>
+                <w:color w:val="000000" w:themeColor="text1"/>
                 <w:sz w:val="21"/>
               </w:rPr>
               <w:t>Administrative and policy retrieval</w:t>
@@ -13795,23 +13938,27 @@
               <w:bottom w:val="single" w:sz="6" w:space="0" w:color="A6A6A6"/>
               <w:right w:val="single" w:sz="6" w:space="0" w:color="A6A6A6"/>
             </w:tcBorders>
-            <w:shd w:val="clear" w:color="auto" w:fill="EEF5FA"/>
-            <w:tcMar>
-              <w:top w:w="80" w:type="dxa"/>
-              <w:left w:w="120" w:type="dxa"/>
-              <w:bottom w:w="80" w:type="dxa"/>
-              <w:right w:w="120" w:type="dxa"/>
-            </w:tcMar>
-            <w:vAlign w:val="center"/>
-          </w:tcPr>
-          <w:p>
-            <w:pPr>
-              <w:spacing w:after="0" w:line="240" w:lineRule="auto"/>
-              <w:ind w:firstLine="0"/>
-              <w:jc w:val="left"/>
-            </w:pPr>
-            <w:r>
-              <w:rPr>
+            <w:shd w:val="clear" w:color="auto" w:fill="FFFFFF" w:themeFill="background1"/>
+            <w:tcMar>
+              <w:top w:w="80" w:type="dxa"/>
+              <w:left w:w="120" w:type="dxa"/>
+              <w:bottom w:w="80" w:type="dxa"/>
+              <w:right w:w="120" w:type="dxa"/>
+            </w:tcMar>
+            <w:vAlign w:val="center"/>
+          </w:tcPr>
+          <w:p>
+            <w:pPr>
+              <w:spacing w:after="0" w:line="240" w:lineRule="auto"/>
+              <w:ind w:firstLine="0"/>
+              <w:jc w:val="left"/>
+              <w:rPr>
+                <w:color w:val="000000" w:themeColor="text1"/>
+              </w:rPr>
+            </w:pPr>
+            <w:r>
+              <w:rPr>
+                <w:color w:val="000000" w:themeColor="text1"/>
                 <w:sz w:val="21"/>
               </w:rPr>
               <w:t>Includes Vietnamese legal-retrieval training data</w:t>
@@ -13827,23 +13974,27 @@
               <w:bottom w:val="single" w:sz="6" w:space="0" w:color="A6A6A6"/>
               <w:right w:val="single" w:sz="6" w:space="0" w:color="A6A6A6"/>
             </w:tcBorders>
-            <w:shd w:val="clear" w:color="auto" w:fill="EEF5FA"/>
-            <w:tcMar>
-              <w:top w:w="80" w:type="dxa"/>
-              <w:left w:w="120" w:type="dxa"/>
-              <w:bottom w:w="80" w:type="dxa"/>
-              <w:right w:w="120" w:type="dxa"/>
-            </w:tcMar>
-            <w:vAlign w:val="center"/>
-          </w:tcPr>
-          <w:p>
-            <w:pPr>
-              <w:spacing w:after="0" w:line="240" w:lineRule="auto"/>
-              <w:ind w:firstLine="0"/>
-              <w:jc w:val="left"/>
-            </w:pPr>
-            <w:r>
-              <w:rPr>
+            <w:shd w:val="clear" w:color="auto" w:fill="FFFFFF" w:themeFill="background1"/>
+            <w:tcMar>
+              <w:top w:w="80" w:type="dxa"/>
+              <w:left w:w="120" w:type="dxa"/>
+              <w:bottom w:w="80" w:type="dxa"/>
+              <w:right w:w="120" w:type="dxa"/>
+            </w:tcMar>
+            <w:vAlign w:val="center"/>
+          </w:tcPr>
+          <w:p>
+            <w:pPr>
+              <w:spacing w:after="0" w:line="240" w:lineRule="auto"/>
+              <w:ind w:firstLine="0"/>
+              <w:jc w:val="left"/>
+              <w:rPr>
+                <w:color w:val="000000" w:themeColor="text1"/>
+              </w:rPr>
+            </w:pPr>
+            <w:r>
+              <w:rPr>
+                <w:color w:val="000000" w:themeColor="text1"/>
                 <w:sz w:val="21"/>
               </w:rPr>
               <w:t>Not trained exclusively on CTU policy</w:t>
@@ -13852,14 +14003,6 @@
         </w:tc>
       </w:tr>
       <w:tr>
-        <w:tblPrEx>
-          <w:tblCellMar>
-            <w:top w:w="0" w:type="dxa"/>
-            <w:left w:w="0" w:type="dxa"/>
-            <w:bottom w:w="0" w:type="dxa"/>
-            <w:right w:w="0" w:type="dxa"/>
-          </w:tblCellMar>
-        </w:tblPrEx>
         <w:trPr>
           <w:cantSplit/>
         </w:trPr>
@@ -13872,6 +14015,7 @@
               <w:bottom w:val="single" w:sz="6" w:space="0" w:color="A6A6A6"/>
               <w:right w:val="single" w:sz="6" w:space="0" w:color="A6A6A6"/>
             </w:tcBorders>
+            <w:shd w:val="clear" w:color="auto" w:fill="FFFFFF" w:themeFill="background1"/>
             <w:tcMar>
               <w:top w:w="80" w:type="dxa"/>
               <w:left w:w="120" w:type="dxa"/>
@@ -13885,9 +14029,13 @@
               <w:spacing w:after="0" w:line="240" w:lineRule="auto"/>
               <w:ind w:firstLine="0"/>
               <w:jc w:val="center"/>
-            </w:pPr>
-            <w:r>
-              <w:rPr>
+              <w:rPr>
+                <w:color w:val="000000" w:themeColor="text1"/>
+              </w:rPr>
+            </w:pPr>
+            <w:r>
+              <w:rPr>
+                <w:color w:val="000000" w:themeColor="text1"/>
                 <w:sz w:val="21"/>
               </w:rPr>
               <w:t>Vector size</w:t>
@@ -13903,22 +14051,27 @@
               <w:bottom w:val="single" w:sz="6" w:space="0" w:color="A6A6A6"/>
               <w:right w:val="single" w:sz="6" w:space="0" w:color="A6A6A6"/>
             </w:tcBorders>
-            <w:tcMar>
-              <w:top w:w="80" w:type="dxa"/>
-              <w:left w:w="120" w:type="dxa"/>
-              <w:bottom w:w="80" w:type="dxa"/>
-              <w:right w:w="120" w:type="dxa"/>
-            </w:tcMar>
-            <w:vAlign w:val="center"/>
-          </w:tcPr>
-          <w:p>
-            <w:pPr>
-              <w:spacing w:after="0" w:line="240" w:lineRule="auto"/>
-              <w:ind w:firstLine="0"/>
-              <w:jc w:val="left"/>
-            </w:pPr>
-            <w:r>
-              <w:rPr>
+            <w:shd w:val="clear" w:color="auto" w:fill="FFFFFF" w:themeFill="background1"/>
+            <w:tcMar>
+              <w:top w:w="80" w:type="dxa"/>
+              <w:left w:w="120" w:type="dxa"/>
+              <w:bottom w:w="80" w:type="dxa"/>
+              <w:right w:w="120" w:type="dxa"/>
+            </w:tcMar>
+            <w:vAlign w:val="center"/>
+          </w:tcPr>
+          <w:p>
+            <w:pPr>
+              <w:spacing w:after="0" w:line="240" w:lineRule="auto"/>
+              <w:ind w:firstLine="0"/>
+              <w:jc w:val="left"/>
+              <w:rPr>
+                <w:color w:val="000000" w:themeColor="text1"/>
+              </w:rPr>
+            </w:pPr>
+            <w:r>
+              <w:rPr>
+                <w:color w:val="000000" w:themeColor="text1"/>
                 <w:sz w:val="21"/>
               </w:rPr>
               <w:t>Useful semantic capacity with local storage</w:t>
@@ -13934,22 +14087,27 @@
               <w:bottom w:val="single" w:sz="6" w:space="0" w:color="A6A6A6"/>
               <w:right w:val="single" w:sz="6" w:space="0" w:color="A6A6A6"/>
             </w:tcBorders>
-            <w:tcMar>
-              <w:top w:w="80" w:type="dxa"/>
-              <w:left w:w="120" w:type="dxa"/>
-              <w:bottom w:w="80" w:type="dxa"/>
-              <w:right w:w="120" w:type="dxa"/>
-            </w:tcMar>
-            <w:vAlign w:val="center"/>
-          </w:tcPr>
-          <w:p>
-            <w:pPr>
-              <w:spacing w:after="0" w:line="240" w:lineRule="auto"/>
-              <w:ind w:firstLine="0"/>
-              <w:jc w:val="left"/>
-            </w:pPr>
-            <w:r>
-              <w:rPr>
+            <w:shd w:val="clear" w:color="auto" w:fill="FFFFFF" w:themeFill="background1"/>
+            <w:tcMar>
+              <w:top w:w="80" w:type="dxa"/>
+              <w:left w:w="120" w:type="dxa"/>
+              <w:bottom w:w="80" w:type="dxa"/>
+              <w:right w:w="120" w:type="dxa"/>
+            </w:tcMar>
+            <w:vAlign w:val="center"/>
+          </w:tcPr>
+          <w:p>
+            <w:pPr>
+              <w:spacing w:after="0" w:line="240" w:lineRule="auto"/>
+              <w:ind w:firstLine="0"/>
+              <w:jc w:val="left"/>
+              <w:rPr>
+                <w:color w:val="000000" w:themeColor="text1"/>
+              </w:rPr>
+            </w:pPr>
+            <w:r>
+              <w:rPr>
+                <w:color w:val="000000" w:themeColor="text1"/>
                 <w:sz w:val="21"/>
               </w:rPr>
               <w:t>768 dimensions</w:t>
@@ -13965,22 +14123,27 @@
               <w:bottom w:val="single" w:sz="6" w:space="0" w:color="A6A6A6"/>
               <w:right w:val="single" w:sz="6" w:space="0" w:color="A6A6A6"/>
             </w:tcBorders>
-            <w:tcMar>
-              <w:top w:w="80" w:type="dxa"/>
-              <w:left w:w="120" w:type="dxa"/>
-              <w:bottom w:w="80" w:type="dxa"/>
-              <w:right w:w="120" w:type="dxa"/>
-            </w:tcMar>
-            <w:vAlign w:val="center"/>
-          </w:tcPr>
-          <w:p>
-            <w:pPr>
-              <w:spacing w:after="0" w:line="240" w:lineRule="auto"/>
-              <w:ind w:firstLine="0"/>
-              <w:jc w:val="left"/>
-            </w:pPr>
-            <w:r>
-              <w:rPr>
+            <w:shd w:val="clear" w:color="auto" w:fill="FFFFFF" w:themeFill="background1"/>
+            <w:tcMar>
+              <w:top w:w="80" w:type="dxa"/>
+              <w:left w:w="120" w:type="dxa"/>
+              <w:bottom w:w="80" w:type="dxa"/>
+              <w:right w:w="120" w:type="dxa"/>
+            </w:tcMar>
+            <w:vAlign w:val="center"/>
+          </w:tcPr>
+          <w:p>
+            <w:pPr>
+              <w:spacing w:after="0" w:line="240" w:lineRule="auto"/>
+              <w:ind w:firstLine="0"/>
+              <w:jc w:val="left"/>
+              <w:rPr>
+                <w:color w:val="000000" w:themeColor="text1"/>
+              </w:rPr>
+            </w:pPr>
+            <w:r>
+              <w:rPr>
+                <w:color w:val="000000" w:themeColor="text1"/>
                 <w:sz w:val="21"/>
               </w:rPr>
               <w:t>More storage than 384-D models</w:t>
@@ -13989,14 +14152,6 @@
         </w:tc>
       </w:tr>
       <w:tr>
-        <w:tblPrEx>
-          <w:tblCellMar>
-            <w:top w:w="0" w:type="dxa"/>
-            <w:left w:w="0" w:type="dxa"/>
-            <w:bottom w:w="0" w:type="dxa"/>
-            <w:right w:w="0" w:type="dxa"/>
-          </w:tblCellMar>
-        </w:tblPrEx>
         <w:trPr>
           <w:cantSplit/>
         </w:trPr>
@@ -14009,7 +14164,7 @@
               <w:bottom w:val="single" w:sz="6" w:space="0" w:color="A6A6A6"/>
               <w:right w:val="single" w:sz="6" w:space="0" w:color="A6A6A6"/>
             </w:tcBorders>
-            <w:shd w:val="clear" w:color="auto" w:fill="EEF5FA"/>
+            <w:shd w:val="clear" w:color="auto" w:fill="FFFFFF" w:themeFill="background1"/>
             <w:tcMar>
               <w:top w:w="80" w:type="dxa"/>
               <w:left w:w="120" w:type="dxa"/>
@@ -14023,9 +14178,13 @@
               <w:spacing w:after="0" w:line="240" w:lineRule="auto"/>
               <w:ind w:firstLine="0"/>
               <w:jc w:val="center"/>
-            </w:pPr>
-            <w:r>
-              <w:rPr>
+              <w:rPr>
+                <w:color w:val="000000" w:themeColor="text1"/>
+              </w:rPr>
+            </w:pPr>
+            <w:r>
+              <w:rPr>
+                <w:color w:val="000000" w:themeColor="text1"/>
                 <w:sz w:val="21"/>
               </w:rPr>
               <w:t>Deployment</w:t>
@@ -14041,23 +14200,27 @@
               <w:bottom w:val="single" w:sz="6" w:space="0" w:color="A6A6A6"/>
               <w:right w:val="single" w:sz="6" w:space="0" w:color="A6A6A6"/>
             </w:tcBorders>
-            <w:shd w:val="clear" w:color="auto" w:fill="EEF5FA"/>
-            <w:tcMar>
-              <w:top w:w="80" w:type="dxa"/>
-              <w:left w:w="120" w:type="dxa"/>
-              <w:bottom w:w="80" w:type="dxa"/>
-              <w:right w:w="120" w:type="dxa"/>
-            </w:tcMar>
-            <w:vAlign w:val="center"/>
-          </w:tcPr>
-          <w:p>
-            <w:pPr>
-              <w:spacing w:after="0" w:line="240" w:lineRule="auto"/>
-              <w:ind w:firstLine="0"/>
-              <w:jc w:val="left"/>
-            </w:pPr>
-            <w:r>
-              <w:rPr>
+            <w:shd w:val="clear" w:color="auto" w:fill="FFFFFF" w:themeFill="background1"/>
+            <w:tcMar>
+              <w:top w:w="80" w:type="dxa"/>
+              <w:left w:w="120" w:type="dxa"/>
+              <w:bottom w:w="80" w:type="dxa"/>
+              <w:right w:w="120" w:type="dxa"/>
+            </w:tcMar>
+            <w:vAlign w:val="center"/>
+          </w:tcPr>
+          <w:p>
+            <w:pPr>
+              <w:spacing w:after="0" w:line="240" w:lineRule="auto"/>
+              <w:ind w:firstLine="0"/>
+              <w:jc w:val="left"/>
+              <w:rPr>
+                <w:color w:val="000000" w:themeColor="text1"/>
+              </w:rPr>
+            </w:pPr>
+            <w:r>
+              <w:rPr>
+                <w:color w:val="000000" w:themeColor="text1"/>
                 <w:sz w:val="21"/>
               </w:rPr>
               <w:t>Repeatable local ingestion and query embedding</w:t>
@@ -14073,23 +14236,27 @@
               <w:bottom w:val="single" w:sz="6" w:space="0" w:color="A6A6A6"/>
               <w:right w:val="single" w:sz="6" w:space="0" w:color="A6A6A6"/>
             </w:tcBorders>
-            <w:shd w:val="clear" w:color="auto" w:fill="EEF5FA"/>
-            <w:tcMar>
-              <w:top w:w="80" w:type="dxa"/>
-              <w:left w:w="120" w:type="dxa"/>
-              <w:bottom w:w="80" w:type="dxa"/>
-              <w:right w:w="120" w:type="dxa"/>
-            </w:tcMar>
-            <w:vAlign w:val="center"/>
-          </w:tcPr>
-          <w:p>
-            <w:pPr>
-              <w:spacing w:after="0" w:line="240" w:lineRule="auto"/>
-              <w:ind w:firstLine="0"/>
-              <w:jc w:val="left"/>
-            </w:pPr>
-            <w:r>
-              <w:rPr>
+            <w:shd w:val="clear" w:color="auto" w:fill="FFFFFF" w:themeFill="background1"/>
+            <w:tcMar>
+              <w:top w:w="80" w:type="dxa"/>
+              <w:left w:w="120" w:type="dxa"/>
+              <w:bottom w:w="80" w:type="dxa"/>
+              <w:right w:w="120" w:type="dxa"/>
+            </w:tcMar>
+            <w:vAlign w:val="center"/>
+          </w:tcPr>
+          <w:p>
+            <w:pPr>
+              <w:spacing w:after="0" w:line="240" w:lineRule="auto"/>
+              <w:ind w:firstLine="0"/>
+              <w:jc w:val="left"/>
+              <w:rPr>
+                <w:color w:val="000000" w:themeColor="text1"/>
+              </w:rPr>
+            </w:pPr>
+            <w:r>
+              <w:rPr>
+                <w:color w:val="000000" w:themeColor="text1"/>
                 <w:sz w:val="21"/>
               </w:rPr>
               <w:t>Open weights and Sentence Transformers support</w:t>
@@ -14105,23 +14272,27 @@
               <w:bottom w:val="single" w:sz="6" w:space="0" w:color="A6A6A6"/>
               <w:right w:val="single" w:sz="6" w:space="0" w:color="A6A6A6"/>
             </w:tcBorders>
-            <w:shd w:val="clear" w:color="auto" w:fill="EEF5FA"/>
-            <w:tcMar>
-              <w:top w:w="80" w:type="dxa"/>
-              <w:left w:w="120" w:type="dxa"/>
-              <w:bottom w:w="80" w:type="dxa"/>
-              <w:right w:w="120" w:type="dxa"/>
-            </w:tcMar>
-            <w:vAlign w:val="center"/>
-          </w:tcPr>
-          <w:p>
-            <w:pPr>
-              <w:spacing w:after="0" w:line="240" w:lineRule="auto"/>
-              <w:ind w:firstLine="0"/>
-              <w:jc w:val="left"/>
-            </w:pPr>
-            <w:r>
-              <w:rPr>
+            <w:shd w:val="clear" w:color="auto" w:fill="FFFFFF" w:themeFill="background1"/>
+            <w:tcMar>
+              <w:top w:w="80" w:type="dxa"/>
+              <w:left w:w="120" w:type="dxa"/>
+              <w:bottom w:w="80" w:type="dxa"/>
+              <w:right w:w="120" w:type="dxa"/>
+            </w:tcMar>
+            <w:vAlign w:val="center"/>
+          </w:tcPr>
+          <w:p>
+            <w:pPr>
+              <w:spacing w:after="0" w:line="240" w:lineRule="auto"/>
+              <w:ind w:firstLine="0"/>
+              <w:jc w:val="left"/>
+              <w:rPr>
+                <w:color w:val="000000" w:themeColor="text1"/>
+              </w:rPr>
+            </w:pPr>
+            <w:r>
+              <w:rPr>
+                <w:color w:val="000000" w:themeColor="text1"/>
                 <w:sz w:val="21"/>
               </w:rPr>
               <w:t>Local CPU/GPU resources required</w:t>
@@ -14130,14 +14301,6 @@
         </w:tc>
       </w:tr>
       <w:tr>
-        <w:tblPrEx>
-          <w:tblCellMar>
-            <w:top w:w="0" w:type="dxa"/>
-            <w:left w:w="0" w:type="dxa"/>
-            <w:bottom w:w="0" w:type="dxa"/>
-            <w:right w:w="0" w:type="dxa"/>
-          </w:tblCellMar>
-        </w:tblPrEx>
         <w:trPr>
           <w:cantSplit/>
         </w:trPr>
@@ -14150,6 +14313,7 @@
               <w:bottom w:val="single" w:sz="6" w:space="0" w:color="A6A6A6"/>
               <w:right w:val="single" w:sz="6" w:space="0" w:color="A6A6A6"/>
             </w:tcBorders>
+            <w:shd w:val="clear" w:color="auto" w:fill="FFFFFF" w:themeFill="background1"/>
             <w:tcMar>
               <w:top w:w="80" w:type="dxa"/>
               <w:left w:w="120" w:type="dxa"/>
@@ -14163,9 +14327,13 @@
               <w:spacing w:after="0" w:line="240" w:lineRule="auto"/>
               <w:ind w:firstLine="0"/>
               <w:jc w:val="center"/>
-            </w:pPr>
-            <w:r>
-              <w:rPr>
+              <w:rPr>
+                <w:color w:val="000000" w:themeColor="text1"/>
+              </w:rPr>
+            </w:pPr>
+            <w:r>
+              <w:rPr>
+                <w:color w:val="000000" w:themeColor="text1"/>
                 <w:sz w:val="21"/>
               </w:rPr>
               <w:t>Context</w:t>
@@ -14181,22 +14349,27 @@
               <w:bottom w:val="single" w:sz="6" w:space="0" w:color="A6A6A6"/>
               <w:right w:val="single" w:sz="6" w:space="0" w:color="A6A6A6"/>
             </w:tcBorders>
-            <w:tcMar>
-              <w:top w:w="80" w:type="dxa"/>
-              <w:left w:w="120" w:type="dxa"/>
-              <w:bottom w:w="80" w:type="dxa"/>
-              <w:right w:w="120" w:type="dxa"/>
-            </w:tcMar>
-            <w:vAlign w:val="center"/>
-          </w:tcPr>
-          <w:p>
-            <w:pPr>
-              <w:spacing w:after="0" w:line="240" w:lineRule="auto"/>
-              <w:ind w:firstLine="0"/>
-              <w:jc w:val="left"/>
-            </w:pPr>
-            <w:r>
-              <w:rPr>
+            <w:shd w:val="clear" w:color="auto" w:fill="FFFFFF" w:themeFill="background1"/>
+            <w:tcMar>
+              <w:top w:w="80" w:type="dxa"/>
+              <w:left w:w="120" w:type="dxa"/>
+              <w:bottom w:w="80" w:type="dxa"/>
+              <w:right w:w="120" w:type="dxa"/>
+            </w:tcMar>
+            <w:vAlign w:val="center"/>
+          </w:tcPr>
+          <w:p>
+            <w:pPr>
+              <w:spacing w:after="0" w:line="240" w:lineRule="auto"/>
+              <w:ind w:firstLine="0"/>
+              <w:jc w:val="left"/>
+              <w:rPr>
+                <w:color w:val="000000" w:themeColor="text1"/>
+              </w:rPr>
+            </w:pPr>
+            <w:r>
+              <w:rPr>
+                <w:color w:val="000000" w:themeColor="text1"/>
                 <w:sz w:val="21"/>
               </w:rPr>
               <w:t>Short retrieval chunks</w:t>
@@ -14212,22 +14385,27 @@
               <w:bottom w:val="single" w:sz="6" w:space="0" w:color="A6A6A6"/>
               <w:right w:val="single" w:sz="6" w:space="0" w:color="A6A6A6"/>
             </w:tcBorders>
-            <w:tcMar>
-              <w:top w:w="80" w:type="dxa"/>
-              <w:left w:w="120" w:type="dxa"/>
-              <w:bottom w:w="80" w:type="dxa"/>
-              <w:right w:w="120" w:type="dxa"/>
-            </w:tcMar>
-            <w:vAlign w:val="center"/>
-          </w:tcPr>
-          <w:p>
-            <w:pPr>
-              <w:spacing w:after="0" w:line="240" w:lineRule="auto"/>
-              <w:ind w:firstLine="0"/>
-              <w:jc w:val="left"/>
-            </w:pPr>
-            <w:r>
-              <w:rPr>
+            <w:shd w:val="clear" w:color="auto" w:fill="FFFFFF" w:themeFill="background1"/>
+            <w:tcMar>
+              <w:top w:w="80" w:type="dxa"/>
+              <w:left w:w="120" w:type="dxa"/>
+              <w:bottom w:w="80" w:type="dxa"/>
+              <w:right w:w="120" w:type="dxa"/>
+            </w:tcMar>
+            <w:vAlign w:val="center"/>
+          </w:tcPr>
+          <w:p>
+            <w:pPr>
+              <w:spacing w:after="0" w:line="240" w:lineRule="auto"/>
+              <w:ind w:firstLine="0"/>
+              <w:jc w:val="left"/>
+              <w:rPr>
+                <w:color w:val="000000" w:themeColor="text1"/>
+              </w:rPr>
+            </w:pPr>
+            <w:r>
+              <w:rPr>
+                <w:color w:val="000000" w:themeColor="text1"/>
                 <w:sz w:val="21"/>
               </w:rPr>
               <w:t>Matches 400-character child strategy</w:t>
@@ -14243,22 +14421,27 @@
               <w:bottom w:val="single" w:sz="6" w:space="0" w:color="A6A6A6"/>
               <w:right w:val="single" w:sz="6" w:space="0" w:color="A6A6A6"/>
             </w:tcBorders>
-            <w:tcMar>
-              <w:top w:w="80" w:type="dxa"/>
-              <w:left w:w="120" w:type="dxa"/>
-              <w:bottom w:w="80" w:type="dxa"/>
-              <w:right w:w="120" w:type="dxa"/>
-            </w:tcMar>
-            <w:vAlign w:val="center"/>
-          </w:tcPr>
-          <w:p>
-            <w:pPr>
-              <w:spacing w:after="0" w:line="240" w:lineRule="auto"/>
-              <w:ind w:firstLine="0"/>
-              <w:jc w:val="left"/>
-            </w:pPr>
-            <w:r>
-              <w:rPr>
+            <w:shd w:val="clear" w:color="auto" w:fill="FFFFFF" w:themeFill="background1"/>
+            <w:tcMar>
+              <w:top w:w="80" w:type="dxa"/>
+              <w:left w:w="120" w:type="dxa"/>
+              <w:bottom w:w="80" w:type="dxa"/>
+              <w:right w:w="120" w:type="dxa"/>
+            </w:tcMar>
+            <w:vAlign w:val="center"/>
+          </w:tcPr>
+          <w:p>
+            <w:pPr>
+              <w:spacing w:after="0" w:line="240" w:lineRule="auto"/>
+              <w:ind w:firstLine="0"/>
+              <w:jc w:val="left"/>
+              <w:rPr>
+                <w:color w:val="000000" w:themeColor="text1"/>
+              </w:rPr>
+            </w:pPr>
+            <w:r>
+              <w:rPr>
+                <w:color w:val="000000" w:themeColor="text1"/>
                 <w:sz w:val="21"/>
               </w:rPr>
               <w:t>256-token maximum limits long passages</w:t>
@@ -14328,12 +14511,6 @@
         <w:tblW w:w="8951" w:type="dxa"/>
         <w:tblInd w:w="120" w:type="dxa"/>
         <w:tblLayout w:type="fixed"/>
-        <w:tblCellMar>
-          <w:top w:w="0" w:type="dxa"/>
-          <w:left w:w="0" w:type="dxa"/>
-          <w:bottom w:w="0" w:type="dxa"/>
-          <w:right w:w="0" w:type="dxa"/>
-        </w:tblCellMar>
         <w:tblLook w:val="04A0" w:firstRow="1" w:lastRow="0" w:firstColumn="1" w:lastColumn="0" w:noHBand="0" w:noVBand="1"/>
       </w:tblPr>
       <w:tblGrid>
@@ -14343,14 +14520,6 @@
         <w:gridCol w:w="1766"/>
       </w:tblGrid>
       <w:tr>
-        <w:tblPrEx>
-          <w:tblCellMar>
-            <w:top w:w="0" w:type="dxa"/>
-            <w:left w:w="0" w:type="dxa"/>
-            <w:bottom w:w="0" w:type="dxa"/>
-            <w:right w:w="0" w:type="dxa"/>
-          </w:tblCellMar>
-        </w:tblPrEx>
         <w:trPr>
           <w:cantSplit/>
           <w:tblHeader/>
@@ -14364,7 +14533,7 @@
               <w:bottom w:val="single" w:sz="6" w:space="0" w:color="7F8C8D"/>
               <w:right w:val="single" w:sz="6" w:space="0" w:color="7F8C8D"/>
             </w:tcBorders>
-            <w:shd w:val="clear" w:color="auto" w:fill="17365D"/>
+            <w:shd w:val="clear" w:color="auto" w:fill="FFFFFF" w:themeFill="background1"/>
             <w:tcMar>
               <w:top w:w="80" w:type="dxa"/>
               <w:left w:w="120" w:type="dxa"/>
@@ -14377,12 +14546,15 @@
             <w:pPr>
               <w:ind w:firstLine="0"/>
               <w:jc w:val="center"/>
+              <w:rPr>
+                <w:color w:val="000000" w:themeColor="text1"/>
+              </w:rPr>
             </w:pPr>
             <w:r>
               <w:rPr>
                 <w:rFonts w:ascii="Arial" w:eastAsia="Arial" w:hAnsi="Arial"/>
                 <w:b/>
-                <w:color w:val="FFFFFF"/>
+                <w:color w:val="000000" w:themeColor="text1"/>
                 <w:sz w:val="21"/>
               </w:rPr>
               <w:t>Candidate</w:t>
@@ -14398,7 +14570,7 @@
               <w:bottom w:val="single" w:sz="6" w:space="0" w:color="7F8C8D"/>
               <w:right w:val="single" w:sz="6" w:space="0" w:color="7F8C8D"/>
             </w:tcBorders>
-            <w:shd w:val="clear" w:color="auto" w:fill="17365D"/>
+            <w:shd w:val="clear" w:color="auto" w:fill="FFFFFF" w:themeFill="background1"/>
             <w:tcMar>
               <w:top w:w="80" w:type="dxa"/>
               <w:left w:w="120" w:type="dxa"/>
@@ -14411,12 +14583,15 @@
             <w:pPr>
               <w:ind w:firstLine="0"/>
               <w:jc w:val="center"/>
+              <w:rPr>
+                <w:color w:val="000000" w:themeColor="text1"/>
+              </w:rPr>
             </w:pPr>
             <w:r>
               <w:rPr>
                 <w:rFonts w:ascii="Arial" w:eastAsia="Arial" w:hAnsi="Arial"/>
                 <w:b/>
-                <w:color w:val="FFFFFF"/>
+                <w:color w:val="000000" w:themeColor="text1"/>
                 <w:sz w:val="21"/>
               </w:rPr>
               <w:t>Advantage</w:t>
@@ -14432,7 +14607,7 @@
               <w:bottom w:val="single" w:sz="6" w:space="0" w:color="7F8C8D"/>
               <w:right w:val="single" w:sz="6" w:space="0" w:color="7F8C8D"/>
             </w:tcBorders>
-            <w:shd w:val="clear" w:color="auto" w:fill="17365D"/>
+            <w:shd w:val="clear" w:color="auto" w:fill="FFFFFF" w:themeFill="background1"/>
             <w:tcMar>
               <w:top w:w="80" w:type="dxa"/>
               <w:left w:w="120" w:type="dxa"/>
@@ -14445,12 +14620,15 @@
             <w:pPr>
               <w:ind w:firstLine="0"/>
               <w:jc w:val="center"/>
+              <w:rPr>
+                <w:color w:val="000000" w:themeColor="text1"/>
+              </w:rPr>
             </w:pPr>
             <w:r>
               <w:rPr>
                 <w:rFonts w:ascii="Arial" w:eastAsia="Arial" w:hAnsi="Arial"/>
                 <w:b/>
-                <w:color w:val="FFFFFF"/>
+                <w:color w:val="000000" w:themeColor="text1"/>
                 <w:sz w:val="21"/>
               </w:rPr>
               <w:t>Limitation</w:t>
@@ -14466,7 +14644,7 @@
               <w:bottom w:val="single" w:sz="6" w:space="0" w:color="7F8C8D"/>
               <w:right w:val="single" w:sz="6" w:space="0" w:color="7F8C8D"/>
             </w:tcBorders>
-            <w:shd w:val="clear" w:color="auto" w:fill="17365D"/>
+            <w:shd w:val="clear" w:color="auto" w:fill="FFFFFF" w:themeFill="background1"/>
             <w:tcMar>
               <w:top w:w="80" w:type="dxa"/>
               <w:left w:w="120" w:type="dxa"/>
@@ -14479,12 +14657,15 @@
             <w:pPr>
               <w:ind w:firstLine="0"/>
               <w:jc w:val="center"/>
+              <w:rPr>
+                <w:color w:val="000000" w:themeColor="text1"/>
+              </w:rPr>
             </w:pPr>
             <w:r>
               <w:rPr>
                 <w:rFonts w:ascii="Arial" w:eastAsia="Arial" w:hAnsi="Arial"/>
                 <w:b/>
-                <w:color w:val="FFFFFF"/>
+                <w:color w:val="000000" w:themeColor="text1"/>
                 <w:sz w:val="21"/>
               </w:rPr>
               <w:t>Decision</w:t>
@@ -14493,14 +14674,6 @@
         </w:tc>
       </w:tr>
       <w:tr>
-        <w:tblPrEx>
-          <w:tblCellMar>
-            <w:top w:w="0" w:type="dxa"/>
-            <w:left w:w="0" w:type="dxa"/>
-            <w:bottom w:w="0" w:type="dxa"/>
-            <w:right w:w="0" w:type="dxa"/>
-          </w:tblCellMar>
-        </w:tblPrEx>
         <w:trPr>
           <w:cantSplit/>
         </w:trPr>
@@ -14513,6 +14686,7 @@
               <w:bottom w:val="single" w:sz="6" w:space="0" w:color="A6A6A6"/>
               <w:right w:val="single" w:sz="6" w:space="0" w:color="A6A6A6"/>
             </w:tcBorders>
+            <w:shd w:val="clear" w:color="auto" w:fill="FFFFFF" w:themeFill="background1"/>
             <w:tcMar>
               <w:top w:w="80" w:type="dxa"/>
               <w:left w:w="120" w:type="dxa"/>
@@ -14526,9 +14700,13 @@
               <w:spacing w:after="0" w:line="240" w:lineRule="auto"/>
               <w:ind w:firstLine="0"/>
               <w:jc w:val="center"/>
-            </w:pPr>
-            <w:r>
-              <w:rPr>
+              <w:rPr>
+                <w:color w:val="000000" w:themeColor="text1"/>
+              </w:rPr>
+            </w:pPr>
+            <w:r>
+              <w:rPr>
+                <w:color w:val="000000" w:themeColor="text1"/>
                 <w:sz w:val="21"/>
               </w:rPr>
               <w:t>Vietnamese Bi-Encoder</w:t>
@@ -14544,22 +14722,27 @@
               <w:bottom w:val="single" w:sz="6" w:space="0" w:color="A6A6A6"/>
               <w:right w:val="single" w:sz="6" w:space="0" w:color="A6A6A6"/>
             </w:tcBorders>
-            <w:tcMar>
-              <w:top w:w="80" w:type="dxa"/>
-              <w:left w:w="120" w:type="dxa"/>
-              <w:bottom w:w="80" w:type="dxa"/>
-              <w:right w:w="120" w:type="dxa"/>
-            </w:tcMar>
-            <w:vAlign w:val="center"/>
-          </w:tcPr>
-          <w:p>
-            <w:pPr>
-              <w:spacing w:after="0" w:line="240" w:lineRule="auto"/>
-              <w:ind w:firstLine="0"/>
-              <w:jc w:val="left"/>
-            </w:pPr>
-            <w:r>
-              <w:rPr>
+            <w:shd w:val="clear" w:color="auto" w:fill="FFFFFF" w:themeFill="background1"/>
+            <w:tcMar>
+              <w:top w:w="80" w:type="dxa"/>
+              <w:left w:w="120" w:type="dxa"/>
+              <w:bottom w:w="80" w:type="dxa"/>
+              <w:right w:w="120" w:type="dxa"/>
+            </w:tcMar>
+            <w:vAlign w:val="center"/>
+          </w:tcPr>
+          <w:p>
+            <w:pPr>
+              <w:spacing w:after="0" w:line="240" w:lineRule="auto"/>
+              <w:ind w:firstLine="0"/>
+              <w:jc w:val="left"/>
+              <w:rPr>
+                <w:color w:val="000000" w:themeColor="text1"/>
+              </w:rPr>
+            </w:pPr>
+            <w:r>
+              <w:rPr>
+                <w:color w:val="000000" w:themeColor="text1"/>
                 <w:sz w:val="21"/>
               </w:rPr>
               <w:t>Vietnamese-specific; legal-retrieval data; practical 768-D vectors</w:t>
@@ -14575,22 +14758,27 @@
               <w:bottom w:val="single" w:sz="6" w:space="0" w:color="A6A6A6"/>
               <w:right w:val="single" w:sz="6" w:space="0" w:color="A6A6A6"/>
             </w:tcBorders>
-            <w:tcMar>
-              <w:top w:w="80" w:type="dxa"/>
-              <w:left w:w="120" w:type="dxa"/>
-              <w:bottom w:w="80" w:type="dxa"/>
-              <w:right w:w="120" w:type="dxa"/>
-            </w:tcMar>
-            <w:vAlign w:val="center"/>
-          </w:tcPr>
-          <w:p>
-            <w:pPr>
-              <w:spacing w:after="0" w:line="240" w:lineRule="auto"/>
-              <w:ind w:firstLine="0"/>
-              <w:jc w:val="left"/>
-            </w:pPr>
-            <w:r>
-              <w:rPr>
+            <w:shd w:val="clear" w:color="auto" w:fill="FFFFFF" w:themeFill="background1"/>
+            <w:tcMar>
+              <w:top w:w="80" w:type="dxa"/>
+              <w:left w:w="120" w:type="dxa"/>
+              <w:bottom w:w="80" w:type="dxa"/>
+              <w:right w:w="120" w:type="dxa"/>
+            </w:tcMar>
+            <w:vAlign w:val="center"/>
+          </w:tcPr>
+          <w:p>
+            <w:pPr>
+              <w:spacing w:after="0" w:line="240" w:lineRule="auto"/>
+              <w:ind w:firstLine="0"/>
+              <w:jc w:val="left"/>
+              <w:rPr>
+                <w:color w:val="000000" w:themeColor="text1"/>
+              </w:rPr>
+            </w:pPr>
+            <w:r>
+              <w:rPr>
+                <w:color w:val="000000" w:themeColor="text1"/>
                 <w:sz w:val="21"/>
               </w:rPr>
               <w:t>Shorter context and older than newer multilingual models</w:t>
@@ -14606,22 +14794,27 @@
               <w:bottom w:val="single" w:sz="6" w:space="0" w:color="A6A6A6"/>
               <w:right w:val="single" w:sz="6" w:space="0" w:color="A6A6A6"/>
             </w:tcBorders>
-            <w:tcMar>
-              <w:top w:w="80" w:type="dxa"/>
-              <w:left w:w="120" w:type="dxa"/>
-              <w:bottom w:w="80" w:type="dxa"/>
-              <w:right w:w="120" w:type="dxa"/>
-            </w:tcMar>
-            <w:vAlign w:val="center"/>
-          </w:tcPr>
-          <w:p>
-            <w:pPr>
-              <w:spacing w:after="0" w:line="240" w:lineRule="auto"/>
-              <w:ind w:firstLine="0"/>
-              <w:jc w:val="left"/>
-            </w:pPr>
-            <w:r>
-              <w:rPr>
+            <w:shd w:val="clear" w:color="auto" w:fill="FFFFFF" w:themeFill="background1"/>
+            <w:tcMar>
+              <w:top w:w="80" w:type="dxa"/>
+              <w:left w:w="120" w:type="dxa"/>
+              <w:bottom w:w="80" w:type="dxa"/>
+              <w:right w:w="120" w:type="dxa"/>
+            </w:tcMar>
+            <w:vAlign w:val="center"/>
+          </w:tcPr>
+          <w:p>
+            <w:pPr>
+              <w:spacing w:after="0" w:line="240" w:lineRule="auto"/>
+              <w:ind w:firstLine="0"/>
+              <w:jc w:val="left"/>
+              <w:rPr>
+                <w:color w:val="000000" w:themeColor="text1"/>
+              </w:rPr>
+            </w:pPr>
+            <w:r>
+              <w:rPr>
+                <w:color w:val="000000" w:themeColor="text1"/>
                 <w:sz w:val="21"/>
               </w:rPr>
               <w:t>Selected for first-stage retrieval</w:t>
@@ -14630,14 +14823,6 @@
         </w:tc>
       </w:tr>
       <w:tr>
-        <w:tblPrEx>
-          <w:tblCellMar>
-            <w:top w:w="0" w:type="dxa"/>
-            <w:left w:w="0" w:type="dxa"/>
-            <w:bottom w:w="0" w:type="dxa"/>
-            <w:right w:w="0" w:type="dxa"/>
-          </w:tblCellMar>
-        </w:tblPrEx>
         <w:trPr>
           <w:cantSplit/>
         </w:trPr>
@@ -14650,7 +14835,7 @@
               <w:bottom w:val="single" w:sz="6" w:space="0" w:color="A6A6A6"/>
               <w:right w:val="single" w:sz="6" w:space="0" w:color="A6A6A6"/>
             </w:tcBorders>
-            <w:shd w:val="clear" w:color="auto" w:fill="EEF5FA"/>
+            <w:shd w:val="clear" w:color="auto" w:fill="FFFFFF" w:themeFill="background1"/>
             <w:tcMar>
               <w:top w:w="80" w:type="dxa"/>
               <w:left w:w="120" w:type="dxa"/>
@@ -14664,9 +14849,13 @@
               <w:spacing w:after="0" w:line="240" w:lineRule="auto"/>
               <w:ind w:firstLine="0"/>
               <w:jc w:val="center"/>
-            </w:pPr>
-            <w:r>
-              <w:rPr>
+              <w:rPr>
+                <w:color w:val="000000" w:themeColor="text1"/>
+              </w:rPr>
+            </w:pPr>
+            <w:r>
+              <w:rPr>
+                <w:color w:val="000000" w:themeColor="text1"/>
                 <w:sz w:val="21"/>
               </w:rPr>
               <w:t>Multilingual BGE-M3</w:t>
@@ -14682,23 +14871,27 @@
               <w:bottom w:val="single" w:sz="6" w:space="0" w:color="A6A6A6"/>
               <w:right w:val="single" w:sz="6" w:space="0" w:color="A6A6A6"/>
             </w:tcBorders>
-            <w:shd w:val="clear" w:color="auto" w:fill="EEF5FA"/>
-            <w:tcMar>
-              <w:top w:w="80" w:type="dxa"/>
-              <w:left w:w="120" w:type="dxa"/>
-              <w:bottom w:w="80" w:type="dxa"/>
-              <w:right w:w="120" w:type="dxa"/>
-            </w:tcMar>
-            <w:vAlign w:val="center"/>
-          </w:tcPr>
-          <w:p>
-            <w:pPr>
-              <w:spacing w:after="0" w:line="240" w:lineRule="auto"/>
-              <w:ind w:firstLine="0"/>
-              <w:jc w:val="left"/>
-            </w:pPr>
-            <w:r>
-              <w:rPr>
+            <w:shd w:val="clear" w:color="auto" w:fill="FFFFFF" w:themeFill="background1"/>
+            <w:tcMar>
+              <w:top w:w="80" w:type="dxa"/>
+              <w:left w:w="120" w:type="dxa"/>
+              <w:bottom w:w="80" w:type="dxa"/>
+              <w:right w:w="120" w:type="dxa"/>
+            </w:tcMar>
+            <w:vAlign w:val="center"/>
+          </w:tcPr>
+          <w:p>
+            <w:pPr>
+              <w:spacing w:after="0" w:line="240" w:lineRule="auto"/>
+              <w:ind w:firstLine="0"/>
+              <w:jc w:val="left"/>
+              <w:rPr>
+                <w:color w:val="000000" w:themeColor="text1"/>
+              </w:rPr>
+            </w:pPr>
+            <w:r>
+              <w:rPr>
+                <w:color w:val="000000" w:themeColor="text1"/>
                 <w:sz w:val="21"/>
               </w:rPr>
               <w:t>Long context and multilingual support</w:t>
@@ -14714,23 +14907,27 @@
               <w:bottom w:val="single" w:sz="6" w:space="0" w:color="A6A6A6"/>
               <w:right w:val="single" w:sz="6" w:space="0" w:color="A6A6A6"/>
             </w:tcBorders>
-            <w:shd w:val="clear" w:color="auto" w:fill="EEF5FA"/>
-            <w:tcMar>
-              <w:top w:w="80" w:type="dxa"/>
-              <w:left w:w="120" w:type="dxa"/>
-              <w:bottom w:w="80" w:type="dxa"/>
-              <w:right w:w="120" w:type="dxa"/>
-            </w:tcMar>
-            <w:vAlign w:val="center"/>
-          </w:tcPr>
-          <w:p>
-            <w:pPr>
-              <w:spacing w:after="0" w:line="240" w:lineRule="auto"/>
-              <w:ind w:firstLine="0"/>
-              <w:jc w:val="left"/>
-            </w:pPr>
-            <w:r>
-              <w:rPr>
+            <w:shd w:val="clear" w:color="auto" w:fill="FFFFFF" w:themeFill="background1"/>
+            <w:tcMar>
+              <w:top w:w="80" w:type="dxa"/>
+              <w:left w:w="120" w:type="dxa"/>
+              <w:bottom w:w="80" w:type="dxa"/>
+              <w:right w:w="120" w:type="dxa"/>
+            </w:tcMar>
+            <w:vAlign w:val="center"/>
+          </w:tcPr>
+          <w:p>
+            <w:pPr>
+              <w:spacing w:after="0" w:line="240" w:lineRule="auto"/>
+              <w:ind w:firstLine="0"/>
+              <w:jc w:val="left"/>
+              <w:rPr>
+                <w:color w:val="000000" w:themeColor="text1"/>
+              </w:rPr>
+            </w:pPr>
+            <w:r>
+              <w:rPr>
+                <w:color w:val="000000" w:themeColor="text1"/>
                 <w:sz w:val="21"/>
               </w:rPr>
               <w:t>Higher resource needs; Vietnamese policy benefit requires local evidence</w:t>
@@ -14746,23 +14943,27 @@
               <w:bottom w:val="single" w:sz="6" w:space="0" w:color="A6A6A6"/>
               <w:right w:val="single" w:sz="6" w:space="0" w:color="A6A6A6"/>
             </w:tcBorders>
-            <w:shd w:val="clear" w:color="auto" w:fill="EEF5FA"/>
-            <w:tcMar>
-              <w:top w:w="80" w:type="dxa"/>
-              <w:left w:w="120" w:type="dxa"/>
-              <w:bottom w:w="80" w:type="dxa"/>
-              <w:right w:w="120" w:type="dxa"/>
-            </w:tcMar>
-            <w:vAlign w:val="center"/>
-          </w:tcPr>
-          <w:p>
-            <w:pPr>
-              <w:spacing w:after="0" w:line="240" w:lineRule="auto"/>
-              <w:ind w:firstLine="0"/>
-              <w:jc w:val="left"/>
-            </w:pPr>
-            <w:r>
-              <w:rPr>
+            <w:shd w:val="clear" w:color="auto" w:fill="FFFFFF" w:themeFill="background1"/>
+            <w:tcMar>
+              <w:top w:w="80" w:type="dxa"/>
+              <w:left w:w="120" w:type="dxa"/>
+              <w:bottom w:w="80" w:type="dxa"/>
+              <w:right w:w="120" w:type="dxa"/>
+            </w:tcMar>
+            <w:vAlign w:val="center"/>
+          </w:tcPr>
+          <w:p>
+            <w:pPr>
+              <w:spacing w:after="0" w:line="240" w:lineRule="auto"/>
+              <w:ind w:firstLine="0"/>
+              <w:jc w:val="left"/>
+              <w:rPr>
+                <w:color w:val="000000" w:themeColor="text1"/>
+              </w:rPr>
+            </w:pPr>
+            <w:r>
+              <w:rPr>
+                <w:color w:val="000000" w:themeColor="text1"/>
                 <w:sz w:val="21"/>
               </w:rPr>
               <w:t>Future comparison</w:t>
@@ -14771,14 +14972,6 @@
         </w:tc>
       </w:tr>
       <w:tr>
-        <w:tblPrEx>
-          <w:tblCellMar>
-            <w:top w:w="0" w:type="dxa"/>
-            <w:left w:w="0" w:type="dxa"/>
-            <w:bottom w:w="0" w:type="dxa"/>
-            <w:right w:w="0" w:type="dxa"/>
-          </w:tblCellMar>
-        </w:tblPrEx>
         <w:trPr>
           <w:cantSplit/>
         </w:trPr>
@@ -14791,6 +14984,7 @@
               <w:bottom w:val="single" w:sz="6" w:space="0" w:color="A6A6A6"/>
               <w:right w:val="single" w:sz="6" w:space="0" w:color="A6A6A6"/>
             </w:tcBorders>
+            <w:shd w:val="clear" w:color="auto" w:fill="FFFFFF" w:themeFill="background1"/>
             <w:tcMar>
               <w:top w:w="80" w:type="dxa"/>
               <w:left w:w="120" w:type="dxa"/>
@@ -14804,13 +14998,26 @@
               <w:spacing w:after="0" w:line="240" w:lineRule="auto"/>
               <w:ind w:firstLine="0"/>
               <w:jc w:val="center"/>
-            </w:pPr>
-            <w:r>
-              <w:rPr>
-                <w:sz w:val="21"/>
-              </w:rPr>
-              <w:t>Multilingual MiniLM</w:t>
-            </w:r>
+              <w:rPr>
+                <w:color w:val="000000" w:themeColor="text1"/>
+              </w:rPr>
+            </w:pPr>
+            <w:r>
+              <w:rPr>
+                <w:color w:val="000000" w:themeColor="text1"/>
+                <w:sz w:val="21"/>
+              </w:rPr>
+              <w:t xml:space="preserve">Multilingual </w:t>
+            </w:r>
+            <w:proofErr w:type="spellStart"/>
+            <w:r>
+              <w:rPr>
+                <w:color w:val="000000" w:themeColor="text1"/>
+                <w:sz w:val="21"/>
+              </w:rPr>
+              <w:t>MiniLM</w:t>
+            </w:r>
+            <w:proofErr w:type="spellEnd"/>
           </w:p>
         </w:tc>
         <w:tc>
@@ -14822,22 +15029,27 @@
               <w:bottom w:val="single" w:sz="6" w:space="0" w:color="A6A6A6"/>
               <w:right w:val="single" w:sz="6" w:space="0" w:color="A6A6A6"/>
             </w:tcBorders>
-            <w:tcMar>
-              <w:top w:w="80" w:type="dxa"/>
-              <w:left w:w="120" w:type="dxa"/>
-              <w:bottom w:w="80" w:type="dxa"/>
-              <w:right w:w="120" w:type="dxa"/>
-            </w:tcMar>
-            <w:vAlign w:val="center"/>
-          </w:tcPr>
-          <w:p>
-            <w:pPr>
-              <w:spacing w:after="0" w:line="240" w:lineRule="auto"/>
-              <w:ind w:firstLine="0"/>
-              <w:jc w:val="left"/>
-            </w:pPr>
-            <w:r>
-              <w:rPr>
+            <w:shd w:val="clear" w:color="auto" w:fill="FFFFFF" w:themeFill="background1"/>
+            <w:tcMar>
+              <w:top w:w="80" w:type="dxa"/>
+              <w:left w:w="120" w:type="dxa"/>
+              <w:bottom w:w="80" w:type="dxa"/>
+              <w:right w:w="120" w:type="dxa"/>
+            </w:tcMar>
+            <w:vAlign w:val="center"/>
+          </w:tcPr>
+          <w:p>
+            <w:pPr>
+              <w:spacing w:after="0" w:line="240" w:lineRule="auto"/>
+              <w:ind w:firstLine="0"/>
+              <w:jc w:val="left"/>
+              <w:rPr>
+                <w:color w:val="000000" w:themeColor="text1"/>
+              </w:rPr>
+            </w:pPr>
+            <w:r>
+              <w:rPr>
+                <w:color w:val="000000" w:themeColor="text1"/>
                 <w:sz w:val="21"/>
               </w:rPr>
               <w:t>Small and fast</w:t>
@@ -14853,22 +15065,27 @@
               <w:bottom w:val="single" w:sz="6" w:space="0" w:color="A6A6A6"/>
               <w:right w:val="single" w:sz="6" w:space="0" w:color="A6A6A6"/>
             </w:tcBorders>
-            <w:tcMar>
-              <w:top w:w="80" w:type="dxa"/>
-              <w:left w:w="120" w:type="dxa"/>
-              <w:bottom w:w="80" w:type="dxa"/>
-              <w:right w:w="120" w:type="dxa"/>
-            </w:tcMar>
-            <w:vAlign w:val="center"/>
-          </w:tcPr>
-          <w:p>
-            <w:pPr>
-              <w:spacing w:after="0" w:line="240" w:lineRule="auto"/>
-              <w:ind w:firstLine="0"/>
-              <w:jc w:val="left"/>
-            </w:pPr>
-            <w:r>
-              <w:rPr>
+            <w:shd w:val="clear" w:color="auto" w:fill="FFFFFF" w:themeFill="background1"/>
+            <w:tcMar>
+              <w:top w:w="80" w:type="dxa"/>
+              <w:left w:w="120" w:type="dxa"/>
+              <w:bottom w:w="80" w:type="dxa"/>
+              <w:right w:w="120" w:type="dxa"/>
+            </w:tcMar>
+            <w:vAlign w:val="center"/>
+          </w:tcPr>
+          <w:p>
+            <w:pPr>
+              <w:spacing w:after="0" w:line="240" w:lineRule="auto"/>
+              <w:ind w:firstLine="0"/>
+              <w:jc w:val="left"/>
+              <w:rPr>
+                <w:color w:val="000000" w:themeColor="text1"/>
+              </w:rPr>
+            </w:pPr>
+            <w:r>
+              <w:rPr>
+                <w:color w:val="000000" w:themeColor="text1"/>
                 <w:sz w:val="21"/>
               </w:rPr>
               <w:t>Lower vector capacity and weaker Vietnamese policy alignment</w:t>
@@ -14884,22 +15101,27 @@
               <w:bottom w:val="single" w:sz="6" w:space="0" w:color="A6A6A6"/>
               <w:right w:val="single" w:sz="6" w:space="0" w:color="A6A6A6"/>
             </w:tcBorders>
-            <w:tcMar>
-              <w:top w:w="80" w:type="dxa"/>
-              <w:left w:w="120" w:type="dxa"/>
-              <w:bottom w:w="80" w:type="dxa"/>
-              <w:right w:w="120" w:type="dxa"/>
-            </w:tcMar>
-            <w:vAlign w:val="center"/>
-          </w:tcPr>
-          <w:p>
-            <w:pPr>
-              <w:spacing w:after="0" w:line="240" w:lineRule="auto"/>
-              <w:ind w:firstLine="0"/>
-              <w:jc w:val="left"/>
-            </w:pPr>
-            <w:r>
-              <w:rPr>
+            <w:shd w:val="clear" w:color="auto" w:fill="FFFFFF" w:themeFill="background1"/>
+            <w:tcMar>
+              <w:top w:w="80" w:type="dxa"/>
+              <w:left w:w="120" w:type="dxa"/>
+              <w:bottom w:w="80" w:type="dxa"/>
+              <w:right w:w="120" w:type="dxa"/>
+            </w:tcMar>
+            <w:vAlign w:val="center"/>
+          </w:tcPr>
+          <w:p>
+            <w:pPr>
+              <w:spacing w:after="0" w:line="240" w:lineRule="auto"/>
+              <w:ind w:firstLine="0"/>
+              <w:jc w:val="left"/>
+              <w:rPr>
+                <w:color w:val="000000" w:themeColor="text1"/>
+              </w:rPr>
+            </w:pPr>
+            <w:r>
+              <w:rPr>
+                <w:color w:val="000000" w:themeColor="text1"/>
                 <w:sz w:val="21"/>
               </w:rPr>
               <w:t>Not selected</w:t>
@@ -14908,14 +15130,6 @@
         </w:tc>
       </w:tr>
       <w:tr>
-        <w:tblPrEx>
-          <w:tblCellMar>
-            <w:top w:w="0" w:type="dxa"/>
-            <w:left w:w="0" w:type="dxa"/>
-            <w:bottom w:w="0" w:type="dxa"/>
-            <w:right w:w="0" w:type="dxa"/>
-          </w:tblCellMar>
-        </w:tblPrEx>
         <w:trPr>
           <w:cantSplit/>
         </w:trPr>
@@ -14928,7 +15142,7 @@
               <w:bottom w:val="single" w:sz="6" w:space="0" w:color="A6A6A6"/>
               <w:right w:val="single" w:sz="6" w:space="0" w:color="A6A6A6"/>
             </w:tcBorders>
-            <w:shd w:val="clear" w:color="auto" w:fill="EEF5FA"/>
+            <w:shd w:val="clear" w:color="auto" w:fill="FFFFFF" w:themeFill="background1"/>
             <w:tcMar>
               <w:top w:w="80" w:type="dxa"/>
               <w:left w:w="120" w:type="dxa"/>
@@ -14942,9 +15156,13 @@
               <w:spacing w:after="0" w:line="240" w:lineRule="auto"/>
               <w:ind w:firstLine="0"/>
               <w:jc w:val="center"/>
-            </w:pPr>
-            <w:r>
-              <w:rPr>
+              <w:rPr>
+                <w:color w:val="000000" w:themeColor="text1"/>
+              </w:rPr>
+            </w:pPr>
+            <w:r>
+              <w:rPr>
+                <w:color w:val="000000" w:themeColor="text1"/>
                 <w:sz w:val="21"/>
               </w:rPr>
               <w:t>External embedding API</w:t>
@@ -14960,23 +15178,27 @@
               <w:bottom w:val="single" w:sz="6" w:space="0" w:color="A6A6A6"/>
               <w:right w:val="single" w:sz="6" w:space="0" w:color="A6A6A6"/>
             </w:tcBorders>
-            <w:shd w:val="clear" w:color="auto" w:fill="EEF5FA"/>
-            <w:tcMar>
-              <w:top w:w="80" w:type="dxa"/>
-              <w:left w:w="120" w:type="dxa"/>
-              <w:bottom w:w="80" w:type="dxa"/>
-              <w:right w:w="120" w:type="dxa"/>
-            </w:tcMar>
-            <w:vAlign w:val="center"/>
-          </w:tcPr>
-          <w:p>
-            <w:pPr>
-              <w:spacing w:after="0" w:line="240" w:lineRule="auto"/>
-              <w:ind w:firstLine="0"/>
-              <w:jc w:val="left"/>
-            </w:pPr>
-            <w:r>
-              <w:rPr>
+            <w:shd w:val="clear" w:color="auto" w:fill="FFFFFF" w:themeFill="background1"/>
+            <w:tcMar>
+              <w:top w:w="80" w:type="dxa"/>
+              <w:left w:w="120" w:type="dxa"/>
+              <w:bottom w:w="80" w:type="dxa"/>
+              <w:right w:w="120" w:type="dxa"/>
+            </w:tcMar>
+            <w:vAlign w:val="center"/>
+          </w:tcPr>
+          <w:p>
+            <w:pPr>
+              <w:spacing w:after="0" w:line="240" w:lineRule="auto"/>
+              <w:ind w:firstLine="0"/>
+              <w:jc w:val="left"/>
+              <w:rPr>
+                <w:color w:val="000000" w:themeColor="text1"/>
+              </w:rPr>
+            </w:pPr>
+            <w:r>
+              <w:rPr>
+                <w:color w:val="000000" w:themeColor="text1"/>
                 <w:sz w:val="21"/>
               </w:rPr>
               <w:t>Managed infrastructure and simple scaling</w:t>
@@ -14992,23 +15214,27 @@
               <w:bottom w:val="single" w:sz="6" w:space="0" w:color="A6A6A6"/>
               <w:right w:val="single" w:sz="6" w:space="0" w:color="A6A6A6"/>
             </w:tcBorders>
-            <w:shd w:val="clear" w:color="auto" w:fill="EEF5FA"/>
-            <w:tcMar>
-              <w:top w:w="80" w:type="dxa"/>
-              <w:left w:w="120" w:type="dxa"/>
-              <w:bottom w:w="80" w:type="dxa"/>
-              <w:right w:w="120" w:type="dxa"/>
-            </w:tcMar>
-            <w:vAlign w:val="center"/>
-          </w:tcPr>
-          <w:p>
-            <w:pPr>
-              <w:spacing w:after="0" w:line="240" w:lineRule="auto"/>
-              <w:ind w:firstLine="0"/>
-              <w:jc w:val="left"/>
-            </w:pPr>
-            <w:r>
-              <w:rPr>
+            <w:shd w:val="clear" w:color="auto" w:fill="FFFFFF" w:themeFill="background1"/>
+            <w:tcMar>
+              <w:top w:w="80" w:type="dxa"/>
+              <w:left w:w="120" w:type="dxa"/>
+              <w:bottom w:w="80" w:type="dxa"/>
+              <w:right w:w="120" w:type="dxa"/>
+            </w:tcMar>
+            <w:vAlign w:val="center"/>
+          </w:tcPr>
+          <w:p>
+            <w:pPr>
+              <w:spacing w:after="0" w:line="240" w:lineRule="auto"/>
+              <w:ind w:firstLine="0"/>
+              <w:jc w:val="left"/>
+              <w:rPr>
+                <w:color w:val="000000" w:themeColor="text1"/>
+              </w:rPr>
+            </w:pPr>
+            <w:r>
+              <w:rPr>
+                <w:color w:val="000000" w:themeColor="text1"/>
                 <w:sz w:val="21"/>
               </w:rPr>
               <w:t>Cost, network, privacy, and vendor dependence</w:t>
@@ -15024,23 +15250,27 @@
               <w:bottom w:val="single" w:sz="6" w:space="0" w:color="A6A6A6"/>
               <w:right w:val="single" w:sz="6" w:space="0" w:color="A6A6A6"/>
             </w:tcBorders>
-            <w:shd w:val="clear" w:color="auto" w:fill="EEF5FA"/>
-            <w:tcMar>
-              <w:top w:w="80" w:type="dxa"/>
-              <w:left w:w="120" w:type="dxa"/>
-              <w:bottom w:w="80" w:type="dxa"/>
-              <w:right w:w="120" w:type="dxa"/>
-            </w:tcMar>
-            <w:vAlign w:val="center"/>
-          </w:tcPr>
-          <w:p>
-            <w:pPr>
-              <w:spacing w:after="0" w:line="240" w:lineRule="auto"/>
-              <w:ind w:firstLine="0"/>
-              <w:jc w:val="left"/>
-            </w:pPr>
-            <w:r>
-              <w:rPr>
+            <w:shd w:val="clear" w:color="auto" w:fill="FFFFFF" w:themeFill="background1"/>
+            <w:tcMar>
+              <w:top w:w="80" w:type="dxa"/>
+              <w:left w:w="120" w:type="dxa"/>
+              <w:bottom w:w="80" w:type="dxa"/>
+              <w:right w:w="120" w:type="dxa"/>
+            </w:tcMar>
+            <w:vAlign w:val="center"/>
+          </w:tcPr>
+          <w:p>
+            <w:pPr>
+              <w:spacing w:after="0" w:line="240" w:lineRule="auto"/>
+              <w:ind w:firstLine="0"/>
+              <w:jc w:val="left"/>
+              <w:rPr>
+                <w:color w:val="000000" w:themeColor="text1"/>
+              </w:rPr>
+            </w:pPr>
+            <w:r>
+              <w:rPr>
+                <w:color w:val="000000" w:themeColor="text1"/>
                 <w:sz w:val="21"/>
               </w:rPr>
               <w:t>Not selected</w:t>
@@ -15049,14 +15279,6 @@
         </w:tc>
       </w:tr>
       <w:tr>
-        <w:tblPrEx>
-          <w:tblCellMar>
-            <w:top w:w="0" w:type="dxa"/>
-            <w:left w:w="0" w:type="dxa"/>
-            <w:bottom w:w="0" w:type="dxa"/>
-            <w:right w:w="0" w:type="dxa"/>
-          </w:tblCellMar>
-        </w:tblPrEx>
         <w:trPr>
           <w:cantSplit/>
         </w:trPr>
@@ -15069,6 +15291,7 @@
               <w:bottom w:val="single" w:sz="6" w:space="0" w:color="A6A6A6"/>
               <w:right w:val="single" w:sz="6" w:space="0" w:color="A6A6A6"/>
             </w:tcBorders>
+            <w:shd w:val="clear" w:color="auto" w:fill="FFFFFF" w:themeFill="background1"/>
             <w:tcMar>
               <w:top w:w="80" w:type="dxa"/>
               <w:left w:w="120" w:type="dxa"/>
@@ -15082,9 +15305,13 @@
               <w:spacing w:after="0" w:line="240" w:lineRule="auto"/>
               <w:ind w:firstLine="0"/>
               <w:jc w:val="center"/>
-            </w:pPr>
-            <w:r>
-              <w:rPr>
+              <w:rPr>
+                <w:color w:val="000000" w:themeColor="text1"/>
+              </w:rPr>
+            </w:pPr>
+            <w:r>
+              <w:rPr>
+                <w:color w:val="000000" w:themeColor="text1"/>
                 <w:sz w:val="21"/>
               </w:rPr>
               <w:t>Keyword/BM25</w:t>
@@ -15100,22 +15327,27 @@
               <w:bottom w:val="single" w:sz="6" w:space="0" w:color="A6A6A6"/>
               <w:right w:val="single" w:sz="6" w:space="0" w:color="A6A6A6"/>
             </w:tcBorders>
-            <w:tcMar>
-              <w:top w:w="80" w:type="dxa"/>
-              <w:left w:w="120" w:type="dxa"/>
-              <w:bottom w:w="80" w:type="dxa"/>
-              <w:right w:w="120" w:type="dxa"/>
-            </w:tcMar>
-            <w:vAlign w:val="center"/>
-          </w:tcPr>
-          <w:p>
-            <w:pPr>
-              <w:spacing w:after="0" w:line="240" w:lineRule="auto"/>
-              <w:ind w:firstLine="0"/>
-              <w:jc w:val="left"/>
-            </w:pPr>
-            <w:r>
-              <w:rPr>
+            <w:shd w:val="clear" w:color="auto" w:fill="FFFFFF" w:themeFill="background1"/>
+            <w:tcMar>
+              <w:top w:w="80" w:type="dxa"/>
+              <w:left w:w="120" w:type="dxa"/>
+              <w:bottom w:w="80" w:type="dxa"/>
+              <w:right w:w="120" w:type="dxa"/>
+            </w:tcMar>
+            <w:vAlign w:val="center"/>
+          </w:tcPr>
+          <w:p>
+            <w:pPr>
+              <w:spacing w:after="0" w:line="240" w:lineRule="auto"/>
+              <w:ind w:firstLine="0"/>
+              <w:jc w:val="left"/>
+              <w:rPr>
+                <w:color w:val="000000" w:themeColor="text1"/>
+              </w:rPr>
+            </w:pPr>
+            <w:r>
+              <w:rPr>
+                <w:color w:val="000000" w:themeColor="text1"/>
                 <w:sz w:val="21"/>
               </w:rPr>
               <w:t>Fast and interpretable for exact terms</w:t>
@@ -15131,22 +15363,27 @@
               <w:bottom w:val="single" w:sz="6" w:space="0" w:color="A6A6A6"/>
               <w:right w:val="single" w:sz="6" w:space="0" w:color="A6A6A6"/>
             </w:tcBorders>
-            <w:tcMar>
-              <w:top w:w="80" w:type="dxa"/>
-              <w:left w:w="120" w:type="dxa"/>
-              <w:bottom w:w="80" w:type="dxa"/>
-              <w:right w:w="120" w:type="dxa"/>
-            </w:tcMar>
-            <w:vAlign w:val="center"/>
-          </w:tcPr>
-          <w:p>
-            <w:pPr>
-              <w:spacing w:after="0" w:line="240" w:lineRule="auto"/>
-              <w:ind w:firstLine="0"/>
-              <w:jc w:val="left"/>
-            </w:pPr>
-            <w:r>
-              <w:rPr>
+            <w:shd w:val="clear" w:color="auto" w:fill="FFFFFF" w:themeFill="background1"/>
+            <w:tcMar>
+              <w:top w:w="80" w:type="dxa"/>
+              <w:left w:w="120" w:type="dxa"/>
+              <w:bottom w:w="80" w:type="dxa"/>
+              <w:right w:w="120" w:type="dxa"/>
+            </w:tcMar>
+            <w:vAlign w:val="center"/>
+          </w:tcPr>
+          <w:p>
+            <w:pPr>
+              <w:spacing w:after="0" w:line="240" w:lineRule="auto"/>
+              <w:ind w:firstLine="0"/>
+              <w:jc w:val="left"/>
+              <w:rPr>
+                <w:color w:val="000000" w:themeColor="text1"/>
+              </w:rPr>
+            </w:pPr>
+            <w:r>
+              <w:rPr>
+                <w:color w:val="000000" w:themeColor="text1"/>
                 <w:sz w:val="21"/>
               </w:rPr>
               <w:t>Weak for paraphrases and semantic equivalence</w:t>
@@ -15162,22 +15399,27 @@
               <w:bottom w:val="single" w:sz="6" w:space="0" w:color="A6A6A6"/>
               <w:right w:val="single" w:sz="6" w:space="0" w:color="A6A6A6"/>
             </w:tcBorders>
-            <w:tcMar>
-              <w:top w:w="80" w:type="dxa"/>
-              <w:left w:w="120" w:type="dxa"/>
-              <w:bottom w:w="80" w:type="dxa"/>
-              <w:right w:w="120" w:type="dxa"/>
-            </w:tcMar>
-            <w:vAlign w:val="center"/>
-          </w:tcPr>
-          <w:p>
-            <w:pPr>
-              <w:spacing w:after="0" w:line="240" w:lineRule="auto"/>
-              <w:ind w:firstLine="0"/>
-              <w:jc w:val="left"/>
-            </w:pPr>
-            <w:r>
-              <w:rPr>
+            <w:shd w:val="clear" w:color="auto" w:fill="FFFFFF" w:themeFill="background1"/>
+            <w:tcMar>
+              <w:top w:w="80" w:type="dxa"/>
+              <w:left w:w="120" w:type="dxa"/>
+              <w:bottom w:w="80" w:type="dxa"/>
+              <w:right w:w="120" w:type="dxa"/>
+            </w:tcMar>
+            <w:vAlign w:val="center"/>
+          </w:tcPr>
+          <w:p>
+            <w:pPr>
+              <w:spacing w:after="0" w:line="240" w:lineRule="auto"/>
+              <w:ind w:firstLine="0"/>
+              <w:jc w:val="left"/>
+              <w:rPr>
+                <w:color w:val="000000" w:themeColor="text1"/>
+              </w:rPr>
+            </w:pPr>
+            <w:r>
+              <w:rPr>
+                <w:color w:val="000000" w:themeColor="text1"/>
                 <w:sz w:val="21"/>
               </w:rPr>
               <w:t>Potential hybrid extension</w:t>
@@ -15218,7 +15460,15 @@
     </w:p>
     <w:p>
       <w:r>
-        <w:t>The second-stage model is BAAI/bge-reranker-v2-m3, a multilingual cross-encoder derived from BGE-M3 [4], [5]. Unlike the embedding model, the reranker does not create reusable document vectors. It accepts each query-passage pair and returns a relevance score. This joint encoding captures detailed relationships that independent query and document vectors can miss.</w:t>
+        <w:t xml:space="preserve">The second-stage model is BAAI/bge-reranker-v2-m3, a multilingual cross-encoder derived from BGE-M3 [4], [5]. Unlike the embedding model, the </w:t>
+      </w:r>
+      <w:proofErr w:type="spellStart"/>
+      <w:r>
+        <w:t>reranker</w:t>
+      </w:r>
+      <w:proofErr w:type="spellEnd"/>
+      <w:r>
+        <w:t xml:space="preserve"> does not create reusable document vectors. It accepts each query-passage pair and returns a relevance score. This joint encoding captures detailed relationships that independent query and document vectors can miss.</w:t>
       </w:r>
     </w:p>
     <w:p>
@@ -15228,7 +15478,15 @@
       </w:pPr>
       <w:r>
         <w:lastRenderedPageBreak/>
-        <w:t>The bi-encoder maximizes candidate-retrieval speed and recall; the reranker improves precision within the small candidate set.</w:t>
+        <w:t xml:space="preserve">The bi-encoder maximizes candidate-retrieval speed and recall; the </w:t>
+      </w:r>
+      <w:proofErr w:type="spellStart"/>
+      <w:r>
+        <w:t>reranker</w:t>
+      </w:r>
+      <w:proofErr w:type="spellEnd"/>
+      <w:r>
+        <w:t xml:space="preserve"> improves precision within the small candidate set.</w:t>
       </w:r>
     </w:p>
     <w:p>
@@ -15237,7 +15495,15 @@
         <w:ind w:hanging="360"/>
       </w:pPr>
       <w:r>
-        <w:t>Multilingual pre-training is useful because Vietnamese policies contain English technology terms, programme names, abbreviations, and policy codes.</w:t>
+        <w:t xml:space="preserve">Multilingual pre-training is useful because Vietnamese policies contain English technology terms, </w:t>
+      </w:r>
+      <w:proofErr w:type="spellStart"/>
+      <w:r>
+        <w:t>programme</w:t>
+      </w:r>
+      <w:proofErr w:type="spellEnd"/>
+      <w:r>
+        <w:t xml:space="preserve"> names, abbreviations, and policy codes.</w:t>
       </w:r>
     </w:p>
     <w:p>
@@ -15246,7 +15512,15 @@
         <w:ind w:hanging="360"/>
       </w:pPr>
       <w:r>
-        <w:t>Only the top 15 retrieved candidates are reranked, avoiding the cost of cross-encoding the entire corpus.</w:t>
+        <w:t xml:space="preserve">Only the top 15 retrieved candidates are reranked, avoiding the cost of </w:t>
+      </w:r>
+      <w:proofErr w:type="gramStart"/>
+      <w:r>
+        <w:t>cross-encoding</w:t>
+      </w:r>
+      <w:proofErr w:type="gramEnd"/>
+      <w:r>
+        <w:t xml:space="preserve"> the entire corpus.</w:t>
       </w:r>
     </w:p>
     <w:p>
@@ -15264,7 +15538,15 @@
         <w:ind w:hanging="360"/>
       </w:pPr>
       <w:r>
-        <w:t>The implementation sets max_length to 512 to reduce CUDA memory pressure on the available GPU.</w:t>
+        <w:t xml:space="preserve">The implementation sets </w:t>
+      </w:r>
+      <w:proofErr w:type="spellStart"/>
+      <w:r>
+        <w:t>max_length</w:t>
+      </w:r>
+      <w:proofErr w:type="spellEnd"/>
+      <w:r>
+        <w:t xml:space="preserve"> to 512 to reduce CUDA memory pressure on the available GPU.</w:t>
       </w:r>
     </w:p>
     <w:p>
@@ -15313,12 +15595,6 @@
         <w:tblW w:w="8951" w:type="dxa"/>
         <w:tblInd w:w="120" w:type="dxa"/>
         <w:tblLayout w:type="fixed"/>
-        <w:tblCellMar>
-          <w:top w:w="0" w:type="dxa"/>
-          <w:left w:w="0" w:type="dxa"/>
-          <w:bottom w:w="0" w:type="dxa"/>
-          <w:right w:w="0" w:type="dxa"/>
-        </w:tblCellMar>
         <w:tblLook w:val="04A0" w:firstRow="1" w:lastRow="0" w:firstColumn="1" w:lastColumn="0" w:noHBand="0" w:noVBand="1"/>
       </w:tblPr>
       <w:tblGrid>
@@ -15329,14 +15605,6 @@
         <w:gridCol w:w="1941"/>
       </w:tblGrid>
       <w:tr>
-        <w:tblPrEx>
-          <w:tblCellMar>
-            <w:top w:w="0" w:type="dxa"/>
-            <w:left w:w="0" w:type="dxa"/>
-            <w:bottom w:w="0" w:type="dxa"/>
-            <w:right w:w="0" w:type="dxa"/>
-          </w:tblCellMar>
-        </w:tblPrEx>
         <w:trPr>
           <w:cantSplit/>
           <w:tblHeader/>
@@ -15513,14 +15781,6 @@
         </w:tc>
       </w:tr>
       <w:tr>
-        <w:tblPrEx>
-          <w:tblCellMar>
-            <w:top w:w="0" w:type="dxa"/>
-            <w:left w:w="0" w:type="dxa"/>
-            <w:bottom w:w="0" w:type="dxa"/>
-            <w:right w:w="0" w:type="dxa"/>
-          </w:tblCellMar>
-        </w:tblPrEx>
         <w:trPr>
           <w:cantSplit/>
         </w:trPr>
@@ -15582,8 +15842,16 @@
               <w:rPr>
                 <w:sz w:val="21"/>
               </w:rPr>
-              <w:t>Vietnamese Bi-Encoder + Qdrant</w:t>
-            </w:r>
+              <w:t xml:space="preserve">Vietnamese Bi-Encoder + </w:t>
+            </w:r>
+            <w:proofErr w:type="spellStart"/>
+            <w:r>
+              <w:rPr>
+                <w:sz w:val="21"/>
+              </w:rPr>
+              <w:t>Qdrant</w:t>
+            </w:r>
+            <w:proofErr w:type="spellEnd"/>
           </w:p>
         </w:tc>
         <w:tc>
@@ -15681,14 +15949,6 @@
         </w:tc>
       </w:tr>
       <w:tr>
-        <w:tblPrEx>
-          <w:tblCellMar>
-            <w:top w:w="0" w:type="dxa"/>
-            <w:left w:w="0" w:type="dxa"/>
-            <w:bottom w:w="0" w:type="dxa"/>
-            <w:right w:w="0" w:type="dxa"/>
-          </w:tblCellMar>
-        </w:tblPrEx>
         <w:trPr>
           <w:cantSplit/>
         </w:trPr>
@@ -15752,7 +16012,21 @@
               <w:rPr>
                 <w:sz w:val="21"/>
               </w:rPr>
-              <w:t>BGE Reranker v2-m3</w:t>
+              <w:t xml:space="preserve">BGE </w:t>
+            </w:r>
+            <w:proofErr w:type="spellStart"/>
+            <w:r>
+              <w:rPr>
+                <w:sz w:val="21"/>
+              </w:rPr>
+              <w:t>Reranker</w:t>
+            </w:r>
+            <w:proofErr w:type="spellEnd"/>
+            <w:r>
+              <w:rPr>
+                <w:sz w:val="21"/>
+              </w:rPr>
+              <w:t xml:space="preserve"> v2-m3</w:t>
             </w:r>
           </w:p>
         </w:tc>
@@ -15854,14 +16128,6 @@
         </w:tc>
       </w:tr>
       <w:tr>
-        <w:tblPrEx>
-          <w:tblCellMar>
-            <w:top w:w="0" w:type="dxa"/>
-            <w:left w:w="0" w:type="dxa"/>
-            <w:bottom w:w="0" w:type="dxa"/>
-            <w:right w:w="0" w:type="dxa"/>
-          </w:tblCellMar>
-        </w:tblPrEx>
         <w:trPr>
           <w:cantSplit/>
         </w:trPr>
@@ -15950,11 +16216,33 @@
               <w:ind w:firstLine="0"/>
               <w:jc w:val="left"/>
             </w:pPr>
-            <w:r>
-              <w:rPr>
-                <w:sz w:val="21"/>
-              </w:rPr>
-              <w:t>Near-equal reranker scores</w:t>
+            <w:proofErr w:type="gramStart"/>
+            <w:r>
+              <w:rPr>
+                <w:sz w:val="21"/>
+              </w:rPr>
+              <w:t>Near-equal</w:t>
+            </w:r>
+            <w:proofErr w:type="gramEnd"/>
+            <w:r>
+              <w:rPr>
+                <w:sz w:val="21"/>
+              </w:rPr>
+              <w:t xml:space="preserve"> </w:t>
+            </w:r>
+            <w:proofErr w:type="spellStart"/>
+            <w:r>
+              <w:rPr>
+                <w:sz w:val="21"/>
+              </w:rPr>
+              <w:t>reranker</w:t>
+            </w:r>
+            <w:proofErr w:type="spellEnd"/>
+            <w:r>
+              <w:rPr>
+                <w:sz w:val="21"/>
+              </w:rPr>
+              <w:t xml:space="preserve"> scores</w:t>
             </w:r>
           </w:p>
         </w:tc>
@@ -16074,12 +16362,6 @@
         <w:tblW w:w="8951" w:type="dxa"/>
         <w:tblInd w:w="120" w:type="dxa"/>
         <w:tblLayout w:type="fixed"/>
-        <w:tblCellMar>
-          <w:top w:w="0" w:type="dxa"/>
-          <w:left w:w="0" w:type="dxa"/>
-          <w:bottom w:w="0" w:type="dxa"/>
-          <w:right w:w="0" w:type="dxa"/>
-        </w:tblCellMar>
         <w:tblLook w:val="04A0" w:firstRow="1" w:lastRow="0" w:firstColumn="1" w:lastColumn="0" w:noHBand="0" w:noVBand="1"/>
       </w:tblPr>
       <w:tblGrid>
@@ -16088,14 +16370,6 @@
         <w:gridCol w:w="4659"/>
       </w:tblGrid>
       <w:tr>
-        <w:tblPrEx>
-          <w:tblCellMar>
-            <w:top w:w="0" w:type="dxa"/>
-            <w:left w:w="0" w:type="dxa"/>
-            <w:bottom w:w="0" w:type="dxa"/>
-            <w:right w:w="0" w:type="dxa"/>
-          </w:tblCellMar>
-        </w:tblPrEx>
         <w:trPr>
           <w:cantSplit/>
           <w:tblHeader/>
@@ -16204,14 +16478,6 @@
         </w:tc>
       </w:tr>
       <w:tr>
-        <w:tblPrEx>
-          <w:tblCellMar>
-            <w:top w:w="0" w:type="dxa"/>
-            <w:left w:w="0" w:type="dxa"/>
-            <w:bottom w:w="0" w:type="dxa"/>
-            <w:right w:w="0" w:type="dxa"/>
-          </w:tblCellMar>
-        </w:tblPrEx>
         <w:trPr>
           <w:cantSplit/>
         </w:trPr>
@@ -16238,12 +16504,14 @@
               <w:ind w:firstLine="0"/>
               <w:jc w:val="center"/>
             </w:pPr>
+            <w:proofErr w:type="spellStart"/>
             <w:r>
               <w:rPr>
                 <w:sz w:val="21"/>
               </w:rPr>
               <w:t>FastAPI</w:t>
             </w:r>
+            <w:proofErr w:type="spellEnd"/>
           </w:p>
         </w:tc>
         <w:tc>
@@ -16310,14 +16578,6 @@
         </w:tc>
       </w:tr>
       <w:tr>
-        <w:tblPrEx>
-          <w:tblCellMar>
-            <w:top w:w="0" w:type="dxa"/>
-            <w:left w:w="0" w:type="dxa"/>
-            <w:bottom w:w="0" w:type="dxa"/>
-            <w:right w:w="0" w:type="dxa"/>
-          </w:tblCellMar>
-        </w:tblPrEx>
         <w:trPr>
           <w:cantSplit/>
         </w:trPr>
@@ -16419,14 +16679,6 @@
         </w:tc>
       </w:tr>
       <w:tr>
-        <w:tblPrEx>
-          <w:tblCellMar>
-            <w:top w:w="0" w:type="dxa"/>
-            <w:left w:w="0" w:type="dxa"/>
-            <w:bottom w:w="0" w:type="dxa"/>
-            <w:right w:w="0" w:type="dxa"/>
-          </w:tblCellMar>
-        </w:tblPrEx>
         <w:trPr>
           <w:cantSplit/>
         </w:trPr>
@@ -16525,14 +16777,6 @@
         </w:tc>
       </w:tr>
       <w:tr>
-        <w:tblPrEx>
-          <w:tblCellMar>
-            <w:top w:w="0" w:type="dxa"/>
-            <w:left w:w="0" w:type="dxa"/>
-            <w:bottom w:w="0" w:type="dxa"/>
-            <w:right w:w="0" w:type="dxa"/>
-          </w:tblCellMar>
-        </w:tblPrEx>
         <w:trPr>
           <w:cantSplit/>
         </w:trPr>
@@ -16560,12 +16804,14 @@
               <w:ind w:firstLine="0"/>
               <w:jc w:val="center"/>
             </w:pPr>
+            <w:proofErr w:type="spellStart"/>
             <w:r>
               <w:rPr>
                 <w:sz w:val="21"/>
               </w:rPr>
               <w:t>Qdrant</w:t>
             </w:r>
+            <w:proofErr w:type="spellEnd"/>
           </w:p>
         </w:tc>
         <w:tc>
@@ -16634,14 +16880,6 @@
         </w:tc>
       </w:tr>
       <w:tr>
-        <w:tblPrEx>
-          <w:tblCellMar>
-            <w:top w:w="0" w:type="dxa"/>
-            <w:left w:w="0" w:type="dxa"/>
-            <w:bottom w:w="0" w:type="dxa"/>
-            <w:right w:w="0" w:type="dxa"/>
-          </w:tblCellMar>
-        </w:tblPrEx>
         <w:trPr>
           <w:cantSplit/>
         </w:trPr>
@@ -16741,14 +16979,6 @@
         </w:tc>
       </w:tr>
       <w:tr>
-        <w:tblPrEx>
-          <w:tblCellMar>
-            <w:top w:w="0" w:type="dxa"/>
-            <w:left w:w="0" w:type="dxa"/>
-            <w:bottom w:w="0" w:type="dxa"/>
-            <w:right w:w="0" w:type="dxa"/>
-          </w:tblCellMar>
-        </w:tblPrEx>
         <w:trPr>
           <w:cantSplit/>
         </w:trPr>
@@ -16776,11 +17006,19 @@
               <w:ind w:firstLine="0"/>
               <w:jc w:val="center"/>
             </w:pPr>
-            <w:r>
-              <w:rPr>
-                <w:sz w:val="21"/>
-              </w:rPr>
-              <w:t>Groq Llama 3.3</w:t>
+            <w:proofErr w:type="spellStart"/>
+            <w:r>
+              <w:rPr>
+                <w:sz w:val="21"/>
+              </w:rPr>
+              <w:t>Groq</w:t>
+            </w:r>
+            <w:proofErr w:type="spellEnd"/>
+            <w:r>
+              <w:rPr>
+                <w:sz w:val="21"/>
+              </w:rPr>
+              <w:t xml:space="preserve"> Llama 3.3</w:t>
             </w:r>
           </w:p>
         </w:tc>
@@ -16850,14 +17088,6 @@
         </w:tc>
       </w:tr>
       <w:tr>
-        <w:tblPrEx>
-          <w:tblCellMar>
-            <w:top w:w="0" w:type="dxa"/>
-            <w:left w:w="0" w:type="dxa"/>
-            <w:bottom w:w="0" w:type="dxa"/>
-            <w:right w:w="0" w:type="dxa"/>
-          </w:tblCellMar>
-        </w:tblPrEx>
         <w:trPr>
           <w:cantSplit/>
         </w:trPr>
@@ -16884,12 +17114,14 @@
               <w:ind w:firstLine="0"/>
               <w:jc w:val="center"/>
             </w:pPr>
+            <w:proofErr w:type="spellStart"/>
             <w:r>
               <w:rPr>
                 <w:sz w:val="21"/>
               </w:rPr>
               <w:t>LlamaParse</w:t>
             </w:r>
+            <w:proofErr w:type="spellEnd"/>
           </w:p>
         </w:tc>
         <w:tc>
@@ -16956,14 +17188,6 @@
         </w:tc>
       </w:tr>
       <w:tr>
-        <w:tblPrEx>
-          <w:tblCellMar>
-            <w:top w:w="0" w:type="dxa"/>
-            <w:left w:w="0" w:type="dxa"/>
-            <w:bottom w:w="0" w:type="dxa"/>
-            <w:right w:w="0" w:type="dxa"/>
-          </w:tblCellMar>
-        </w:tblPrEx>
         <w:trPr>
           <w:cantSplit/>
         </w:trPr>
@@ -17059,7 +17283,21 @@
               <w:rPr>
                 <w:sz w:val="21"/>
               </w:rPr>
-              <w:t>Low deployment complexity and direct integration with FastAPI static hosting</w:t>
+              <w:t xml:space="preserve">Low deployment complexity and direct integration with </w:t>
+            </w:r>
+            <w:proofErr w:type="spellStart"/>
+            <w:r>
+              <w:rPr>
+                <w:sz w:val="21"/>
+              </w:rPr>
+              <w:t>FastAPI</w:t>
+            </w:r>
+            <w:proofErr w:type="spellEnd"/>
+            <w:r>
+              <w:rPr>
+                <w:sz w:val="21"/>
+              </w:rPr>
+              <w:t xml:space="preserve"> static hosting</w:t>
             </w:r>
           </w:p>
         </w:tc>
@@ -17072,10 +17310,23 @@
     </w:p>
     <w:p>
       <w:r>
-        <w:t>The architecture deliberately assigns one primary responsibility to each storage system. PostgreSQL is authoritative for users, sessions, full message history, and parent-document content. Redis caches only the recent conversational window. Qdrant stores child vectors and filterable metadata. The structured tuition catalog represents exact monetary facts that should not be diluted by approximate vector similarity. This separation makes failure modes easier to reason about and prevents a single database from</w:t>
-      </w:r>
-      <w:r>
-        <w:t xml:space="preserve"> being forced into unsuitable workloads.</w:t>
+        <w:t xml:space="preserve">The architecture deliberately assigns one primary responsibility to each storage system. PostgreSQL is authoritative for users, sessions, full message history, and parent-document content. </w:t>
+      </w:r>
+      <w:proofErr w:type="gramStart"/>
+      <w:r>
+        <w:t>Redis caches</w:t>
+      </w:r>
+      <w:proofErr w:type="gramEnd"/>
+      <w:r>
+        <w:t xml:space="preserve"> only the recent conversational window. </w:t>
+      </w:r>
+      <w:proofErr w:type="spellStart"/>
+      <w:r>
+        <w:t>Qdrant</w:t>
+      </w:r>
+      <w:proofErr w:type="spellEnd"/>
+      <w:r>
+        <w:t xml:space="preserve"> stores child vectors and filterable metadata. The structured tuition catalog represents exact monetary facts that should not be diluted by approximate vector similarity. This separation makes failure modes easier to reason about and prevents a single database from being forced into unsuitable workloads.</w:t>
       </w:r>
     </w:p>
     <w:p>
@@ -17090,35 +17341,79 @@
     </w:p>
     <w:p>
       <w:r>
-        <w:t xml:space="preserve">Technology selection was evaluated against five project constraints: Vietnamese policy content, correctness of monetary answers, modest local deployment resources, the need for reproducible student work, and the requirement to evolve the corpus without retraining a language model. No component is selected in isolation. For example, local embedding reduces recurring API dependency, but the larger reranker still benefits from a GPU; PostgreSQL provides transactional durability, while Redis is used only where </w:t>
-      </w:r>
-      <w:r>
-        <w:t>temporary low-latency state is acceptable. The chosen stack therefore distributes responsibilities according to the consequence of data loss or approximation.</w:t>
-      </w:r>
-    </w:p>
-    <w:p>
-      <w:r>
-        <w:t>The generative and rewriting services are intentionally separated. Query rewriting is a narrow transformation task with a low-temperature prompt, strict output validation, and a safe fallback to the original question. Answer generation has a broader linguistic role but receives server-selected evidence and deterministic tool results. This design limits the authority granted to either model. A provider failure may reduce availability, yet it cannot silently change the structured tuition catalog, document met</w:t>
-      </w:r>
-      <w:r>
-        <w:t>adata, account records, or calculation formulas.</w:t>
+        <w:t xml:space="preserve">Technology selection was evaluated against five project constraints: Vietnamese policy content, correctness of monetary answers, modest local deployment resources, the need for reproducible student work, and the requirement to evolve the corpus without retraining a language model. No component is selected in isolation. For example, local embedding reduces recurring API dependency, but the larger </w:t>
+      </w:r>
+      <w:proofErr w:type="spellStart"/>
+      <w:r>
+        <w:t>reranker</w:t>
+      </w:r>
+      <w:proofErr w:type="spellEnd"/>
+      <w:r>
+        <w:t xml:space="preserve"> still benefits from a GPU; PostgreSQL provides transactional durability, while Redis is used only where temporary low-latency state is acceptable. The chosen stack therefore distributes responsibilities according to the consequence of data loss or approximation.</w:t>
+      </w:r>
+    </w:p>
+    <w:p>
+      <w:r>
+        <w:t xml:space="preserve">The generative and rewriting services are intentionally separated. Query rewriting is a narrow transformation task with a low-temperature prompt, strict output validation, and a safe fallback to the original question. Answer generation has a broader linguistic role but </w:t>
+      </w:r>
+      <w:proofErr w:type="gramStart"/>
+      <w:r>
+        <w:t>receives</w:t>
+      </w:r>
+      <w:proofErr w:type="gramEnd"/>
+      <w:r>
+        <w:t xml:space="preserve"> server-selected evidence and deterministic tool results. This design limits the authority granted to either model. </w:t>
+      </w:r>
+      <w:proofErr w:type="gramStart"/>
+      <w:r>
+        <w:t>A provider</w:t>
+      </w:r>
+      <w:proofErr w:type="gramEnd"/>
+      <w:r>
+        <w:t xml:space="preserve"> failure may reduce availability, yet it cannot silently change the structured tuition catalog, document metadata, account records, or calculation formulas.</w:t>
       </w:r>
     </w:p>
     <w:p>
       <w:r>
         <w:lastRenderedPageBreak/>
-        <w:t>The three data stores also have different recovery expectations. PostgreSQL backups protect durable identity, conversation, and parent-document state. Qdrant collections can be rebuilt from the retained source files and metadata manifest, although re-embedding has a computational cost. Redis history can be reconstructed from recent PostgreSQL messages after a session is reopened. Treating Redis and Qdrant as rebuildable projections reduces the risk that a cache or index becomes the only copy of important in</w:t>
-      </w:r>
-      <w:r>
-        <w:t>formation.</w:t>
-      </w:r>
-    </w:p>
-    <w:p>
-      <w:r>
-        <w:t>These choices create explicit future comparison points. A hybrid BM25 and dense retriever may improve exact policy-code matching; a newer multilingual embedding model may improve long-context retrieval; and a self-hosted generator may reduce external dependency. Each alternative also adds indexing, hardware, or operational cost. The project therefore records model names, vector dimension, chunk parameters, filters, and index versions so that a future experiment can change one variable at a time and attribut</w:t>
-      </w:r>
-      <w:r>
-        <w:t>e any improvement correctly.</w:t>
+        <w:t xml:space="preserve">The three data stores also have different recovery expectations. PostgreSQL backups protect durable identity, conversation, and parent-document state. </w:t>
+      </w:r>
+      <w:proofErr w:type="spellStart"/>
+      <w:r>
+        <w:t>Qdrant</w:t>
+      </w:r>
+      <w:proofErr w:type="spellEnd"/>
+      <w:r>
+        <w:t xml:space="preserve"> collections can be rebuilt from the retained source files and metadata manifest, although re-embedding has a computational cost. Redis history can be reconstructed from recent PostgreSQL messages after a session is reopened. Treating Redis and </w:t>
+      </w:r>
+      <w:proofErr w:type="spellStart"/>
+      <w:r>
+        <w:t>Qdrant</w:t>
+      </w:r>
+      <w:proofErr w:type="spellEnd"/>
+      <w:r>
+        <w:t xml:space="preserve"> as rebuildable projections reduces the risk that a </w:t>
+      </w:r>
+      <w:proofErr w:type="gramStart"/>
+      <w:r>
+        <w:t>cache</w:t>
+      </w:r>
+      <w:proofErr w:type="gramEnd"/>
+      <w:r>
+        <w:t xml:space="preserve"> or index becomes the only copy of important information.</w:t>
+      </w:r>
+    </w:p>
+    <w:p>
+      <w:r>
+        <w:t xml:space="preserve">These choices create explicit future comparison points. A hybrid BM25 and dense retriever may improve exact policy-code matching; a newer multilingual embedding model may improve long-context retrieval; and a self-hosted generator may reduce external dependency. Each alternative also adds indexing, hardware, or operational cost. The project therefore records model names, vector </w:t>
+      </w:r>
+      <w:proofErr w:type="gramStart"/>
+      <w:r>
+        <w:t>dimension</w:t>
+      </w:r>
+      <w:proofErr w:type="gramEnd"/>
+      <w:r>
+        <w:t>, chunk parameters, filters, and index versions so that a future experiment can change one variable at a time and attribute any improvement correctly.</w:t>
       </w:r>
     </w:p>
     <w:p>
@@ -17158,12 +17453,6 @@
         <w:tblW w:w="8951" w:type="dxa"/>
         <w:tblInd w:w="120" w:type="dxa"/>
         <w:tblLayout w:type="fixed"/>
-        <w:tblCellMar>
-          <w:top w:w="0" w:type="dxa"/>
-          <w:left w:w="0" w:type="dxa"/>
-          <w:bottom w:w="0" w:type="dxa"/>
-          <w:right w:w="0" w:type="dxa"/>
-        </w:tblCellMar>
         <w:tblLook w:val="04A0" w:firstRow="1" w:lastRow="0" w:firstColumn="1" w:lastColumn="0" w:noHBand="0" w:noVBand="1"/>
       </w:tblPr>
       <w:tblGrid>
@@ -17173,14 +17462,6 @@
         <w:gridCol w:w="2387"/>
       </w:tblGrid>
       <w:tr>
-        <w:tblPrEx>
-          <w:tblCellMar>
-            <w:top w:w="0" w:type="dxa"/>
-            <w:left w:w="0" w:type="dxa"/>
-            <w:bottom w:w="0" w:type="dxa"/>
-            <w:right w:w="0" w:type="dxa"/>
-          </w:tblCellMar>
-        </w:tblPrEx>
         <w:trPr>
           <w:cantSplit/>
           <w:tblHeader/>
@@ -17323,14 +17604,6 @@
         </w:tc>
       </w:tr>
       <w:tr>
-        <w:tblPrEx>
-          <w:tblCellMar>
-            <w:top w:w="0" w:type="dxa"/>
-            <w:left w:w="0" w:type="dxa"/>
-            <w:bottom w:w="0" w:type="dxa"/>
-            <w:right w:w="0" w:type="dxa"/>
-          </w:tblCellMar>
-        </w:tblPrEx>
         <w:trPr>
           <w:cantSplit/>
         </w:trPr>
@@ -17460,14 +17733,6 @@
         </w:tc>
       </w:tr>
       <w:tr>
-        <w:tblPrEx>
-          <w:tblCellMar>
-            <w:top w:w="0" w:type="dxa"/>
-            <w:left w:w="0" w:type="dxa"/>
-            <w:bottom w:w="0" w:type="dxa"/>
-            <w:right w:w="0" w:type="dxa"/>
-          </w:tblCellMar>
-        </w:tblPrEx>
         <w:trPr>
           <w:cantSplit/>
         </w:trPr>
@@ -17601,14 +17866,6 @@
         </w:tc>
       </w:tr>
       <w:tr>
-        <w:tblPrEx>
-          <w:tblCellMar>
-            <w:top w:w="0" w:type="dxa"/>
-            <w:left w:w="0" w:type="dxa"/>
-            <w:bottom w:w="0" w:type="dxa"/>
-            <w:right w:w="0" w:type="dxa"/>
-          </w:tblCellMar>
-        </w:tblPrEx>
         <w:trPr>
           <w:cantSplit/>
         </w:trPr>
@@ -17738,14 +17995,6 @@
         </w:tc>
       </w:tr>
       <w:tr>
-        <w:tblPrEx>
-          <w:tblCellMar>
-            <w:top w:w="0" w:type="dxa"/>
-            <w:left w:w="0" w:type="dxa"/>
-            <w:bottom w:w="0" w:type="dxa"/>
-            <w:right w:w="0" w:type="dxa"/>
-          </w:tblCellMar>
-        </w:tblPrEx>
         <w:trPr>
           <w:cantSplit/>
         </w:trPr>
@@ -17879,14 +18128,6 @@
         </w:tc>
       </w:tr>
       <w:tr>
-        <w:tblPrEx>
-          <w:tblCellMar>
-            <w:top w:w="0" w:type="dxa"/>
-            <w:left w:w="0" w:type="dxa"/>
-            <w:bottom w:w="0" w:type="dxa"/>
-            <w:right w:w="0" w:type="dxa"/>
-          </w:tblCellMar>
-        </w:tblPrEx>
         <w:trPr>
           <w:cantSplit/>
         </w:trPr>
@@ -18026,11 +18267,13 @@
         <w:pStyle w:val="u1"/>
       </w:pPr>
       <w:bookmarkStart w:id="46" w:name="_Toc235727476"/>
+      <w:proofErr w:type="gramStart"/>
       <w:r>
         <w:lastRenderedPageBreak/>
         <w:t>APPLICATION RESULTS</w:t>
       </w:r>
       <w:bookmarkEnd w:id="46"/>
+      <w:proofErr w:type="gramEnd"/>
     </w:p>
     <w:p>
       <w:pPr>
@@ -18064,7 +18307,15 @@
     </w:p>
     <w:p>
       <w:r>
-        <w:t>The product is a browser-based client served by a FastAPI application. It is not an unrestricted general-purpose chatbot. Its purpose is to answer CTU student-finance questions from an administered corpus and deterministic business data. The backend coordinates authentication, conversation state, intent routing, structured lookup, vector retrieval, reranking, tool calling, persistent history, and document ingestion.</w:t>
+        <w:t xml:space="preserve">The product is a browser-based client served by a </w:t>
+      </w:r>
+      <w:proofErr w:type="spellStart"/>
+      <w:r>
+        <w:t>FastAPI</w:t>
+      </w:r>
+      <w:proofErr w:type="spellEnd"/>
+      <w:r>
+        <w:t xml:space="preserve"> application. It is not an unrestricted general-purpose chatbot. Its purpose is to answer CTU student-finance questions from an administered corpus and deterministic business data. The backend coordinates authentication, conversation state, intent routing, structured lookup, vector retrieval, reranking, tool calling, persistent history, and document ingestion.</w:t>
       </w:r>
     </w:p>
     <w:p>
@@ -18114,12 +18365,6 @@
         <w:tblW w:w="8951" w:type="dxa"/>
         <w:tblInd w:w="120" w:type="dxa"/>
         <w:tblLayout w:type="fixed"/>
-        <w:tblCellMar>
-          <w:top w:w="0" w:type="dxa"/>
-          <w:left w:w="0" w:type="dxa"/>
-          <w:bottom w:w="0" w:type="dxa"/>
-          <w:right w:w="0" w:type="dxa"/>
-        </w:tblCellMar>
         <w:tblLook w:val="04A0" w:firstRow="1" w:lastRow="0" w:firstColumn="1" w:lastColumn="0" w:noHBand="0" w:noVBand="1"/>
       </w:tblPr>
       <w:tblGrid>
@@ -18128,14 +18373,6 @@
         <w:gridCol w:w="3197"/>
       </w:tblGrid>
       <w:tr>
-        <w:tblPrEx>
-          <w:tblCellMar>
-            <w:top w:w="0" w:type="dxa"/>
-            <w:left w:w="0" w:type="dxa"/>
-            <w:bottom w:w="0" w:type="dxa"/>
-            <w:right w:w="0" w:type="dxa"/>
-          </w:tblCellMar>
-        </w:tblPrEx>
         <w:trPr>
           <w:cantSplit/>
           <w:tblHeader/>
@@ -18244,14 +18481,6 @@
         </w:tc>
       </w:tr>
       <w:tr>
-        <w:tblPrEx>
-          <w:tblCellMar>
-            <w:top w:w="0" w:type="dxa"/>
-            <w:left w:w="0" w:type="dxa"/>
-            <w:bottom w:w="0" w:type="dxa"/>
-            <w:right w:w="0" w:type="dxa"/>
-          </w:tblCellMar>
-        </w:tblPrEx>
         <w:trPr>
           <w:cantSplit/>
         </w:trPr>
@@ -18350,14 +18579,6 @@
         </w:tc>
       </w:tr>
       <w:tr>
-        <w:tblPrEx>
-          <w:tblCellMar>
-            <w:top w:w="0" w:type="dxa"/>
-            <w:left w:w="0" w:type="dxa"/>
-            <w:bottom w:w="0" w:type="dxa"/>
-            <w:right w:w="0" w:type="dxa"/>
-          </w:tblCellMar>
-        </w:tblPrEx>
         <w:trPr>
           <w:cantSplit/>
         </w:trPr>
@@ -18459,14 +18680,6 @@
         </w:tc>
       </w:tr>
       <w:tr>
-        <w:tblPrEx>
-          <w:tblCellMar>
-            <w:top w:w="0" w:type="dxa"/>
-            <w:left w:w="0" w:type="dxa"/>
-            <w:bottom w:w="0" w:type="dxa"/>
-            <w:right w:w="0" w:type="dxa"/>
-          </w:tblCellMar>
-        </w:tblPrEx>
         <w:trPr>
           <w:cantSplit/>
         </w:trPr>
@@ -18565,14 +18778,6 @@
         </w:tc>
       </w:tr>
       <w:tr>
-        <w:tblPrEx>
-          <w:tblCellMar>
-            <w:top w:w="0" w:type="dxa"/>
-            <w:left w:w="0" w:type="dxa"/>
-            <w:bottom w:w="0" w:type="dxa"/>
-            <w:right w:w="0" w:type="dxa"/>
-          </w:tblCellMar>
-        </w:tblPrEx>
         <w:trPr>
           <w:cantSplit/>
         </w:trPr>
@@ -18754,7 +18959,15 @@
         <w:fldChar w:fldCharType="end"/>
       </w:r>
       <w:r>
-        <w:t>. Primary system use cases</w:t>
+        <w:t xml:space="preserve">. Primary system </w:t>
+      </w:r>
+      <w:proofErr w:type="gramStart"/>
+      <w:r>
+        <w:t>use</w:t>
+      </w:r>
+      <w:proofErr w:type="gramEnd"/>
+      <w:r>
+        <w:t xml:space="preserve"> cases</w:t>
       </w:r>
       <w:bookmarkEnd w:id="52"/>
     </w:p>
@@ -18770,7 +18983,31 @@
     </w:p>
     <w:p>
       <w:r>
-        <w:t>The application runs as a Python FastAPI service on port 8000 and serves a vanilla JavaScript frontend. PostgreSQL 15, Redis 7, and Qdrant 1.18 are declared as container services. Model execution uses configured Google and Groq APIs together with local Hugging Face embedding and reranking models. Environment variables hold service URLs and credentials; secrets must not be embedded in source files or documentation.</w:t>
+        <w:t xml:space="preserve">The application runs as a Python </w:t>
+      </w:r>
+      <w:proofErr w:type="spellStart"/>
+      <w:r>
+        <w:t>FastAPI</w:t>
+      </w:r>
+      <w:proofErr w:type="spellEnd"/>
+      <w:r>
+        <w:t xml:space="preserve"> service on port 8000 and serves a vanilla JavaScript frontend. PostgreSQL 15, Redis 7, and </w:t>
+      </w:r>
+      <w:proofErr w:type="spellStart"/>
+      <w:r>
+        <w:t>Qdrant</w:t>
+      </w:r>
+      <w:proofErr w:type="spellEnd"/>
+      <w:r>
+        <w:t xml:space="preserve"> 1.18 are declared as container services. Model execution uses configured Google and </w:t>
+      </w:r>
+      <w:proofErr w:type="spellStart"/>
+      <w:r>
+        <w:t>Groq</w:t>
+      </w:r>
+      <w:proofErr w:type="spellEnd"/>
+      <w:r>
+        <w:t xml:space="preserve"> APIs together with local Hugging Face embedding and reranking models. Environment variables hold service URLs and credentials; secrets must not be embedded in source files or documentation.</w:t>
       </w:r>
     </w:p>
     <w:p>
@@ -18798,7 +19035,15 @@
         <w:ind w:hanging="360"/>
       </w:pPr>
       <w:r>
-        <w:t>Redis, PostgreSQL, and Qdrant must be reachable before chat operations can succeed.</w:t>
+        <w:t xml:space="preserve">Redis, PostgreSQL, and </w:t>
+      </w:r>
+      <w:proofErr w:type="spellStart"/>
+      <w:r>
+        <w:t>Qdrant</w:t>
+      </w:r>
+      <w:proofErr w:type="spellEnd"/>
+      <w:r>
+        <w:t xml:space="preserve"> must be reachable before chat operations can succeed.</w:t>
       </w:r>
     </w:p>
     <w:p>
@@ -18807,7 +19052,15 @@
         <w:ind w:hanging="360"/>
       </w:pPr>
       <w:r>
-        <w:t>The active Qdrant collection or alias must match the embedding dimension and metadata schema.</w:t>
+        <w:t xml:space="preserve">The active </w:t>
+      </w:r>
+      <w:proofErr w:type="spellStart"/>
+      <w:r>
+        <w:t>Qdrant</w:t>
+      </w:r>
+      <w:proofErr w:type="spellEnd"/>
+      <w:r>
+        <w:t xml:space="preserve"> collection or alias must match the embedding dimension and metadata schema.</w:t>
       </w:r>
     </w:p>
     <w:p>
@@ -18850,7 +19103,15 @@
     </w:p>
     <w:p>
       <w:r>
-        <w:t>The primary user journey begins with registration or login. The server returns an HTTP-only access-token cookie rather than exposing a token to browser JavaScript. After authentication, the user can create or resume a session and submit a question. The server obtains recent context, optionally clarifies a vague follow-up, classifies the question, selects structured or document retrieval, obtains a grounded answer, returns the session identifier, and schedules durable message storage.</w:t>
+        <w:t xml:space="preserve">The primary user journey begins with registration or login. The server returns an HTTP-only access-token cookie rather than exposing a token to </w:t>
+      </w:r>
+      <w:proofErr w:type="gramStart"/>
+      <w:r>
+        <w:t>browser JavaScript</w:t>
+      </w:r>
+      <w:proofErr w:type="gramEnd"/>
+      <w:r>
+        <w:t>. After authentication, the user can create or resume a session and submit a question. The server obtains recent context, optionally clarifies a vague follow-up, classifies the question, selects structured or document retrieval, obtains a grounded answer, returns the session identifier, and schedules durable message storage.</w:t>
       </w:r>
     </w:p>
     <w:p>
@@ -18905,12 +19166,6 @@
         <w:tblW w:w="8951" w:type="dxa"/>
         <w:tblInd w:w="120" w:type="dxa"/>
         <w:tblLayout w:type="fixed"/>
-        <w:tblCellMar>
-          <w:top w:w="0" w:type="dxa"/>
-          <w:left w:w="0" w:type="dxa"/>
-          <w:bottom w:w="0" w:type="dxa"/>
-          <w:right w:w="0" w:type="dxa"/>
-        </w:tblCellMar>
         <w:tblLook w:val="04A0" w:firstRow="1" w:lastRow="0" w:firstColumn="1" w:lastColumn="0" w:noHBand="0" w:noVBand="1"/>
       </w:tblPr>
       <w:tblGrid>
@@ -18919,14 +19174,6 @@
         <w:gridCol w:w="6045"/>
       </w:tblGrid>
       <w:tr>
-        <w:tblPrEx>
-          <w:tblCellMar>
-            <w:top w:w="0" w:type="dxa"/>
-            <w:left w:w="0" w:type="dxa"/>
-            <w:bottom w:w="0" w:type="dxa"/>
-            <w:right w:w="0" w:type="dxa"/>
-          </w:tblCellMar>
-        </w:tblPrEx>
         <w:trPr>
           <w:cantSplit/>
           <w:tblHeader/>
@@ -19035,14 +19282,6 @@
         </w:tc>
       </w:tr>
       <w:tr>
-        <w:tblPrEx>
-          <w:tblCellMar>
-            <w:top w:w="0" w:type="dxa"/>
-            <w:left w:w="0" w:type="dxa"/>
-            <w:bottom w:w="0" w:type="dxa"/>
-            <w:right w:w="0" w:type="dxa"/>
-          </w:tblCellMar>
-        </w:tblPrEx>
         <w:trPr>
           <w:cantSplit/>
         </w:trPr>
@@ -19141,14 +19380,6 @@
         </w:tc>
       </w:tr>
       <w:tr>
-        <w:tblPrEx>
-          <w:tblCellMar>
-            <w:top w:w="0" w:type="dxa"/>
-            <w:left w:w="0" w:type="dxa"/>
-            <w:bottom w:w="0" w:type="dxa"/>
-            <w:right w:w="0" w:type="dxa"/>
-          </w:tblCellMar>
-        </w:tblPrEx>
         <w:trPr>
           <w:cantSplit/>
         </w:trPr>
@@ -19250,14 +19481,6 @@
         </w:tc>
       </w:tr>
       <w:tr>
-        <w:tblPrEx>
-          <w:tblCellMar>
-            <w:top w:w="0" w:type="dxa"/>
-            <w:left w:w="0" w:type="dxa"/>
-            <w:bottom w:w="0" w:type="dxa"/>
-            <w:right w:w="0" w:type="dxa"/>
-          </w:tblCellMar>
-        </w:tblPrEx>
         <w:trPr>
           <w:cantSplit/>
         </w:trPr>
@@ -19350,20 +19573,26 @@
               <w:rPr>
                 <w:sz w:val="21"/>
               </w:rPr>
-              <w:t>The system shall load up to five recent Redis messages scoped by user and session.</w:t>
+              <w:t xml:space="preserve">The system shall load up to five recent Redis messages scoped by </w:t>
+            </w:r>
+            <w:proofErr w:type="gramStart"/>
+            <w:r>
+              <w:rPr>
+                <w:sz w:val="21"/>
+              </w:rPr>
+              <w:t>user</w:t>
+            </w:r>
+            <w:proofErr w:type="gramEnd"/>
+            <w:r>
+              <w:rPr>
+                <w:sz w:val="21"/>
+              </w:rPr>
+              <w:t xml:space="preserve"> and session.</w:t>
             </w:r>
           </w:p>
         </w:tc>
       </w:tr>
       <w:tr>
-        <w:tblPrEx>
-          <w:tblCellMar>
-            <w:top w:w="0" w:type="dxa"/>
-            <w:left w:w="0" w:type="dxa"/>
-            <w:bottom w:w="0" w:type="dxa"/>
-            <w:right w:w="0" w:type="dxa"/>
-          </w:tblCellMar>
-        </w:tblPrEx>
         <w:trPr>
           <w:cantSplit/>
         </w:trPr>
@@ -19465,14 +19694,6 @@
         </w:tc>
       </w:tr>
       <w:tr>
-        <w:tblPrEx>
-          <w:tblCellMar>
-            <w:top w:w="0" w:type="dxa"/>
-            <w:left w:w="0" w:type="dxa"/>
-            <w:bottom w:w="0" w:type="dxa"/>
-            <w:right w:w="0" w:type="dxa"/>
-          </w:tblCellMar>
-        </w:tblPrEx>
         <w:trPr>
           <w:cantSplit/>
         </w:trPr>
@@ -19571,14 +19792,6 @@
         </w:tc>
       </w:tr>
       <w:tr>
-        <w:tblPrEx>
-          <w:tblCellMar>
-            <w:top w:w="0" w:type="dxa"/>
-            <w:left w:w="0" w:type="dxa"/>
-            <w:bottom w:w="0" w:type="dxa"/>
-            <w:right w:w="0" w:type="dxa"/>
-          </w:tblCellMar>
-        </w:tblPrEx>
         <w:trPr>
           <w:cantSplit/>
         </w:trPr>
@@ -19674,20 +19887,26 @@
               <w:rPr>
                 <w:sz w:val="21"/>
               </w:rPr>
-              <w:t>The system shall answer exact course, programme, cohort, and special-rule tuition questions from authoritative structured records.</w:t>
+              <w:t xml:space="preserve">The system shall answer exact course, </w:t>
+            </w:r>
+            <w:proofErr w:type="spellStart"/>
+            <w:r>
+              <w:rPr>
+                <w:sz w:val="21"/>
+              </w:rPr>
+              <w:t>programme</w:t>
+            </w:r>
+            <w:proofErr w:type="spellEnd"/>
+            <w:r>
+              <w:rPr>
+                <w:sz w:val="21"/>
+              </w:rPr>
+              <w:t>, cohort, and special-rule tuition questions from authoritative structured records.</w:t>
             </w:r>
           </w:p>
         </w:tc>
       </w:tr>
       <w:tr>
-        <w:tblPrEx>
-          <w:tblCellMar>
-            <w:top w:w="0" w:type="dxa"/>
-            <w:left w:w="0" w:type="dxa"/>
-            <w:bottom w:w="0" w:type="dxa"/>
-            <w:right w:w="0" w:type="dxa"/>
-          </w:tblCellMar>
-        </w:tblPrEx>
         <w:trPr>
           <w:cantSplit/>
         </w:trPr>
@@ -19786,14 +20005,6 @@
         </w:tc>
       </w:tr>
       <w:tr>
-        <w:tblPrEx>
-          <w:tblCellMar>
-            <w:top w:w="0" w:type="dxa"/>
-            <w:left w:w="0" w:type="dxa"/>
-            <w:bottom w:w="0" w:type="dxa"/>
-            <w:right w:w="0" w:type="dxa"/>
-          </w:tblCellMar>
-        </w:tblPrEx>
         <w:trPr>
           <w:cantSplit/>
         </w:trPr>
@@ -19895,14 +20106,6 @@
         </w:tc>
       </w:tr>
       <w:tr>
-        <w:tblPrEx>
-          <w:tblCellMar>
-            <w:top w:w="0" w:type="dxa"/>
-            <w:left w:w="0" w:type="dxa"/>
-            <w:bottom w:w="0" w:type="dxa"/>
-            <w:right w:w="0" w:type="dxa"/>
-          </w:tblCellMar>
-        </w:tblPrEx>
         <w:trPr>
           <w:cantSplit/>
         </w:trPr>
@@ -20001,14 +20204,6 @@
         </w:tc>
       </w:tr>
       <w:tr>
-        <w:tblPrEx>
-          <w:tblCellMar>
-            <w:top w:w="0" w:type="dxa"/>
-            <w:left w:w="0" w:type="dxa"/>
-            <w:bottom w:w="0" w:type="dxa"/>
-            <w:right w:w="0" w:type="dxa"/>
-          </w:tblCellMar>
-        </w:tblPrEx>
         <w:trPr>
           <w:cantSplit/>
         </w:trPr>
@@ -20173,7 +20368,15 @@
     </w:p>
     <w:p>
       <w:r>
-        <w:t>The system shall rewrite only vague follow-ups and reject rewrites that introduce unsupported entities, numbers, years, or intentions.</w:t>
+        <w:t xml:space="preserve">The system </w:t>
+      </w:r>
+      <w:proofErr w:type="gramStart"/>
+      <w:r>
+        <w:t>shall</w:t>
+      </w:r>
+      <w:proofErr w:type="gramEnd"/>
+      <w:r>
+        <w:t xml:space="preserve"> rewrite only vague follow-ups and reject rewrites that introduce unsupported entities, numbers, years, or intentions.</w:t>
       </w:r>
     </w:p>
     <w:p>
@@ -20214,7 +20417,15 @@
     </w:p>
     <w:p>
       <w:r>
-        <w:t>The system shall answer exact course, programme, cohort, and special-rule tuition questions from authoritative structured records.</w:t>
+        <w:t xml:space="preserve">The system shall answer exact course, </w:t>
+      </w:r>
+      <w:proofErr w:type="spellStart"/>
+      <w:r>
+        <w:t>programme</w:t>
+      </w:r>
+      <w:proofErr w:type="spellEnd"/>
+      <w:r>
+        <w:t>, cohort, and special-rule tuition questions from authoritative structured records.</w:t>
       </w:r>
     </w:p>
     <w:p>
@@ -20229,7 +20440,15 @@
     </w:p>
     <w:p>
       <w:r>
-        <w:t>The system shall invoke scholarship or payable-tuition tools only when the required inputs and user intention justify calculation.</w:t>
+        <w:t xml:space="preserve">The system shall invoke </w:t>
+      </w:r>
+      <w:proofErr w:type="gramStart"/>
+      <w:r>
+        <w:t>scholarship</w:t>
+      </w:r>
+      <w:proofErr w:type="gramEnd"/>
+      <w:r>
+        <w:t xml:space="preserve"> or payable-tuition tools only when the required inputs and user intention justify calculation.</w:t>
       </w:r>
     </w:p>
     <w:p>
@@ -20244,7 +20463,15 @@
     </w:p>
     <w:p>
       <w:r>
-        <w:t>The system shall list, load, rename, and delete only the current user’s sessions.</w:t>
+        <w:t xml:space="preserve">The system </w:t>
+      </w:r>
+      <w:proofErr w:type="gramStart"/>
+      <w:r>
+        <w:t>shall</w:t>
+      </w:r>
+      <w:proofErr w:type="gramEnd"/>
+      <w:r>
+        <w:t xml:space="preserve"> list, load, rename, and delete only the current user’s sessions.</w:t>
       </w:r>
     </w:p>
     <w:p>
@@ -20329,12 +20556,6 @@
         <w:tblW w:w="8951" w:type="dxa"/>
         <w:tblInd w:w="120" w:type="dxa"/>
         <w:tblLayout w:type="fixed"/>
-        <w:tblCellMar>
-          <w:top w:w="0" w:type="dxa"/>
-          <w:left w:w="0" w:type="dxa"/>
-          <w:bottom w:w="0" w:type="dxa"/>
-          <w:right w:w="0" w:type="dxa"/>
-        </w:tblCellMar>
         <w:tblLook w:val="04A0" w:firstRow="1" w:lastRow="0" w:firstColumn="1" w:lastColumn="0" w:noHBand="0" w:noVBand="1"/>
       </w:tblPr>
       <w:tblGrid>
@@ -20343,14 +20564,6 @@
         <w:gridCol w:w="6130"/>
       </w:tblGrid>
       <w:tr>
-        <w:tblPrEx>
-          <w:tblCellMar>
-            <w:top w:w="0" w:type="dxa"/>
-            <w:left w:w="0" w:type="dxa"/>
-            <w:bottom w:w="0" w:type="dxa"/>
-            <w:right w:w="0" w:type="dxa"/>
-          </w:tblCellMar>
-        </w:tblPrEx>
         <w:trPr>
           <w:cantSplit/>
           <w:tblHeader/>
@@ -20459,14 +20672,6 @@
         </w:tc>
       </w:tr>
       <w:tr>
-        <w:tblPrEx>
-          <w:tblCellMar>
-            <w:top w:w="0" w:type="dxa"/>
-            <w:left w:w="0" w:type="dxa"/>
-            <w:bottom w:w="0" w:type="dxa"/>
-            <w:right w:w="0" w:type="dxa"/>
-          </w:tblCellMar>
-        </w:tblPrEx>
         <w:trPr>
           <w:cantSplit/>
         </w:trPr>
@@ -20559,20 +20764,26 @@
               <w:rPr>
                 <w:sz w:val="21"/>
               </w:rPr>
-              <w:t>Passwords shall be bcrypt-hashed; JWTs shall be stored in HTTP-only cookies; admin operations shall verify the persisted role.</w:t>
+              <w:t xml:space="preserve">Passwords shall be </w:t>
+            </w:r>
+            <w:proofErr w:type="spellStart"/>
+            <w:r>
+              <w:rPr>
+                <w:sz w:val="21"/>
+              </w:rPr>
+              <w:t>bcrypt</w:t>
+            </w:r>
+            <w:proofErr w:type="spellEnd"/>
+            <w:r>
+              <w:rPr>
+                <w:sz w:val="21"/>
+              </w:rPr>
+              <w:t>-hashed; JWTs shall be stored in HTTP-only cookies; admin operations shall verify the persisted role.</w:t>
             </w:r>
           </w:p>
         </w:tc>
       </w:tr>
       <w:tr>
-        <w:tblPrEx>
-          <w:tblCellMar>
-            <w:top w:w="0" w:type="dxa"/>
-            <w:left w:w="0" w:type="dxa"/>
-            <w:bottom w:w="0" w:type="dxa"/>
-            <w:right w:w="0" w:type="dxa"/>
-          </w:tblCellMar>
-        </w:tblPrEx>
         <w:trPr>
           <w:cantSplit/>
         </w:trPr>
@@ -20674,14 +20885,6 @@
         </w:tc>
       </w:tr>
       <w:tr>
-        <w:tblPrEx>
-          <w:tblCellMar>
-            <w:top w:w="0" w:type="dxa"/>
-            <w:left w:w="0" w:type="dxa"/>
-            <w:bottom w:w="0" w:type="dxa"/>
-            <w:right w:w="0" w:type="dxa"/>
-          </w:tblCellMar>
-        </w:tblPrEx>
         <w:trPr>
           <w:cantSplit/>
         </w:trPr>
@@ -20780,14 +20983,6 @@
         </w:tc>
       </w:tr>
       <w:tr>
-        <w:tblPrEx>
-          <w:tblCellMar>
-            <w:top w:w="0" w:type="dxa"/>
-            <w:left w:w="0" w:type="dxa"/>
-            <w:bottom w:w="0" w:type="dxa"/>
-            <w:right w:w="0" w:type="dxa"/>
-          </w:tblCellMar>
-        </w:tblPrEx>
         <w:trPr>
           <w:cantSplit/>
         </w:trPr>
@@ -20889,14 +21084,6 @@
         </w:tc>
       </w:tr>
       <w:tr>
-        <w:tblPrEx>
-          <w:tblCellMar>
-            <w:top w:w="0" w:type="dxa"/>
-            <w:left w:w="0" w:type="dxa"/>
-            <w:bottom w:w="0" w:type="dxa"/>
-            <w:right w:w="0" w:type="dxa"/>
-          </w:tblCellMar>
-        </w:tblPrEx>
         <w:trPr>
           <w:cantSplit/>
         </w:trPr>
@@ -20995,14 +21182,6 @@
         </w:tc>
       </w:tr>
       <w:tr>
-        <w:tblPrEx>
-          <w:tblCellMar>
-            <w:top w:w="0" w:type="dxa"/>
-            <w:left w:w="0" w:type="dxa"/>
-            <w:bottom w:w="0" w:type="dxa"/>
-            <w:right w:w="0" w:type="dxa"/>
-          </w:tblCellMar>
-        </w:tblPrEx>
         <w:trPr>
           <w:cantSplit/>
         </w:trPr>
@@ -21105,14 +21284,6 @@
         </w:tc>
       </w:tr>
       <w:tr>
-        <w:tblPrEx>
-          <w:tblCellMar>
-            <w:top w:w="0" w:type="dxa"/>
-            <w:left w:w="0" w:type="dxa"/>
-            <w:bottom w:w="0" w:type="dxa"/>
-            <w:right w:w="0" w:type="dxa"/>
-          </w:tblCellMar>
-        </w:tblPrEx>
         <w:trPr>
           <w:cantSplit/>
         </w:trPr>
@@ -21211,14 +21382,6 @@
         </w:tc>
       </w:tr>
       <w:tr>
-        <w:tblPrEx>
-          <w:tblCellMar>
-            <w:top w:w="0" w:type="dxa"/>
-            <w:left w:w="0" w:type="dxa"/>
-            <w:bottom w:w="0" w:type="dxa"/>
-            <w:right w:w="0" w:type="dxa"/>
-          </w:tblCellMar>
-        </w:tblPrEx>
         <w:trPr>
           <w:cantSplit/>
         </w:trPr>
@@ -21337,7 +21500,15 @@
     </w:p>
     <w:p>
       <w:r>
-        <w:t>Traceability connects each user-visible requirement to an implementation boundary and a verification method. This is especially important in a RAG application because a fluent response alone does not demonstrate that authentication, metadata filtering, structured lookup, rollback, or abstention has worked. The following matrix identifies the principal evidence expected for every functional requirement; detailed test names may change as the code evolves, but the contract and observable result remain stable.</w:t>
+        <w:t xml:space="preserve">Traceability connects each user-visible requirement to an implementation boundary and a verification method. This is especially important in </w:t>
+      </w:r>
+      <w:proofErr w:type="gramStart"/>
+      <w:r>
+        <w:t>a RAG</w:t>
+      </w:r>
+      <w:proofErr w:type="gramEnd"/>
+      <w:r>
+        <w:t xml:space="preserve"> application because a fluent response alone does not demonstrate that authentication, metadata filtering, structured lookup, rollback, or abstention has worked. The following matrix identifies the principal evidence expected for every functional requirement; detailed test names may change as the code evolves, but the contract and observable result remain stable.</w:t>
       </w:r>
     </w:p>
     <w:p>
@@ -21377,12 +21548,6 @@
         <w:tblW w:w="8951" w:type="dxa"/>
         <w:tblInd w:w="120" w:type="dxa"/>
         <w:tblLayout w:type="fixed"/>
-        <w:tblCellMar>
-          <w:top w:w="0" w:type="dxa"/>
-          <w:left w:w="0" w:type="dxa"/>
-          <w:bottom w:w="0" w:type="dxa"/>
-          <w:right w:w="0" w:type="dxa"/>
-        </w:tblCellMar>
         <w:tblLook w:val="04A0" w:firstRow="1" w:lastRow="0" w:firstColumn="1" w:lastColumn="0" w:noHBand="0" w:noVBand="1"/>
       </w:tblPr>
       <w:tblGrid>
@@ -21392,14 +21557,6 @@
         <w:gridCol w:w="2626"/>
       </w:tblGrid>
       <w:tr>
-        <w:tblPrEx>
-          <w:tblCellMar>
-            <w:top w:w="0" w:type="dxa"/>
-            <w:left w:w="0" w:type="dxa"/>
-            <w:bottom w:w="0" w:type="dxa"/>
-            <w:right w:w="0" w:type="dxa"/>
-          </w:tblCellMar>
-        </w:tblPrEx>
         <w:trPr>
           <w:cantSplit/>
           <w:tblHeader/>
@@ -21542,14 +21699,6 @@
         </w:tc>
       </w:tr>
       <w:tr>
-        <w:tblPrEx>
-          <w:tblCellMar>
-            <w:top w:w="0" w:type="dxa"/>
-            <w:left w:w="0" w:type="dxa"/>
-            <w:bottom w:w="0" w:type="dxa"/>
-            <w:right w:w="0" w:type="dxa"/>
-          </w:tblCellMar>
-        </w:tblPrEx>
         <w:trPr>
           <w:cantSplit/>
         </w:trPr>
@@ -21679,14 +21828,6 @@
         </w:tc>
       </w:tr>
       <w:tr>
-        <w:tblPrEx>
-          <w:tblCellMar>
-            <w:top w:w="0" w:type="dxa"/>
-            <w:left w:w="0" w:type="dxa"/>
-            <w:bottom w:w="0" w:type="dxa"/>
-            <w:right w:w="0" w:type="dxa"/>
-          </w:tblCellMar>
-        </w:tblPrEx>
         <w:trPr>
           <w:cantSplit/>
         </w:trPr>
@@ -21820,14 +21961,6 @@
         </w:tc>
       </w:tr>
       <w:tr>
-        <w:tblPrEx>
-          <w:tblCellMar>
-            <w:top w:w="0" w:type="dxa"/>
-            <w:left w:w="0" w:type="dxa"/>
-            <w:bottom w:w="0" w:type="dxa"/>
-            <w:right w:w="0" w:type="dxa"/>
-          </w:tblCellMar>
-        </w:tblPrEx>
         <w:trPr>
           <w:cantSplit/>
         </w:trPr>
@@ -21957,14 +22090,6 @@
         </w:tc>
       </w:tr>
       <w:tr>
-        <w:tblPrEx>
-          <w:tblCellMar>
-            <w:top w:w="0" w:type="dxa"/>
-            <w:left w:w="0" w:type="dxa"/>
-            <w:bottom w:w="0" w:type="dxa"/>
-            <w:right w:w="0" w:type="dxa"/>
-          </w:tblCellMar>
-        </w:tblPrEx>
         <w:trPr>
           <w:cantSplit/>
         </w:trPr>
@@ -22098,14 +22223,6 @@
         </w:tc>
       </w:tr>
       <w:tr>
-        <w:tblPrEx>
-          <w:tblCellMar>
-            <w:top w:w="0" w:type="dxa"/>
-            <w:left w:w="0" w:type="dxa"/>
-            <w:bottom w:w="0" w:type="dxa"/>
-            <w:right w:w="0" w:type="dxa"/>
-          </w:tblCellMar>
-        </w:tblPrEx>
         <w:trPr>
           <w:cantSplit/>
         </w:trPr>
@@ -22167,7 +22284,21 @@
               <w:rPr>
                 <w:sz w:val="21"/>
               </w:rPr>
-              <w:t>RAG engine and metadata lanes</w:t>
+              <w:t xml:space="preserve">RAG engine and </w:t>
+            </w:r>
+            <w:proofErr w:type="gramStart"/>
+            <w:r>
+              <w:rPr>
+                <w:sz w:val="21"/>
+              </w:rPr>
+              <w:t>metadata</w:t>
+            </w:r>
+            <w:proofErr w:type="gramEnd"/>
+            <w:r>
+              <w:rPr>
+                <w:sz w:val="21"/>
+              </w:rPr>
+              <w:t xml:space="preserve"> lanes</w:t>
             </w:r>
           </w:p>
         </w:tc>
@@ -22235,14 +22366,6 @@
         </w:tc>
       </w:tr>
       <w:tr>
-        <w:tblPrEx>
-          <w:tblCellMar>
-            <w:top w:w="0" w:type="dxa"/>
-            <w:left w:w="0" w:type="dxa"/>
-            <w:bottom w:w="0" w:type="dxa"/>
-            <w:right w:w="0" w:type="dxa"/>
-          </w:tblCellMar>
-        </w:tblPrEx>
         <w:trPr>
           <w:cantSplit/>
         </w:trPr>
@@ -22376,14 +22499,6 @@
         </w:tc>
       </w:tr>
       <w:tr>
-        <w:tblPrEx>
-          <w:tblCellMar>
-            <w:top w:w="0" w:type="dxa"/>
-            <w:left w:w="0" w:type="dxa"/>
-            <w:bottom w:w="0" w:type="dxa"/>
-            <w:right w:w="0" w:type="dxa"/>
-          </w:tblCellMar>
-        </w:tblPrEx>
         <w:trPr>
           <w:cantSplit/>
         </w:trPr>
@@ -22513,14 +22628,6 @@
         </w:tc>
       </w:tr>
       <w:tr>
-        <w:tblPrEx>
-          <w:tblCellMar>
-            <w:top w:w="0" w:type="dxa"/>
-            <w:left w:w="0" w:type="dxa"/>
-            <w:bottom w:w="0" w:type="dxa"/>
-            <w:right w:w="0" w:type="dxa"/>
-          </w:tblCellMar>
-        </w:tblPrEx>
         <w:trPr>
           <w:cantSplit/>
         </w:trPr>
@@ -22654,14 +22761,6 @@
         </w:tc>
       </w:tr>
       <w:tr>
-        <w:tblPrEx>
-          <w:tblCellMar>
-            <w:top w:w="0" w:type="dxa"/>
-            <w:left w:w="0" w:type="dxa"/>
-            <w:bottom w:w="0" w:type="dxa"/>
-            <w:right w:w="0" w:type="dxa"/>
-          </w:tblCellMar>
-        </w:tblPrEx>
         <w:trPr>
           <w:cantSplit/>
         </w:trPr>
@@ -22792,14 +22891,6 @@
         </w:tc>
       </w:tr>
       <w:tr>
-        <w:tblPrEx>
-          <w:tblCellMar>
-            <w:top w:w="0" w:type="dxa"/>
-            <w:left w:w="0" w:type="dxa"/>
-            <w:bottom w:w="0" w:type="dxa"/>
-            <w:right w:w="0" w:type="dxa"/>
-          </w:tblCellMar>
-        </w:tblPrEx>
         <w:trPr>
           <w:cantSplit/>
         </w:trPr>
@@ -22940,10 +23031,7 @@
     </w:p>
     <w:p>
       <w:r>
-        <w:t>Nonfunctional requirements are verified across several functional tests rather than by a single test case. For example, hallucination control is supported by intent routing, metadata filters, catalog authority, no-result behavior, and prompt constraints. Security is supported by authentication dependencies, persisted role checks, ownership filters, cookie settings, and upload validation. This cross-cutting view prevents a single passing endpoint test from being interpreted as proof of the broader quality at</w:t>
-      </w:r>
-      <w:r>
-        <w:t>tribute.</w:t>
+        <w:t>Nonfunctional requirements are verified across several functional tests rather than by a single test case. For example, hallucination control is supported by intent routing, metadata filters, catalog authority, no-result behavior, and prompt constraints. Security is supported by authentication dependencies, persisted role checks, ownership filters, cookie settings, and upload validation. This cross-cutting view prevents a single passing endpoint test from being interpreted as proof of the broader quality attribute.</w:t>
       </w:r>
     </w:p>
     <w:p>
@@ -23046,7 +23134,15 @@
     </w:p>
     <w:p>
       <w:r>
-        <w:t xml:space="preserve">The presentation layer consists of static HTML, CSS, and JavaScript served from the same FastAPI origin. The browser calls authentication, session, chat, and document endpoints with cookies. The application layer coordinates typed request models and </w:t>
+        <w:t xml:space="preserve">The presentation layer consists of static HTML, CSS, and JavaScript served from the same </w:t>
+      </w:r>
+      <w:proofErr w:type="spellStart"/>
+      <w:r>
+        <w:t>FastAPI</w:t>
+      </w:r>
+      <w:proofErr w:type="spellEnd"/>
+      <w:r>
+        <w:t xml:space="preserve"> origin. The browser calls authentication, session, chat, and document endpoints with cookies. The application layer coordinates typed request models and </w:t>
       </w:r>
       <w:r>
         <w:lastRenderedPageBreak/>
@@ -23055,12 +23151,28 @@
     </w:p>
     <w:p>
       <w:r>
-        <w:t>The AI orchestration layer uses a low-temperature Groq model only for constrained follow-up rewriting and Gemini for grounded answer generation and tool calling. The RAG engine is responsible for ingestion, vector retrieval, parent restoration, reranking, and metadata filtering. Scholarship and payable-tuition calculations are deterministic functions, ensuring that arithmetic is not delegated to unconstrained text generation.</w:t>
-      </w:r>
-    </w:p>
-    <w:p>
-      <w:r>
-        <w:t>The data layer separates workloads. Redis stores recent role-content pairs for low-latency context. PostgreSQL stores users, sessions, messages, and parent documents. Qdrant stores child embeddings and metadata used for filtering. The tuition catalog stores exact rate records and rules. The document metadata manifest ensures that every active Markdown source has a validated business classification.</w:t>
+        <w:t xml:space="preserve">The AI orchestration layer uses a low-temperature </w:t>
+      </w:r>
+      <w:proofErr w:type="spellStart"/>
+      <w:r>
+        <w:t>Groq</w:t>
+      </w:r>
+      <w:proofErr w:type="spellEnd"/>
+      <w:r>
+        <w:t xml:space="preserve"> model only for constrained follow-up rewriting and Gemini for grounded answer generation and tool calling. The RAG engine is responsible for ingestion, vector retrieval, parent restoration, reranking, and metadata filtering. Scholarship and payable-tuition calculations are deterministic functions, ensuring that arithmetic is not delegated to unconstrained text generation.</w:t>
+      </w:r>
+    </w:p>
+    <w:p>
+      <w:r>
+        <w:t xml:space="preserve">The data layer separates workloads. Redis stores recent role-content pairs for low-latency context. PostgreSQL stores users, sessions, messages, and parent documents. </w:t>
+      </w:r>
+      <w:proofErr w:type="spellStart"/>
+      <w:r>
+        <w:t>Qdrant</w:t>
+      </w:r>
+      <w:proofErr w:type="spellEnd"/>
+      <w:r>
+        <w:t xml:space="preserve"> stores child embeddings and metadata used for filtering. The tuition catalog stores exact rate records and rules. The document metadata manifest ensures that every active Markdown source has a validated business classification.</w:t>
       </w:r>
     </w:p>
     <w:p>
@@ -23100,12 +23212,6 @@
         <w:tblW w:w="8951" w:type="dxa"/>
         <w:tblInd w:w="120" w:type="dxa"/>
         <w:tblLayout w:type="fixed"/>
-        <w:tblCellMar>
-          <w:top w:w="0" w:type="dxa"/>
-          <w:left w:w="0" w:type="dxa"/>
-          <w:bottom w:w="0" w:type="dxa"/>
-          <w:right w:w="0" w:type="dxa"/>
-        </w:tblCellMar>
         <w:tblLook w:val="04A0" w:firstRow="1" w:lastRow="0" w:firstColumn="1" w:lastColumn="0" w:noHBand="0" w:noVBand="1"/>
       </w:tblPr>
       <w:tblGrid>
@@ -23114,14 +23220,6 @@
         <w:gridCol w:w="4047"/>
       </w:tblGrid>
       <w:tr>
-        <w:tblPrEx>
-          <w:tblCellMar>
-            <w:top w:w="0" w:type="dxa"/>
-            <w:left w:w="0" w:type="dxa"/>
-            <w:bottom w:w="0" w:type="dxa"/>
-            <w:right w:w="0" w:type="dxa"/>
-          </w:tblCellMar>
-        </w:tblPrEx>
         <w:trPr>
           <w:cantSplit/>
           <w:tblHeader/>
@@ -23230,14 +23328,6 @@
         </w:tc>
       </w:tr>
       <w:tr>
-        <w:tblPrEx>
-          <w:tblCellMar>
-            <w:top w:w="0" w:type="dxa"/>
-            <w:left w:w="0" w:type="dxa"/>
-            <w:bottom w:w="0" w:type="dxa"/>
-            <w:right w:w="0" w:type="dxa"/>
-          </w:tblCellMar>
-        </w:tblPrEx>
         <w:trPr>
           <w:cantSplit/>
         </w:trPr>
@@ -23336,14 +23426,6 @@
         </w:tc>
       </w:tr>
       <w:tr>
-        <w:tblPrEx>
-          <w:tblCellMar>
-            <w:top w:w="0" w:type="dxa"/>
-            <w:left w:w="0" w:type="dxa"/>
-            <w:bottom w:w="0" w:type="dxa"/>
-            <w:right w:w="0" w:type="dxa"/>
-          </w:tblCellMar>
-        </w:tblPrEx>
         <w:trPr>
           <w:cantSplit/>
         </w:trPr>
@@ -23445,14 +23527,6 @@
         </w:tc>
       </w:tr>
       <w:tr>
-        <w:tblPrEx>
-          <w:tblCellMar>
-            <w:top w:w="0" w:type="dxa"/>
-            <w:left w:w="0" w:type="dxa"/>
-            <w:bottom w:w="0" w:type="dxa"/>
-            <w:right w:w="0" w:type="dxa"/>
-          </w:tblCellMar>
-        </w:tblPrEx>
         <w:trPr>
           <w:cantSplit/>
         </w:trPr>
@@ -23509,10 +23583,14 @@
               <w:spacing w:after="0" w:line="240" w:lineRule="auto"/>
               <w:ind w:firstLine="0"/>
               <w:jc w:val="left"/>
-            </w:pPr>
-            <w:r>
-              <w:rPr>
-                <w:sz w:val="21"/>
+              <w:rPr>
+                <w:lang w:val="fr-FR"/>
+              </w:rPr>
+            </w:pPr>
+            <w:r>
+              <w:rPr>
+                <w:sz w:val="21"/>
+                <w:lang w:val="fr-FR"/>
               </w:rPr>
               <w:t>query_intent.py, tuition_catalog.py, document_metadata.py</w:t>
             </w:r>
@@ -23551,14 +23629,6 @@
         </w:tc>
       </w:tr>
       <w:tr>
-        <w:tblPrEx>
-          <w:tblCellMar>
-            <w:top w:w="0" w:type="dxa"/>
-            <w:left w:w="0" w:type="dxa"/>
-            <w:bottom w:w="0" w:type="dxa"/>
-            <w:right w:w="0" w:type="dxa"/>
-          </w:tblCellMar>
-        </w:tblPrEx>
         <w:trPr>
           <w:cantSplit/>
         </w:trPr>
@@ -23622,7 +23692,21 @@
               <w:rPr>
                 <w:sz w:val="21"/>
               </w:rPr>
-              <w:t>rag_engine.py, ocr_service.py, Gemini and Groq clients</w:t>
+              <w:t xml:space="preserve">rag_engine.py, ocr_service.py, Gemini and </w:t>
+            </w:r>
+            <w:proofErr w:type="spellStart"/>
+            <w:r>
+              <w:rPr>
+                <w:sz w:val="21"/>
+              </w:rPr>
+              <w:t>Groq</w:t>
+            </w:r>
+            <w:proofErr w:type="spellEnd"/>
+            <w:r>
+              <w:rPr>
+                <w:sz w:val="21"/>
+              </w:rPr>
+              <w:t xml:space="preserve"> clients</w:t>
             </w:r>
           </w:p>
         </w:tc>
@@ -23660,14 +23744,6 @@
         </w:tc>
       </w:tr>
       <w:tr>
-        <w:tblPrEx>
-          <w:tblCellMar>
-            <w:top w:w="0" w:type="dxa"/>
-            <w:left w:w="0" w:type="dxa"/>
-            <w:bottom w:w="0" w:type="dxa"/>
-            <w:right w:w="0" w:type="dxa"/>
-          </w:tblCellMar>
-        </w:tblPrEx>
         <w:trPr>
           <w:cantSplit/>
         </w:trPr>
@@ -23724,12 +23800,48 @@
               <w:spacing w:after="0" w:line="240" w:lineRule="auto"/>
               <w:ind w:firstLine="0"/>
               <w:jc w:val="left"/>
-            </w:pPr>
-            <w:r>
-              <w:rPr>
-                <w:sz w:val="21"/>
-              </w:rPr>
-              <w:t>PostgreSQL, Redis, Qdrant, JSON/Markdown files</w:t>
+              <w:rPr>
+                <w:lang w:val="fr-FR"/>
+              </w:rPr>
+            </w:pPr>
+            <w:r>
+              <w:rPr>
+                <w:sz w:val="21"/>
+                <w:lang w:val="fr-FR"/>
+              </w:rPr>
+              <w:t xml:space="preserve">PostgreSQL, Redis, </w:t>
+            </w:r>
+            <w:proofErr w:type="spellStart"/>
+            <w:r>
+              <w:rPr>
+                <w:sz w:val="21"/>
+                <w:lang w:val="fr-FR"/>
+              </w:rPr>
+              <w:t>Qdrant</w:t>
+            </w:r>
+            <w:proofErr w:type="spellEnd"/>
+            <w:r>
+              <w:rPr>
+                <w:sz w:val="21"/>
+                <w:lang w:val="fr-FR"/>
+              </w:rPr>
+              <w:t>, JSON/</w:t>
+            </w:r>
+            <w:proofErr w:type="spellStart"/>
+            <w:r>
+              <w:rPr>
+                <w:sz w:val="21"/>
+                <w:lang w:val="fr-FR"/>
+              </w:rPr>
+              <w:t>Markdown</w:t>
+            </w:r>
+            <w:proofErr w:type="spellEnd"/>
+            <w:r>
+              <w:rPr>
+                <w:sz w:val="21"/>
+                <w:lang w:val="fr-FR"/>
+              </w:rPr>
+              <w:t xml:space="preserve"> files</w:t>
             </w:r>
           </w:p>
         </w:tc>
@@ -23862,7 +23974,47 @@
     </w:p>
     <w:p>
       <w:r>
-        <w:t>The User-to-ChatSession and ChatSession-to-ChatMessage relationships are one-to-many with delete-orphan cascades. UUID version 7 string identifiers provide time-ordered identifiers without a central integer sequence. Message roles distinguish human and AI entries. Session titles are initially derived from the first query and can be renamed. ParentDocument stores the original parent text and JSONB metadata under the identifier referenced by Qdrant child payloads.</w:t>
+        <w:t>The User-to-</w:t>
+      </w:r>
+      <w:proofErr w:type="spellStart"/>
+      <w:r>
+        <w:t>ChatSession</w:t>
+      </w:r>
+      <w:proofErr w:type="spellEnd"/>
+      <w:r>
+        <w:t xml:space="preserve"> and </w:t>
+      </w:r>
+      <w:proofErr w:type="spellStart"/>
+      <w:r>
+        <w:t>ChatSession</w:t>
+      </w:r>
+      <w:proofErr w:type="spellEnd"/>
+      <w:r>
+        <w:t>-to-</w:t>
+      </w:r>
+      <w:proofErr w:type="spellStart"/>
+      <w:r>
+        <w:t>ChatMessage</w:t>
+      </w:r>
+      <w:proofErr w:type="spellEnd"/>
+      <w:r>
+        <w:t xml:space="preserve"> relationships are one-to-many with delete-orphan cascades. UUID version 7 string identifiers provide time-ordered identifiers without a central integer sequence. Message roles distinguish human and AI entries. Session titles are initially derived from the first query and can be renamed. </w:t>
+      </w:r>
+      <w:proofErr w:type="spellStart"/>
+      <w:r>
+        <w:t>ParentDocument</w:t>
+      </w:r>
+      <w:proofErr w:type="spellEnd"/>
+      <w:r>
+        <w:t xml:space="preserve"> stores the original parent text and JSONB metadata under the identifier referenced by </w:t>
+      </w:r>
+      <w:proofErr w:type="spellStart"/>
+      <w:r>
+        <w:t>Qdrant</w:t>
+      </w:r>
+      <w:proofErr w:type="spellEnd"/>
+      <w:r>
+        <w:t xml:space="preserve"> child payloads.</w:t>
       </w:r>
     </w:p>
     <w:p>
@@ -23902,12 +24054,6 @@
         <w:tblW w:w="8951" w:type="dxa"/>
         <w:tblInd w:w="120" w:type="dxa"/>
         <w:tblLayout w:type="fixed"/>
-        <w:tblCellMar>
-          <w:top w:w="0" w:type="dxa"/>
-          <w:left w:w="0" w:type="dxa"/>
-          <w:bottom w:w="0" w:type="dxa"/>
-          <w:right w:w="0" w:type="dxa"/>
-        </w:tblCellMar>
         <w:tblLook w:val="04A0" w:firstRow="1" w:lastRow="0" w:firstColumn="1" w:lastColumn="0" w:noHBand="0" w:noVBand="1"/>
       </w:tblPr>
       <w:tblGrid>
@@ -23917,14 +24063,6 @@
         <w:gridCol w:w="1586"/>
       </w:tblGrid>
       <w:tr>
-        <w:tblPrEx>
-          <w:tblCellMar>
-            <w:top w:w="0" w:type="dxa"/>
-            <w:left w:w="0" w:type="dxa"/>
-            <w:bottom w:w="0" w:type="dxa"/>
-            <w:right w:w="0" w:type="dxa"/>
-          </w:tblCellMar>
-        </w:tblPrEx>
         <w:trPr>
           <w:cantSplit/>
           <w:tblHeader/>
@@ -24067,14 +24205,6 @@
         </w:tc>
       </w:tr>
       <w:tr>
-        <w:tblPrEx>
-          <w:tblCellMar>
-            <w:top w:w="0" w:type="dxa"/>
-            <w:left w:w="0" w:type="dxa"/>
-            <w:bottom w:w="0" w:type="dxa"/>
-            <w:right w:w="0" w:type="dxa"/>
-          </w:tblCellMar>
-        </w:tblPrEx>
         <w:trPr>
           <w:cantSplit/>
         </w:trPr>
@@ -24204,14 +24334,6 @@
         </w:tc>
       </w:tr>
       <w:tr>
-        <w:tblPrEx>
-          <w:tblCellMar>
-            <w:top w:w="0" w:type="dxa"/>
-            <w:left w:w="0" w:type="dxa"/>
-            <w:bottom w:w="0" w:type="dxa"/>
-            <w:right w:w="0" w:type="dxa"/>
-          </w:tblCellMar>
-        </w:tblPrEx>
         <w:trPr>
           <w:cantSplit/>
         </w:trPr>
@@ -24275,8 +24397,16 @@
               <w:rPr>
                 <w:sz w:val="21"/>
               </w:rPr>
-              <w:t>session.id + user_id</w:t>
-            </w:r>
+              <w:t xml:space="preserve">session.id + </w:t>
+            </w:r>
+            <w:proofErr w:type="spellStart"/>
+            <w:r>
+              <w:rPr>
+                <w:sz w:val="21"/>
+              </w:rPr>
+              <w:t>user_id</w:t>
+            </w:r>
+            <w:proofErr w:type="spellEnd"/>
           </w:p>
         </w:tc>
         <w:tc>
@@ -24345,14 +24475,6 @@
         </w:tc>
       </w:tr>
       <w:tr>
-        <w:tblPrEx>
-          <w:tblCellMar>
-            <w:top w:w="0" w:type="dxa"/>
-            <w:left w:w="0" w:type="dxa"/>
-            <w:bottom w:w="0" w:type="dxa"/>
-            <w:right w:w="0" w:type="dxa"/>
-          </w:tblCellMar>
-        </w:tblPrEx>
         <w:trPr>
           <w:cantSplit/>
         </w:trPr>
@@ -24414,8 +24536,16 @@
               <w:rPr>
                 <w:sz w:val="21"/>
               </w:rPr>
-              <w:t>message.id + session_id</w:t>
-            </w:r>
+              <w:t xml:space="preserve">message.id + </w:t>
+            </w:r>
+            <w:proofErr w:type="spellStart"/>
+            <w:r>
+              <w:rPr>
+                <w:sz w:val="21"/>
+              </w:rPr>
+              <w:t>session_id</w:t>
+            </w:r>
+            <w:proofErr w:type="spellEnd"/>
           </w:p>
         </w:tc>
         <w:tc>
@@ -24482,14 +24612,6 @@
         </w:tc>
       </w:tr>
       <w:tr>
-        <w:tblPrEx>
-          <w:tblCellMar>
-            <w:top w:w="0" w:type="dxa"/>
-            <w:left w:w="0" w:type="dxa"/>
-            <w:bottom w:w="0" w:type="dxa"/>
-            <w:right w:w="0" w:type="dxa"/>
-          </w:tblCellMar>
-        </w:tblPrEx>
         <w:trPr>
           <w:cantSplit/>
         </w:trPr>
@@ -24549,12 +24671,42 @@
               <w:ind w:firstLine="0"/>
               <w:jc w:val="left"/>
             </w:pPr>
-            <w:r>
-              <w:rPr>
-                <w:sz w:val="21"/>
-              </w:rPr>
-              <w:t>user:{user}:session:{session}:history</w:t>
-            </w:r>
+            <w:proofErr w:type="gramStart"/>
+            <w:r>
+              <w:rPr>
+                <w:sz w:val="21"/>
+              </w:rPr>
+              <w:t>user:{</w:t>
+            </w:r>
+            <w:proofErr w:type="gramEnd"/>
+            <w:r>
+              <w:rPr>
+                <w:sz w:val="21"/>
+              </w:rPr>
+              <w:t>user</w:t>
+            </w:r>
+            <w:proofErr w:type="gramStart"/>
+            <w:r>
+              <w:rPr>
+                <w:sz w:val="21"/>
+              </w:rPr>
+              <w:t>}:session</w:t>
+            </w:r>
+            <w:proofErr w:type="gramEnd"/>
+            <w:r>
+              <w:rPr>
+                <w:sz w:val="21"/>
+              </w:rPr>
+              <w:t>:{session</w:t>
+            </w:r>
+            <w:proofErr w:type="gramStart"/>
+            <w:r>
+              <w:rPr>
+                <w:sz w:val="21"/>
+              </w:rPr>
+              <w:t>}:history</w:t>
+            </w:r>
+            <w:proofErr w:type="gramEnd"/>
           </w:p>
         </w:tc>
         <w:tc>
@@ -24623,14 +24775,6 @@
         </w:tc>
       </w:tr>
       <w:tr>
-        <w:tblPrEx>
-          <w:tblCellMar>
-            <w:top w:w="0" w:type="dxa"/>
-            <w:left w:w="0" w:type="dxa"/>
-            <w:bottom w:w="0" w:type="dxa"/>
-            <w:right w:w="0" w:type="dxa"/>
-          </w:tblCellMar>
-        </w:tblPrEx>
         <w:trPr>
           <w:cantSplit/>
         </w:trPr>
@@ -24760,14 +24904,6 @@
         </w:tc>
       </w:tr>
       <w:tr>
-        <w:tblPrEx>
-          <w:tblCellMar>
-            <w:top w:w="0" w:type="dxa"/>
-            <w:left w:w="0" w:type="dxa"/>
-            <w:bottom w:w="0" w:type="dxa"/>
-            <w:right w:w="0" w:type="dxa"/>
-          </w:tblCellMar>
-        </w:tblPrEx>
         <w:trPr>
           <w:cantSplit/>
         </w:trPr>
@@ -24795,11 +24931,19 @@
               <w:ind w:firstLine="0"/>
               <w:jc w:val="center"/>
             </w:pPr>
-            <w:r>
-              <w:rPr>
-                <w:sz w:val="21"/>
-              </w:rPr>
-              <w:t>Qdrant children</w:t>
+            <w:proofErr w:type="spellStart"/>
+            <w:r>
+              <w:rPr>
+                <w:sz w:val="21"/>
+              </w:rPr>
+              <w:t>Qdrant</w:t>
+            </w:r>
+            <w:proofErr w:type="spellEnd"/>
+            <w:r>
+              <w:rPr>
+                <w:sz w:val="21"/>
+              </w:rPr>
+              <w:t xml:space="preserve"> children</w:t>
             </w:r>
           </w:p>
         </w:tc>
@@ -24953,12 +25097,6 @@
         <w:tblW w:w="8951" w:type="dxa"/>
         <w:tblInd w:w="120" w:type="dxa"/>
         <w:tblLayout w:type="fixed"/>
-        <w:tblCellMar>
-          <w:top w:w="0" w:type="dxa"/>
-          <w:left w:w="0" w:type="dxa"/>
-          <w:bottom w:w="0" w:type="dxa"/>
-          <w:right w:w="0" w:type="dxa"/>
-        </w:tblCellMar>
         <w:tblLook w:val="04A0" w:firstRow="1" w:lastRow="0" w:firstColumn="1" w:lastColumn="0" w:noHBand="0" w:noVBand="1"/>
       </w:tblPr>
       <w:tblGrid>
@@ -24967,14 +25105,6 @@
         <w:gridCol w:w="2594"/>
       </w:tblGrid>
       <w:tr>
-        <w:tblPrEx>
-          <w:tblCellMar>
-            <w:top w:w="0" w:type="dxa"/>
-            <w:left w:w="0" w:type="dxa"/>
-            <w:bottom w:w="0" w:type="dxa"/>
-            <w:right w:w="0" w:type="dxa"/>
-          </w:tblCellMar>
-        </w:tblPrEx>
         <w:trPr>
           <w:cantSplit/>
           <w:tblHeader/>
@@ -25083,14 +25213,6 @@
         </w:tc>
       </w:tr>
       <w:tr>
-        <w:tblPrEx>
-          <w:tblCellMar>
-            <w:top w:w="0" w:type="dxa"/>
-            <w:left w:w="0" w:type="dxa"/>
-            <w:bottom w:w="0" w:type="dxa"/>
-            <w:right w:w="0" w:type="dxa"/>
-          </w:tblCellMar>
-        </w:tblPrEx>
         <w:trPr>
           <w:cantSplit/>
         </w:trPr>
@@ -25189,14 +25311,6 @@
         </w:tc>
       </w:tr>
       <w:tr>
-        <w:tblPrEx>
-          <w:tblCellMar>
-            <w:top w:w="0" w:type="dxa"/>
-            <w:left w:w="0" w:type="dxa"/>
-            <w:bottom w:w="0" w:type="dxa"/>
-            <w:right w:w="0" w:type="dxa"/>
-          </w:tblCellMar>
-        </w:tblPrEx>
         <w:trPr>
           <w:cantSplit/>
         </w:trPr>
@@ -25224,12 +25338,14 @@
               <w:ind w:firstLine="0"/>
               <w:jc w:val="center"/>
             </w:pPr>
+            <w:proofErr w:type="spellStart"/>
             <w:r>
               <w:rPr>
                 <w:sz w:val="21"/>
               </w:rPr>
               <w:t>content_kind</w:t>
             </w:r>
+            <w:proofErr w:type="spellEnd"/>
           </w:p>
         </w:tc>
         <w:tc>
@@ -25298,14 +25414,6 @@
         </w:tc>
       </w:tr>
       <w:tr>
-        <w:tblPrEx>
-          <w:tblCellMar>
-            <w:top w:w="0" w:type="dxa"/>
-            <w:left w:w="0" w:type="dxa"/>
-            <w:bottom w:w="0" w:type="dxa"/>
-            <w:right w:w="0" w:type="dxa"/>
-          </w:tblCellMar>
-        </w:tblPrEx>
         <w:trPr>
           <w:cantSplit/>
         </w:trPr>
@@ -25332,12 +25440,14 @@
               <w:ind w:firstLine="0"/>
               <w:jc w:val="center"/>
             </w:pPr>
+            <w:proofErr w:type="spellStart"/>
             <w:r>
               <w:rPr>
                 <w:sz w:val="21"/>
               </w:rPr>
               <w:t>fee_kind</w:t>
             </w:r>
+            <w:proofErr w:type="spellEnd"/>
           </w:p>
         </w:tc>
         <w:tc>
@@ -25367,7 +25477,21 @@
               <w:rPr>
                 <w:sz w:val="21"/>
               </w:rPr>
-              <w:t>Separates actual tuition, exemption basis, and not-applicable records</w:t>
+              <w:t xml:space="preserve">Separates actual tuition, exemption basis, and </w:t>
+            </w:r>
+            <w:proofErr w:type="gramStart"/>
+            <w:r>
+              <w:rPr>
+                <w:sz w:val="21"/>
+              </w:rPr>
+              <w:t>not</w:t>
+            </w:r>
+            <w:proofErr w:type="gramEnd"/>
+            <w:r>
+              <w:rPr>
+                <w:sz w:val="21"/>
+              </w:rPr>
+              <w:t>-applicable records</w:t>
             </w:r>
           </w:p>
         </w:tc>
@@ -25404,14 +25528,6 @@
         </w:tc>
       </w:tr>
       <w:tr>
-        <w:tblPrEx>
-          <w:tblCellMar>
-            <w:top w:w="0" w:type="dxa"/>
-            <w:left w:w="0" w:type="dxa"/>
-            <w:bottom w:w="0" w:type="dxa"/>
-            <w:right w:w="0" w:type="dxa"/>
-          </w:tblCellMar>
-        </w:tblPrEx>
         <w:trPr>
           <w:cantSplit/>
         </w:trPr>
@@ -25439,12 +25555,14 @@
               <w:ind w:firstLine="0"/>
               <w:jc w:val="center"/>
             </w:pPr>
+            <w:proofErr w:type="spellStart"/>
             <w:r>
               <w:rPr>
                 <w:sz w:val="21"/>
               </w:rPr>
               <w:t>academic_year</w:t>
             </w:r>
+            <w:proofErr w:type="spellEnd"/>
           </w:p>
         </w:tc>
         <w:tc>
@@ -25513,14 +25631,6 @@
         </w:tc>
       </w:tr>
       <w:tr>
-        <w:tblPrEx>
-          <w:tblCellMar>
-            <w:top w:w="0" w:type="dxa"/>
-            <w:left w:w="0" w:type="dxa"/>
-            <w:bottom w:w="0" w:type="dxa"/>
-            <w:right w:w="0" w:type="dxa"/>
-          </w:tblCellMar>
-        </w:tblPrEx>
         <w:trPr>
           <w:cantSplit/>
         </w:trPr>
@@ -25619,14 +25729,6 @@
         </w:tc>
       </w:tr>
       <w:tr>
-        <w:tblPrEx>
-          <w:tblCellMar>
-            <w:top w:w="0" w:type="dxa"/>
-            <w:left w:w="0" w:type="dxa"/>
-            <w:bottom w:w="0" w:type="dxa"/>
-            <w:right w:w="0" w:type="dxa"/>
-          </w:tblCellMar>
-        </w:tblPrEx>
         <w:trPr>
           <w:cantSplit/>
         </w:trPr>
@@ -25728,14 +25830,6 @@
         </w:tc>
       </w:tr>
       <w:tr>
-        <w:tblPrEx>
-          <w:tblCellMar>
-            <w:top w:w="0" w:type="dxa"/>
-            <w:left w:w="0" w:type="dxa"/>
-            <w:bottom w:w="0" w:type="dxa"/>
-            <w:right w:w="0" w:type="dxa"/>
-          </w:tblCellMar>
-        </w:tblPrEx>
         <w:trPr>
           <w:cantSplit/>
         </w:trPr>
@@ -25762,12 +25856,14 @@
               <w:ind w:firstLine="0"/>
               <w:jc w:val="center"/>
             </w:pPr>
+            <w:proofErr w:type="spellStart"/>
             <w:r>
               <w:rPr>
                 <w:sz w:val="21"/>
               </w:rPr>
               <w:t>index_version</w:t>
             </w:r>
+            <w:proofErr w:type="spellEnd"/>
           </w:p>
         </w:tc>
         <w:tc>
@@ -25834,14 +25930,6 @@
         </w:tc>
       </w:tr>
       <w:tr>
-        <w:tblPrEx>
-          <w:tblCellMar>
-            <w:top w:w="0" w:type="dxa"/>
-            <w:left w:w="0" w:type="dxa"/>
-            <w:bottom w:w="0" w:type="dxa"/>
-            <w:right w:w="0" w:type="dxa"/>
-          </w:tblCellMar>
-        </w:tblPrEx>
         <w:trPr>
           <w:cantSplit/>
         </w:trPr>
@@ -25869,12 +25957,14 @@
               <w:ind w:firstLine="0"/>
               <w:jc w:val="center"/>
             </w:pPr>
+            <w:proofErr w:type="spellStart"/>
             <w:r>
               <w:rPr>
                 <w:sz w:val="21"/>
               </w:rPr>
               <w:t>ingest_run_id</w:t>
             </w:r>
+            <w:proofErr w:type="spellEnd"/>
           </w:p>
         </w:tc>
         <w:tc>
@@ -26071,7 +26161,15 @@
         <w:ind w:hanging="360"/>
       </w:pPr>
       <w:r>
-        <w:t>Convert the PDF to Markdown through LlamaParse and classify the new source through server-owned mappings.</w:t>
+        <w:t xml:space="preserve">Convert the PDF to Markdown through </w:t>
+      </w:r>
+      <w:proofErr w:type="spellStart"/>
+      <w:r>
+        <w:t>LlamaParse</w:t>
+      </w:r>
+      <w:proofErr w:type="spellEnd"/>
+      <w:r>
+        <w:t xml:space="preserve"> and classify the new source through server-owned mappings.</w:t>
       </w:r>
     </w:p>
     <w:p>
@@ -26098,7 +26196,15 @@
         <w:ind w:hanging="360"/>
       </w:pPr>
       <w:r>
-        <w:t>Embed children with the Vietnamese Bi-Encoder, store vectors in Qdrant, and store parents in PostgreSQL.</w:t>
+        <w:t xml:space="preserve">Embed children with the Vietnamese Bi-Encoder, store vectors in </w:t>
+      </w:r>
+      <w:proofErr w:type="spellStart"/>
+      <w:r>
+        <w:t>Qdrant</w:t>
+      </w:r>
+      <w:proofErr w:type="spellEnd"/>
+      <w:r>
+        <w:t>, and store parents in PostgreSQL.</w:t>
       </w:r>
     </w:p>
     <w:p>
@@ -26116,7 +26222,15 @@
         <w:ind w:hanging="360"/>
       </w:pPr>
       <w:r>
-        <w:t>On any partial failure, purge the same ingestion run and remove generated files and catalog entries.</w:t>
+        <w:t xml:space="preserve">On any partial failure, purge the same ingestion run and </w:t>
+      </w:r>
+      <w:proofErr w:type="gramStart"/>
+      <w:r>
+        <w:t>remove</w:t>
+      </w:r>
+      <w:proofErr w:type="gramEnd"/>
+      <w:r>
+        <w:t xml:space="preserve"> generated files and catalog entries.</w:t>
       </w:r>
     </w:p>
     <w:p>
@@ -26213,7 +26327,15 @@
       </w:r>
       <w:r>
         <w:lastRenderedPageBreak/>
-        <w:t>inheriting another user’s context. Only the last five entries are supplied to the answer prompt. When a persisted session is loaded, the history endpoint repopulates Redis with the latest stored messages.</w:t>
+        <w:t xml:space="preserve">inheriting another user’s context. Only the last five entries are supplied to the answer </w:t>
+      </w:r>
+      <w:proofErr w:type="gramStart"/>
+      <w:r>
+        <w:t>prompt</w:t>
+      </w:r>
+      <w:proofErr w:type="gramEnd"/>
+      <w:r>
+        <w:t>. When a persisted session is loaded, the history endpoint repopulates Redis with the latest stored messages.</w:t>
       </w:r>
     </w:p>
     <w:p>
@@ -26228,7 +26350,23 @@
     </w:p>
     <w:p>
       <w:r>
-        <w:t>A heuristic first determines whether the current question is genuinely referential or elliptical. Clear questions bypass the rewriter. For a vague follow-up, the Groq model receives only the previous human question and the current question, not the previous AI answer. A validator rejects multiline output, answer-like text, unrelated numbers, new years, new entities, or an intent not supported by the two user questions. Rejection and provider failure both fall back to the original query.</w:t>
+        <w:t xml:space="preserve">A heuristic first determines whether the current question is genuinely referential or elliptical. Clear questions bypass the rewriter. For a vague follow-up, the </w:t>
+      </w:r>
+      <w:proofErr w:type="spellStart"/>
+      <w:r>
+        <w:t>Groq</w:t>
+      </w:r>
+      <w:proofErr w:type="spellEnd"/>
+      <w:r>
+        <w:t xml:space="preserve"> model receives only the previous human question and the current question, not the previous AI answer. A validator rejects multiline output, answer-like text, unrelated numbers, new </w:t>
+      </w:r>
+      <w:proofErr w:type="spellStart"/>
+      <w:r>
+        <w:t>years</w:t>
+      </w:r>
+      <w:proofErr w:type="spellEnd"/>
+      <w:r>
+        <w:t>, new entities, or an intent not supported by the two user questions. Rejection and provider failure both fall back to the original query.</w:t>
       </w:r>
     </w:p>
     <w:p>
@@ -26243,10 +26381,7 @@
     </w:p>
     <w:p>
       <w:r>
-        <w:t>The classifier recognizes actual tuition, exemption basis, exemption policy, calculation, combined tuition concepts, scholarship, student loan, social support, ambiguous tuition, and other topics. It can extract an academic year and identify whether the route came from the original or clarified query. Each decision maps to immutable retrieval-lane objects containing domain and content constraints. Hard domain separation reduces cross-topic contamination, such as matching SCC scholarship content to SCIC or r</w:t>
-      </w:r>
-      <w:r>
-        <w:t>etrieving loan documents for a tuition question.</w:t>
+        <w:t>The classifier recognizes actual tuition, exemption basis, exemption policy, calculation, combined tuition concepts, scholarship, student loan, social support, ambiguous tuition, and other topics. It can extract an academic year and identify whether the route came from the original or clarified query. Each decision maps to immutable retrieval-lane objects containing domain and content constraints. Hard domain separation reduces cross-topic contamination, such as matching SCC scholarship content to SCIC or retrieving loan documents for a tuition question.</w:t>
       </w:r>
     </w:p>
     <w:p>
@@ -26261,10 +26396,15 @@
     </w:p>
     <w:p>
       <w:r>
-        <w:t>Exact tuition questions first enter the structured catalog. The catalog normalizes Vietnamese text and extracts programme, cohort, major, subject, education level, study mode, and special-rule phrases. It can request clarification when an essential dimension is absent. A successful exact lookup is authoritative: the API does not add approximate vector passages that could dilute or contradict the monetary result. A rewritten query is used only when the catalog confirms that the rewrite did not inject an exem</w:t>
-      </w:r>
-      <w:r>
-        <w:t>ption intent or other unsafe entity.</w:t>
+        <w:t xml:space="preserve">Exact tuition questions first enter the structured catalog. The catalog normalizes Vietnamese text and extracts </w:t>
+      </w:r>
+      <w:proofErr w:type="spellStart"/>
+      <w:r>
+        <w:t>programme</w:t>
+      </w:r>
+      <w:proofErr w:type="spellEnd"/>
+      <w:r>
+        <w:t>, cohort, major, subject, education level, study mode, and special-rule phrases. It can request clarification when an essential dimension is absent. A successful exact lookup is authoritative: the API does not add approximate vector passages that could dilute or contradict the monetary result. A rewritten query is used only when the catalog confirms that the rewrite did not inject an exemption intent or other unsafe entity.</w:t>
       </w:r>
     </w:p>
     <w:p>
@@ -26279,11 +26419,27 @@
     </w:p>
     <w:p>
       <w:r>
-        <w:t xml:space="preserve">For policy questions, the RAG engine creates request-scoped Qdrant filters and retrievers. An active-status condition is always applied. Business metadata filtering can be controlled during rollout so a new collection may be activated safely. The vector store </w:t>
+        <w:t xml:space="preserve">For policy questions, the RAG engine creates request-scoped </w:t>
+      </w:r>
+      <w:proofErr w:type="spellStart"/>
+      <w:r>
+        <w:t>Qdrant</w:t>
+      </w:r>
+      <w:proofErr w:type="spellEnd"/>
+      <w:r>
+        <w:t xml:space="preserve"> filters and retrievers. An active-status condition is always applied. Business metadata filtering can be controlled during rollout so a new collection may be activated safely. The vector store </w:t>
       </w:r>
       <w:r>
         <w:lastRenderedPageBreak/>
-        <w:t>returns child matches, the ParentDocumentRetriever restores larger PostgreSQL parents, and the BGE cross-encoder scores query-parent pairs. Duplicate parents are removed before prompt construction.</w:t>
+        <w:t xml:space="preserve">returns child matches, the </w:t>
+      </w:r>
+      <w:proofErr w:type="spellStart"/>
+      <w:r>
+        <w:t>ParentDocumentRetriever</w:t>
+      </w:r>
+      <w:proofErr w:type="spellEnd"/>
+      <w:r>
+        <w:t xml:space="preserve"> restores larger PostgreSQL parents, and the BGE cross-encoder scores query-parent pairs. Duplicate parents are removed before prompt construction.</w:t>
       </w:r>
     </w:p>
     <w:p>
@@ -26313,7 +26469,15 @@
     </w:p>
     <w:p>
       <w:r>
-        <w:t>After a response is produced, the API appends human and AI messages to Redis and trims the list to the configured window. A background task creates or updates the PostgreSQL session and writes both messages. History endpoints enforce ownership before listing messages, renaming a session, or deleting it. Deleting a session cascades relational messages and also removes the corresponding Redis key.</w:t>
+        <w:t xml:space="preserve">After a response is produced, the API appends human and AI messages to Redis and trims the list to the configured window. A background task creates or updates the PostgreSQL session and writes both messages. History endpoints enforce ownership before listing messages, renaming a session, or deleting it. Deleting a session cascades relational messages </w:t>
+      </w:r>
+      <w:proofErr w:type="gramStart"/>
+      <w:r>
+        <w:t>and also</w:t>
+      </w:r>
+      <w:proofErr w:type="gramEnd"/>
+      <w:r>
+        <w:t xml:space="preserve"> removes the corresponding Redis key.</w:t>
       </w:r>
     </w:p>
     <w:p>
@@ -26353,12 +26517,6 @@
         <w:tblW w:w="8951" w:type="dxa"/>
         <w:tblInd w:w="120" w:type="dxa"/>
         <w:tblLayout w:type="fixed"/>
-        <w:tblCellMar>
-          <w:top w:w="0" w:type="dxa"/>
-          <w:left w:w="0" w:type="dxa"/>
-          <w:bottom w:w="0" w:type="dxa"/>
-          <w:right w:w="0" w:type="dxa"/>
-        </w:tblCellMar>
         <w:tblLook w:val="04A0" w:firstRow="1" w:lastRow="0" w:firstColumn="1" w:lastColumn="0" w:noHBand="0" w:noVBand="1"/>
       </w:tblPr>
       <w:tblGrid>
@@ -26367,14 +26525,6 @@
         <w:gridCol w:w="4160"/>
       </w:tblGrid>
       <w:tr>
-        <w:tblPrEx>
-          <w:tblCellMar>
-            <w:top w:w="0" w:type="dxa"/>
-            <w:left w:w="0" w:type="dxa"/>
-            <w:bottom w:w="0" w:type="dxa"/>
-            <w:right w:w="0" w:type="dxa"/>
-          </w:tblCellMar>
-        </w:tblPrEx>
         <w:trPr>
           <w:cantSplit/>
           <w:tblHeader/>
@@ -26483,14 +26633,6 @@
         </w:tc>
       </w:tr>
       <w:tr>
-        <w:tblPrEx>
-          <w:tblCellMar>
-            <w:top w:w="0" w:type="dxa"/>
-            <w:left w:w="0" w:type="dxa"/>
-            <w:bottom w:w="0" w:type="dxa"/>
-            <w:right w:w="0" w:type="dxa"/>
-          </w:tblCellMar>
-        </w:tblPrEx>
         <w:trPr>
           <w:cantSplit/>
         </w:trPr>
@@ -26589,14 +26731,6 @@
         </w:tc>
       </w:tr>
       <w:tr>
-        <w:tblPrEx>
-          <w:tblCellMar>
-            <w:top w:w="0" w:type="dxa"/>
-            <w:left w:w="0" w:type="dxa"/>
-            <w:bottom w:w="0" w:type="dxa"/>
-            <w:right w:w="0" w:type="dxa"/>
-          </w:tblCellMar>
-        </w:tblPrEx>
         <w:trPr>
           <w:cantSplit/>
         </w:trPr>
@@ -26698,14 +26832,6 @@
         </w:tc>
       </w:tr>
       <w:tr>
-        <w:tblPrEx>
-          <w:tblCellMar>
-            <w:top w:w="0" w:type="dxa"/>
-            <w:left w:w="0" w:type="dxa"/>
-            <w:bottom w:w="0" w:type="dxa"/>
-            <w:right w:w="0" w:type="dxa"/>
-          </w:tblCellMar>
-        </w:tblPrEx>
         <w:trPr>
           <w:cantSplit/>
         </w:trPr>
@@ -26804,14 +26930,6 @@
         </w:tc>
       </w:tr>
       <w:tr>
-        <w:tblPrEx>
-          <w:tblCellMar>
-            <w:top w:w="0" w:type="dxa"/>
-            <w:left w:w="0" w:type="dxa"/>
-            <w:bottom w:w="0" w:type="dxa"/>
-            <w:right w:w="0" w:type="dxa"/>
-          </w:tblCellMar>
-        </w:tblPrEx>
         <w:trPr>
           <w:cantSplit/>
         </w:trPr>
@@ -26913,14 +27031,6 @@
         </w:tc>
       </w:tr>
       <w:tr>
-        <w:tblPrEx>
-          <w:tblCellMar>
-            <w:top w:w="0" w:type="dxa"/>
-            <w:left w:w="0" w:type="dxa"/>
-            <w:bottom w:w="0" w:type="dxa"/>
-            <w:right w:w="0" w:type="dxa"/>
-          </w:tblCellMar>
-        </w:tblPrEx>
         <w:trPr>
           <w:cantSplit/>
         </w:trPr>
@@ -26947,11 +27057,19 @@
               <w:ind w:firstLine="0"/>
               <w:jc w:val="center"/>
             </w:pPr>
-            <w:r>
-              <w:rPr>
-                <w:sz w:val="21"/>
-              </w:rPr>
-              <w:t>Qdrant candidate count</w:t>
+            <w:proofErr w:type="spellStart"/>
+            <w:r>
+              <w:rPr>
+                <w:sz w:val="21"/>
+              </w:rPr>
+              <w:t>Qdrant</w:t>
+            </w:r>
+            <w:proofErr w:type="spellEnd"/>
+            <w:r>
+              <w:rPr>
+                <w:sz w:val="21"/>
+              </w:rPr>
+              <w:t xml:space="preserve"> candidate count</w:t>
             </w:r>
           </w:p>
         </w:tc>
@@ -27019,14 +27137,6 @@
         </w:tc>
       </w:tr>
       <w:tr>
-        <w:tblPrEx>
-          <w:tblCellMar>
-            <w:top w:w="0" w:type="dxa"/>
-            <w:left w:w="0" w:type="dxa"/>
-            <w:bottom w:w="0" w:type="dxa"/>
-            <w:right w:w="0" w:type="dxa"/>
-          </w:tblCellMar>
-        </w:tblPrEx>
         <w:trPr>
           <w:cantSplit/>
         </w:trPr>
@@ -27054,11 +27164,19 @@
               <w:ind w:firstLine="0"/>
               <w:jc w:val="center"/>
             </w:pPr>
-            <w:r>
-              <w:rPr>
-                <w:sz w:val="21"/>
-              </w:rPr>
-              <w:t>Reranker result count</w:t>
+            <w:proofErr w:type="spellStart"/>
+            <w:r>
+              <w:rPr>
+                <w:sz w:val="21"/>
+              </w:rPr>
+              <w:t>Reranker</w:t>
+            </w:r>
+            <w:proofErr w:type="spellEnd"/>
+            <w:r>
+              <w:rPr>
+                <w:sz w:val="21"/>
+              </w:rPr>
+              <w:t xml:space="preserve"> result count</w:t>
             </w:r>
           </w:p>
         </w:tc>
@@ -27128,14 +27246,6 @@
         </w:tc>
       </w:tr>
       <w:tr>
-        <w:tblPrEx>
-          <w:tblCellMar>
-            <w:top w:w="0" w:type="dxa"/>
-            <w:left w:w="0" w:type="dxa"/>
-            <w:bottom w:w="0" w:type="dxa"/>
-            <w:right w:w="0" w:type="dxa"/>
-          </w:tblCellMar>
-        </w:tblPrEx>
         <w:trPr>
           <w:cantSplit/>
         </w:trPr>
@@ -27162,11 +27272,19 @@
               <w:ind w:firstLine="0"/>
               <w:jc w:val="center"/>
             </w:pPr>
-            <w:r>
-              <w:rPr>
-                <w:sz w:val="21"/>
-              </w:rPr>
-              <w:t>Reranker max length</w:t>
+            <w:proofErr w:type="spellStart"/>
+            <w:r>
+              <w:rPr>
+                <w:sz w:val="21"/>
+              </w:rPr>
+              <w:t>Reranker</w:t>
+            </w:r>
+            <w:proofErr w:type="spellEnd"/>
+            <w:r>
+              <w:rPr>
+                <w:sz w:val="21"/>
+              </w:rPr>
+              <w:t xml:space="preserve"> max length</w:t>
             </w:r>
           </w:p>
         </w:tc>
@@ -27234,14 +27352,6 @@
         </w:tc>
       </w:tr>
       <w:tr>
-        <w:tblPrEx>
-          <w:tblCellMar>
-            <w:top w:w="0" w:type="dxa"/>
-            <w:left w:w="0" w:type="dxa"/>
-            <w:bottom w:w="0" w:type="dxa"/>
-            <w:right w:w="0" w:type="dxa"/>
-          </w:tblCellMar>
-        </w:tblPrEx>
         <w:trPr>
           <w:cantSplit/>
         </w:trPr>
@@ -27343,14 +27453,6 @@
         </w:tc>
       </w:tr>
       <w:tr>
-        <w:tblPrEx>
-          <w:tblCellMar>
-            <w:top w:w="0" w:type="dxa"/>
-            <w:left w:w="0" w:type="dxa"/>
-            <w:bottom w:w="0" w:type="dxa"/>
-            <w:right w:w="0" w:type="dxa"/>
-          </w:tblCellMar>
-        </w:tblPrEx>
         <w:trPr>
           <w:cantSplit/>
         </w:trPr>
@@ -27467,31 +27569,62 @@
     </w:p>
     <w:p>
       <w:r>
-        <w:t>The chat path distinguishes recoverable absence from infrastructure failure. A correctly processed query with no authoritative catalog result or relevant passage returns an explicit no-result answer. Invalid user input returns a controlled client error. Provider timeouts, database failures, and unexpected exceptions are logged and returned through a generic server boundary without exposing credentials or internal stack traces. This distinction is necessary for evaluation: abstention is a valid safety behavi</w:t>
-      </w:r>
-      <w:r>
-        <w:t>or, whereas an infrastructure error is not a policy answer.</w:t>
-      </w:r>
-    </w:p>
-    <w:p>
-      <w:r>
-        <w:t xml:space="preserve">Conversation persistence uses a fast path and a durable path. Redis is updated immediately so the next turn can use recent context. PostgreSQL writes run in a background task to reduce response latency, but ownership and session identity are established before scheduling the write. When a session is reloaded, durable messages repopulate Redis, making the cache disposable. A production deployment should additionally monitor background-task failures because a successful HTTP response does not by itself prove </w:t>
-      </w:r>
-      <w:r>
-        <w:t>that later persistence completed.</w:t>
-      </w:r>
-    </w:p>
-    <w:p>
-      <w:r>
-        <w:t>Document ingestion requires stronger atomicity because partial state can contaminate future retrieval. Every upload receives an ingestion-run identifier shared by generated Markdown, parent rows, vector payloads, and metadata entries. The active manifest is changed only after conversion and indexing succeed. If a later step fails, rollback removes records carrying that run identifier rather than deleting by filename alone. This preserves an earlier active version of the same source and avoids erasing concur</w:t>
-      </w:r>
-      <w:r>
-        <w:t>rent additions.</w:t>
-      </w:r>
-    </w:p>
-    <w:p>
-      <w:r>
-        <w:t>Index activation is separated from index construction. An immutable Qdrant collection can be populated and checked before an alias points traffic to it. Metadata-filter rollout can likewise be enabled only after payload coverage is validated. These blue-green practices allow a failed migration to leave the previous searchable collection intact. The source checksum and index version then provide enough evidence to determine which document content produced a retrieved passage.</w:t>
+        <w:t>The chat path distinguishes recoverable absence from infrastructure failure. A correctly processed query with no authoritative catalog result or relevant passage returns an explicit no-result answer. Invalid user input returns a controlled client error. Provider timeouts, database failures, and unexpected exceptions are logged and returned through a generic server boundary without exposing credentials or internal stack traces. This distinction is necessary for evaluation: abstention is a valid safety behavior, whereas an infrastructure error is not a policy answer.</w:t>
+      </w:r>
+    </w:p>
+    <w:p>
+      <w:r>
+        <w:t xml:space="preserve">Conversation persistence uses a fast path and a durable path. Redis is updated immediately so the next turn can </w:t>
+      </w:r>
+      <w:proofErr w:type="gramStart"/>
+      <w:r>
+        <w:t>use</w:t>
+      </w:r>
+      <w:proofErr w:type="gramEnd"/>
+      <w:r>
+        <w:t xml:space="preserve"> recent context. PostgreSQL writes run in a background task to reduce response latency, but ownership and session identity are established before scheduling the write. When a session is reloaded, durable messages repopulate Redis, making the cache disposable. A production deployment should additionally monitor background-task failures because a successful HTTP response does </w:t>
+      </w:r>
+      <w:proofErr w:type="gramStart"/>
+      <w:r>
+        <w:t>not by itself</w:t>
+      </w:r>
+      <w:proofErr w:type="gramEnd"/>
+      <w:r>
+        <w:t xml:space="preserve"> prove that later persistence </w:t>
+      </w:r>
+      <w:proofErr w:type="gramStart"/>
+      <w:r>
+        <w:t>completed</w:t>
+      </w:r>
+      <w:proofErr w:type="gramEnd"/>
+      <w:r>
+        <w:t>.</w:t>
+      </w:r>
+    </w:p>
+    <w:p>
+      <w:r>
+        <w:t xml:space="preserve">Document ingestion requires stronger atomicity because partial state can contaminate future retrieval. Every upload receives an ingestion-run identifier shared by </w:t>
+      </w:r>
+      <w:proofErr w:type="gramStart"/>
+      <w:r>
+        <w:t>generated Markdown</w:t>
+      </w:r>
+      <w:proofErr w:type="gramEnd"/>
+      <w:r>
+        <w:t>, parent rows, vector payloads, and metadata entries. The active manifest is changed only after conversion and indexing succeed. If a later step fails, rollback removes records carrying that run identifier rather than deleting by filename alone. This preserves an earlier active version of the same source and avoids erasing concurrent additions.</w:t>
+      </w:r>
+    </w:p>
+    <w:p>
+      <w:r>
+        <w:t xml:space="preserve">Index activation is separated from index construction. An immutable </w:t>
+      </w:r>
+      <w:proofErr w:type="spellStart"/>
+      <w:r>
+        <w:t>Qdrant</w:t>
+      </w:r>
+      <w:proofErr w:type="spellEnd"/>
+      <w:r>
+        <w:t xml:space="preserve"> collection can be populated and checked before an alias points traffic to it. Metadata-filter rollout can likewise be enabled only after payload coverage is validated. These blue-green practices allow a failed migration to leave the previous searchable collection intact. The source checksum and index version then provide enough evidence to determine which document content produced a retrieved passage.</w:t>
       </w:r>
     </w:p>
     <w:p>
@@ -27540,12 +27673,6 @@
         <w:tblW w:w="8951" w:type="dxa"/>
         <w:tblInd w:w="120" w:type="dxa"/>
         <w:tblLayout w:type="fixed"/>
-        <w:tblCellMar>
-          <w:top w:w="0" w:type="dxa"/>
-          <w:left w:w="0" w:type="dxa"/>
-          <w:bottom w:w="0" w:type="dxa"/>
-          <w:right w:w="0" w:type="dxa"/>
-        </w:tblCellMar>
         <w:tblLook w:val="04A0" w:firstRow="1" w:lastRow="0" w:firstColumn="1" w:lastColumn="0" w:noHBand="0" w:noVBand="1"/>
       </w:tblPr>
       <w:tblGrid>
@@ -27555,14 +27682,6 @@
         <w:gridCol w:w="2237"/>
       </w:tblGrid>
       <w:tr>
-        <w:tblPrEx>
-          <w:tblCellMar>
-            <w:top w:w="0" w:type="dxa"/>
-            <w:left w:w="0" w:type="dxa"/>
-            <w:bottom w:w="0" w:type="dxa"/>
-            <w:right w:w="0" w:type="dxa"/>
-          </w:tblCellMar>
-        </w:tblPrEx>
         <w:trPr>
           <w:cantSplit/>
           <w:tblHeader/>
@@ -27705,14 +27824,6 @@
         </w:tc>
       </w:tr>
       <w:tr>
-        <w:tblPrEx>
-          <w:tblCellMar>
-            <w:top w:w="0" w:type="dxa"/>
-            <w:left w:w="0" w:type="dxa"/>
-            <w:bottom w:w="0" w:type="dxa"/>
-            <w:right w:w="0" w:type="dxa"/>
-          </w:tblCellMar>
-        </w:tblPrEx>
         <w:trPr>
           <w:cantSplit/>
         </w:trPr>
@@ -27842,14 +27953,6 @@
         </w:tc>
       </w:tr>
       <w:tr>
-        <w:tblPrEx>
-          <w:tblCellMar>
-            <w:top w:w="0" w:type="dxa"/>
-            <w:left w:w="0" w:type="dxa"/>
-            <w:bottom w:w="0" w:type="dxa"/>
-            <w:right w:w="0" w:type="dxa"/>
-          </w:tblCellMar>
-        </w:tblPrEx>
         <w:trPr>
           <w:cantSplit/>
         </w:trPr>
@@ -27983,14 +28086,6 @@
         </w:tc>
       </w:tr>
       <w:tr>
-        <w:tblPrEx>
-          <w:tblCellMar>
-            <w:top w:w="0" w:type="dxa"/>
-            <w:left w:w="0" w:type="dxa"/>
-            <w:bottom w:w="0" w:type="dxa"/>
-            <w:right w:w="0" w:type="dxa"/>
-          </w:tblCellMar>
-        </w:tblPrEx>
         <w:trPr>
           <w:cantSplit/>
         </w:trPr>
@@ -28120,14 +28215,6 @@
         </w:tc>
       </w:tr>
       <w:tr>
-        <w:tblPrEx>
-          <w:tblCellMar>
-            <w:top w:w="0" w:type="dxa"/>
-            <w:left w:w="0" w:type="dxa"/>
-            <w:bottom w:w="0" w:type="dxa"/>
-            <w:right w:w="0" w:type="dxa"/>
-          </w:tblCellMar>
-        </w:tblPrEx>
         <w:trPr>
           <w:cantSplit/>
         </w:trPr>
@@ -28155,11 +28242,19 @@
               <w:ind w:firstLine="0"/>
               <w:jc w:val="center"/>
             </w:pPr>
-            <w:r>
-              <w:rPr>
-                <w:sz w:val="21"/>
-              </w:rPr>
-              <w:t>Qdrant retrieval failure</w:t>
+            <w:proofErr w:type="spellStart"/>
+            <w:r>
+              <w:rPr>
+                <w:sz w:val="21"/>
+              </w:rPr>
+              <w:t>Qdrant</w:t>
+            </w:r>
+            <w:proofErr w:type="spellEnd"/>
+            <w:r>
+              <w:rPr>
+                <w:sz w:val="21"/>
+              </w:rPr>
+              <w:t xml:space="preserve"> retrieval failure</w:t>
             </w:r>
           </w:p>
         </w:tc>
@@ -28261,14 +28356,6 @@
         </w:tc>
       </w:tr>
       <w:tr>
-        <w:tblPrEx>
-          <w:tblCellMar>
-            <w:top w:w="0" w:type="dxa"/>
-            <w:left w:w="0" w:type="dxa"/>
-            <w:bottom w:w="0" w:type="dxa"/>
-            <w:right w:w="0" w:type="dxa"/>
-          </w:tblCellMar>
-        </w:tblPrEx>
         <w:trPr>
           <w:cantSplit/>
         </w:trPr>
@@ -28398,14 +28485,6 @@
         </w:tc>
       </w:tr>
       <w:tr>
-        <w:tblPrEx>
-          <w:tblCellMar>
-            <w:top w:w="0" w:type="dxa"/>
-            <w:left w:w="0" w:type="dxa"/>
-            <w:bottom w:w="0" w:type="dxa"/>
-            <w:right w:w="0" w:type="dxa"/>
-          </w:tblCellMar>
-        </w:tblPrEx>
         <w:trPr>
           <w:cantSplit/>
         </w:trPr>
@@ -29026,7 +29105,15 @@
         <w:fldChar w:fldCharType="end"/>
       </w:r>
       <w:r>
-        <w:t>. Support and policy-topic page</w:t>
+        <w:t xml:space="preserve">. Support and </w:t>
+      </w:r>
+      <w:proofErr w:type="gramStart"/>
+      <w:r>
+        <w:t>policy-topic</w:t>
+      </w:r>
+      <w:proofErr w:type="gramEnd"/>
+      <w:r>
+        <w:t xml:space="preserve"> page</w:t>
       </w:r>
       <w:bookmarkEnd w:id="101"/>
     </w:p>
@@ -29093,12 +29180,6 @@
         <w:tblW w:w="8951" w:type="dxa"/>
         <w:tblInd w:w="120" w:type="dxa"/>
         <w:tblLayout w:type="fixed"/>
-        <w:tblCellMar>
-          <w:top w:w="0" w:type="dxa"/>
-          <w:left w:w="0" w:type="dxa"/>
-          <w:bottom w:w="0" w:type="dxa"/>
-          <w:right w:w="0" w:type="dxa"/>
-        </w:tblCellMar>
         <w:tblLook w:val="04A0" w:firstRow="1" w:lastRow="0" w:firstColumn="1" w:lastColumn="0" w:noHBand="0" w:noVBand="1"/>
       </w:tblPr>
       <w:tblGrid>
@@ -29108,14 +29189,6 @@
         <w:gridCol w:w="2029"/>
       </w:tblGrid>
       <w:tr>
-        <w:tblPrEx>
-          <w:tblCellMar>
-            <w:top w:w="0" w:type="dxa"/>
-            <w:left w:w="0" w:type="dxa"/>
-            <w:bottom w:w="0" w:type="dxa"/>
-            <w:right w:w="0" w:type="dxa"/>
-          </w:tblCellMar>
-        </w:tblPrEx>
         <w:trPr>
           <w:cantSplit/>
           <w:tblHeader/>
@@ -29258,14 +29331,6 @@
         </w:tc>
       </w:tr>
       <w:tr>
-        <w:tblPrEx>
-          <w:tblCellMar>
-            <w:top w:w="0" w:type="dxa"/>
-            <w:left w:w="0" w:type="dxa"/>
-            <w:bottom w:w="0" w:type="dxa"/>
-            <w:right w:w="0" w:type="dxa"/>
-          </w:tblCellMar>
-        </w:tblPrEx>
         <w:trPr>
           <w:cantSplit/>
         </w:trPr>
@@ -29395,14 +29460,6 @@
         </w:tc>
       </w:tr>
       <w:tr>
-        <w:tblPrEx>
-          <w:tblCellMar>
-            <w:top w:w="0" w:type="dxa"/>
-            <w:left w:w="0" w:type="dxa"/>
-            <w:bottom w:w="0" w:type="dxa"/>
-            <w:right w:w="0" w:type="dxa"/>
-          </w:tblCellMar>
-        </w:tblPrEx>
         <w:trPr>
           <w:cantSplit/>
         </w:trPr>
@@ -29536,14 +29593,6 @@
         </w:tc>
       </w:tr>
       <w:tr>
-        <w:tblPrEx>
-          <w:tblCellMar>
-            <w:top w:w="0" w:type="dxa"/>
-            <w:left w:w="0" w:type="dxa"/>
-            <w:bottom w:w="0" w:type="dxa"/>
-            <w:right w:w="0" w:type="dxa"/>
-          </w:tblCellMar>
-        </w:tblPrEx>
         <w:trPr>
           <w:cantSplit/>
         </w:trPr>
@@ -29673,14 +29722,6 @@
         </w:tc>
       </w:tr>
       <w:tr>
-        <w:tblPrEx>
-          <w:tblCellMar>
-            <w:top w:w="0" w:type="dxa"/>
-            <w:left w:w="0" w:type="dxa"/>
-            <w:bottom w:w="0" w:type="dxa"/>
-            <w:right w:w="0" w:type="dxa"/>
-          </w:tblCellMar>
-        </w:tblPrEx>
         <w:trPr>
           <w:cantSplit/>
         </w:trPr>
@@ -29814,14 +29855,6 @@
         </w:tc>
       </w:tr>
       <w:tr>
-        <w:tblPrEx>
-          <w:tblCellMar>
-            <w:top w:w="0" w:type="dxa"/>
-            <w:left w:w="0" w:type="dxa"/>
-            <w:bottom w:w="0" w:type="dxa"/>
-            <w:right w:w="0" w:type="dxa"/>
-          </w:tblCellMar>
-        </w:tblPrEx>
         <w:trPr>
           <w:cantSplit/>
         </w:trPr>
@@ -29993,12 +30026,6 @@
         <w:tblW w:w="8951" w:type="dxa"/>
         <w:tblInd w:w="120" w:type="dxa"/>
         <w:tblLayout w:type="fixed"/>
-        <w:tblCellMar>
-          <w:top w:w="0" w:type="dxa"/>
-          <w:left w:w="0" w:type="dxa"/>
-          <w:bottom w:w="0" w:type="dxa"/>
-          <w:right w:w="0" w:type="dxa"/>
-        </w:tblCellMar>
         <w:tblLook w:val="04A0" w:firstRow="1" w:lastRow="0" w:firstColumn="1" w:lastColumn="0" w:noHBand="0" w:noVBand="1"/>
       </w:tblPr>
       <w:tblGrid>
@@ -30007,14 +30034,6 @@
         <w:gridCol w:w="4475"/>
       </w:tblGrid>
       <w:tr>
-        <w:tblPrEx>
-          <w:tblCellMar>
-            <w:top w:w="0" w:type="dxa"/>
-            <w:left w:w="0" w:type="dxa"/>
-            <w:bottom w:w="0" w:type="dxa"/>
-            <w:right w:w="0" w:type="dxa"/>
-          </w:tblCellMar>
-        </w:tblPrEx>
         <w:trPr>
           <w:cantSplit/>
           <w:tblHeader/>
@@ -30123,14 +30142,6 @@
         </w:tc>
       </w:tr>
       <w:tr>
-        <w:tblPrEx>
-          <w:tblCellMar>
-            <w:top w:w="0" w:type="dxa"/>
-            <w:left w:w="0" w:type="dxa"/>
-            <w:bottom w:w="0" w:type="dxa"/>
-            <w:right w:w="0" w:type="dxa"/>
-          </w:tblCellMar>
-        </w:tblPrEx>
         <w:trPr>
           <w:cantSplit/>
         </w:trPr>
@@ -30229,14 +30240,6 @@
         </w:tc>
       </w:tr>
       <w:tr>
-        <w:tblPrEx>
-          <w:tblCellMar>
-            <w:top w:w="0" w:type="dxa"/>
-            <w:left w:w="0" w:type="dxa"/>
-            <w:bottom w:w="0" w:type="dxa"/>
-            <w:right w:w="0" w:type="dxa"/>
-          </w:tblCellMar>
-        </w:tblPrEx>
         <w:trPr>
           <w:cantSplit/>
         </w:trPr>
@@ -30338,14 +30341,6 @@
         </w:tc>
       </w:tr>
       <w:tr>
-        <w:tblPrEx>
-          <w:tblCellMar>
-            <w:top w:w="0" w:type="dxa"/>
-            <w:left w:w="0" w:type="dxa"/>
-            <w:bottom w:w="0" w:type="dxa"/>
-            <w:right w:w="0" w:type="dxa"/>
-          </w:tblCellMar>
-        </w:tblPrEx>
         <w:trPr>
           <w:cantSplit/>
         </w:trPr>
@@ -30444,14 +30439,6 @@
         </w:tc>
       </w:tr>
       <w:tr>
-        <w:tblPrEx>
-          <w:tblCellMar>
-            <w:top w:w="0" w:type="dxa"/>
-            <w:left w:w="0" w:type="dxa"/>
-            <w:bottom w:w="0" w:type="dxa"/>
-            <w:right w:w="0" w:type="dxa"/>
-          </w:tblCellMar>
-        </w:tblPrEx>
         <w:trPr>
           <w:cantSplit/>
         </w:trPr>
@@ -30553,14 +30540,6 @@
         </w:tc>
       </w:tr>
       <w:tr>
-        <w:tblPrEx>
-          <w:tblCellMar>
-            <w:top w:w="0" w:type="dxa"/>
-            <w:left w:w="0" w:type="dxa"/>
-            <w:bottom w:w="0" w:type="dxa"/>
-            <w:right w:w="0" w:type="dxa"/>
-          </w:tblCellMar>
-        </w:tblPrEx>
         <w:trPr>
           <w:cantSplit/>
         </w:trPr>
@@ -30659,14 +30638,6 @@
         </w:tc>
       </w:tr>
       <w:tr>
-        <w:tblPrEx>
-          <w:tblCellMar>
-            <w:top w:w="0" w:type="dxa"/>
-            <w:left w:w="0" w:type="dxa"/>
-            <w:bottom w:w="0" w:type="dxa"/>
-            <w:right w:w="0" w:type="dxa"/>
-          </w:tblCellMar>
-        </w:tblPrEx>
         <w:trPr>
           <w:cantSplit/>
         </w:trPr>
@@ -30768,14 +30739,6 @@
         </w:tc>
       </w:tr>
       <w:tr>
-        <w:tblPrEx>
-          <w:tblCellMar>
-            <w:top w:w="0" w:type="dxa"/>
-            <w:left w:w="0" w:type="dxa"/>
-            <w:bottom w:w="0" w:type="dxa"/>
-            <w:right w:w="0" w:type="dxa"/>
-          </w:tblCellMar>
-        </w:tblPrEx>
         <w:trPr>
           <w:cantSplit/>
         </w:trPr>
@@ -30874,14 +30837,6 @@
         </w:tc>
       </w:tr>
       <w:tr>
-        <w:tblPrEx>
-          <w:tblCellMar>
-            <w:top w:w="0" w:type="dxa"/>
-            <w:left w:w="0" w:type="dxa"/>
-            <w:bottom w:w="0" w:type="dxa"/>
-            <w:right w:w="0" w:type="dxa"/>
-          </w:tblCellMar>
-        </w:tblPrEx>
         <w:trPr>
           <w:cantSplit/>
         </w:trPr>
@@ -31035,12 +30990,6 @@
         <w:tblW w:w="8951" w:type="dxa"/>
         <w:tblInd w:w="120" w:type="dxa"/>
         <w:tblLayout w:type="fixed"/>
-        <w:tblCellMar>
-          <w:top w:w="0" w:type="dxa"/>
-          <w:left w:w="0" w:type="dxa"/>
-          <w:bottom w:w="0" w:type="dxa"/>
-          <w:right w:w="0" w:type="dxa"/>
-        </w:tblCellMar>
         <w:tblLook w:val="04A0" w:firstRow="1" w:lastRow="0" w:firstColumn="1" w:lastColumn="0" w:noHBand="0" w:noVBand="1"/>
       </w:tblPr>
       <w:tblGrid>
@@ -31051,14 +31000,6 @@
         <w:gridCol w:w="896"/>
       </w:tblGrid>
       <w:tr>
-        <w:tblPrEx>
-          <w:tblCellMar>
-            <w:top w:w="0" w:type="dxa"/>
-            <w:left w:w="0" w:type="dxa"/>
-            <w:bottom w:w="0" w:type="dxa"/>
-            <w:right w:w="0" w:type="dxa"/>
-          </w:tblCellMar>
-        </w:tblPrEx>
         <w:trPr>
           <w:cantSplit/>
           <w:tblHeader/>
@@ -31235,14 +31176,6 @@
         </w:tc>
       </w:tr>
       <w:tr>
-        <w:tblPrEx>
-          <w:tblCellMar>
-            <w:top w:w="0" w:type="dxa"/>
-            <w:left w:w="0" w:type="dxa"/>
-            <w:bottom w:w="0" w:type="dxa"/>
-            <w:right w:w="0" w:type="dxa"/>
-          </w:tblCellMar>
-        </w:tblPrEx>
         <w:trPr>
           <w:cantSplit/>
         </w:trPr>
@@ -31403,14 +31336,6 @@
         </w:tc>
       </w:tr>
       <w:tr>
-        <w:tblPrEx>
-          <w:tblCellMar>
-            <w:top w:w="0" w:type="dxa"/>
-            <w:left w:w="0" w:type="dxa"/>
-            <w:bottom w:w="0" w:type="dxa"/>
-            <w:right w:w="0" w:type="dxa"/>
-          </w:tblCellMar>
-        </w:tblPrEx>
         <w:trPr>
           <w:cantSplit/>
         </w:trPr>
@@ -31576,14 +31501,6 @@
         </w:tc>
       </w:tr>
       <w:tr>
-        <w:tblPrEx>
-          <w:tblCellMar>
-            <w:top w:w="0" w:type="dxa"/>
-            <w:left w:w="0" w:type="dxa"/>
-            <w:bottom w:w="0" w:type="dxa"/>
-            <w:right w:w="0" w:type="dxa"/>
-          </w:tblCellMar>
-        </w:tblPrEx>
         <w:trPr>
           <w:cantSplit/>
         </w:trPr>
@@ -31744,14 +31661,6 @@
         </w:tc>
       </w:tr>
       <w:tr>
-        <w:tblPrEx>
-          <w:tblCellMar>
-            <w:top w:w="0" w:type="dxa"/>
-            <w:left w:w="0" w:type="dxa"/>
-            <w:bottom w:w="0" w:type="dxa"/>
-            <w:right w:w="0" w:type="dxa"/>
-          </w:tblCellMar>
-        </w:tblPrEx>
         <w:trPr>
           <w:cantSplit/>
         </w:trPr>
@@ -31918,14 +31827,6 @@
         </w:tc>
       </w:tr>
       <w:tr>
-        <w:tblPrEx>
-          <w:tblCellMar>
-            <w:top w:w="0" w:type="dxa"/>
-            <w:left w:w="0" w:type="dxa"/>
-            <w:bottom w:w="0" w:type="dxa"/>
-            <w:right w:w="0" w:type="dxa"/>
-          </w:tblCellMar>
-        </w:tblPrEx>
         <w:trPr>
           <w:cantSplit/>
         </w:trPr>
@@ -32086,14 +31987,6 @@
         </w:tc>
       </w:tr>
       <w:tr>
-        <w:tblPrEx>
-          <w:tblCellMar>
-            <w:top w:w="0" w:type="dxa"/>
-            <w:left w:w="0" w:type="dxa"/>
-            <w:bottom w:w="0" w:type="dxa"/>
-            <w:right w:w="0" w:type="dxa"/>
-          </w:tblCellMar>
-        </w:tblPrEx>
         <w:trPr>
           <w:cantSplit/>
         </w:trPr>
@@ -32259,14 +32152,6 @@
         </w:tc>
       </w:tr>
       <w:tr>
-        <w:tblPrEx>
-          <w:tblCellMar>
-            <w:top w:w="0" w:type="dxa"/>
-            <w:left w:w="0" w:type="dxa"/>
-            <w:bottom w:w="0" w:type="dxa"/>
-            <w:right w:w="0" w:type="dxa"/>
-          </w:tblCellMar>
-        </w:tblPrEx>
         <w:trPr>
           <w:cantSplit/>
         </w:trPr>
@@ -32427,14 +32312,6 @@
         </w:tc>
       </w:tr>
       <w:tr>
-        <w:tblPrEx>
-          <w:tblCellMar>
-            <w:top w:w="0" w:type="dxa"/>
-            <w:left w:w="0" w:type="dxa"/>
-            <w:bottom w:w="0" w:type="dxa"/>
-            <w:right w:w="0" w:type="dxa"/>
-          </w:tblCellMar>
-        </w:tblPrEx>
         <w:trPr>
           <w:cantSplit/>
         </w:trPr>
@@ -32617,10 +32494,7 @@
     </w:p>
     <w:p>
       <w:r>
-        <w:t>Automated execution should begin with deterministic unit tests because they isolate routing, normalization, calculation, and scoring defects without consuming external quotas. Integration tests then exercise authorization and transaction boundaries with controlled service doubles. A final live run is performed only after the application, corpus, model configuration, and database services are frozen. This sequence makes failures easier to localize and prevents a changing retrieval index from invalidating ear</w:t>
-      </w:r>
-      <w:r>
-        <w:t>lier results.</w:t>
+        <w:t>Automated execution should begin with deterministic unit tests because they isolate routing, normalization, calculation, and scoring defects without consuming external quotas. Integration tests then exercise authorization and transaction boundaries with controlled service doubles. A final live run is performed only after the application, corpus, model configuration, and database services are frozen. This sequence makes failures easier to localize and prevents a changing retrieval index from invalidating earlier results.</w:t>
       </w:r>
     </w:p>
     <w:p>
@@ -32630,7 +32504,23 @@
     </w:p>
     <w:p>
       <w:r>
-        <w:t>Retrieval acceptance uses representative questions from every policy lane. For each question, the reviewer records the classified intent, structured or vector path, applied metadata filters, retrieved sources, and final answer. Exact tuition cases must not fall back to a semantically related exemption-basis document. Scholarship, loan, and social-support cases must remain within their domains. Questions outside the indexed evidence must produce an abstention that does not invent a source or numeric value.</w:t>
+        <w:t xml:space="preserve">Retrieval acceptance uses representative questions from every policy lane. For each question, the reviewer records the classified intent, structured or vector path, applied metadata filters, retrieved sources, and final answer. Exact tuition cases must not fall back to a semantically related exemption-basis document. </w:t>
+      </w:r>
+      <w:proofErr w:type="gramStart"/>
+      <w:r>
+        <w:t>Scholarship</w:t>
+      </w:r>
+      <w:proofErr w:type="gramEnd"/>
+      <w:r>
+        <w:t xml:space="preserve">, </w:t>
+      </w:r>
+      <w:proofErr w:type="gramStart"/>
+      <w:r>
+        <w:t>loan</w:t>
+      </w:r>
+      <w:proofErr w:type="gramEnd"/>
+      <w:r>
+        <w:t>, and social-support cases must remain within their domains. Questions outside the indexed evidence must produce an abstention that does not invent a source or numeric value.</w:t>
       </w:r>
     </w:p>
     <w:p>
@@ -32681,12 +32571,6 @@
         <w:tblW w:w="8951" w:type="dxa"/>
         <w:tblInd w:w="120" w:type="dxa"/>
         <w:tblLayout w:type="fixed"/>
-        <w:tblCellMar>
-          <w:top w:w="0" w:type="dxa"/>
-          <w:left w:w="0" w:type="dxa"/>
-          <w:bottom w:w="0" w:type="dxa"/>
-          <w:right w:w="0" w:type="dxa"/>
-        </w:tblCellMar>
         <w:tblLook w:val="04A0" w:firstRow="1" w:lastRow="0" w:firstColumn="1" w:lastColumn="0" w:noHBand="0" w:noVBand="1"/>
       </w:tblPr>
       <w:tblGrid>
@@ -32695,14 +32579,6 @@
         <w:gridCol w:w="3180"/>
       </w:tblGrid>
       <w:tr>
-        <w:tblPrEx>
-          <w:tblCellMar>
-            <w:top w:w="0" w:type="dxa"/>
-            <w:left w:w="0" w:type="dxa"/>
-            <w:bottom w:w="0" w:type="dxa"/>
-            <w:right w:w="0" w:type="dxa"/>
-          </w:tblCellMar>
-        </w:tblPrEx>
         <w:trPr>
           <w:cantSplit/>
           <w:tblHeader/>
@@ -32811,14 +32687,6 @@
         </w:tc>
       </w:tr>
       <w:tr>
-        <w:tblPrEx>
-          <w:tblCellMar>
-            <w:top w:w="0" w:type="dxa"/>
-            <w:left w:w="0" w:type="dxa"/>
-            <w:bottom w:w="0" w:type="dxa"/>
-            <w:right w:w="0" w:type="dxa"/>
-          </w:tblCellMar>
-        </w:tblPrEx>
         <w:trPr>
           <w:cantSplit/>
         </w:trPr>
@@ -32917,14 +32785,6 @@
         </w:tc>
       </w:tr>
       <w:tr>
-        <w:tblPrEx>
-          <w:tblCellMar>
-            <w:top w:w="0" w:type="dxa"/>
-            <w:left w:w="0" w:type="dxa"/>
-            <w:bottom w:w="0" w:type="dxa"/>
-            <w:right w:w="0" w:type="dxa"/>
-          </w:tblCellMar>
-        </w:tblPrEx>
         <w:trPr>
           <w:cantSplit/>
         </w:trPr>
@@ -33026,14 +32886,6 @@
         </w:tc>
       </w:tr>
       <w:tr>
-        <w:tblPrEx>
-          <w:tblCellMar>
-            <w:top w:w="0" w:type="dxa"/>
-            <w:left w:w="0" w:type="dxa"/>
-            <w:bottom w:w="0" w:type="dxa"/>
-            <w:right w:w="0" w:type="dxa"/>
-          </w:tblCellMar>
-        </w:tblPrEx>
         <w:trPr>
           <w:cantSplit/>
         </w:trPr>
@@ -33095,7 +32947,21 @@
               <w:rPr>
                 <w:sz w:val="21"/>
               </w:rPr>
-              <w:t>Filters, child match, restored parent, reranker order</w:t>
+              <w:t xml:space="preserve">Filters, child match, restored parent, </w:t>
+            </w:r>
+            <w:proofErr w:type="spellStart"/>
+            <w:r>
+              <w:rPr>
+                <w:sz w:val="21"/>
+              </w:rPr>
+              <w:t>reranker</w:t>
+            </w:r>
+            <w:proofErr w:type="spellEnd"/>
+            <w:r>
+              <w:rPr>
+                <w:sz w:val="21"/>
+              </w:rPr>
+              <w:t xml:space="preserve"> order</w:t>
             </w:r>
           </w:p>
         </w:tc>
@@ -33132,14 +32998,6 @@
         </w:tc>
       </w:tr>
       <w:tr>
-        <w:tblPrEx>
-          <w:tblCellMar>
-            <w:top w:w="0" w:type="dxa"/>
-            <w:left w:w="0" w:type="dxa"/>
-            <w:bottom w:w="0" w:type="dxa"/>
-            <w:right w:w="0" w:type="dxa"/>
-          </w:tblCellMar>
-        </w:tblPrEx>
         <w:trPr>
           <w:cantSplit/>
         </w:trPr>
@@ -33241,14 +33099,6 @@
         </w:tc>
       </w:tr>
       <w:tr>
-        <w:tblPrEx>
-          <w:tblCellMar>
-            <w:top w:w="0" w:type="dxa"/>
-            <w:left w:w="0" w:type="dxa"/>
-            <w:bottom w:w="0" w:type="dxa"/>
-            <w:right w:w="0" w:type="dxa"/>
-          </w:tblCellMar>
-        </w:tblPrEx>
         <w:trPr>
           <w:cantSplit/>
         </w:trPr>
@@ -33347,14 +33197,6 @@
         </w:tc>
       </w:tr>
       <w:tr>
-        <w:tblPrEx>
-          <w:tblCellMar>
-            <w:top w:w="0" w:type="dxa"/>
-            <w:left w:w="0" w:type="dxa"/>
-            <w:bottom w:w="0" w:type="dxa"/>
-            <w:right w:w="0" w:type="dxa"/>
-          </w:tblCellMar>
-        </w:tblPrEx>
         <w:trPr>
           <w:cantSplit/>
         </w:trPr>
@@ -33532,12 +33374,6 @@
         <w:tblW w:w="8951" w:type="dxa"/>
         <w:tblInd w:w="120" w:type="dxa"/>
         <w:tblLayout w:type="fixed"/>
-        <w:tblCellMar>
-          <w:top w:w="0" w:type="dxa"/>
-          <w:left w:w="0" w:type="dxa"/>
-          <w:bottom w:w="0" w:type="dxa"/>
-          <w:right w:w="0" w:type="dxa"/>
-        </w:tblCellMar>
         <w:tblLook w:val="04A0" w:firstRow="1" w:lastRow="0" w:firstColumn="1" w:lastColumn="0" w:noHBand="0" w:noVBand="1"/>
       </w:tblPr>
       <w:tblGrid>
@@ -33548,14 +33384,6 @@
         <w:gridCol w:w="1606"/>
       </w:tblGrid>
       <w:tr>
-        <w:tblPrEx>
-          <w:tblCellMar>
-            <w:top w:w="0" w:type="dxa"/>
-            <w:left w:w="0" w:type="dxa"/>
-            <w:bottom w:w="0" w:type="dxa"/>
-            <w:right w:w="0" w:type="dxa"/>
-          </w:tblCellMar>
-        </w:tblPrEx>
         <w:trPr>
           <w:cantSplit/>
           <w:tblHeader/>
@@ -33732,14 +33560,6 @@
         </w:tc>
       </w:tr>
       <w:tr>
-        <w:tblPrEx>
-          <w:tblCellMar>
-            <w:top w:w="0" w:type="dxa"/>
-            <w:left w:w="0" w:type="dxa"/>
-            <w:bottom w:w="0" w:type="dxa"/>
-            <w:right w:w="0" w:type="dxa"/>
-          </w:tblCellMar>
-        </w:tblPrEx>
         <w:trPr>
           <w:cantSplit/>
         </w:trPr>
@@ -33876,14 +33696,6 @@
         </w:tc>
       </w:tr>
       <w:tr>
-        <w:tblPrEx>
-          <w:tblCellMar>
-            <w:top w:w="0" w:type="dxa"/>
-            <w:left w:w="0" w:type="dxa"/>
-            <w:bottom w:w="0" w:type="dxa"/>
-            <w:right w:w="0" w:type="dxa"/>
-          </w:tblCellMar>
-        </w:tblPrEx>
         <w:trPr>
           <w:cantSplit/>
         </w:trPr>
@@ -34025,14 +33837,6 @@
         </w:tc>
       </w:tr>
       <w:tr>
-        <w:tblPrEx>
-          <w:tblCellMar>
-            <w:top w:w="0" w:type="dxa"/>
-            <w:left w:w="0" w:type="dxa"/>
-            <w:bottom w:w="0" w:type="dxa"/>
-            <w:right w:w="0" w:type="dxa"/>
-          </w:tblCellMar>
-        </w:tblPrEx>
         <w:trPr>
           <w:cantSplit/>
         </w:trPr>
@@ -34169,14 +33973,6 @@
         </w:tc>
       </w:tr>
       <w:tr>
-        <w:tblPrEx>
-          <w:tblCellMar>
-            <w:top w:w="0" w:type="dxa"/>
-            <w:left w:w="0" w:type="dxa"/>
-            <w:bottom w:w="0" w:type="dxa"/>
-            <w:right w:w="0" w:type="dxa"/>
-          </w:tblCellMar>
-        </w:tblPrEx>
         <w:trPr>
           <w:cantSplit/>
         </w:trPr>
@@ -34318,14 +34114,6 @@
         </w:tc>
       </w:tr>
       <w:tr>
-        <w:tblPrEx>
-          <w:tblCellMar>
-            <w:top w:w="0" w:type="dxa"/>
-            <w:left w:w="0" w:type="dxa"/>
-            <w:bottom w:w="0" w:type="dxa"/>
-            <w:right w:w="0" w:type="dxa"/>
-          </w:tblCellMar>
-        </w:tblPrEx>
         <w:trPr>
           <w:cantSplit/>
         </w:trPr>
@@ -34547,10 +34335,7 @@
     </w:p>
     <w:p>
       <w:r>
-        <w:t>The project delivers a complete web application for CTU student-finance policy support. It integrates secure account access, persistent conversations, structured tuition lookup, policy-domain routing, Vietnamese semantic retrieval, parent-child context recovery, multilingual reranking, grounded answer generation, controlled finance tools, and administrator document ingestion. The design distinguishes information retrieval from generation and distinguishes approximate semantic retrieval from exact monetary d</w:t>
-      </w:r>
-      <w:r>
-        <w:t>ata.</w:t>
+        <w:t>The project delivers a complete web application for CTU student-finance policy support. It integrates secure account access, persistent conversations, structured tuition lookup, policy-domain routing, Vietnamese semantic retrieval, parent-child context recovery, multilingual reranking, grounded answer generation, controlled finance tools, and administrator document ingestion. The design distinguishes information retrieval from generation and distinguishes approximate semantic retrieval from exact monetary data.</w:t>
       </w:r>
     </w:p>
     <w:p>
@@ -34560,7 +34345,23 @@
     </w:p>
     <w:p>
       <w:r>
-        <w:t>The software-engineering objectives are also represented in the architecture. PostgreSQL, Redis, and Qdrant have separate storage roles; APIs enforce authentication, ownership, and administration boundaries; upload validation protects the file boundary; and ingestion-run identifiers support rollback. The automated tests cover routing, structured lookup, metadata integrity, finance tools, authorization, file validation, and evaluator behavior.</w:t>
+        <w:t xml:space="preserve">The software-engineering objectives are also represented in </w:t>
+      </w:r>
+      <w:proofErr w:type="gramStart"/>
+      <w:r>
+        <w:t>the architecture</w:t>
+      </w:r>
+      <w:proofErr w:type="gramEnd"/>
+      <w:r>
+        <w:t xml:space="preserve">. PostgreSQL, Redis, and </w:t>
+      </w:r>
+      <w:proofErr w:type="spellStart"/>
+      <w:r>
+        <w:t>Qdrant</w:t>
+      </w:r>
+      <w:proofErr w:type="spellEnd"/>
+      <w:r>
+        <w:t xml:space="preserve"> have separate storage roles; APIs enforce authentication, ownership, and administration boundaries; upload validation protects the file boundary; and ingestion-run identifiers support rollback. The automated tests cover routing, structured lookup, metadata integrity, finance tools, authorization, file validation, and evaluator behavior.</w:t>
       </w:r>
     </w:p>
     <w:p>
@@ -34610,12 +34411,6 @@
         <w:tblW w:w="8951" w:type="dxa"/>
         <w:tblInd w:w="120" w:type="dxa"/>
         <w:tblLayout w:type="fixed"/>
-        <w:tblCellMar>
-          <w:top w:w="0" w:type="dxa"/>
-          <w:left w:w="0" w:type="dxa"/>
-          <w:bottom w:w="0" w:type="dxa"/>
-          <w:right w:w="0" w:type="dxa"/>
-        </w:tblCellMar>
         <w:tblLook w:val="04A0" w:firstRow="1" w:lastRow="0" w:firstColumn="1" w:lastColumn="0" w:noHBand="0" w:noVBand="1"/>
       </w:tblPr>
       <w:tblGrid>
@@ -34624,14 +34419,6 @@
         <w:gridCol w:w="1639"/>
       </w:tblGrid>
       <w:tr>
-        <w:tblPrEx>
-          <w:tblCellMar>
-            <w:top w:w="0" w:type="dxa"/>
-            <w:left w:w="0" w:type="dxa"/>
-            <w:bottom w:w="0" w:type="dxa"/>
-            <w:right w:w="0" w:type="dxa"/>
-          </w:tblCellMar>
-        </w:tblPrEx>
         <w:trPr>
           <w:cantSplit/>
           <w:tblHeader/>
@@ -34740,14 +34527,6 @@
         </w:tc>
       </w:tr>
       <w:tr>
-        <w:tblPrEx>
-          <w:tblCellMar>
-            <w:top w:w="0" w:type="dxa"/>
-            <w:left w:w="0" w:type="dxa"/>
-            <w:bottom w:w="0" w:type="dxa"/>
-            <w:right w:w="0" w:type="dxa"/>
-          </w:tblCellMar>
-        </w:tblPrEx>
         <w:trPr>
           <w:cantSplit/>
         </w:trPr>
@@ -34846,14 +34625,6 @@
         </w:tc>
       </w:tr>
       <w:tr>
-        <w:tblPrEx>
-          <w:tblCellMar>
-            <w:top w:w="0" w:type="dxa"/>
-            <w:left w:w="0" w:type="dxa"/>
-            <w:bottom w:w="0" w:type="dxa"/>
-            <w:right w:w="0" w:type="dxa"/>
-          </w:tblCellMar>
-        </w:tblPrEx>
         <w:trPr>
           <w:cantSplit/>
         </w:trPr>
@@ -34955,14 +34726,6 @@
         </w:tc>
       </w:tr>
       <w:tr>
-        <w:tblPrEx>
-          <w:tblCellMar>
-            <w:top w:w="0" w:type="dxa"/>
-            <w:left w:w="0" w:type="dxa"/>
-            <w:bottom w:w="0" w:type="dxa"/>
-            <w:right w:w="0" w:type="dxa"/>
-          </w:tblCellMar>
-        </w:tblPrEx>
         <w:trPr>
           <w:cantSplit/>
         </w:trPr>
@@ -35061,14 +34824,6 @@
         </w:tc>
       </w:tr>
       <w:tr>
-        <w:tblPrEx>
-          <w:tblCellMar>
-            <w:top w:w="0" w:type="dxa"/>
-            <w:left w:w="0" w:type="dxa"/>
-            <w:bottom w:w="0" w:type="dxa"/>
-            <w:right w:w="0" w:type="dxa"/>
-          </w:tblCellMar>
-        </w:tblPrEx>
         <w:trPr>
           <w:cantSplit/>
         </w:trPr>
@@ -35132,7 +34887,21 @@
               <w:rPr>
                 <w:sz w:val="21"/>
               </w:rPr>
-              <w:t>Scholarship and payable-tuition tools with validation</w:t>
+              <w:t xml:space="preserve">Scholarship and </w:t>
+            </w:r>
+            <w:proofErr w:type="gramStart"/>
+            <w:r>
+              <w:rPr>
+                <w:sz w:val="21"/>
+              </w:rPr>
+              <w:t>payable-tuition</w:t>
+            </w:r>
+            <w:proofErr w:type="gramEnd"/>
+            <w:r>
+              <w:rPr>
+                <w:sz w:val="21"/>
+              </w:rPr>
+              <w:t xml:space="preserve"> tools with validation</w:t>
             </w:r>
           </w:p>
         </w:tc>
@@ -35170,14 +34939,6 @@
         </w:tc>
       </w:tr>
       <w:tr>
-        <w:tblPrEx>
-          <w:tblCellMar>
-            <w:top w:w="0" w:type="dxa"/>
-            <w:left w:w="0" w:type="dxa"/>
-            <w:bottom w:w="0" w:type="dxa"/>
-            <w:right w:w="0" w:type="dxa"/>
-          </w:tblCellMar>
-        </w:tblPrEx>
         <w:trPr>
           <w:cantSplit/>
         </w:trPr>
@@ -35277,14 +35038,6 @@
         </w:tc>
       </w:tr>
       <w:tr>
-        <w:tblPrEx>
-          <w:tblCellMar>
-            <w:top w:w="0" w:type="dxa"/>
-            <w:left w:w="0" w:type="dxa"/>
-            <w:bottom w:w="0" w:type="dxa"/>
-            <w:right w:w="0" w:type="dxa"/>
-          </w:tblCellMar>
-        </w:tblPrEx>
         <w:trPr>
           <w:cantSplit/>
         </w:trPr>
@@ -35386,14 +35139,6 @@
         </w:tc>
       </w:tr>
       <w:tr>
-        <w:tblPrEx>
-          <w:tblCellMar>
-            <w:top w:w="0" w:type="dxa"/>
-            <w:left w:w="0" w:type="dxa"/>
-            <w:bottom w:w="0" w:type="dxa"/>
-            <w:right w:w="0" w:type="dxa"/>
-          </w:tblCellMar>
-        </w:tblPrEx>
         <w:trPr>
           <w:cantSplit/>
         </w:trPr>
@@ -35509,7 +35254,39 @@
     </w:p>
     <w:p>
       <w:r>
-        <w:t>The chatbot remains bounded by the active corpus. Missing, outdated, misclassified, or poorly parsed documents can cause abstention or retrieval errors. External Gemini, Groq, and LlamaParse services introduce availability, quota, and version dependencies. Local embeddings avoid an external embedding API but still require model download and compute resources. The reranker is substantially larger than the embedding model and is constrained by the available GPU and its configured 512-token input.</w:t>
+        <w:t xml:space="preserve">The chatbot remains </w:t>
+      </w:r>
+      <w:proofErr w:type="gramStart"/>
+      <w:r>
+        <w:t>bounded</w:t>
+      </w:r>
+      <w:proofErr w:type="gramEnd"/>
+      <w:r>
+        <w:t xml:space="preserve"> by the active corpus. Missing, outdated, misclassified, or poorly parsed documents can cause abstention or retrieval errors. External Gemini, </w:t>
+      </w:r>
+      <w:proofErr w:type="spellStart"/>
+      <w:r>
+        <w:t>Groq</w:t>
+      </w:r>
+      <w:proofErr w:type="spellEnd"/>
+      <w:r>
+        <w:t xml:space="preserve">, and </w:t>
+      </w:r>
+      <w:proofErr w:type="spellStart"/>
+      <w:r>
+        <w:t>LlamaParse</w:t>
+      </w:r>
+      <w:proofErr w:type="spellEnd"/>
+      <w:r>
+        <w:t xml:space="preserve"> services introduce availability, quota, and version dependencies. Local embeddings avoid an external embedding API but still require model download and compute resources. The </w:t>
+      </w:r>
+      <w:proofErr w:type="spellStart"/>
+      <w:r>
+        <w:t>reranker</w:t>
+      </w:r>
+      <w:proofErr w:type="spellEnd"/>
+      <w:r>
+        <w:t xml:space="preserve"> is substantially larger than the embedding model and is constrained by the available GPU and its configured 512-token input.</w:t>
       </w:r>
     </w:p>
     <w:p>
@@ -35564,12 +35341,6 @@
         <w:tblW w:w="8951" w:type="dxa"/>
         <w:tblInd w:w="120" w:type="dxa"/>
         <w:tblLayout w:type="fixed"/>
-        <w:tblCellMar>
-          <w:top w:w="0" w:type="dxa"/>
-          <w:left w:w="0" w:type="dxa"/>
-          <w:bottom w:w="0" w:type="dxa"/>
-          <w:right w:w="0" w:type="dxa"/>
-        </w:tblCellMar>
         <w:tblLook w:val="04A0" w:firstRow="1" w:lastRow="0" w:firstColumn="1" w:lastColumn="0" w:noHBand="0" w:noVBand="1"/>
       </w:tblPr>
       <w:tblGrid>
@@ -35578,14 +35349,6 @@
         <w:gridCol w:w="3311"/>
       </w:tblGrid>
       <w:tr>
-        <w:tblPrEx>
-          <w:tblCellMar>
-            <w:top w:w="0" w:type="dxa"/>
-            <w:left w:w="0" w:type="dxa"/>
-            <w:bottom w:w="0" w:type="dxa"/>
-            <w:right w:w="0" w:type="dxa"/>
-          </w:tblCellMar>
-        </w:tblPrEx>
         <w:trPr>
           <w:cantSplit/>
           <w:tblHeader/>
@@ -35694,14 +35457,6 @@
         </w:tc>
       </w:tr>
       <w:tr>
-        <w:tblPrEx>
-          <w:tblCellMar>
-            <w:top w:w="0" w:type="dxa"/>
-            <w:left w:w="0" w:type="dxa"/>
-            <w:bottom w:w="0" w:type="dxa"/>
-            <w:right w:w="0" w:type="dxa"/>
-          </w:tblCellMar>
-        </w:tblPrEx>
         <w:trPr>
           <w:cantSplit/>
         </w:trPr>
@@ -35800,14 +35555,6 @@
         </w:tc>
       </w:tr>
       <w:tr>
-        <w:tblPrEx>
-          <w:tblCellMar>
-            <w:top w:w="0" w:type="dxa"/>
-            <w:left w:w="0" w:type="dxa"/>
-            <w:bottom w:w="0" w:type="dxa"/>
-            <w:right w:w="0" w:type="dxa"/>
-          </w:tblCellMar>
-        </w:tblPrEx>
         <w:trPr>
           <w:cantSplit/>
         </w:trPr>
@@ -35909,14 +35656,6 @@
         </w:tc>
       </w:tr>
       <w:tr>
-        <w:tblPrEx>
-          <w:tblCellMar>
-            <w:top w:w="0" w:type="dxa"/>
-            <w:left w:w="0" w:type="dxa"/>
-            <w:bottom w:w="0" w:type="dxa"/>
-            <w:right w:w="0" w:type="dxa"/>
-          </w:tblCellMar>
-        </w:tblPrEx>
         <w:trPr>
           <w:cantSplit/>
         </w:trPr>
@@ -36015,14 +35754,6 @@
         </w:tc>
       </w:tr>
       <w:tr>
-        <w:tblPrEx>
-          <w:tblCellMar>
-            <w:top w:w="0" w:type="dxa"/>
-            <w:left w:w="0" w:type="dxa"/>
-            <w:bottom w:w="0" w:type="dxa"/>
-            <w:right w:w="0" w:type="dxa"/>
-          </w:tblCellMar>
-        </w:tblPrEx>
         <w:trPr>
           <w:cantSplit/>
         </w:trPr>
@@ -36124,14 +35855,6 @@
         </w:tc>
       </w:tr>
       <w:tr>
-        <w:tblPrEx>
-          <w:tblCellMar>
-            <w:top w:w="0" w:type="dxa"/>
-            <w:left w:w="0" w:type="dxa"/>
-            <w:bottom w:w="0" w:type="dxa"/>
-            <w:right w:w="0" w:type="dxa"/>
-          </w:tblCellMar>
-        </w:tblPrEx>
         <w:trPr>
           <w:cantSplit/>
         </w:trPr>
@@ -36230,14 +35953,6 @@
         </w:tc>
       </w:tr>
       <w:tr>
-        <w:tblPrEx>
-          <w:tblCellMar>
-            <w:top w:w="0" w:type="dxa"/>
-            <w:left w:w="0" w:type="dxa"/>
-            <w:bottom w:w="0" w:type="dxa"/>
-            <w:right w:w="0" w:type="dxa"/>
-          </w:tblCellMar>
-        </w:tblPrEx>
         <w:trPr>
           <w:cantSplit/>
         </w:trPr>
@@ -36340,14 +36055,6 @@
         </w:tc>
       </w:tr>
       <w:tr>
-        <w:tblPrEx>
-          <w:tblCellMar>
-            <w:top w:w="0" w:type="dxa"/>
-            <w:left w:w="0" w:type="dxa"/>
-            <w:bottom w:w="0" w:type="dxa"/>
-            <w:right w:w="0" w:type="dxa"/>
-          </w:tblCellMar>
-        </w:tblPrEx>
         <w:trPr>
           <w:cantSplit/>
         </w:trPr>
@@ -36453,7 +36160,15 @@
     </w:p>
     <w:p>
       <w:r>
-        <w:t>The highest-priority next step is not indiscriminate model replacement. The system should first freeze a representative corpus, construct relevance judgments, and measure candidate retrieval and end-to-end behavior under identical conditions. This approach preserves the evidence-first principle used throughout the project and ensures that added complexity is justified by measurable improvement.</w:t>
+        <w:t xml:space="preserve">The </w:t>
+      </w:r>
+      <w:proofErr w:type="gramStart"/>
+      <w:r>
+        <w:t>highest-priority</w:t>
+      </w:r>
+      <w:proofErr w:type="gramEnd"/>
+      <w:r>
+        <w:t xml:space="preserve"> next step is not indiscriminate model replacement. The system should first freeze a representative corpus, construct relevance judgments, and measure candidate retrieval and end-to-end behavior under identical conditions. This approach preserves the evidence-first principle used throughout the project and ensures that added complexity is justified by measurable improvement.</w:t>
       </w:r>
     </w:p>
     <w:p>
@@ -36493,7 +36208,35 @@
         <w:rPr>
           <w:sz w:val="22"/>
         </w:rPr>
-        <w:t>[2] BKAI-HUST Foundation Models Lab, “bkai-foundation-models/vietnamese-bi-encoder,” Hugging Face model card. [Online]. Available: https://huggingface.co/bkai-foundation-models/vietnamese-bi-encoder. [Accessed: Jul. 23, 2026].</w:t>
+        <w:t>[2] BKAI-HUST Foundation Models Lab, “</w:t>
+      </w:r>
+      <w:proofErr w:type="spellStart"/>
+      <w:r>
+        <w:rPr>
+          <w:sz w:val="22"/>
+        </w:rPr>
+        <w:t>bkai</w:t>
+      </w:r>
+      <w:proofErr w:type="spellEnd"/>
+      <w:r>
+        <w:rPr>
+          <w:sz w:val="22"/>
+        </w:rPr>
+        <w:t>-foundation-models/</w:t>
+      </w:r>
+      <w:proofErr w:type="spellStart"/>
+      <w:r>
+        <w:rPr>
+          <w:sz w:val="22"/>
+        </w:rPr>
+        <w:t>vietnamese</w:t>
+      </w:r>
+      <w:proofErr w:type="spellEnd"/>
+      <w:r>
+        <w:rPr>
+          <w:sz w:val="22"/>
+        </w:rPr>
+        <w:t>-bi-encoder,” Hugging Face model card. [Online]. Available: https://huggingface.co/bkai-foundation-models/vietnamese-bi-encoder. [Accessed: Jul. 23, 2026].</w:t>
       </w:r>
     </w:p>
     <w:p>
@@ -36576,20 +36319,112 @@
       <w:r>
         <w:rPr>
           <w:sz w:val="22"/>
+          <w:lang w:val="fr-FR"/>
         </w:rPr>
-        <w:t>[9] Qdrant, “Qdrant Documentation.” [Online]. Available: https://qdrant.tech/documentation/. [Accessed: Jul. 23, 2026].</w:t>
-      </w:r>
-    </w:p>
-    <w:p>
-      <w:pPr>
-        <w:spacing w:line="240" w:lineRule="auto"/>
-        <w:ind w:left="397" w:hanging="397"/>
-      </w:pPr>
+        <w:t xml:space="preserve">[9] </w:t>
+      </w:r>
+      <w:proofErr w:type="spellStart"/>
+      <w:r>
+        <w:rPr>
+          <w:sz w:val="22"/>
+          <w:lang w:val="fr-FR"/>
+        </w:rPr>
+        <w:t>Qdrant</w:t>
+      </w:r>
+      <w:proofErr w:type="spellEnd"/>
+      <w:r>
+        <w:rPr>
+          <w:sz w:val="22"/>
+          <w:lang w:val="fr-FR"/>
+        </w:rPr>
+        <w:t>, “</w:t>
+      </w:r>
+      <w:proofErr w:type="spellStart"/>
+      <w:r>
+        <w:rPr>
+          <w:sz w:val="22"/>
+          <w:lang w:val="fr-FR"/>
+        </w:rPr>
+        <w:t>Qdrant</w:t>
+      </w:r>
+      <w:proofErr w:type="spellEnd"/>
+      <w:r>
+        <w:rPr>
+          <w:sz w:val="22"/>
+          <w:lang w:val="fr-FR"/>
+        </w:rPr>
+        <w:t xml:space="preserve"> Documentation.” [Online]. </w:t>
+      </w:r>
+      <w:proofErr w:type="spellStart"/>
+      <w:proofErr w:type="gramStart"/>
+      <w:r>
+        <w:rPr>
+          <w:sz w:val="22"/>
+          <w:lang w:val="fr-FR"/>
+        </w:rPr>
+        <w:t>Available</w:t>
+      </w:r>
+      <w:proofErr w:type="spellEnd"/>
+      <w:r>
+        <w:rPr>
+          <w:sz w:val="22"/>
+          <w:lang w:val="fr-FR"/>
+        </w:rPr>
+        <w:t>:</w:t>
+      </w:r>
+      <w:proofErr w:type="gramEnd"/>
+      <w:r>
+        <w:rPr>
+          <w:sz w:val="22"/>
+          <w:lang w:val="fr-FR"/>
+        </w:rPr>
+        <w:t xml:space="preserve"> https://qdrant.tech/documentation/. </w:t>
+      </w:r>
       <w:r>
         <w:rPr>
           <w:sz w:val="22"/>
         </w:rPr>
-        <w:t>[10] FastAPI, “FastAPI Documentation.” [Online]. Available: https://fastapi.tiangolo.com/. [Accessed: Jul. 23, 2026].</w:t>
+        <w:t>[Accessed: Jul. 23, 2026].</w:t>
+      </w:r>
+    </w:p>
+    <w:p>
+      <w:pPr>
+        <w:spacing w:line="240" w:lineRule="auto"/>
+        <w:ind w:left="397" w:hanging="397"/>
+      </w:pPr>
+      <w:r>
+        <w:rPr>
+          <w:sz w:val="22"/>
+        </w:rPr>
+        <w:t xml:space="preserve">[10] </w:t>
+      </w:r>
+      <w:proofErr w:type="spellStart"/>
+      <w:r>
+        <w:rPr>
+          <w:sz w:val="22"/>
+        </w:rPr>
+        <w:t>FastAPI</w:t>
+      </w:r>
+      <w:proofErr w:type="spellEnd"/>
+      <w:r>
+        <w:rPr>
+          <w:sz w:val="22"/>
+        </w:rPr>
+        <w:t>, “</w:t>
+      </w:r>
+      <w:proofErr w:type="spellStart"/>
+      <w:r>
+        <w:rPr>
+          <w:sz w:val="22"/>
+        </w:rPr>
+        <w:t>FastAPI</w:t>
+      </w:r>
+      <w:proofErr w:type="spellEnd"/>
+      <w:r>
+        <w:rPr>
+          <w:sz w:val="22"/>
+        </w:rPr>
+        <w:t xml:space="preserve"> Documentation.” [Online]. Available: https://fastapi.tiangolo.com/. [Accessed: Jul. 23, 2026].</w:t>
       </w:r>
     </w:p>
     <w:p>
@@ -36608,24 +36443,235 @@
       <w:pPr>
         <w:spacing w:line="240" w:lineRule="auto"/>
         <w:ind w:left="397" w:hanging="397"/>
+        <w:rPr>
+          <w:lang w:val="fr-FR"/>
+        </w:rPr>
       </w:pPr>
       <w:r>
         <w:rPr>
           <w:sz w:val="22"/>
         </w:rPr>
-        <w:t>[12] Redis, “Redis Documentation.” [Online]. Available: https://redis.io/docs/latest/. [Accessed: Jul. 23, 2026].</w:t>
+        <w:t xml:space="preserve">[12] Redis, “Redis Documentation.” [Online]. Available: https://redis.io/docs/latest/. </w:t>
+      </w:r>
+      <w:r>
+        <w:rPr>
+          <w:sz w:val="22"/>
+          <w:lang w:val="fr-FR"/>
+        </w:rPr>
+        <w:t>[</w:t>
+      </w:r>
+      <w:proofErr w:type="gramStart"/>
+      <w:r>
+        <w:rPr>
+          <w:sz w:val="22"/>
+          <w:lang w:val="fr-FR"/>
+        </w:rPr>
+        <w:t>Accessed:</w:t>
+      </w:r>
+      <w:proofErr w:type="gramEnd"/>
+      <w:r>
+        <w:rPr>
+          <w:sz w:val="22"/>
+          <w:lang w:val="fr-FR"/>
+        </w:rPr>
+        <w:t xml:space="preserve"> Jul. 23, 2026].</w:t>
       </w:r>
     </w:p>
     <w:p>
       <w:pPr>
         <w:spacing w:line="240" w:lineRule="auto"/>
         <w:ind w:left="397" w:hanging="397"/>
-      </w:pPr>
+        <w:rPr>
+          <w:lang w:val="fr-FR"/>
+        </w:rPr>
+      </w:pPr>
+      <w:r>
+        <w:rPr>
+          <w:sz w:val="22"/>
+          <w:lang w:val="fr-FR"/>
+        </w:rPr>
+        <w:t xml:space="preserve">[13] </w:t>
+      </w:r>
+      <w:proofErr w:type="spellStart"/>
+      <w:r>
+        <w:rPr>
+          <w:sz w:val="22"/>
+          <w:lang w:val="fr-FR"/>
+        </w:rPr>
+        <w:t>LangChain</w:t>
+      </w:r>
+      <w:proofErr w:type="spellEnd"/>
+      <w:r>
+        <w:rPr>
+          <w:sz w:val="22"/>
+          <w:lang w:val="fr-FR"/>
+        </w:rPr>
+        <w:t>, “</w:t>
+      </w:r>
+      <w:proofErr w:type="spellStart"/>
+      <w:r>
+        <w:rPr>
+          <w:sz w:val="22"/>
+          <w:lang w:val="fr-FR"/>
+        </w:rPr>
+        <w:t>LangChain</w:t>
+      </w:r>
+      <w:proofErr w:type="spellEnd"/>
+      <w:r>
+        <w:rPr>
+          <w:sz w:val="22"/>
+          <w:lang w:val="fr-FR"/>
+        </w:rPr>
+        <w:t xml:space="preserve"> Documentation.” [Online]. </w:t>
+      </w:r>
+      <w:proofErr w:type="spellStart"/>
+      <w:proofErr w:type="gramStart"/>
+      <w:r>
+        <w:rPr>
+          <w:sz w:val="22"/>
+          <w:lang w:val="fr-FR"/>
+        </w:rPr>
+        <w:t>Available</w:t>
+      </w:r>
+      <w:proofErr w:type="spellEnd"/>
+      <w:r>
+        <w:rPr>
+          <w:sz w:val="22"/>
+          <w:lang w:val="fr-FR"/>
+        </w:rPr>
+        <w:t>:</w:t>
+      </w:r>
+      <w:proofErr w:type="gramEnd"/>
+      <w:r>
+        <w:rPr>
+          <w:sz w:val="22"/>
+          <w:lang w:val="fr-FR"/>
+        </w:rPr>
+        <w:t xml:space="preserve"> https://python.langchain.com/docs/. [</w:t>
+      </w:r>
+      <w:proofErr w:type="gramStart"/>
+      <w:r>
+        <w:rPr>
+          <w:sz w:val="22"/>
+          <w:lang w:val="fr-FR"/>
+        </w:rPr>
+        <w:t>Accessed:</w:t>
+      </w:r>
+      <w:proofErr w:type="gramEnd"/>
+      <w:r>
+        <w:rPr>
+          <w:sz w:val="22"/>
+          <w:lang w:val="fr-FR"/>
+        </w:rPr>
+        <w:t xml:space="preserve"> Jul. 23, 2026].</w:t>
+      </w:r>
+    </w:p>
+    <w:p>
+      <w:pPr>
+        <w:spacing w:line="240" w:lineRule="auto"/>
+        <w:ind w:left="397" w:hanging="397"/>
+        <w:rPr>
+          <w:lang w:val="fr-FR"/>
+        </w:rPr>
+      </w:pPr>
+      <w:r>
+        <w:rPr>
+          <w:sz w:val="22"/>
+          <w:lang w:val="fr-FR"/>
+        </w:rPr>
+        <w:t xml:space="preserve">[14] Google, “Gemini API Documentation.” [Online]. </w:t>
+      </w:r>
+      <w:proofErr w:type="spellStart"/>
+      <w:proofErr w:type="gramStart"/>
+      <w:r>
+        <w:rPr>
+          <w:sz w:val="22"/>
+          <w:lang w:val="fr-FR"/>
+        </w:rPr>
+        <w:t>Available</w:t>
+      </w:r>
+      <w:proofErr w:type="spellEnd"/>
+      <w:r>
+        <w:rPr>
+          <w:sz w:val="22"/>
+          <w:lang w:val="fr-FR"/>
+        </w:rPr>
+        <w:t>:</w:t>
+      </w:r>
+      <w:proofErr w:type="gramEnd"/>
+      <w:r>
+        <w:rPr>
+          <w:sz w:val="22"/>
+          <w:lang w:val="fr-FR"/>
+        </w:rPr>
+        <w:t xml:space="preserve"> https://ai.google.dev/gemini-api/docs. [</w:t>
+      </w:r>
+      <w:proofErr w:type="gramStart"/>
+      <w:r>
+        <w:rPr>
+          <w:sz w:val="22"/>
+          <w:lang w:val="fr-FR"/>
+        </w:rPr>
+        <w:t>Accessed:</w:t>
+      </w:r>
+      <w:proofErr w:type="gramEnd"/>
+      <w:r>
+        <w:rPr>
+          <w:sz w:val="22"/>
+          <w:lang w:val="fr-FR"/>
+        </w:rPr>
+        <w:t xml:space="preserve"> Jul. 23, 2026].</w:t>
+      </w:r>
+    </w:p>
+    <w:p>
+      <w:pPr>
+        <w:spacing w:line="240" w:lineRule="auto"/>
+        <w:ind w:left="397" w:hanging="397"/>
+      </w:pPr>
+      <w:r>
+        <w:rPr>
+          <w:sz w:val="22"/>
+          <w:lang w:val="fr-FR"/>
+        </w:rPr>
+        <w:t xml:space="preserve">[15] </w:t>
+      </w:r>
+      <w:proofErr w:type="spellStart"/>
+      <w:r>
+        <w:rPr>
+          <w:sz w:val="22"/>
+          <w:lang w:val="fr-FR"/>
+        </w:rPr>
+        <w:t>Groq</w:t>
+      </w:r>
+      <w:proofErr w:type="spellEnd"/>
+      <w:r>
+        <w:rPr>
+          <w:sz w:val="22"/>
+          <w:lang w:val="fr-FR"/>
+        </w:rPr>
+        <w:t>, “</w:t>
+      </w:r>
+      <w:proofErr w:type="spellStart"/>
+      <w:r>
+        <w:rPr>
+          <w:sz w:val="22"/>
+          <w:lang w:val="fr-FR"/>
+        </w:rPr>
+        <w:t>Groq</w:t>
+      </w:r>
+      <w:proofErr w:type="spellEnd"/>
+      <w:r>
+        <w:rPr>
+          <w:sz w:val="22"/>
+          <w:lang w:val="fr-FR"/>
+        </w:rPr>
+        <w:t xml:space="preserve"> API Documentation.” </w:t>
+      </w:r>
       <w:r>
         <w:rPr>
           <w:sz w:val="22"/>
         </w:rPr>
-        <w:t>[13] LangChain, “LangChain Documentation.” [Online]. Available: https://python.langchain.com/docs/. [Accessed: Jul. 23, 2026].</w:t>
+        <w:t>[Online]. Available: https://console.groq.com/docs. [Accessed: Jul. 23, 2026].</w:t>
       </w:r>
     </w:p>
     <w:p>
@@ -36633,35 +36679,75 @@
         <w:spacing w:line="240" w:lineRule="auto"/>
         <w:ind w:left="397" w:hanging="397"/>
       </w:pPr>
+      <w:r>
+        <w:rPr>
+          <w:sz w:val="22"/>
+          <w:lang w:val="fr-FR"/>
+        </w:rPr>
+        <w:t xml:space="preserve">[16] </w:t>
+      </w:r>
+      <w:proofErr w:type="spellStart"/>
+      <w:r>
+        <w:rPr>
+          <w:sz w:val="22"/>
+          <w:lang w:val="fr-FR"/>
+        </w:rPr>
+        <w:t>LlamaIndex</w:t>
+      </w:r>
+      <w:proofErr w:type="spellEnd"/>
+      <w:r>
+        <w:rPr>
+          <w:sz w:val="22"/>
+          <w:lang w:val="fr-FR"/>
+        </w:rPr>
+        <w:t>, “</w:t>
+      </w:r>
+      <w:proofErr w:type="spellStart"/>
+      <w:r>
+        <w:rPr>
+          <w:sz w:val="22"/>
+          <w:lang w:val="fr-FR"/>
+        </w:rPr>
+        <w:t>LlamaParse</w:t>
+      </w:r>
+      <w:proofErr w:type="spellEnd"/>
+      <w:r>
+        <w:rPr>
+          <w:sz w:val="22"/>
+          <w:lang w:val="fr-FR"/>
+        </w:rPr>
+        <w:t xml:space="preserve"> Documentation.” [Online]. </w:t>
+      </w:r>
+      <w:proofErr w:type="spellStart"/>
+      <w:proofErr w:type="gramStart"/>
+      <w:r>
+        <w:rPr>
+          <w:sz w:val="22"/>
+          <w:lang w:val="fr-FR"/>
+        </w:rPr>
+        <w:t>Available</w:t>
+      </w:r>
+      <w:proofErr w:type="spellEnd"/>
+      <w:r>
+        <w:rPr>
+          <w:sz w:val="22"/>
+          <w:lang w:val="fr-FR"/>
+        </w:rPr>
+        <w:t>:</w:t>
+      </w:r>
+      <w:proofErr w:type="gramEnd"/>
+      <w:r>
+        <w:rPr>
+          <w:sz w:val="22"/>
+          <w:lang w:val="fr-FR"/>
+        </w:rPr>
+        <w:t xml:space="preserve"> https://developers.llamaindex.ai/python/cloud/llamaparse/. </w:t>
+      </w:r>
       <w:r>
         <w:rPr>
           <w:sz w:val="22"/>
         </w:rPr>
-        <w:t>[14] Google, “Gemini API Documentation.” [Online]. Available: https://ai.google.dev/gemini-api/docs. [Accessed: Jul. 23, 2026].</w:t>
-      </w:r>
-    </w:p>
-    <w:p>
-      <w:pPr>
-        <w:spacing w:line="240" w:lineRule="auto"/>
-        <w:ind w:left="397" w:hanging="397"/>
-      </w:pPr>
-      <w:r>
-        <w:rPr>
-          <w:sz w:val="22"/>
-        </w:rPr>
-        <w:t>[15] Groq, “Groq API Documentation.” [Online]. Available: https://console.groq.com/docs. [Accessed: Jul. 23, 2026].</w:t>
-      </w:r>
-    </w:p>
-    <w:p>
-      <w:pPr>
-        <w:spacing w:line="240" w:lineRule="auto"/>
-        <w:ind w:left="397" w:hanging="397"/>
-      </w:pPr>
-      <w:r>
-        <w:rPr>
-          <w:sz w:val="22"/>
-        </w:rPr>
-        <w:t>[16] LlamaIndex, “LlamaParse Documentation.” [Online]. Available: https://developers.llamaindex.ai/python/cloud/llamaparse/. [Accessed: Jul. 23, 2026].</w:t>
+        <w:t>[Accessed: Jul. 23, 2026].</w:t>
       </w:r>
     </w:p>
     <w:p>
@@ -36727,12 +36813,6 @@
         <w:tblW w:w="8951" w:type="dxa"/>
         <w:tblInd w:w="120" w:type="dxa"/>
         <w:tblLayout w:type="fixed"/>
-        <w:tblCellMar>
-          <w:top w:w="0" w:type="dxa"/>
-          <w:left w:w="0" w:type="dxa"/>
-          <w:bottom w:w="0" w:type="dxa"/>
-          <w:right w:w="0" w:type="dxa"/>
-        </w:tblCellMar>
         <w:tblLook w:val="04A0" w:firstRow="1" w:lastRow="0" w:firstColumn="1" w:lastColumn="0" w:noHBand="0" w:noVBand="1"/>
       </w:tblPr>
       <w:tblGrid>
@@ -36742,14 +36822,6 @@
         <w:gridCol w:w="3769"/>
       </w:tblGrid>
       <w:tr>
-        <w:tblPrEx>
-          <w:tblCellMar>
-            <w:top w:w="0" w:type="dxa"/>
-            <w:left w:w="0" w:type="dxa"/>
-            <w:bottom w:w="0" w:type="dxa"/>
-            <w:right w:w="0" w:type="dxa"/>
-          </w:tblCellMar>
-        </w:tblPrEx>
         <w:trPr>
           <w:cantSplit/>
           <w:tblHeader/>
@@ -36892,14 +36964,6 @@
         </w:tc>
       </w:tr>
       <w:tr>
-        <w:tblPrEx>
-          <w:tblCellMar>
-            <w:top w:w="0" w:type="dxa"/>
-            <w:left w:w="0" w:type="dxa"/>
-            <w:bottom w:w="0" w:type="dxa"/>
-            <w:right w:w="0" w:type="dxa"/>
-          </w:tblCellMar>
-        </w:tblPrEx>
         <w:trPr>
           <w:cantSplit/>
         </w:trPr>
@@ -37029,14 +37093,6 @@
         </w:tc>
       </w:tr>
       <w:tr>
-        <w:tblPrEx>
-          <w:tblCellMar>
-            <w:top w:w="0" w:type="dxa"/>
-            <w:left w:w="0" w:type="dxa"/>
-            <w:bottom w:w="0" w:type="dxa"/>
-            <w:right w:w="0" w:type="dxa"/>
-          </w:tblCellMar>
-        </w:tblPrEx>
         <w:trPr>
           <w:cantSplit/>
         </w:trPr>
@@ -37170,14 +37226,6 @@
         </w:tc>
       </w:tr>
       <w:tr>
-        <w:tblPrEx>
-          <w:tblCellMar>
-            <w:top w:w="0" w:type="dxa"/>
-            <w:left w:w="0" w:type="dxa"/>
-            <w:bottom w:w="0" w:type="dxa"/>
-            <w:right w:w="0" w:type="dxa"/>
-          </w:tblCellMar>
-        </w:tblPrEx>
         <w:trPr>
           <w:cantSplit/>
         </w:trPr>
@@ -37307,14 +37355,6 @@
         </w:tc>
       </w:tr>
       <w:tr>
-        <w:tblPrEx>
-          <w:tblCellMar>
-            <w:top w:w="0" w:type="dxa"/>
-            <w:left w:w="0" w:type="dxa"/>
-            <w:bottom w:w="0" w:type="dxa"/>
-            <w:right w:w="0" w:type="dxa"/>
-          </w:tblCellMar>
-        </w:tblPrEx>
         <w:trPr>
           <w:cantSplit/>
         </w:trPr>
@@ -37448,14 +37488,6 @@
         </w:tc>
       </w:tr>
       <w:tr>
-        <w:tblPrEx>
-          <w:tblCellMar>
-            <w:top w:w="0" w:type="dxa"/>
-            <w:left w:w="0" w:type="dxa"/>
-            <w:bottom w:w="0" w:type="dxa"/>
-            <w:right w:w="0" w:type="dxa"/>
-          </w:tblCellMar>
-        </w:tblPrEx>
         <w:trPr>
           <w:cantSplit/>
         </w:trPr>
@@ -37517,8 +37549,16 @@
               <w:rPr>
                 <w:sz w:val="21"/>
               </w:rPr>
-              <w:t>/chat</w:t>
-            </w:r>
+              <w:t>/</w:t>
+            </w:r>
+            <w:proofErr w:type="gramStart"/>
+            <w:r>
+              <w:rPr>
+                <w:sz w:val="21"/>
+              </w:rPr>
+              <w:t>chat</w:t>
+            </w:r>
+            <w:proofErr w:type="gramEnd"/>
           </w:p>
         </w:tc>
         <w:tc>
@@ -37585,14 +37625,6 @@
         </w:tc>
       </w:tr>
       <w:tr>
-        <w:tblPrEx>
-          <w:tblCellMar>
-            <w:top w:w="0" w:type="dxa"/>
-            <w:left w:w="0" w:type="dxa"/>
-            <w:bottom w:w="0" w:type="dxa"/>
-            <w:right w:w="0" w:type="dxa"/>
-          </w:tblCellMar>
-        </w:tblPrEx>
         <w:trPr>
           <w:cantSplit/>
         </w:trPr>
@@ -37656,8 +37688,16 @@
               <w:rPr>
                 <w:sz w:val="21"/>
               </w:rPr>
-              <w:t>/sessions</w:t>
-            </w:r>
+              <w:t>/</w:t>
+            </w:r>
+            <w:proofErr w:type="gramStart"/>
+            <w:r>
+              <w:rPr>
+                <w:sz w:val="21"/>
+              </w:rPr>
+              <w:t>sessions</w:t>
+            </w:r>
+            <w:proofErr w:type="gramEnd"/>
           </w:p>
         </w:tc>
         <w:tc>
@@ -37726,14 +37766,6 @@
         </w:tc>
       </w:tr>
       <w:tr>
-        <w:tblPrEx>
-          <w:tblCellMar>
-            <w:top w:w="0" w:type="dxa"/>
-            <w:left w:w="0" w:type="dxa"/>
-            <w:bottom w:w="0" w:type="dxa"/>
-            <w:right w:w="0" w:type="dxa"/>
-          </w:tblCellMar>
-        </w:tblPrEx>
         <w:trPr>
           <w:cantSplit/>
         </w:trPr>
@@ -37795,7 +37827,21 @@
               <w:rPr>
                 <w:sz w:val="21"/>
               </w:rPr>
-              <w:t>/sessions/{id}/messages</w:t>
+              <w:t>/</w:t>
+            </w:r>
+            <w:proofErr w:type="gramStart"/>
+            <w:r>
+              <w:rPr>
+                <w:sz w:val="21"/>
+              </w:rPr>
+              <w:t>sessions/{id}/</w:t>
+            </w:r>
+            <w:proofErr w:type="gramEnd"/>
+            <w:r>
+              <w:rPr>
+                <w:sz w:val="21"/>
+              </w:rPr>
+              <w:t>messages</w:t>
             </w:r>
           </w:p>
         </w:tc>
@@ -37863,14 +37909,6 @@
         </w:tc>
       </w:tr>
       <w:tr>
-        <w:tblPrEx>
-          <w:tblCellMar>
-            <w:top w:w="0" w:type="dxa"/>
-            <w:left w:w="0" w:type="dxa"/>
-            <w:bottom w:w="0" w:type="dxa"/>
-            <w:right w:w="0" w:type="dxa"/>
-          </w:tblCellMar>
-        </w:tblPrEx>
         <w:trPr>
           <w:cantSplit/>
         </w:trPr>
@@ -37934,7 +37972,21 @@
               <w:rPr>
                 <w:sz w:val="21"/>
               </w:rPr>
-              <w:t>/sessions/{id}</w:t>
+              <w:t>/</w:t>
+            </w:r>
+            <w:proofErr w:type="gramStart"/>
+            <w:r>
+              <w:rPr>
+                <w:sz w:val="21"/>
+              </w:rPr>
+              <w:t>sessions/{</w:t>
+            </w:r>
+            <w:proofErr w:type="gramEnd"/>
+            <w:r>
+              <w:rPr>
+                <w:sz w:val="21"/>
+              </w:rPr>
+              <w:t>id}</w:t>
             </w:r>
           </w:p>
         </w:tc>
@@ -38004,14 +38056,6 @@
         </w:tc>
       </w:tr>
       <w:tr>
-        <w:tblPrEx>
-          <w:tblCellMar>
-            <w:top w:w="0" w:type="dxa"/>
-            <w:left w:w="0" w:type="dxa"/>
-            <w:bottom w:w="0" w:type="dxa"/>
-            <w:right w:w="0" w:type="dxa"/>
-          </w:tblCellMar>
-        </w:tblPrEx>
         <w:trPr>
           <w:cantSplit/>
         </w:trPr>
@@ -38073,7 +38117,21 @@
               <w:rPr>
                 <w:sz w:val="21"/>
               </w:rPr>
-              <w:t>/sessions/{id}</w:t>
+              <w:t>/</w:t>
+            </w:r>
+            <w:proofErr w:type="gramStart"/>
+            <w:r>
+              <w:rPr>
+                <w:sz w:val="21"/>
+              </w:rPr>
+              <w:t>sessions/{</w:t>
+            </w:r>
+            <w:proofErr w:type="gramEnd"/>
+            <w:r>
+              <w:rPr>
+                <w:sz w:val="21"/>
+              </w:rPr>
+              <w:t>id}</w:t>
             </w:r>
           </w:p>
         </w:tc>
@@ -38141,14 +38199,6 @@
         </w:tc>
       </w:tr>
       <w:tr>
-        <w:tblPrEx>
-          <w:tblCellMar>
-            <w:top w:w="0" w:type="dxa"/>
-            <w:left w:w="0" w:type="dxa"/>
-            <w:bottom w:w="0" w:type="dxa"/>
-            <w:right w:w="0" w:type="dxa"/>
-          </w:tblCellMar>
-        </w:tblPrEx>
         <w:trPr>
           <w:cantSplit/>
         </w:trPr>
@@ -38303,7 +38353,15 @@
         <w:ind w:hanging="360"/>
       </w:pPr>
       <w:r>
-        <w:t>Open the application at the configured FastAPI address.</w:t>
+        <w:t xml:space="preserve">Open the application at the configured </w:t>
+      </w:r>
+      <w:proofErr w:type="spellStart"/>
+      <w:r>
+        <w:t>FastAPI</w:t>
+      </w:r>
+      <w:proofErr w:type="spellEnd"/>
+      <w:r>
+        <w:t xml:space="preserve"> address.</w:t>
       </w:r>
     </w:p>
     <w:p>
@@ -38312,7 +38370,15 @@
         <w:ind w:hanging="360"/>
       </w:pPr>
       <w:r>
-        <w:t>Choose Log in or Register and submit a username and password.</w:t>
+        <w:t xml:space="preserve">Choose Log in or </w:t>
+      </w:r>
+      <w:proofErr w:type="gramStart"/>
+      <w:r>
+        <w:t>Register</w:t>
+      </w:r>
+      <w:proofErr w:type="gramEnd"/>
+      <w:r>
+        <w:t xml:space="preserve"> and submit a username and password.</w:t>
       </w:r>
     </w:p>
     <w:p>
@@ -38330,7 +38396,15 @@
         <w:ind w:hanging="360"/>
       </w:pPr>
       <w:r>
-        <w:t>Review the answer and provide missing programme, cohort, course, year, or eligibility details when requested.</w:t>
+        <w:t xml:space="preserve">Review the answer and provide missing </w:t>
+      </w:r>
+      <w:proofErr w:type="spellStart"/>
+      <w:r>
+        <w:t>programme</w:t>
+      </w:r>
+      <w:proofErr w:type="spellEnd"/>
+      <w:r>
+        <w:t>, cohort, course, year, or eligibility details when requested.</w:t>
       </w:r>
     </w:p>
     <w:p>
@@ -38404,12 +38478,6 @@
         <w:tblW w:w="8951" w:type="dxa"/>
         <w:tblInd w:w="120" w:type="dxa"/>
         <w:tblLayout w:type="fixed"/>
-        <w:tblCellMar>
-          <w:top w:w="0" w:type="dxa"/>
-          <w:left w:w="0" w:type="dxa"/>
-          <w:bottom w:w="0" w:type="dxa"/>
-          <w:right w:w="0" w:type="dxa"/>
-        </w:tblCellMar>
         <w:tblLook w:val="04A0" w:firstRow="1" w:lastRow="0" w:firstColumn="1" w:lastColumn="0" w:noHBand="0" w:noVBand="1"/>
       </w:tblPr>
       <w:tblGrid>
@@ -38418,14 +38486,6 @@
         <w:gridCol w:w="3992"/>
       </w:tblGrid>
       <w:tr>
-        <w:tblPrEx>
-          <w:tblCellMar>
-            <w:top w:w="0" w:type="dxa"/>
-            <w:left w:w="0" w:type="dxa"/>
-            <w:bottom w:w="0" w:type="dxa"/>
-            <w:right w:w="0" w:type="dxa"/>
-          </w:tblCellMar>
-        </w:tblPrEx>
         <w:trPr>
           <w:cantSplit/>
           <w:tblHeader/>
@@ -38534,14 +38594,6 @@
         </w:tc>
       </w:tr>
       <w:tr>
-        <w:tblPrEx>
-          <w:tblCellMar>
-            <w:top w:w="0" w:type="dxa"/>
-            <w:left w:w="0" w:type="dxa"/>
-            <w:bottom w:w="0" w:type="dxa"/>
-            <w:right w:w="0" w:type="dxa"/>
-          </w:tblCellMar>
-        </w:tblPrEx>
         <w:trPr>
           <w:cantSplit/>
         </w:trPr>
@@ -38568,12 +38620,14 @@
               <w:ind w:firstLine="0"/>
               <w:jc w:val="center"/>
             </w:pPr>
+            <w:proofErr w:type="spellStart"/>
             <w:r>
               <w:rPr>
                 <w:sz w:val="21"/>
               </w:rPr>
               <w:t>FastAPI</w:t>
             </w:r>
+            <w:proofErr w:type="spellEnd"/>
           </w:p>
         </w:tc>
         <w:tc>
@@ -38640,14 +38694,6 @@
         </w:tc>
       </w:tr>
       <w:tr>
-        <w:tblPrEx>
-          <w:tblCellMar>
-            <w:top w:w="0" w:type="dxa"/>
-            <w:left w:w="0" w:type="dxa"/>
-            <w:bottom w:w="0" w:type="dxa"/>
-            <w:right w:w="0" w:type="dxa"/>
-          </w:tblCellMar>
-        </w:tblPrEx>
         <w:trPr>
           <w:cantSplit/>
         </w:trPr>
@@ -38675,12 +38721,14 @@
               <w:ind w:firstLine="0"/>
               <w:jc w:val="center"/>
             </w:pPr>
+            <w:proofErr w:type="spellStart"/>
             <w:r>
               <w:rPr>
                 <w:sz w:val="21"/>
               </w:rPr>
               <w:t>Qdrant</w:t>
             </w:r>
+            <w:proofErr w:type="spellEnd"/>
           </w:p>
         </w:tc>
         <w:tc>
@@ -38749,14 +38797,6 @@
         </w:tc>
       </w:tr>
       <w:tr>
-        <w:tblPrEx>
-          <w:tblCellMar>
-            <w:top w:w="0" w:type="dxa"/>
-            <w:left w:w="0" w:type="dxa"/>
-            <w:bottom w:w="0" w:type="dxa"/>
-            <w:right w:w="0" w:type="dxa"/>
-          </w:tblCellMar>
-        </w:tblPrEx>
         <w:trPr>
           <w:cantSplit/>
         </w:trPr>
@@ -38855,14 +38895,6 @@
         </w:tc>
       </w:tr>
       <w:tr>
-        <w:tblPrEx>
-          <w:tblCellMar>
-            <w:top w:w="0" w:type="dxa"/>
-            <w:left w:w="0" w:type="dxa"/>
-            <w:bottom w:w="0" w:type="dxa"/>
-            <w:right w:w="0" w:type="dxa"/>
-          </w:tblCellMar>
-        </w:tblPrEx>
         <w:trPr>
           <w:cantSplit/>
         </w:trPr>
@@ -38926,8 +38958,16 @@
               <w:rPr>
                 <w:sz w:val="21"/>
               </w:rPr>
-              <w:t>localhost:5432/ctu_chatbot</w:t>
-            </w:r>
+              <w:t>localhost:5432/</w:t>
+            </w:r>
+            <w:proofErr w:type="spellStart"/>
+            <w:r>
+              <w:rPr>
+                <w:sz w:val="21"/>
+              </w:rPr>
+              <w:t>ctu_chatbot</w:t>
+            </w:r>
+            <w:proofErr w:type="spellEnd"/>
           </w:p>
         </w:tc>
         <w:tc>
@@ -38964,14 +39004,6 @@
         </w:tc>
       </w:tr>
       <w:tr>
-        <w:tblPrEx>
-          <w:tblCellMar>
-            <w:top w:w="0" w:type="dxa"/>
-            <w:left w:w="0" w:type="dxa"/>
-            <w:bottom w:w="0" w:type="dxa"/>
-            <w:right w:w="0" w:type="dxa"/>
-          </w:tblCellMar>
-        </w:tblPrEx>
         <w:trPr>
           <w:cantSplit/>
         </w:trPr>
@@ -39070,14 +39102,6 @@
         </w:tc>
       </w:tr>
       <w:tr>
-        <w:tblPrEx>
-          <w:tblCellMar>
-            <w:top w:w="0" w:type="dxa"/>
-            <w:left w:w="0" w:type="dxa"/>
-            <w:bottom w:w="0" w:type="dxa"/>
-            <w:right w:w="0" w:type="dxa"/>
-          </w:tblCellMar>
-        </w:tblPrEx>
         <w:trPr>
           <w:cantSplit/>
         </w:trPr>
@@ -39105,12 +39129,14 @@
               <w:ind w:firstLine="0"/>
               <w:jc w:val="center"/>
             </w:pPr>
+            <w:proofErr w:type="spellStart"/>
             <w:r>
               <w:rPr>
                 <w:sz w:val="21"/>
               </w:rPr>
               <w:t>Groq</w:t>
             </w:r>
+            <w:proofErr w:type="spellEnd"/>
           </w:p>
         </w:tc>
         <w:tc>
@@ -39179,14 +39205,6 @@
         </w:tc>
       </w:tr>
       <w:tr>
-        <w:tblPrEx>
-          <w:tblCellMar>
-            <w:top w:w="0" w:type="dxa"/>
-            <w:left w:w="0" w:type="dxa"/>
-            <w:bottom w:w="0" w:type="dxa"/>
-            <w:right w:w="0" w:type="dxa"/>
-          </w:tblCellMar>
-        </w:tblPrEx>
         <w:trPr>
           <w:cantSplit/>
         </w:trPr>
@@ -39213,12 +39231,14 @@
               <w:ind w:firstLine="0"/>
               <w:jc w:val="center"/>
             </w:pPr>
+            <w:proofErr w:type="spellStart"/>
             <w:r>
               <w:rPr>
                 <w:sz w:val="21"/>
               </w:rPr>
               <w:t>LlamaParse</w:t>
             </w:r>
+            <w:proofErr w:type="spellEnd"/>
           </w:p>
         </w:tc>
         <w:tc>
@@ -39285,14 +39305,6 @@
         </w:tc>
       </w:tr>
       <w:tr>
-        <w:tblPrEx>
-          <w:tblCellMar>
-            <w:top w:w="0" w:type="dxa"/>
-            <w:left w:w="0" w:type="dxa"/>
-            <w:bottom w:w="0" w:type="dxa"/>
-            <w:right w:w="0" w:type="dxa"/>
-          </w:tblCellMar>
-        </w:tblPrEx>
         <w:trPr>
           <w:cantSplit/>
         </w:trPr>
@@ -39415,7 +39427,23 @@
         <w:ind w:hanging="360"/>
       </w:pPr>
       <w:r>
-        <w:t>Freeze the Markdown corpus, metadata manifest, and Qdrant filtering rules.</w:t>
+        <w:t xml:space="preserve">Freeze the Markdown corpus, </w:t>
+      </w:r>
+      <w:proofErr w:type="gramStart"/>
+      <w:r>
+        <w:t>metadata</w:t>
+      </w:r>
+      <w:proofErr w:type="gramEnd"/>
+      <w:r>
+        <w:t xml:space="preserve"> manifest, and </w:t>
+      </w:r>
+      <w:proofErr w:type="spellStart"/>
+      <w:r>
+        <w:t>Qdrant</w:t>
+      </w:r>
+      <w:proofErr w:type="spellEnd"/>
+      <w:r>
+        <w:t xml:space="preserve"> filtering rules.</w:t>
       </w:r>
     </w:p>
     <w:p>
@@ -39442,7 +39470,15 @@
         <w:ind w:hanging="360"/>
       </w:pPr>
       <w:r>
-        <w:t>Build a separate immutable Qdrant collection for each model and record vector dimension, size, and build time.</w:t>
+        <w:t xml:space="preserve">Build a separate immutable </w:t>
+      </w:r>
+      <w:proofErr w:type="spellStart"/>
+      <w:r>
+        <w:t>Qdrant</w:t>
+      </w:r>
+      <w:proofErr w:type="spellEnd"/>
+      <w:r>
+        <w:t xml:space="preserve"> collection for each model and record vector dimension, size, and build time.</w:t>
       </w:r>
     </w:p>
     <w:p>
@@ -39460,7 +39496,15 @@
         <w:ind w:hanging="360"/>
       </w:pPr>
       <w:r>
-        <w:t>Repeat end-to-end evaluation with and without the BGE reranker to isolate first-stage quality.</w:t>
+        <w:t xml:space="preserve">Repeat end-to-end evaluation with and without the BGE </w:t>
+      </w:r>
+      <w:proofErr w:type="spellStart"/>
+      <w:r>
+        <w:t>reranker</w:t>
+      </w:r>
+      <w:proofErr w:type="spellEnd"/>
+      <w:r>
+        <w:t xml:space="preserve"> to isolate first-stage quality.</w:t>
       </w:r>
     </w:p>
     <w:p>
